--- a/WEEK 4.1.docx
+++ b/WEEK 4.1.docx
@@ -217,7 +217,7 @@
           <w:rFonts w:ascii="atpos" w:hAnsi="atpos"/>
         </w:rPr>
         <w:drawing>
-          <wp:anchor behindDoc="0" distT="0" distB="0" distL="0" distR="0" simplePos="0" locked="0" layoutInCell="0" allowOverlap="1" relativeHeight="11">
+          <wp:anchor behindDoc="0" distT="0" distB="0" distL="0" distR="0" simplePos="0" locked="0" layoutInCell="0" allowOverlap="1" relativeHeight="10">
             <wp:simplePos x="0" y="0"/>
             <wp:positionH relativeFrom="column">
               <wp:posOffset>76835</wp:posOffset>
@@ -301,7 +301,7 @@
           <w:sz w:val="28"/>
           <w:szCs w:val="28"/>
         </w:rPr>
-        <w:t>login / page.tsx (server component): contain the  design of Login pageand the &lt;Login forms&gt; component page  is imported.</w:t>
+        <w:t>login / page.tsx : contain the  design of Login page and the &lt;Login forms&gt; component page  is imported.</w:t>
       </w:r>
     </w:p>
     <w:p>
@@ -324,7 +324,7 @@
           <w:sz w:val="28"/>
           <w:szCs w:val="28"/>
         </w:rPr>
-        <w:t>board/page.tsx (server component): contain the layout design of dashboard page. contain tasks &amp; comment section component. import</w:t>
+        <w:t xml:space="preserve">board/page.tsx: contain the layout design of dashboard page. contain tasks &amp; comment section component. </w:t>
       </w:r>
     </w:p>
     <w:p>
@@ -347,7 +347,7 @@
           <w:sz w:val="28"/>
           <w:szCs w:val="28"/>
         </w:rPr>
-        <w:t>auth/components/Loginform (client component): contain form structure &amp; manage States for each field (email, password...)</w:t>
+        <w:t>auth/components/Loginform: contain form structure &amp; manage States for each field (email, password...)</w:t>
       </w:r>
     </w:p>
     <w:p>
@@ -450,7 +450,7 @@
           <w:sz w:val="28"/>
           <w:szCs w:val="28"/>
         </w:rPr>
-        <w:t>comment/ comment-section.tsx:- main comment component contain all components of comment section. fetch the data of comment list</w:t>
+        <w:t>comment/CommentSection.tsx:- main comment component contain all components of comment section. fetch the data of comment list.</w:t>
       </w:r>
     </w:p>
     <w:p>
@@ -473,7 +473,7 @@
           <w:sz w:val="28"/>
           <w:szCs w:val="28"/>
         </w:rPr>
-        <w:t>comment/ Comment-list (client component):- list of comments with sorting oldest to newest</w:t>
+        <w:t>comment/CommentList:- list of comments with sorting oldest to newest.</w:t>
       </w:r>
     </w:p>
     <w:p>
@@ -496,7 +496,7 @@
           <w:sz w:val="28"/>
           <w:szCs w:val="28"/>
         </w:rPr>
-        <w:t>comment/ comment-form (Client component):- it contain the form for posting the comment. contain comment input &amp; Post button.</w:t>
+        <w:t>comment/CommentForm:- it contain the form for posting the comment. contain comment input &amp; Post button.</w:t>
       </w:r>
     </w:p>
     <w:p>
@@ -519,7 +519,7 @@
           <w:sz w:val="28"/>
           <w:szCs w:val="28"/>
         </w:rPr>
-        <w:t>comment/ comment-handle.tsx (client component): it contain the logic of that current user &amp; commented user id is matches then it shows the edit &amp; delete button under the comment list of each comment.</w:t>
+        <w:t>comment/CommentHandle.tsx: it contain the logic of that current user &amp; commented user id is matches then it shows the edit &amp; delete button under the comment list of each comment.</w:t>
       </w:r>
     </w:p>
     <w:p>
@@ -561,7 +561,7 @@
           <w:sz w:val="28"/>
           <w:szCs w:val="28"/>
         </w:rPr>
-        <w:t>Action.ts: contain &amp; manage the logic of create, edit, delete comments.</w:t>
+        <w:t>action.ts: contain &amp; manage the logic of create, edit, delete comments.</w:t>
       </w:r>
     </w:p>
     <w:p>
@@ -718,25 +718,6 @@
           <w:szCs w:val="28"/>
         </w:rPr>
         <w:t>task/components/TaskCard.tsx:- Display one task and its comments</w:t>
-      </w:r>
-    </w:p>
-    <w:p>
-      <w:pPr>
-        <w:pStyle w:val="Normal"/>
-        <w:spacing w:lineRule="auto" w:line="240"/>
-        <w:jc w:val="both"/>
-        <w:rPr>
-          <w:rFonts w:ascii="atpos" w:hAnsi="atpos"/>
-          <w:sz w:val="28"/>
-          <w:szCs w:val="28"/>
-        </w:rPr>
-      </w:pPr>
-      <w:r>
-        <w:rPr>
-          <w:rFonts w:ascii="atpos" w:hAnsi="atpos"/>
-          <w:sz w:val="28"/>
-          <w:szCs w:val="28"/>
-        </w:rPr>
       </w:r>
     </w:p>
     <w:p>
@@ -833,15 +814,15 @@
         </w:tblCellMar>
       </w:tblPr>
       <w:tblGrid>
-        <w:gridCol w:w="2354"/>
-        <w:gridCol w:w="1107"/>
-        <w:gridCol w:w="5555"/>
+        <w:gridCol w:w="2263"/>
+        <w:gridCol w:w="1311"/>
+        <w:gridCol w:w="5442"/>
       </w:tblGrid>
       <w:tr>
         <w:trPr/>
         <w:tc>
           <w:tcPr>
-            <w:tcW w:w="2354" w:type="dxa"/>
+            <w:tcW w:w="2263" w:type="dxa"/>
             <w:tcBorders>
               <w:top w:val="single" w:sz="4" w:space="0" w:color="000000"/>
               <w:left w:val="single" w:sz="4" w:space="0" w:color="000000"/>
@@ -856,12 +837,16 @@
               <w:spacing w:lineRule="auto" w:line="259" w:before="0" w:after="160"/>
               <w:jc w:val="both"/>
               <w:rPr>
-                <w:rFonts w:ascii="atpos" w:hAnsi="atpos"/>
+                <w:b/>
+                <w:b/>
+                <w:bCs/>
               </w:rPr>
             </w:pPr>
             <w:r>
               <w:rPr>
                 <w:rFonts w:eastAsia="Aptos" w:ascii="atpos" w:hAnsi="atpos"/>
+                <w:b/>
+                <w:bCs/>
                 <w:kern w:val="2"/>
                 <w:sz w:val="28"/>
                 <w:szCs w:val="28"/>
@@ -873,7 +858,7 @@
         </w:tc>
         <w:tc>
           <w:tcPr>
-            <w:tcW w:w="1107" w:type="dxa"/>
+            <w:tcW w:w="1311" w:type="dxa"/>
             <w:tcBorders>
               <w:top w:val="single" w:sz="4" w:space="0" w:color="000000"/>
               <w:left w:val="single" w:sz="4" w:space="0" w:color="000000"/>
@@ -888,12 +873,16 @@
               <w:spacing w:lineRule="auto" w:line="259" w:before="0" w:after="160"/>
               <w:jc w:val="both"/>
               <w:rPr>
-                <w:rFonts w:ascii="atpos" w:hAnsi="atpos"/>
+                <w:b/>
+                <w:b/>
+                <w:bCs/>
               </w:rPr>
             </w:pPr>
             <w:r>
               <w:rPr>
                 <w:rFonts w:eastAsia="Aptos" w:ascii="atpos" w:hAnsi="atpos"/>
+                <w:b/>
+                <w:bCs/>
                 <w:kern w:val="2"/>
                 <w:sz w:val="28"/>
                 <w:szCs w:val="28"/>
@@ -905,7 +894,7 @@
         </w:tc>
         <w:tc>
           <w:tcPr>
-            <w:tcW w:w="5555" w:type="dxa"/>
+            <w:tcW w:w="5442" w:type="dxa"/>
             <w:tcBorders>
               <w:top w:val="single" w:sz="4" w:space="0" w:color="000000"/>
               <w:left w:val="single" w:sz="4" w:space="0" w:color="000000"/>
@@ -920,12 +909,16 @@
               <w:spacing w:lineRule="auto" w:line="259" w:before="0" w:after="160"/>
               <w:jc w:val="both"/>
               <w:rPr>
-                <w:rFonts w:ascii="atpos" w:hAnsi="atpos"/>
+                <w:b/>
+                <w:b/>
+                <w:bCs/>
               </w:rPr>
             </w:pPr>
             <w:r>
               <w:rPr>
                 <w:rFonts w:eastAsia="Aptos" w:ascii="atpos" w:hAnsi="atpos"/>
+                <w:b/>
+                <w:bCs/>
                 <w:kern w:val="2"/>
                 <w:sz w:val="28"/>
                 <w:szCs w:val="28"/>
@@ -940,7 +933,7 @@
         <w:trPr/>
         <w:tc>
           <w:tcPr>
-            <w:tcW w:w="2354" w:type="dxa"/>
+            <w:tcW w:w="2263" w:type="dxa"/>
             <w:tcBorders>
               <w:top w:val="single" w:sz="4" w:space="0" w:color="000000"/>
               <w:left w:val="single" w:sz="4" w:space="0" w:color="000000"/>
@@ -972,7 +965,7 @@
         </w:tc>
         <w:tc>
           <w:tcPr>
-            <w:tcW w:w="1107" w:type="dxa"/>
+            <w:tcW w:w="1311" w:type="dxa"/>
             <w:tcBorders>
               <w:top w:val="single" w:sz="4" w:space="0" w:color="000000"/>
               <w:left w:val="single" w:sz="4" w:space="0" w:color="000000"/>
@@ -1004,7 +997,7 @@
         </w:tc>
         <w:tc>
           <w:tcPr>
-            <w:tcW w:w="5555" w:type="dxa"/>
+            <w:tcW w:w="5442" w:type="dxa"/>
             <w:tcBorders>
               <w:top w:val="single" w:sz="4" w:space="0" w:color="000000"/>
               <w:left w:val="single" w:sz="4" w:space="0" w:color="000000"/>
@@ -1039,7 +1032,7 @@
         <w:trPr/>
         <w:tc>
           <w:tcPr>
-            <w:tcW w:w="2354" w:type="dxa"/>
+            <w:tcW w:w="2263" w:type="dxa"/>
             <w:tcBorders>
               <w:top w:val="single" w:sz="4" w:space="0" w:color="000000"/>
               <w:left w:val="single" w:sz="4" w:space="0" w:color="000000"/>
@@ -1071,7 +1064,7 @@
         </w:tc>
         <w:tc>
           <w:tcPr>
-            <w:tcW w:w="1107" w:type="dxa"/>
+            <w:tcW w:w="1311" w:type="dxa"/>
             <w:tcBorders>
               <w:top w:val="single" w:sz="4" w:space="0" w:color="000000"/>
               <w:left w:val="single" w:sz="4" w:space="0" w:color="000000"/>
@@ -1103,7 +1096,7 @@
         </w:tc>
         <w:tc>
           <w:tcPr>
-            <w:tcW w:w="5555" w:type="dxa"/>
+            <w:tcW w:w="5442" w:type="dxa"/>
             <w:tcBorders>
               <w:top w:val="single" w:sz="4" w:space="0" w:color="000000"/>
               <w:left w:val="single" w:sz="4" w:space="0" w:color="000000"/>
@@ -1138,7 +1131,7 @@
         <w:trPr/>
         <w:tc>
           <w:tcPr>
-            <w:tcW w:w="2354" w:type="dxa"/>
+            <w:tcW w:w="2263" w:type="dxa"/>
             <w:tcBorders>
               <w:top w:val="single" w:sz="4" w:space="0" w:color="000000"/>
               <w:left w:val="single" w:sz="4" w:space="0" w:color="000000"/>
@@ -1170,7 +1163,7 @@
         </w:tc>
         <w:tc>
           <w:tcPr>
-            <w:tcW w:w="1107" w:type="dxa"/>
+            <w:tcW w:w="1311" w:type="dxa"/>
             <w:tcBorders>
               <w:top w:val="single" w:sz="4" w:space="0" w:color="000000"/>
               <w:left w:val="single" w:sz="4" w:space="0" w:color="000000"/>
@@ -1202,7 +1195,7 @@
         </w:tc>
         <w:tc>
           <w:tcPr>
-            <w:tcW w:w="5555" w:type="dxa"/>
+            <w:tcW w:w="5442" w:type="dxa"/>
             <w:tcBorders>
               <w:top w:val="single" w:sz="4" w:space="0" w:color="000000"/>
               <w:left w:val="single" w:sz="4" w:space="0" w:color="000000"/>
@@ -1237,7 +1230,7 @@
         <w:trPr/>
         <w:tc>
           <w:tcPr>
-            <w:tcW w:w="2354" w:type="dxa"/>
+            <w:tcW w:w="2263" w:type="dxa"/>
             <w:tcBorders>
               <w:top w:val="single" w:sz="4" w:space="0" w:color="000000"/>
               <w:left w:val="single" w:sz="4" w:space="0" w:color="000000"/>
@@ -1269,7 +1262,7 @@
         </w:tc>
         <w:tc>
           <w:tcPr>
-            <w:tcW w:w="1107" w:type="dxa"/>
+            <w:tcW w:w="1311" w:type="dxa"/>
             <w:tcBorders>
               <w:top w:val="single" w:sz="4" w:space="0" w:color="000000"/>
               <w:left w:val="single" w:sz="4" w:space="0" w:color="000000"/>
@@ -1301,7 +1294,7 @@
         </w:tc>
         <w:tc>
           <w:tcPr>
-            <w:tcW w:w="5555" w:type="dxa"/>
+            <w:tcW w:w="5442" w:type="dxa"/>
             <w:tcBorders>
               <w:top w:val="single" w:sz="4" w:space="0" w:color="000000"/>
               <w:left w:val="single" w:sz="4" w:space="0" w:color="000000"/>
@@ -1336,7 +1329,7 @@
         <w:trPr/>
         <w:tc>
           <w:tcPr>
-            <w:tcW w:w="2354" w:type="dxa"/>
+            <w:tcW w:w="2263" w:type="dxa"/>
             <w:tcBorders>
               <w:top w:val="single" w:sz="4" w:space="0" w:color="000000"/>
               <w:left w:val="single" w:sz="4" w:space="0" w:color="000000"/>
@@ -1368,7 +1361,7 @@
         </w:tc>
         <w:tc>
           <w:tcPr>
-            <w:tcW w:w="1107" w:type="dxa"/>
+            <w:tcW w:w="1311" w:type="dxa"/>
             <w:tcBorders>
               <w:top w:val="single" w:sz="4" w:space="0" w:color="000000"/>
               <w:left w:val="single" w:sz="4" w:space="0" w:color="000000"/>
@@ -1400,7 +1393,7 @@
         </w:tc>
         <w:tc>
           <w:tcPr>
-            <w:tcW w:w="5555" w:type="dxa"/>
+            <w:tcW w:w="5442" w:type="dxa"/>
             <w:tcBorders>
               <w:top w:val="single" w:sz="4" w:space="0" w:color="000000"/>
               <w:left w:val="single" w:sz="4" w:space="0" w:color="000000"/>
@@ -1435,7 +1428,7 @@
         <w:trPr/>
         <w:tc>
           <w:tcPr>
-            <w:tcW w:w="2354" w:type="dxa"/>
+            <w:tcW w:w="2263" w:type="dxa"/>
             <w:tcBorders>
               <w:top w:val="single" w:sz="4" w:space="0" w:color="000000"/>
               <w:left w:val="single" w:sz="4" w:space="0" w:color="000000"/>
@@ -1467,7 +1460,7 @@
         </w:tc>
         <w:tc>
           <w:tcPr>
-            <w:tcW w:w="1107" w:type="dxa"/>
+            <w:tcW w:w="1311" w:type="dxa"/>
             <w:tcBorders>
               <w:top w:val="single" w:sz="4" w:space="0" w:color="000000"/>
               <w:left w:val="single" w:sz="4" w:space="0" w:color="000000"/>
@@ -1499,7 +1492,7 @@
         </w:tc>
         <w:tc>
           <w:tcPr>
-            <w:tcW w:w="5555" w:type="dxa"/>
+            <w:tcW w:w="5442" w:type="dxa"/>
             <w:tcBorders>
               <w:top w:val="single" w:sz="4" w:space="0" w:color="000000"/>
               <w:left w:val="single" w:sz="4" w:space="0" w:color="000000"/>
@@ -1534,7 +1527,7 @@
         <w:trPr/>
         <w:tc>
           <w:tcPr>
-            <w:tcW w:w="2354" w:type="dxa"/>
+            <w:tcW w:w="2263" w:type="dxa"/>
             <w:tcBorders>
               <w:top w:val="single" w:sz="4" w:space="0" w:color="000000"/>
               <w:left w:val="single" w:sz="4" w:space="0" w:color="000000"/>
@@ -1566,7 +1559,7 @@
         </w:tc>
         <w:tc>
           <w:tcPr>
-            <w:tcW w:w="1107" w:type="dxa"/>
+            <w:tcW w:w="1311" w:type="dxa"/>
             <w:tcBorders>
               <w:top w:val="single" w:sz="4" w:space="0" w:color="000000"/>
               <w:left w:val="single" w:sz="4" w:space="0" w:color="000000"/>
@@ -1592,13 +1585,13 @@
                 <w:szCs w:val="28"/>
                 <w:lang w:val="en-IN" w:eastAsia="en-US" w:bidi="ar-SA"/>
               </w:rPr>
-              <w:t>yes</w:t>
+              <w:t>Yes</w:t>
             </w:r>
           </w:p>
         </w:tc>
         <w:tc>
           <w:tcPr>
-            <w:tcW w:w="5555" w:type="dxa"/>
+            <w:tcW w:w="5442" w:type="dxa"/>
             <w:tcBorders>
               <w:top w:val="single" w:sz="4" w:space="0" w:color="000000"/>
               <w:left w:val="single" w:sz="4" w:space="0" w:color="000000"/>
@@ -1762,7 +1755,7 @@
           <w:sz w:val="28"/>
           <w:szCs w:val="28"/>
         </w:rPr>
-        <w:t>auth/components/LoginForm.tsx (Client Component):- contain the login form, so require uesState for email, password stc..</w:t>
+        <w:t>auth/components/LoginForm.tsx (Client Component):- contain the login form, so require uesState for manage email, password stc..</w:t>
       </w:r>
     </w:p>
     <w:p>
@@ -1908,7 +1901,7 @@
           <w:sz w:val="28"/>
           <w:szCs w:val="28"/>
         </w:rPr>
-        <w:t>task/components/TaskList.tsx(Server Component):- Displays the list of tasks and doesn't require .</w:t>
+        <w:t>task/components/TaskList.tsx (Server Component):- Displays the list of tasks and doesn't require states for manage.</w:t>
       </w:r>
     </w:p>
     <w:p>
@@ -1998,7 +1991,7 @@
           <w:sz w:val="28"/>
           <w:szCs w:val="28"/>
         </w:rPr>
-        <w:t>The data is come from the database or api.</w:t>
+        <w:t>The data is come/fetch from the database or api.</w:t>
       </w:r>
     </w:p>
     <w:p>
@@ -2364,7 +2357,7 @@
         <mc:AlternateContent>
           <mc:Choice Requires="wps">
             <w:drawing>
-              <wp:anchor behindDoc="0" distT="635" distB="635" distL="635" distR="635" simplePos="0" locked="0" layoutInCell="0" allowOverlap="1" relativeHeight="4">
+              <wp:anchor behindDoc="0" distT="635" distB="635" distL="635" distR="635" simplePos="0" locked="0" layoutInCell="0" allowOverlap="1" relativeHeight="3">
                 <wp:simplePos x="0" y="0"/>
                 <wp:positionH relativeFrom="column">
                   <wp:posOffset>172720</wp:posOffset>
@@ -2439,7 +2432,7 @@
         <mc:AlternateContent>
           <mc:Choice Requires="wps">
             <w:drawing>
-              <wp:anchor behindDoc="0" distT="635" distB="635" distL="635" distR="635" simplePos="0" locked="0" layoutInCell="0" allowOverlap="1" relativeHeight="5">
+              <wp:anchor behindDoc="0" distT="635" distB="635" distL="635" distR="635" simplePos="0" locked="0" layoutInCell="0" allowOverlap="1" relativeHeight="4">
                 <wp:simplePos x="0" y="0"/>
                 <wp:positionH relativeFrom="column">
                   <wp:posOffset>224790</wp:posOffset>
@@ -2506,7 +2499,7 @@
         <mc:AlternateContent>
           <mc:Choice Requires="wps">
             <w:drawing>
-              <wp:anchor behindDoc="0" distT="1270" distB="0" distL="635" distR="635" simplePos="0" locked="0" layoutInCell="0" allowOverlap="1" relativeHeight="6">
+              <wp:anchor behindDoc="0" distT="1270" distB="0" distL="635" distR="635" simplePos="0" locked="0" layoutInCell="0" allowOverlap="1" relativeHeight="5">
                 <wp:simplePos x="0" y="0"/>
                 <wp:positionH relativeFrom="column">
                   <wp:posOffset>328295</wp:posOffset>
@@ -2563,7 +2556,7 @@
         <mc:AlternateContent>
           <mc:Choice Requires="wps">
             <w:drawing>
-              <wp:anchor behindDoc="0" distT="1270" distB="0" distL="635" distR="635" simplePos="0" locked="0" layoutInCell="0" allowOverlap="1" relativeHeight="7">
+              <wp:anchor behindDoc="0" distT="1270" distB="0" distL="635" distR="635" simplePos="0" locked="0" layoutInCell="0" allowOverlap="1" relativeHeight="6">
                 <wp:simplePos x="0" y="0"/>
                 <wp:positionH relativeFrom="column">
                   <wp:posOffset>3047365</wp:posOffset>
@@ -2695,7 +2688,7 @@
         <mc:AlternateContent>
           <mc:Choice Requires="wps">
             <w:drawing>
-              <wp:anchor behindDoc="0" distT="1270" distB="0" distL="635" distR="635" simplePos="0" locked="0" layoutInCell="0" allowOverlap="1" relativeHeight="8">
+              <wp:anchor behindDoc="0" distT="1270" distB="0" distL="635" distR="635" simplePos="0" locked="0" layoutInCell="0" allowOverlap="1" relativeHeight="7">
                 <wp:simplePos x="0" y="0"/>
                 <wp:positionH relativeFrom="column">
                   <wp:posOffset>449580</wp:posOffset>
@@ -2784,7 +2777,7 @@
         <mc:AlternateContent>
           <mc:Choice Requires="wps">
             <w:drawing>
-              <wp:anchor behindDoc="0" distT="635" distB="635" distL="1270" distR="0" simplePos="0" locked="0" layoutInCell="0" allowOverlap="1" relativeHeight="9">
+              <wp:anchor behindDoc="0" distT="635" distB="635" distL="1270" distR="0" simplePos="0" locked="0" layoutInCell="0" allowOverlap="1" relativeHeight="8">
                 <wp:simplePos x="0" y="0"/>
                 <wp:positionH relativeFrom="column">
                   <wp:posOffset>2259330</wp:posOffset>
@@ -2933,7 +2926,7 @@
         <mc:AlternateContent>
           <mc:Choice Requires="wps">
             <w:drawing>
-              <wp:anchor behindDoc="0" distT="635" distB="635" distL="635" distR="635" simplePos="0" locked="0" layoutInCell="0" allowOverlap="1" relativeHeight="10">
+              <wp:anchor behindDoc="0" distT="635" distB="635" distL="635" distR="635" simplePos="0" locked="0" layoutInCell="0" allowOverlap="1" relativeHeight="9">
                 <wp:simplePos x="0" y="0"/>
                 <wp:positionH relativeFrom="column">
                   <wp:posOffset>172720</wp:posOffset>
@@ -3009,6 +3002,90 @@
       <w:r>
         <w:rPr>
           <w:rFonts w:ascii="atpos" w:hAnsi="atpos"/>
+        </w:rPr>
+      </w:r>
+    </w:p>
+    <w:p>
+      <w:pPr>
+        <w:pStyle w:val="Normal"/>
+        <w:jc w:val="both"/>
+        <w:rPr>
+          <w:rFonts w:ascii="atpos" w:hAnsi="atpos"/>
+        </w:rPr>
+      </w:pPr>
+      <w:r>
+        <w:rPr>
+          <w:rFonts w:ascii="atpos" w:hAnsi="atpos"/>
+        </w:rPr>
+      </w:r>
+    </w:p>
+    <w:p>
+      <w:pPr>
+        <w:pStyle w:val="Normal"/>
+        <w:jc w:val="both"/>
+        <w:rPr>
+          <w:rFonts w:ascii="atpos" w:hAnsi="atpos"/>
+        </w:rPr>
+      </w:pPr>
+      <w:r>
+        <w:rPr>
+          <w:rFonts w:ascii="atpos" w:hAnsi="atpos"/>
+        </w:rPr>
+      </w:r>
+    </w:p>
+    <w:p>
+      <w:pPr>
+        <w:pStyle w:val="Normal"/>
+        <w:jc w:val="both"/>
+        <w:rPr>
+          <w:rFonts w:ascii="atpos" w:hAnsi="atpos"/>
+        </w:rPr>
+      </w:pPr>
+      <w:r>
+        <w:rPr>
+          <w:rFonts w:ascii="atpos" w:hAnsi="atpos"/>
+        </w:rPr>
+      </w:r>
+    </w:p>
+    <w:p>
+      <w:pPr>
+        <w:pStyle w:val="Normal"/>
+        <w:jc w:val="both"/>
+        <w:rPr>
+          <w:rFonts w:ascii="atpos" w:hAnsi="atpos"/>
+        </w:rPr>
+      </w:pPr>
+      <w:r>
+        <w:rPr>
+          <w:rFonts w:ascii="atpos" w:hAnsi="atpos"/>
+        </w:rPr>
+      </w:r>
+    </w:p>
+    <w:p>
+      <w:pPr>
+        <w:pStyle w:val="Normal"/>
+        <w:jc w:val="both"/>
+        <w:rPr>
+          <w:rFonts w:ascii="atpos" w:hAnsi="atpos"/>
+        </w:rPr>
+      </w:pPr>
+      <w:r>
+        <w:rPr>
+          <w:rFonts w:ascii="atpos" w:hAnsi="atpos"/>
+        </w:rPr>
+      </w:r>
+    </w:p>
+    <w:p>
+      <w:pPr>
+        <w:pStyle w:val="Normal"/>
+        <w:jc w:val="both"/>
+        <w:rPr>
+          <w:rFonts w:ascii="atpos" w:hAnsi="atpos"/>
+        </w:rPr>
+      </w:pPr>
+      <w:r>
+        <w:rPr>
+          <w:rFonts w:ascii="atpos" w:hAnsi="atpos"/>
           <w:b/>
           <w:bCs/>
           <w:sz w:val="32"/>
@@ -3566,7 +3643,7 @@
           <w:sz w:val="28"/>
           <w:szCs w:val="28"/>
         </w:rPr>
-        <w:t>writing validation by hand forces. to create Typescript Interface/type for validation functions</w:t>
+        <w:t>writing validation by hand forces to create Typescript Interface/type for validation functions</w:t>
       </w:r>
     </w:p>
     <w:p>
@@ -3610,7 +3687,7 @@
           <w:sz w:val="28"/>
           <w:szCs w:val="28"/>
         </w:rPr>
-        <w:t>changing the is validation easy. e.g change length 3 to 6 is easy with .min(6) in library but in By hand, we have to change the whole logic, validation, regex. algorithm.</w:t>
+        <w:t>changing the is validation easy. e.g change length 3 to 6 is easy with .min(6) in library but in By hand, we have to change the whole logic, validation, regex algorithm.</w:t>
       </w:r>
     </w:p>
     <w:p>
@@ -3800,7 +3877,21 @@
           <w:sz w:val="28"/>
           <w:szCs w:val="28"/>
         </w:rPr>
-        <w:t xml:space="preserve"> if working on a typescript project &amp; prioritize safety and code , zod is the excellent choice for this. Seamless integrate with typescript, developer friendly API and lightweight make it powerful tool. Its AIP design also promotes reusability of validation type.</w:t>
+        <w:t xml:space="preserve"> if working on a typescript project &amp; prioritize safety and code , zod is the excellent choice for this. Easy integrate with typescript, developer friendly API and lightweight make it powerful tool. </w:t>
+      </w:r>
+    </w:p>
+    <w:p>
+      <w:pPr>
+        <w:pStyle w:val="Normal"/>
+        <w:jc w:val="both"/>
+        <w:rPr>
+          <w:rFonts w:ascii="atpos" w:hAnsi="atpos"/>
+        </w:rPr>
+      </w:pPr>
+      <w:r>
+        <w:rPr>
+          <w:rFonts w:ascii="atpos" w:hAnsi="atpos"/>
+        </w:rPr>
       </w:r>
     </w:p>
     <w:p>
@@ -3827,7 +3918,7 @@
           <w:sz w:val="28"/>
           <w:szCs w:val="28"/>
         </w:rPr>
-        <w:t>if need library with a wider range of built in validation methods, a larger community. Greater flexibility so yup is better. Extensive feature make it a reliable choice for the complex scenario.</w:t>
+        <w:t>if need library with a wider range of built in validation methods, a larger community, Greater flexibility so yup is better. Extensive feature make it a reliable choice for the complex scenario.</w:t>
       </w:r>
     </w:p>
     <w:p>
@@ -4060,7 +4151,7 @@
           <w:sz w:val="28"/>
           <w:szCs w:val="28"/>
         </w:rPr>
-        <w:t>Title must be less than 100 characters select valid due date.</w:t>
+        <w:t>Title must be less than 100 characters.</w:t>
       </w:r>
     </w:p>
     <w:p>
@@ -4082,7 +4173,7 @@
           <w:sz w:val="28"/>
           <w:szCs w:val="28"/>
         </w:rPr>
-        <w:t>Due date must be valid date.</w:t>
+        <w:t>Select valid due date.</w:t>
       </w:r>
     </w:p>
     <w:p>
@@ -4104,7 +4195,7 @@
           <w:sz w:val="28"/>
           <w:szCs w:val="28"/>
         </w:rPr>
-        <w:t>Date is invalid.</w:t>
+        <w:t>Due date must be valid date.</w:t>
       </w:r>
     </w:p>
     <w:p>
@@ -4126,6 +4217,28 @@
           <w:sz w:val="28"/>
           <w:szCs w:val="28"/>
         </w:rPr>
+        <w:t>Date is invalid.</w:t>
+      </w:r>
+    </w:p>
+    <w:p>
+      <w:pPr>
+        <w:pStyle w:val="ListParagraph"/>
+        <w:numPr>
+          <w:ilvl w:val="0"/>
+          <w:numId w:val="7"/>
+        </w:numPr>
+        <w:ind w:left="720" w:right="0" w:hanging="360"/>
+        <w:jc w:val="both"/>
+        <w:rPr>
+          <w:rFonts w:ascii="atpos" w:hAnsi="atpos"/>
+        </w:rPr>
+      </w:pPr>
+      <w:r>
+        <w:rPr>
+          <w:rFonts w:ascii="atpos" w:hAnsi="atpos"/>
+          <w:sz w:val="28"/>
+          <w:szCs w:val="28"/>
+        </w:rPr>
         <w:t>Priority must be selected.</w:t>
         <w:tab/>
       </w:r>
@@ -4286,6 +4399,126 @@
     <w:p>
       <w:pPr>
         <w:pStyle w:val="ListParagraph"/>
+        <w:jc w:val="both"/>
+        <w:rPr>
+          <w:rFonts w:ascii="atpos" w:hAnsi="atpos"/>
+          <w:sz w:val="28"/>
+          <w:szCs w:val="28"/>
+          <w:lang w:val="en-US"/>
+        </w:rPr>
+      </w:pPr>
+      <w:r>
+        <w:rPr>
+          <w:rFonts w:ascii="atpos" w:hAnsi="atpos"/>
+          <w:sz w:val="28"/>
+          <w:szCs w:val="28"/>
+          <w:lang w:val="en-US"/>
+        </w:rPr>
+      </w:r>
+    </w:p>
+    <w:p>
+      <w:pPr>
+        <w:pStyle w:val="ListParagraph"/>
+        <w:jc w:val="both"/>
+        <w:rPr>
+          <w:rFonts w:ascii="atpos" w:hAnsi="atpos"/>
+          <w:sz w:val="28"/>
+          <w:szCs w:val="28"/>
+          <w:lang w:val="en-US"/>
+        </w:rPr>
+      </w:pPr>
+      <w:r>
+        <w:rPr>
+          <w:rFonts w:ascii="atpos" w:hAnsi="atpos"/>
+          <w:sz w:val="28"/>
+          <w:szCs w:val="28"/>
+          <w:lang w:val="en-US"/>
+        </w:rPr>
+      </w:r>
+    </w:p>
+    <w:p>
+      <w:pPr>
+        <w:pStyle w:val="ListParagraph"/>
+        <w:jc w:val="both"/>
+        <w:rPr>
+          <w:rFonts w:ascii="atpos" w:hAnsi="atpos"/>
+          <w:sz w:val="28"/>
+          <w:szCs w:val="28"/>
+          <w:lang w:val="en-US"/>
+        </w:rPr>
+      </w:pPr>
+      <w:r>
+        <w:rPr>
+          <w:rFonts w:ascii="atpos" w:hAnsi="atpos"/>
+          <w:sz w:val="28"/>
+          <w:szCs w:val="28"/>
+          <w:lang w:val="en-US"/>
+        </w:rPr>
+      </w:r>
+    </w:p>
+    <w:p>
+      <w:pPr>
+        <w:pStyle w:val="ListParagraph"/>
+        <w:jc w:val="both"/>
+        <w:rPr>
+          <w:rFonts w:ascii="atpos" w:hAnsi="atpos"/>
+          <w:sz w:val="28"/>
+          <w:szCs w:val="28"/>
+          <w:lang w:val="en-US"/>
+        </w:rPr>
+      </w:pPr>
+      <w:r>
+        <w:rPr>
+          <w:rFonts w:ascii="atpos" w:hAnsi="atpos"/>
+          <w:sz w:val="28"/>
+          <w:szCs w:val="28"/>
+          <w:lang w:val="en-US"/>
+        </w:rPr>
+      </w:r>
+    </w:p>
+    <w:p>
+      <w:pPr>
+        <w:pStyle w:val="ListParagraph"/>
+        <w:jc w:val="both"/>
+        <w:rPr>
+          <w:rFonts w:ascii="atpos" w:hAnsi="atpos"/>
+          <w:sz w:val="28"/>
+          <w:szCs w:val="28"/>
+          <w:lang w:val="en-US"/>
+        </w:rPr>
+      </w:pPr>
+      <w:r>
+        <w:rPr>
+          <w:rFonts w:ascii="atpos" w:hAnsi="atpos"/>
+          <w:sz w:val="28"/>
+          <w:szCs w:val="28"/>
+          <w:lang w:val="en-US"/>
+        </w:rPr>
+      </w:r>
+    </w:p>
+    <w:p>
+      <w:pPr>
+        <w:pStyle w:val="ListParagraph"/>
+        <w:jc w:val="both"/>
+        <w:rPr>
+          <w:rFonts w:ascii="atpos" w:hAnsi="atpos"/>
+          <w:sz w:val="28"/>
+          <w:szCs w:val="28"/>
+          <w:lang w:val="en-US"/>
+        </w:rPr>
+      </w:pPr>
+      <w:r>
+        <w:rPr>
+          <w:rFonts w:ascii="atpos" w:hAnsi="atpos"/>
+          <w:sz w:val="28"/>
+          <w:szCs w:val="28"/>
+          <w:lang w:val="en-US"/>
+        </w:rPr>
+      </w:r>
+    </w:p>
+    <w:p>
+      <w:pPr>
+        <w:pStyle w:val="ListParagraph"/>
         <w:numPr>
           <w:ilvl w:val="0"/>
           <w:numId w:val="8"/>
@@ -4315,12 +4548,10 @@
         </w:rPr>
       </w:pPr>
       <w:r>
-        <w:rPr>
-          <w:rFonts w:ascii="atpos" w:hAnsi="atpos"/>
-        </w:rPr>
+        <w:rPr/>
         <w:drawing>
           <wp:inline distT="0" distB="0" distL="0" distR="0">
-            <wp:extent cx="2830830" cy="4932045"/>
+            <wp:extent cx="4578350" cy="7976870"/>
             <wp:effectExtent l="0" t="0" r="0" b="0"/>
             <wp:docPr id="9" name="Picture 1" descr=""/>
             <wp:cNvGraphicFramePr>
@@ -4344,7 +4575,7 @@
                   <pic:spPr bwMode="auto">
                     <a:xfrm>
                       <a:off x="0" y="0"/>
-                      <a:ext cx="2830830" cy="4932045"/>
+                      <a:ext cx="4578350" cy="7976870"/>
                     </a:xfrm>
                     <a:prstGeom prst="rect">
                       <a:avLst/>
@@ -4387,174 +4618,6 @@
     </w:p>
     <w:p>
       <w:pPr>
-        <w:pStyle w:val="Normal"/>
-        <w:jc w:val="both"/>
-        <w:rPr>
-          <w:rFonts w:ascii="atpos" w:hAnsi="atpos"/>
-        </w:rPr>
-      </w:pPr>
-      <w:r>
-        <w:rPr>
-          <w:rFonts w:ascii="atpos" w:hAnsi="atpos"/>
-        </w:rPr>
-      </w:r>
-    </w:p>
-    <w:p>
-      <w:pPr>
-        <w:pStyle w:val="Normal"/>
-        <w:jc w:val="both"/>
-        <w:rPr>
-          <w:rFonts w:ascii="atpos" w:hAnsi="atpos"/>
-        </w:rPr>
-      </w:pPr>
-      <w:r>
-        <w:rPr>
-          <w:rFonts w:ascii="atpos" w:hAnsi="atpos"/>
-        </w:rPr>
-      </w:r>
-    </w:p>
-    <w:p>
-      <w:pPr>
-        <w:pStyle w:val="Normal"/>
-        <w:jc w:val="both"/>
-        <w:rPr>
-          <w:rFonts w:ascii="atpos" w:hAnsi="atpos"/>
-        </w:rPr>
-      </w:pPr>
-      <w:r>
-        <w:rPr>
-          <w:rFonts w:ascii="atpos" w:hAnsi="atpos"/>
-        </w:rPr>
-      </w:r>
-    </w:p>
-    <w:p>
-      <w:pPr>
-        <w:pStyle w:val="Normal"/>
-        <w:jc w:val="both"/>
-        <w:rPr>
-          <w:rFonts w:ascii="atpos" w:hAnsi="atpos"/>
-        </w:rPr>
-      </w:pPr>
-      <w:r>
-        <w:rPr>
-          <w:rFonts w:ascii="atpos" w:hAnsi="atpos"/>
-        </w:rPr>
-      </w:r>
-    </w:p>
-    <w:p>
-      <w:pPr>
-        <w:pStyle w:val="Normal"/>
-        <w:jc w:val="both"/>
-        <w:rPr>
-          <w:rFonts w:ascii="atpos" w:hAnsi="atpos"/>
-        </w:rPr>
-      </w:pPr>
-      <w:r>
-        <w:rPr>
-          <w:rFonts w:ascii="atpos" w:hAnsi="atpos"/>
-        </w:rPr>
-      </w:r>
-    </w:p>
-    <w:p>
-      <w:pPr>
-        <w:pStyle w:val="Normal"/>
-        <w:jc w:val="both"/>
-        <w:rPr>
-          <w:rFonts w:ascii="atpos" w:hAnsi="atpos"/>
-        </w:rPr>
-      </w:pPr>
-      <w:r>
-        <w:rPr>
-          <w:rFonts w:ascii="atpos" w:hAnsi="atpos"/>
-        </w:rPr>
-      </w:r>
-    </w:p>
-    <w:p>
-      <w:pPr>
-        <w:pStyle w:val="Normal"/>
-        <w:jc w:val="both"/>
-        <w:rPr>
-          <w:rFonts w:ascii="atpos" w:hAnsi="atpos"/>
-        </w:rPr>
-      </w:pPr>
-      <w:r>
-        <w:rPr>
-          <w:rFonts w:ascii="atpos" w:hAnsi="atpos"/>
-        </w:rPr>
-      </w:r>
-    </w:p>
-    <w:p>
-      <w:pPr>
-        <w:pStyle w:val="Normal"/>
-        <w:jc w:val="both"/>
-        <w:rPr>
-          <w:rFonts w:ascii="atpos" w:hAnsi="atpos"/>
-        </w:rPr>
-      </w:pPr>
-      <w:r>
-        <w:rPr>
-          <w:rFonts w:ascii="atpos" w:hAnsi="atpos"/>
-        </w:rPr>
-      </w:r>
-    </w:p>
-    <w:p>
-      <w:pPr>
-        <w:pStyle w:val="Normal"/>
-        <w:jc w:val="both"/>
-        <w:rPr>
-          <w:rFonts w:ascii="atpos" w:hAnsi="atpos"/>
-        </w:rPr>
-      </w:pPr>
-      <w:r>
-        <w:rPr>
-          <w:rFonts w:ascii="atpos" w:hAnsi="atpos"/>
-        </w:rPr>
-      </w:r>
-    </w:p>
-    <w:p>
-      <w:pPr>
-        <w:pStyle w:val="Normal"/>
-        <w:jc w:val="both"/>
-        <w:rPr>
-          <w:rFonts w:ascii="atpos" w:hAnsi="atpos"/>
-        </w:rPr>
-      </w:pPr>
-      <w:r>
-        <w:rPr>
-          <w:rFonts w:ascii="atpos" w:hAnsi="atpos"/>
-        </w:rPr>
-      </w:r>
-    </w:p>
-    <w:p>
-      <w:pPr>
-        <w:pStyle w:val="Normal"/>
-        <w:jc w:val="both"/>
-        <w:rPr>
-          <w:rFonts w:ascii="atpos" w:hAnsi="atpos"/>
-        </w:rPr>
-      </w:pPr>
-      <w:r>
-        <w:rPr>
-          <w:rFonts w:ascii="atpos" w:hAnsi="atpos"/>
-        </w:rPr>
-      </w:r>
-    </w:p>
-    <w:p>
-      <w:pPr>
-        <w:pStyle w:val="Normal"/>
-        <w:jc w:val="both"/>
-        <w:rPr>
-          <w:rFonts w:ascii="atpos" w:hAnsi="atpos"/>
-        </w:rPr>
-      </w:pPr>
-      <w:r>
-        <w:rPr>
-          <w:rFonts w:ascii="atpos" w:hAnsi="atpos"/>
-        </w:rPr>
-      </w:r>
-    </w:p>
-    <w:p>
-      <w:pPr>
         <w:pStyle w:val="ListParagraph"/>
         <w:numPr>
           <w:ilvl w:val="0"/>
@@ -4587,16 +4650,18 @@
         <w:rPr>
           <w:rFonts w:ascii="atpos" w:hAnsi="atpos"/>
         </w:rPr>
-        <w:t xml:space="preserve"> </w:t>
-      </w:r>
-      <w:r>
-        <w:rPr>
-          <w:rFonts w:ascii="atpos" w:hAnsi="atpos"/>
-        </w:rPr>
         <w:drawing>
-          <wp:inline distT="0" distB="0" distL="0" distR="0">
-            <wp:extent cx="3147695" cy="6492875"/>
+          <wp:anchor behindDoc="0" distT="0" distB="0" distL="0" distR="0" simplePos="0" locked="0" layoutInCell="0" allowOverlap="1" relativeHeight="15">
+            <wp:simplePos x="0" y="0"/>
+            <wp:positionH relativeFrom="column">
+              <wp:align>center</wp:align>
+            </wp:positionH>
+            <wp:positionV relativeFrom="paragraph">
+              <wp:posOffset>635</wp:posOffset>
+            </wp:positionV>
+            <wp:extent cx="4721860" cy="6851015"/>
             <wp:effectExtent l="0" t="0" r="0" b="0"/>
+            <wp:wrapTopAndBottom/>
             <wp:docPr id="10" name="Image2" descr=""/>
             <wp:cNvGraphicFramePr>
               <a:graphicFrameLocks xmlns:a="http://schemas.openxmlformats.org/drawingml/2006/main" noChangeAspect="1"/>
@@ -4619,7 +4684,7 @@
                   <pic:spPr bwMode="auto">
                     <a:xfrm>
                       <a:off x="0" y="0"/>
-                      <a:ext cx="3147695" cy="6492875"/>
+                      <a:ext cx="4721860" cy="6851015"/>
                     </a:xfrm>
                     <a:prstGeom prst="rect">
                       <a:avLst/>
@@ -4628,36 +4693,14 @@
                 </pic:pic>
               </a:graphicData>
             </a:graphic>
-          </wp:inline>
+          </wp:anchor>
         </w:drawing>
       </w:r>
-    </w:p>
-    <w:p>
-      <w:pPr>
-        <w:pStyle w:val="Normal"/>
-        <w:jc w:val="both"/>
-        <w:rPr>
-          <w:rFonts w:ascii="atpos" w:hAnsi="atpos"/>
-        </w:rPr>
-      </w:pPr>
-      <w:r>
-        <w:rPr>
-          <w:rFonts w:ascii="atpos" w:hAnsi="atpos"/>
-        </w:rPr>
-      </w:r>
-    </w:p>
-    <w:p>
-      <w:pPr>
-        <w:pStyle w:val="Normal"/>
-        <w:jc w:val="both"/>
-        <w:rPr>
-          <w:rFonts w:ascii="atpos" w:hAnsi="atpos"/>
-        </w:rPr>
-      </w:pPr>
-      <w:r>
-        <w:rPr>
-          <w:rFonts w:ascii="atpos" w:hAnsi="atpos"/>
-        </w:rPr>
+      <w:r>
+        <w:rPr>
+          <w:rFonts w:ascii="atpos" w:hAnsi="atpos"/>
+        </w:rPr>
+        <w:t xml:space="preserve"> </w:t>
       </w:r>
     </w:p>
     <w:p>
@@ -4904,14 +4947,6 @@
           <w:sz w:val="28"/>
           <w:szCs w:val="28"/>
         </w:rPr>
-        <w:t xml:space="preserve"> </w:t>
-      </w:r>
-      <w:r>
-        <w:rPr>
-          <w:rFonts w:ascii="atpos" w:hAnsi="atpos"/>
-          <w:sz w:val="28"/>
-          <w:szCs w:val="28"/>
-        </w:rPr>
         <w:t>[statusFilter, setStatusFilter]: for which task status the user has selected &amp; show only matching task.</w:t>
       </w:r>
     </w:p>
@@ -5072,7 +5107,7 @@
           <w:sz w:val="28"/>
           <w:szCs w:val="28"/>
         </w:rPr>
-        <w:t>[selected Task, set Selected Task]: To store currently selected task id &amp; manage it for showing the task which have same id</w:t>
+        <w:t>[selectedTask, setSelectedTask]: To store currently selected task id &amp; manage it for showing the task which have same id</w:t>
       </w:r>
     </w:p>
     <w:p>
@@ -5112,7 +5147,7 @@
           <w:sz w:val="28"/>
           <w:szCs w:val="28"/>
         </w:rPr>
-        <w:t>[ Loading, set Loading]: for managing loading. if task are take time for  rendering till that show loading</w:t>
+        <w:t>[ Loading, setLoading]: for managing loading. if task are take time for  rendering till that show loading</w:t>
       </w:r>
     </w:p>
     <w:p>
@@ -5153,7 +5188,7 @@
           <w:szCs w:val="28"/>
           <w:lang w:val="en-US"/>
         </w:rPr>
-        <w:t>[errors, setErrors]: For managing the errors</w:t>
+        <w:t xml:space="preserve">[errors, setErrors]: For managing the errors </w:t>
       </w:r>
     </w:p>
     <w:p>
@@ -5616,7 +5651,7 @@
           <w:szCs w:val="28"/>
           <w:lang w:val="en-US"/>
         </w:rPr>
-        <w:t>Can be changed by server.</w:t>
+        <w:t>can be changed by server.</w:t>
       </w:r>
     </w:p>
     <w:p>
@@ -5627,10 +5662,8 @@
           <w:numId w:val="13"/>
         </w:numPr>
         <w:ind w:left="1440" w:right="0" w:hanging="360"/>
-        <w:jc w:val="both"/>
-        <w:rPr>
-          <w:rFonts w:ascii="atpos" w:hAnsi="atpos"/>
-        </w:rPr>
+        <w:jc w:val="left"/>
+        <w:rPr/>
       </w:pPr>
       <w:r>
         <w:rPr>
@@ -6194,6 +6227,7 @@
           <w:szCs w:val="28"/>
           <w:lang w:val="en-US"/>
         </w:rPr>
+        <w:t>HTTP 504 Gateway Timeout:</w:t>
       </w:r>
     </w:p>
     <w:p>
@@ -6264,7 +6298,7 @@
           <w:szCs w:val="28"/>
           <w:lang w:val="en-US"/>
         </w:rPr>
-        <w:t>If we update some of the field in Task list,it will not update automatically in filter list.so It get out of sync.</w:t>
+        <w:t>If we update some of the field in Task list,it will not update automatically in filter list. so It get out of sync.</w:t>
       </w:r>
     </w:p>
     <w:p>
@@ -6364,7 +6398,7 @@
           <w:szCs w:val="28"/>
           <w:lang w:val="en-US"/>
         </w:rPr>
-        <w:t>for this we are using URL. So URL can store the filter option like /tasks?status=InProgress&amp;assignee=Om&amp; Search=research</w:t>
+        <w:t>for this (surviving page navigation) we are using URL. So URL can store the filter option like /tasks?status=InProgress&amp;assignee=Om&amp; Search=research</w:t>
       </w:r>
     </w:p>
     <w:p>
@@ -6387,7 +6421,7 @@
           <w:szCs w:val="28"/>
           <w:lang w:val="en-US"/>
         </w:rPr>
-        <w:t>if we use useState, store value in React component. All filters stored in usestate, so they store component's current state. when the page is navigated the component be removed &amp; recreated, &amp; states are reset. Usestate does not automatically become part of browser's Back / forward history,</w:t>
+        <w:t>if we use useState, It store value in React component. All filters stored in usestate store component's current state. when the page is navigated the component be removed &amp; recreated, &amp; states are reset. Usestate does not automatically become part of browser's Back / forward history.</w:t>
       </w:r>
     </w:p>
     <w:p>
@@ -6587,14 +6621,18 @@
               <w:pStyle w:val="Normal"/>
               <w:widowControl w:val="false"/>
               <w:spacing w:lineRule="auto" w:line="259" w:before="0" w:after="160"/>
-              <w:jc w:val="both"/>
+              <w:jc w:val="left"/>
               <w:rPr>
-                <w:rFonts w:ascii="atpos" w:hAnsi="atpos"/>
+                <w:b/>
+                <w:b/>
+                <w:bCs/>
               </w:rPr>
             </w:pPr>
             <w:r>
               <w:rPr>
                 <w:rFonts w:eastAsia="Aptos" w:ascii="atpos" w:hAnsi="atpos"/>
+                <w:b/>
+                <w:bCs/>
                 <w:kern w:val="2"/>
                 <w:sz w:val="28"/>
                 <w:szCs w:val="28"/>
@@ -6619,14 +6657,18 @@
               <w:pStyle w:val="Normal"/>
               <w:widowControl w:val="false"/>
               <w:spacing w:lineRule="auto" w:line="259" w:before="0" w:after="160"/>
-              <w:jc w:val="both"/>
+              <w:jc w:val="left"/>
               <w:rPr>
-                <w:rFonts w:ascii="atpos" w:hAnsi="atpos"/>
+                <w:b/>
+                <w:b/>
+                <w:bCs/>
               </w:rPr>
             </w:pPr>
             <w:r>
               <w:rPr>
                 <w:rFonts w:eastAsia="Aptos" w:ascii="atpos" w:hAnsi="atpos"/>
+                <w:b/>
+                <w:bCs/>
                 <w:kern w:val="2"/>
                 <w:sz w:val="28"/>
                 <w:szCs w:val="28"/>
@@ -6653,12 +6695,16 @@
               <w:spacing w:lineRule="auto" w:line="259" w:before="0" w:after="160"/>
               <w:jc w:val="both"/>
               <w:rPr>
-                <w:rFonts w:ascii="atpos" w:hAnsi="atpos"/>
+                <w:b/>
+                <w:b/>
+                <w:bCs/>
               </w:rPr>
             </w:pPr>
             <w:r>
               <w:rPr>
                 <w:rFonts w:eastAsia="Aptos" w:ascii="atpos" w:hAnsi="atpos"/>
+                <w:b/>
+                <w:bCs/>
                 <w:kern w:val="2"/>
                 <w:sz w:val="28"/>
                 <w:szCs w:val="28"/>
@@ -7640,7 +7686,7 @@
           <w:szCs w:val="28"/>
         </w:rPr>
         <w:drawing>
-          <wp:anchor behindDoc="0" distT="0" distB="0" distL="0" distR="0" simplePos="0" locked="0" layoutInCell="0" allowOverlap="1" relativeHeight="12">
+          <wp:anchor behindDoc="0" distT="0" distB="0" distL="0" distR="0" simplePos="0" locked="0" layoutInCell="0" allowOverlap="1" relativeHeight="11">
             <wp:simplePos x="0" y="0"/>
             <wp:positionH relativeFrom="column">
               <wp:posOffset>334010</wp:posOffset>
@@ -7685,7 +7731,7 @@
           </wp:anchor>
         </w:drawing>
         <w:drawing>
-          <wp:anchor behindDoc="0" distT="0" distB="0" distL="0" distR="0" simplePos="0" locked="0" layoutInCell="0" allowOverlap="1" relativeHeight="13">
+          <wp:anchor behindDoc="0" distT="0" distB="0" distL="0" distR="0" simplePos="0" locked="0" layoutInCell="0" allowOverlap="1" relativeHeight="12">
             <wp:simplePos x="0" y="0"/>
             <wp:positionH relativeFrom="column">
               <wp:posOffset>343535</wp:posOffset>
@@ -8734,7 +8780,37 @@
           <w:effect w:val="none"/>
           <w:shd w:fill="auto" w:val="clear"/>
         </w:rPr>
-        <w:t>B</w:t>
+        <w:t>But the fetching api action is running on the background, so it will manage by the backend.</w:t>
+      </w:r>
+    </w:p>
+    <w:p>
+      <w:pPr>
+        <w:pStyle w:val="TextBody"/>
+        <w:numPr>
+          <w:ilvl w:val="1"/>
+          <w:numId w:val="24"/>
+        </w:numPr>
+        <w:jc w:val="both"/>
+        <w:rPr/>
+      </w:pPr>
+      <w:r>
+        <w:rPr>
+          <w:rStyle w:val="StrongEmphasis"/>
+          <w:rFonts w:ascii="atpos" w:hAnsi="atpos"/>
+          <w:b/>
+          <w:i w:val="false"/>
+          <w:caps w:val="false"/>
+          <w:smallCaps w:val="false"/>
+          <w:strike w:val="false"/>
+          <w:dstrike w:val="false"/>
+          <w:color w:val="000000"/>
+          <w:sz w:val="24"/>
+          <w:szCs w:val="28"/>
+          <w:u w:val="none"/>
+          <w:effect w:val="none"/>
+          <w:shd w:fill="auto" w:val="clear"/>
+        </w:rPr>
+        <w:t>HTTP 504 Gateway Timeout</w:t>
       </w:r>
       <w:r>
         <w:rPr>
@@ -8753,17 +8829,38 @@
           <w:effect w:val="none"/>
           <w:shd w:fill="auto" w:val="clear"/>
         </w:rPr>
-        <w:t>ut the fetching api action is running on the background, so it will manage by the backend.</w:t>
+        <w:t>: The maximum time is given to api often 30 or 60 seconds. Then backend sends the 504 error.</w:t>
       </w:r>
     </w:p>
     <w:p>
       <w:pPr>
         <w:pStyle w:val="TextBody"/>
-        <w:jc w:val="both"/>
-        <w:rPr>
-          <w:rFonts w:ascii="atpos" w:hAnsi="atpos"/>
-        </w:rPr>
-      </w:pPr>
+        <w:numPr>
+          <w:ilvl w:val="1"/>
+          <w:numId w:val="24"/>
+        </w:numPr>
+        <w:jc w:val="both"/>
+        <w:rPr/>
+      </w:pPr>
+      <w:r>
+        <w:rPr>
+          <w:rStyle w:val="StrongEmphasis"/>
+          <w:rFonts w:ascii="atpos" w:hAnsi="atpos"/>
+          <w:b/>
+          <w:i w:val="false"/>
+          <w:caps w:val="false"/>
+          <w:smallCaps w:val="false"/>
+          <w:strike w:val="false"/>
+          <w:dstrike w:val="false"/>
+          <w:color w:val="000000"/>
+          <w:sz w:val="24"/>
+          <w:szCs w:val="28"/>
+          <w:u w:val="none"/>
+          <w:effect w:val="none"/>
+          <w:shd w:fill="auto" w:val="clear"/>
+        </w:rPr>
+        <w:t>HTTP 408 Request Timeout</w:t>
+      </w:r>
       <w:r>
         <w:rPr>
           <w:rFonts w:ascii="atpos" w:hAnsi="atpos"/>
@@ -8781,37 +8878,7 @@
           <w:effect w:val="none"/>
           <w:shd w:fill="auto" w:val="clear"/>
         </w:rPr>
-        <w:tab/>
-        <w:tab/>
-        <w:tab/>
-      </w:r>
-    </w:p>
-    <w:p>
-      <w:pPr>
-        <w:pStyle w:val="TextBody"/>
-        <w:jc w:val="both"/>
-        <w:rPr>
-          <w:b w:val="false"/>
-          <w:b w:val="false"/>
-          <w:bCs w:val="false"/>
-          <w:i w:val="false"/>
-          <w:i w:val="false"/>
-          <w:caps w:val="false"/>
-          <w:smallCaps w:val="false"/>
-          <w:strike w:val="false"/>
-          <w:dstrike w:val="false"/>
-          <w:color w:val="000000"/>
-          <w:sz w:val="28"/>
-          <w:szCs w:val="28"/>
-          <w:u w:val="none"/>
-          <w:effect w:val="none"/>
-          <w:shd w:fill="auto" w:val="clear"/>
-        </w:rPr>
-      </w:pPr>
-      <w:r>
-        <w:rPr>
-          <w:rFonts w:ascii="atpos" w:hAnsi="atpos"/>
-        </w:rPr>
+        <w:t>: The server closed the connection because the network connection was too slow, or the request body took too long to completely upload.</w:t>
       </w:r>
     </w:p>
     <w:p>
@@ -9889,132 +9956,6 @@
           <w:shd w:fill="auto" w:val="clear"/>
         </w:rPr>
         <w:t>So that user can perform the new action.</w:t>
-      </w:r>
-    </w:p>
-    <w:p>
-      <w:pPr>
-        <w:pStyle w:val="TextBody"/>
-        <w:jc w:val="both"/>
-        <w:rPr>
-          <w:rFonts w:ascii="atpos" w:hAnsi="atpos"/>
-          <w:b w:val="false"/>
-          <w:b w:val="false"/>
-          <w:bCs w:val="false"/>
-          <w:i w:val="false"/>
-          <w:i w:val="false"/>
-          <w:caps w:val="false"/>
-          <w:smallCaps w:val="false"/>
-          <w:strike w:val="false"/>
-          <w:dstrike w:val="false"/>
-          <w:color w:val="auto"/>
-          <w:sz w:val="28"/>
-          <w:szCs w:val="28"/>
-          <w:u w:val="none"/>
-          <w:effect w:val="none"/>
-          <w:shd w:fill="auto" w:val="clear"/>
-        </w:rPr>
-      </w:pPr>
-      <w:r>
-        <w:rPr>
-          <w:rFonts w:ascii="atpos" w:hAnsi="atpos"/>
-          <w:b w:val="false"/>
-          <w:bCs w:val="false"/>
-          <w:i w:val="false"/>
-          <w:caps w:val="false"/>
-          <w:smallCaps w:val="false"/>
-          <w:strike w:val="false"/>
-          <w:dstrike w:val="false"/>
-          <w:color w:val="000000"/>
-          <w:sz w:val="28"/>
-          <w:szCs w:val="28"/>
-          <w:u w:val="none"/>
-          <w:effect w:val="none"/>
-          <w:shd w:fill="auto" w:val="clear"/>
-        </w:rPr>
-      </w:r>
-    </w:p>
-    <w:p>
-      <w:pPr>
-        <w:pStyle w:val="TextBody"/>
-        <w:jc w:val="both"/>
-        <w:rPr>
-          <w:rFonts w:ascii="atpos" w:hAnsi="atpos"/>
-          <w:b w:val="false"/>
-          <w:b w:val="false"/>
-          <w:bCs w:val="false"/>
-          <w:i w:val="false"/>
-          <w:i w:val="false"/>
-          <w:caps w:val="false"/>
-          <w:smallCaps w:val="false"/>
-          <w:strike w:val="false"/>
-          <w:dstrike w:val="false"/>
-          <w:color w:val="auto"/>
-          <w:sz w:val="28"/>
-          <w:szCs w:val="28"/>
-          <w:u w:val="none"/>
-          <w:effect w:val="none"/>
-          <w:shd w:fill="auto" w:val="clear"/>
-        </w:rPr>
-      </w:pPr>
-      <w:r>
-        <w:rPr>
-          <w:rFonts w:ascii="atpos" w:hAnsi="atpos"/>
-          <w:b w:val="false"/>
-          <w:bCs w:val="false"/>
-          <w:i w:val="false"/>
-          <w:caps w:val="false"/>
-          <w:smallCaps w:val="false"/>
-          <w:strike w:val="false"/>
-          <w:dstrike w:val="false"/>
-          <w:color w:val="000000"/>
-          <w:sz w:val="28"/>
-          <w:szCs w:val="28"/>
-          <w:u w:val="none"/>
-          <w:effect w:val="none"/>
-          <w:shd w:fill="auto" w:val="clear"/>
-        </w:rPr>
-      </w:r>
-    </w:p>
-    <w:p>
-      <w:pPr>
-        <w:pStyle w:val="TextBody"/>
-        <w:jc w:val="both"/>
-        <w:rPr>
-          <w:rFonts w:ascii="atpos" w:hAnsi="atpos"/>
-          <w:b w:val="false"/>
-          <w:b w:val="false"/>
-          <w:bCs w:val="false"/>
-          <w:i w:val="false"/>
-          <w:i w:val="false"/>
-          <w:caps w:val="false"/>
-          <w:smallCaps w:val="false"/>
-          <w:strike w:val="false"/>
-          <w:dstrike w:val="false"/>
-          <w:color w:val="auto"/>
-          <w:sz w:val="28"/>
-          <w:szCs w:val="28"/>
-          <w:u w:val="none"/>
-          <w:effect w:val="none"/>
-          <w:shd w:fill="auto" w:val="clear"/>
-        </w:rPr>
-      </w:pPr>
-      <w:r>
-        <w:rPr>
-          <w:rFonts w:ascii="atpos" w:hAnsi="atpos"/>
-          <w:b w:val="false"/>
-          <w:bCs w:val="false"/>
-          <w:i w:val="false"/>
-          <w:caps w:val="false"/>
-          <w:smallCaps w:val="false"/>
-          <w:strike w:val="false"/>
-          <w:dstrike w:val="false"/>
-          <w:color w:val="000000"/>
-          <w:sz w:val="28"/>
-          <w:szCs w:val="28"/>
-          <w:u w:val="none"/>
-          <w:effect w:val="none"/>
-          <w:shd w:fill="auto" w:val="clear"/>
-        </w:rPr>
       </w:r>
     </w:p>
     <w:tbl>
@@ -11407,86 +11348,6 @@
       <w:pPr>
         <w:pStyle w:val="TextBody"/>
         <w:spacing w:before="0" w:after="140"/>
-        <w:ind w:left="1080" w:right="0" w:hanging="0"/>
-        <w:jc w:val="both"/>
-        <w:rPr>
-          <w:rFonts w:ascii="atpos" w:hAnsi="atpos"/>
-        </w:rPr>
-      </w:pPr>
-      <w:r>
-        <w:rPr>
-          <w:rFonts w:ascii="atpos" w:hAnsi="atpos"/>
-        </w:rPr>
-      </w:r>
-    </w:p>
-    <w:p>
-      <w:pPr>
-        <w:pStyle w:val="TextBody"/>
-        <w:spacing w:before="0" w:after="140"/>
-        <w:ind w:left="1080" w:right="0" w:hanging="0"/>
-        <w:jc w:val="both"/>
-        <w:rPr>
-          <w:rFonts w:ascii="atpos" w:hAnsi="atpos"/>
-        </w:rPr>
-      </w:pPr>
-      <w:r>
-        <w:rPr>
-          <w:rFonts w:ascii="atpos" w:hAnsi="atpos"/>
-        </w:rPr>
-      </w:r>
-    </w:p>
-    <w:p>
-      <w:pPr>
-        <w:pStyle w:val="TextBody"/>
-        <w:spacing w:before="0" w:after="140"/>
-        <w:ind w:left="1080" w:right="0" w:hanging="0"/>
-        <w:jc w:val="both"/>
-        <w:rPr>
-          <w:rFonts w:ascii="atpos" w:hAnsi="atpos"/>
-        </w:rPr>
-      </w:pPr>
-      <w:r>
-        <w:rPr>
-          <w:rFonts w:ascii="atpos" w:hAnsi="atpos"/>
-        </w:rPr>
-      </w:r>
-    </w:p>
-    <w:p>
-      <w:pPr>
-        <w:pStyle w:val="TextBody"/>
-        <w:spacing w:before="0" w:after="140"/>
-        <w:ind w:left="1080" w:right="0" w:hanging="0"/>
-        <w:jc w:val="both"/>
-        <w:rPr>
-          <w:rFonts w:ascii="atpos" w:hAnsi="atpos"/>
-        </w:rPr>
-      </w:pPr>
-      <w:r>
-        <w:rPr>
-          <w:rFonts w:ascii="atpos" w:hAnsi="atpos"/>
-        </w:rPr>
-      </w:r>
-    </w:p>
-    <w:p>
-      <w:pPr>
-        <w:pStyle w:val="TextBody"/>
-        <w:spacing w:before="0" w:after="140"/>
-        <w:ind w:left="1080" w:right="0" w:hanging="0"/>
-        <w:jc w:val="both"/>
-        <w:rPr>
-          <w:rFonts w:ascii="atpos" w:hAnsi="atpos"/>
-        </w:rPr>
-      </w:pPr>
-      <w:r>
-        <w:rPr>
-          <w:rFonts w:ascii="atpos" w:hAnsi="atpos"/>
-        </w:rPr>
-      </w:r>
-    </w:p>
-    <w:p>
-      <w:pPr>
-        <w:pStyle w:val="TextBody"/>
-        <w:spacing w:before="0" w:after="140"/>
         <w:ind w:left="0" w:right="0" w:hanging="0"/>
         <w:jc w:val="both"/>
         <w:rPr>
@@ -11985,7 +11846,7 @@
           <w:effect w:val="none"/>
           <w:shd w:fill="auto" w:val="clear"/>
         </w:rPr>
-        <w:t>UserProfile.tsx:– No state require. Contain the all the component which are connec to user profile.</w:t>
+        <w:t>UserProfile.tsx:– No state require. Contain the all the component which are connect to user profile.</w:t>
       </w:r>
     </w:p>
     <w:p>
@@ -12164,7 +12025,7 @@
       </w:pPr>
       <w:r>
         <w:drawing>
-          <wp:anchor behindDoc="0" distT="0" distB="0" distL="0" distR="0" simplePos="0" locked="0" layoutInCell="0" allowOverlap="1" relativeHeight="14">
+          <wp:anchor behindDoc="0" distT="0" distB="0" distL="0" distR="0" simplePos="0" locked="0" layoutInCell="0" allowOverlap="1" relativeHeight="13">
             <wp:simplePos x="0" y="0"/>
             <wp:positionH relativeFrom="column">
               <wp:posOffset>2540</wp:posOffset>
@@ -13055,49 +12916,6 @@
     <w:p>
       <w:pPr>
         <w:pStyle w:val="TableContents"/>
-        <w:numPr>
-          <w:ilvl w:val="0"/>
-          <w:numId w:val="0"/>
-        </w:numPr>
-        <w:spacing w:before="0" w:after="140"/>
-        <w:ind w:left="720" w:hanging="0"/>
-        <w:jc w:val="both"/>
-        <w:rPr>
-          <w:rFonts w:ascii="atpos" w:hAnsi="atpos"/>
-          <w:i w:val="false"/>
-          <w:i w:val="false"/>
-          <w:caps w:val="false"/>
-          <w:smallCaps w:val="false"/>
-          <w:strike w:val="false"/>
-          <w:dstrike w:val="false"/>
-          <w:color w:val="000000"/>
-          <w:sz w:val="28"/>
-          <w:szCs w:val="28"/>
-          <w:u w:val="none"/>
-          <w:effect w:val="none"/>
-          <w:shd w:fill="auto" w:val="clear"/>
-        </w:rPr>
-      </w:pPr>
-      <w:r>
-        <w:rPr>
-          <w:rFonts w:ascii="atpos" w:hAnsi="atpos"/>
-          <w:i w:val="false"/>
-          <w:caps w:val="false"/>
-          <w:smallCaps w:val="false"/>
-          <w:strike w:val="false"/>
-          <w:dstrike w:val="false"/>
-          <w:color w:val="000000"/>
-          <w:sz w:val="28"/>
-          <w:szCs w:val="28"/>
-          <w:u w:val="none"/>
-          <w:effect w:val="none"/>
-          <w:shd w:fill="auto" w:val="clear"/>
-        </w:rPr>
-      </w:r>
-    </w:p>
-    <w:p>
-      <w:pPr>
-        <w:pStyle w:val="TableContents"/>
         <w:spacing w:before="0" w:after="140"/>
         <w:jc w:val="both"/>
         <w:rPr/>
@@ -13424,7 +13242,7 @@
           <w:effect w:val="none"/>
           <w:shd w:fill="auto" w:val="clear"/>
         </w:rPr>
-        <w:t>Empty field, avoid the field, do not entet the name</w:t>
+        <w:t>Empty field, avoid the field, do not enter the name.</w:t>
       </w:r>
     </w:p>
     <w:p>
@@ -14258,6 +14076,64 @@
           <w:shd w:fill="auto" w:val="clear"/>
         </w:rPr>
         <w:t>Image file is too large.</w:t>
+      </w:r>
+    </w:p>
+    <w:p>
+      <w:pPr>
+        <w:pStyle w:val="TextBody"/>
+        <w:spacing w:before="0" w:after="140"/>
+        <w:jc w:val="both"/>
+        <w:rPr>
+          <w:rFonts w:ascii="atpos" w:hAnsi="atpos"/>
+        </w:rPr>
+      </w:pPr>
+      <w:r>
+        <w:rPr/>
+        <w:drawing>
+          <wp:anchor behindDoc="0" distT="0" distB="0" distL="0" distR="0" simplePos="0" locked="0" layoutInCell="0" allowOverlap="1" relativeHeight="14">
+            <wp:simplePos x="0" y="0"/>
+            <wp:positionH relativeFrom="column">
+              <wp:align>center</wp:align>
+            </wp:positionH>
+            <wp:positionV relativeFrom="paragraph">
+              <wp:posOffset>635</wp:posOffset>
+            </wp:positionV>
+            <wp:extent cx="4627245" cy="2387600"/>
+            <wp:effectExtent l="0" t="0" r="0" b="0"/>
+            <wp:wrapSquare wrapText="largest"/>
+            <wp:docPr id="14" name="Image6" descr=""/>
+            <wp:cNvGraphicFramePr>
+              <a:graphicFrameLocks xmlns:a="http://schemas.openxmlformats.org/drawingml/2006/main" noChangeAspect="1"/>
+            </wp:cNvGraphicFramePr>
+            <a:graphic xmlns:a="http://schemas.openxmlformats.org/drawingml/2006/main">
+              <a:graphicData uri="http://schemas.openxmlformats.org/drawingml/2006/picture">
+                <pic:pic xmlns:pic="http://schemas.openxmlformats.org/drawingml/2006/picture">
+                  <pic:nvPicPr>
+                    <pic:cNvPr id="14" name="Image6" descr=""/>
+                    <pic:cNvPicPr>
+                      <a:picLocks noChangeAspect="1" noChangeArrowheads="1"/>
+                    </pic:cNvPicPr>
+                  </pic:nvPicPr>
+                  <pic:blipFill>
+                    <a:blip r:embed="rId8"/>
+                    <a:stretch>
+                      <a:fillRect/>
+                    </a:stretch>
+                  </pic:blipFill>
+                  <pic:spPr bwMode="auto">
+                    <a:xfrm>
+                      <a:off x="0" y="0"/>
+                      <a:ext cx="4627245" cy="2387600"/>
+                    </a:xfrm>
+                    <a:prstGeom prst="rect">
+                      <a:avLst/>
+                    </a:prstGeom>
+                  </pic:spPr>
+                </pic:pic>
+              </a:graphicData>
+            </a:graphic>
+          </wp:anchor>
+        </w:drawing>
       </w:r>
     </w:p>
     <w:p>
@@ -14417,7 +14293,7 @@
           <w:effect w:val="none"/>
           <w:shd w:fill="auto" w:val="clear"/>
         </w:rPr>
-        <w:t>It lost the coneection due to no network connectivity.</w:t>
+        <w:t>It lost the conection due to no network connectivity.</w:t>
       </w:r>
     </w:p>
     <w:p>
@@ -14845,6 +14721,7 @@
           <w:p>
             <w:pPr>
               <w:pStyle w:val="TableHeading"/>
+              <w:widowControl w:val="false"/>
               <w:spacing w:before="0" w:after="160"/>
               <w:rPr>
                 <w:rFonts w:ascii="atpos" w:hAnsi="atpos"/>
@@ -14879,6 +14756,7 @@
           <w:p>
             <w:pPr>
               <w:pStyle w:val="TableHeading"/>
+              <w:widowControl w:val="false"/>
               <w:spacing w:before="0" w:after="160"/>
               <w:rPr>
                 <w:rFonts w:ascii="atpos" w:hAnsi="atpos"/>
@@ -14914,6 +14792,7 @@
           <w:p>
             <w:pPr>
               <w:pStyle w:val="TableHeading"/>
+              <w:widowControl w:val="false"/>
               <w:spacing w:before="0" w:after="160"/>
               <w:rPr>
                 <w:rFonts w:ascii="atpos" w:hAnsi="atpos"/>
@@ -14979,6 +14858,7 @@
           <w:p>
             <w:pPr>
               <w:pStyle w:val="TableContents"/>
+              <w:widowControl w:val="false"/>
               <w:spacing w:before="0" w:after="160"/>
               <w:rPr>
                 <w:rFonts w:ascii="atpos" w:hAnsi="atpos"/>
@@ -15104,6 +14984,7 @@
           <w:p>
             <w:pPr>
               <w:pStyle w:val="TableContents"/>
+              <w:widowControl w:val="false"/>
               <w:spacing w:before="0" w:after="160"/>
               <w:rPr>
                 <w:rFonts w:ascii="atpos" w:hAnsi="atpos"/>
@@ -15148,6 +15029,7 @@
           <w:p>
             <w:pPr>
               <w:pStyle w:val="TableContents"/>
+              <w:widowControl w:val="false"/>
               <w:spacing w:before="0" w:after="160"/>
               <w:rPr>
                 <w:rFonts w:ascii="atpos" w:hAnsi="atpos"/>
@@ -15213,6 +15095,7 @@
           <w:p>
             <w:pPr>
               <w:pStyle w:val="TableContents"/>
+              <w:widowControl w:val="false"/>
               <w:spacing w:before="0" w:after="160"/>
               <w:rPr>
                 <w:rFonts w:ascii="atpos" w:hAnsi="atpos"/>
@@ -15338,6 +15221,7 @@
           <w:p>
             <w:pPr>
               <w:pStyle w:val="TableContents"/>
+              <w:widowControl w:val="false"/>
               <w:spacing w:before="0" w:after="160"/>
               <w:rPr>
                 <w:rFonts w:ascii="atpos" w:hAnsi="atpos"/>
@@ -15382,6 +15266,7 @@
           <w:p>
             <w:pPr>
               <w:pStyle w:val="TableContents"/>
+              <w:widowControl w:val="false"/>
               <w:spacing w:before="0" w:after="160"/>
               <w:rPr>
                 <w:rFonts w:ascii="atpos" w:hAnsi="atpos"/>
@@ -15447,6 +15332,7 @@
           <w:p>
             <w:pPr>
               <w:pStyle w:val="TableContents"/>
+              <w:widowControl w:val="false"/>
               <w:spacing w:before="0" w:after="160"/>
               <w:rPr>
                 <w:rFonts w:ascii="atpos" w:hAnsi="atpos"/>
@@ -15612,6 +15498,7 @@
           <w:p>
             <w:pPr>
               <w:pStyle w:val="TableContents"/>
+              <w:widowControl w:val="false"/>
               <w:spacing w:before="0" w:after="160"/>
               <w:rPr>
                 <w:rFonts w:ascii="atpos" w:hAnsi="atpos"/>
@@ -15630,17 +15517,7 @@
                 <w:sz w:val="24"/>
                 <w:szCs w:val="24"/>
               </w:rPr>
-              <w:t xml:space="preserve">Wait for the </w:t>
-            </w:r>
-            <w:r>
-              <w:rPr>
-                <w:rFonts w:ascii="atpos" w:hAnsi="atpos"/>
-                <w:b w:val="false"/>
-                <w:bCs w:val="false"/>
-                <w:sz w:val="24"/>
-                <w:szCs w:val="24"/>
-              </w:rPr>
-              <w:t>complete the action.</w:t>
+              <w:t>Wait for the complete the action.</w:t>
             </w:r>
           </w:p>
         </w:tc>
@@ -15727,6 +15604,7 @@
           <w:p>
             <w:pPr>
               <w:pStyle w:val="TableContents"/>
+              <w:widowControl w:val="false"/>
               <w:spacing w:before="0" w:after="160"/>
               <w:rPr>
                 <w:rFonts w:ascii="atpos" w:hAnsi="atpos"/>
@@ -15792,6 +15670,7 @@
           <w:p>
             <w:pPr>
               <w:pStyle w:val="TableContents"/>
+              <w:widowControl w:val="false"/>
               <w:spacing w:before="0" w:after="160"/>
               <w:rPr>
                 <w:rFonts w:ascii="atpos" w:hAnsi="atpos"/>
@@ -15836,6 +15715,7 @@
           <w:p>
             <w:pPr>
               <w:pStyle w:val="TableContents"/>
+              <w:widowControl w:val="false"/>
               <w:spacing w:before="0" w:after="160"/>
               <w:rPr>
                 <w:rFonts w:ascii="atpos" w:hAnsi="atpos"/>
@@ -15901,6 +15781,7 @@
           <w:p>
             <w:pPr>
               <w:pStyle w:val="TableContents"/>
+              <w:widowControl w:val="false"/>
               <w:spacing w:before="0" w:after="160"/>
               <w:rPr>
                 <w:rFonts w:ascii="atpos" w:hAnsi="atpos"/>
@@ -15945,6 +15826,7 @@
           <w:p>
             <w:pPr>
               <w:pStyle w:val="TableContents"/>
+              <w:widowControl w:val="false"/>
               <w:spacing w:before="0" w:after="160"/>
               <w:rPr>
                 <w:rFonts w:ascii="atpos" w:hAnsi="atpos"/>
@@ -16010,6 +15892,7 @@
           <w:p>
             <w:pPr>
               <w:pStyle w:val="TableContents"/>
+              <w:widowControl w:val="false"/>
               <w:spacing w:before="0" w:after="160"/>
               <w:rPr>
                 <w:rFonts w:ascii="atpos" w:hAnsi="atpos"/>
@@ -16135,6 +16018,7 @@
           <w:p>
             <w:pPr>
               <w:pStyle w:val="TableContents"/>
+              <w:widowControl w:val="false"/>
               <w:spacing w:before="0" w:after="160"/>
               <w:rPr>
                 <w:rFonts w:ascii="atpos" w:hAnsi="atpos"/>
@@ -16163,17 +16047,7 @@
                 <w:sz w:val="24"/>
                 <w:szCs w:val="24"/>
               </w:rPr>
-              <w:t>Data fetching fails</w:t>
-            </w:r>
-            <w:r>
-              <w:rPr>
-                <w:rFonts w:ascii="atpos" w:hAnsi="atpos"/>
-                <w:b w:val="false"/>
-                <w:bCs w:val="false"/>
-                <w:sz w:val="24"/>
-                <w:szCs w:val="24"/>
-              </w:rPr>
-              <w:t>. Please try again later.”</w:t>
+              <w:t>Data fetching fails. Please try again later.”</w:t>
             </w:r>
           </w:p>
         </w:tc>
@@ -16270,6 +16144,7 @@
           <w:p>
             <w:pPr>
               <w:pStyle w:val="TableContents"/>
+              <w:widowControl w:val="false"/>
               <w:spacing w:before="0" w:after="160"/>
               <w:rPr>
                 <w:rFonts w:ascii="atpos" w:hAnsi="atpos"/>
@@ -16298,27 +16173,7 @@
                 <w:sz w:val="24"/>
                 <w:szCs w:val="24"/>
               </w:rPr>
-              <w:t xml:space="preserve">This is taking longer </w:t>
-            </w:r>
-            <w:r>
-              <w:rPr>
-                <w:rFonts w:ascii="atpos" w:hAnsi="atpos"/>
-                <w:b w:val="false"/>
-                <w:bCs w:val="false"/>
-                <w:sz w:val="24"/>
-                <w:szCs w:val="24"/>
-              </w:rPr>
-              <w:t>time</w:t>
-            </w:r>
-            <w:r>
-              <w:rPr>
-                <w:rFonts w:ascii="atpos" w:hAnsi="atpos"/>
-                <w:b w:val="false"/>
-                <w:bCs w:val="false"/>
-                <w:sz w:val="24"/>
-                <w:szCs w:val="24"/>
-              </w:rPr>
-              <w:t>…” with a loading indicator.</w:t>
+              <w:t>This is taking longer time…” with a loading indicator.</w:t>
             </w:r>
           </w:p>
         </w:tc>
@@ -16334,6 +16189,7 @@
           <w:p>
             <w:pPr>
               <w:pStyle w:val="TableContents"/>
+              <w:widowControl w:val="false"/>
               <w:spacing w:before="0" w:after="160"/>
               <w:rPr>
                 <w:rFonts w:ascii="atpos" w:hAnsi="atpos"/>
@@ -16381,6 +16237,7 @@
         <w:rPr>
           <w:rFonts w:ascii="atpos" w:hAnsi="atpos"/>
           <w:b/>
+          <w:b/>
         </w:rPr>
       </w:pPr>
       <w:r>
@@ -16596,25 +16453,8 @@
           <w:effect w:val="none"/>
           <w:shd w:fill="auto" w:val="clear"/>
         </w:rPr>
-        <w:t>/ api/users/my-profile</w:t>
-      </w:r>
-    </w:p>
-    <w:p>
-      <w:pPr>
-        <w:pStyle w:val="TextBody"/>
-        <w:numPr>
-          <w:ilvl w:val="0"/>
-          <w:numId w:val="44"/>
-        </w:numPr>
-        <w:spacing w:before="0" w:after="140"/>
-        <w:jc w:val="both"/>
-        <w:rPr>
-          <w:rFonts w:ascii="atpos" w:hAnsi="atpos"/>
-          <w:b/>
-          <w:b w:val="false"/>
-          <w:bCs w:val="false"/>
-        </w:rPr>
-      </w:pPr>
+        <w:t xml:space="preserve"> http://localhost:8080/users/my-profile</w:t>
+      </w:r>
       <w:r>
         <w:rPr>
           <w:rFonts w:ascii="atpos" w:hAnsi="atpos"/>
@@ -16633,25 +16473,8 @@
           <w:effect w:val="none"/>
           <w:shd w:fill="auto" w:val="clear"/>
         </w:rPr>
-        <w:t>What you send: User must have been logged in in the system.</w:t>
-      </w:r>
-    </w:p>
-    <w:p>
-      <w:pPr>
-        <w:pStyle w:val="TextBody"/>
-        <w:numPr>
-          <w:ilvl w:val="0"/>
-          <w:numId w:val="44"/>
-        </w:numPr>
-        <w:spacing w:before="0" w:after="140"/>
-        <w:jc w:val="both"/>
-        <w:rPr>
-          <w:rFonts w:ascii="atpos" w:hAnsi="atpos"/>
-          <w:b/>
-          <w:b w:val="false"/>
-          <w:bCs w:val="false"/>
-        </w:rPr>
-      </w:pPr>
+        <w:t>/</w:t>
+      </w:r>
       <w:r>
         <w:rPr>
           <w:rFonts w:ascii="atpos" w:hAnsi="atpos"/>
@@ -16670,17 +16493,21 @@
           <w:effect w:val="none"/>
           <w:shd w:fill="auto" w:val="clear"/>
         </w:rPr>
-        <w:t>What you expect back: The specific user’s details: name, bio, avtar.</w:t>
+        <w:t>{user-id}</w:t>
       </w:r>
     </w:p>
     <w:p>
       <w:pPr>
         <w:pStyle w:val="TextBody"/>
+        <w:numPr>
+          <w:ilvl w:val="0"/>
+          <w:numId w:val="44"/>
+        </w:numPr>
         <w:spacing w:before="0" w:after="140"/>
         <w:jc w:val="both"/>
         <w:rPr>
           <w:rFonts w:ascii="atpos" w:hAnsi="atpos"/>
-          <w:b/>
+          <w:b w:val="false"/>
           <w:b w:val="false"/>
           <w:bCs w:val="false"/>
         </w:rPr>
@@ -16703,7 +16530,7 @@
           <w:effect w:val="none"/>
           <w:shd w:fill="auto" w:val="clear"/>
         </w:rPr>
-        <w:t>Edit User Profile:</w:t>
+        <w:t>What you send: User must have been logged in in the system.</w:t>
       </w:r>
     </w:p>
     <w:p>
@@ -16711,13 +16538,13 @@
         <w:pStyle w:val="TextBody"/>
         <w:numPr>
           <w:ilvl w:val="0"/>
-          <w:numId w:val="45"/>
+          <w:numId w:val="44"/>
         </w:numPr>
         <w:spacing w:before="0" w:after="140"/>
         <w:jc w:val="both"/>
         <w:rPr>
           <w:rFonts w:ascii="atpos" w:hAnsi="atpos"/>
-          <w:b/>
+          <w:b w:val="false"/>
           <w:b w:val="false"/>
           <w:bCs w:val="false"/>
         </w:rPr>
@@ -16740,21 +16567,17 @@
           <w:effect w:val="none"/>
           <w:shd w:fill="auto" w:val="clear"/>
         </w:rPr>
-        <w:t>Method: PUT</w:t>
+        <w:t>What you expect back: The specific user’s details: name, bio, avtar.</w:t>
       </w:r>
     </w:p>
     <w:p>
       <w:pPr>
         <w:pStyle w:val="TextBody"/>
-        <w:numPr>
-          <w:ilvl w:val="0"/>
-          <w:numId w:val="45"/>
-        </w:numPr>
         <w:spacing w:before="0" w:after="140"/>
         <w:jc w:val="both"/>
         <w:rPr>
           <w:rFonts w:ascii="atpos" w:hAnsi="atpos"/>
-          <w:b/>
+          <w:b w:val="false"/>
           <w:b w:val="false"/>
           <w:bCs w:val="false"/>
         </w:rPr>
@@ -16777,7 +16600,7 @@
           <w:effect w:val="none"/>
           <w:shd w:fill="auto" w:val="clear"/>
         </w:rPr>
-        <w:t>URL: POST / api/users/edit-profile</w:t>
+        <w:t>Edit User Profile:</w:t>
       </w:r>
     </w:p>
     <w:p>
@@ -16791,7 +16614,7 @@
         <w:jc w:val="both"/>
         <w:rPr>
           <w:rFonts w:ascii="atpos" w:hAnsi="atpos"/>
-          <w:b/>
+          <w:b w:val="false"/>
           <w:b w:val="false"/>
           <w:bCs w:val="false"/>
         </w:rPr>
@@ -16814,25 +16637,8 @@
           <w:effect w:val="none"/>
           <w:shd w:fill="auto" w:val="clear"/>
         </w:rPr>
-        <w:t>What you send: The new edited data.</w:t>
-      </w:r>
-    </w:p>
-    <w:p>
-      <w:pPr>
-        <w:pStyle w:val="TextBody"/>
-        <w:numPr>
-          <w:ilvl w:val="0"/>
-          <w:numId w:val="45"/>
-        </w:numPr>
-        <w:spacing w:before="0" w:after="140"/>
-        <w:jc w:val="both"/>
-        <w:rPr>
-          <w:rFonts w:ascii="atpos" w:hAnsi="atpos"/>
-          <w:b/>
-          <w:b w:val="false"/>
-          <w:bCs w:val="false"/>
-        </w:rPr>
-      </w:pPr>
+        <w:t>Method: P</w:t>
+      </w:r>
       <w:r>
         <w:rPr>
           <w:rFonts w:ascii="atpos" w:hAnsi="atpos"/>
@@ -16851,17 +16657,21 @@
           <w:effect w:val="none"/>
           <w:shd w:fill="auto" w:val="clear"/>
         </w:rPr>
-        <w:t>What you expect back: User’s updated profile with new name, bio, avtar.</w:t>
+        <w:t>ATCH / PUT</w:t>
       </w:r>
     </w:p>
     <w:p>
       <w:pPr>
         <w:pStyle w:val="TextBody"/>
+        <w:numPr>
+          <w:ilvl w:val="0"/>
+          <w:numId w:val="45"/>
+        </w:numPr>
         <w:spacing w:before="0" w:after="140"/>
         <w:jc w:val="both"/>
         <w:rPr>
           <w:rFonts w:ascii="atpos" w:hAnsi="atpos"/>
-          <w:b/>
+          <w:b w:val="false"/>
           <w:b w:val="false"/>
           <w:bCs w:val="false"/>
         </w:rPr>
@@ -16884,25 +16694,8 @@
           <w:effect w:val="none"/>
           <w:shd w:fill="auto" w:val="clear"/>
         </w:rPr>
-        <w:t>Get user’s actions:</w:t>
-      </w:r>
-    </w:p>
-    <w:p>
-      <w:pPr>
-        <w:pStyle w:val="TextBody"/>
-        <w:numPr>
-          <w:ilvl w:val="0"/>
-          <w:numId w:val="46"/>
-        </w:numPr>
-        <w:spacing w:before="0" w:after="140"/>
-        <w:jc w:val="both"/>
-        <w:rPr>
-          <w:rFonts w:ascii="atpos" w:hAnsi="atpos"/>
-          <w:b/>
-          <w:b w:val="false"/>
-          <w:bCs w:val="false"/>
-        </w:rPr>
-      </w:pPr>
+        <w:t>URL: P</w:t>
+      </w:r>
       <w:r>
         <w:rPr>
           <w:rFonts w:ascii="atpos" w:hAnsi="atpos"/>
@@ -16921,25 +16714,8 @@
           <w:effect w:val="none"/>
           <w:shd w:fill="auto" w:val="clear"/>
         </w:rPr>
-        <w:t>Method: GET</w:t>
-      </w:r>
-    </w:p>
-    <w:p>
-      <w:pPr>
-        <w:pStyle w:val="TextBody"/>
-        <w:numPr>
-          <w:ilvl w:val="0"/>
-          <w:numId w:val="46"/>
-        </w:numPr>
-        <w:spacing w:before="0" w:after="140"/>
-        <w:jc w:val="both"/>
-        <w:rPr>
-          <w:rFonts w:ascii="atpos" w:hAnsi="atpos"/>
-          <w:b/>
-          <w:b w:val="false"/>
-          <w:bCs w:val="false"/>
-        </w:rPr>
-      </w:pPr>
+        <w:t>ATCH</w:t>
+      </w:r>
       <w:r>
         <w:rPr>
           <w:rFonts w:ascii="atpos" w:hAnsi="atpos"/>
@@ -16958,8 +16734,530 @@
           <w:effect w:val="none"/>
           <w:shd w:fill="auto" w:val="clear"/>
         </w:rPr>
+        <w:t xml:space="preserve"> http://localhost:8080/users/</w:t>
+      </w:r>
+      <w:r>
+        <w:rPr>
+          <w:rFonts w:ascii="atpos" w:hAnsi="atpos"/>
+          <w:b w:val="false"/>
+          <w:bCs w:val="false"/>
+          <w:i w:val="false"/>
+          <w:iCs/>
+          <w:caps w:val="false"/>
+          <w:smallCaps w:val="false"/>
+          <w:strike w:val="false"/>
+          <w:dstrike w:val="false"/>
+          <w:color w:val="000000"/>
+          <w:sz w:val="28"/>
+          <w:szCs w:val="28"/>
+          <w:u w:val="none"/>
+          <w:effect w:val="none"/>
+          <w:shd w:fill="auto" w:val="clear"/>
+        </w:rPr>
+        <w:t>{user-id}/edit-profile</w:t>
+      </w:r>
+    </w:p>
+    <w:p>
+      <w:pPr>
+        <w:pStyle w:val="TextBody"/>
+        <w:numPr>
+          <w:ilvl w:val="0"/>
+          <w:numId w:val="45"/>
+        </w:numPr>
+        <w:spacing w:before="0" w:after="140"/>
+        <w:jc w:val="both"/>
+        <w:rPr>
+          <w:rFonts w:ascii="atpos" w:hAnsi="atpos"/>
+          <w:b w:val="false"/>
+          <w:b w:val="false"/>
+          <w:bCs w:val="false"/>
+        </w:rPr>
+      </w:pPr>
+      <w:r>
+        <w:rPr>
+          <w:rFonts w:ascii="atpos" w:hAnsi="atpos"/>
+          <w:b w:val="false"/>
+          <w:bCs w:val="false"/>
+          <w:i w:val="false"/>
+          <w:iCs/>
+          <w:caps w:val="false"/>
+          <w:smallCaps w:val="false"/>
+          <w:strike w:val="false"/>
+          <w:dstrike w:val="false"/>
+          <w:color w:val="000000"/>
+          <w:sz w:val="28"/>
+          <w:szCs w:val="28"/>
+          <w:u w:val="none"/>
+          <w:effect w:val="none"/>
+          <w:shd w:fill="auto" w:val="clear"/>
+        </w:rPr>
+        <w:t>What you send: The new edited data.</w:t>
+      </w:r>
+    </w:p>
+    <w:p>
+      <w:pPr>
+        <w:pStyle w:val="TextBody"/>
+        <w:numPr>
+          <w:ilvl w:val="0"/>
+          <w:numId w:val="45"/>
+        </w:numPr>
+        <w:spacing w:before="0" w:after="140"/>
+        <w:jc w:val="both"/>
+        <w:rPr>
+          <w:rFonts w:ascii="atpos" w:hAnsi="atpos"/>
+          <w:b w:val="false"/>
+          <w:b w:val="false"/>
+          <w:bCs w:val="false"/>
+        </w:rPr>
+      </w:pPr>
+      <w:r>
+        <w:rPr>
+          <w:rFonts w:ascii="atpos" w:hAnsi="atpos"/>
+          <w:b w:val="false"/>
+          <w:bCs w:val="false"/>
+          <w:i w:val="false"/>
+          <w:iCs/>
+          <w:caps w:val="false"/>
+          <w:smallCaps w:val="false"/>
+          <w:strike w:val="false"/>
+          <w:dstrike w:val="false"/>
+          <w:color w:val="000000"/>
+          <w:sz w:val="28"/>
+          <w:szCs w:val="28"/>
+          <w:u w:val="none"/>
+          <w:effect w:val="none"/>
+          <w:shd w:fill="auto" w:val="clear"/>
+        </w:rPr>
+        <w:t xml:space="preserve">What you expect back: User’s updated profile with new name, bio, </w:t>
+      </w:r>
+      <w:r>
+        <w:rPr>
+          <w:rFonts w:ascii="atpos" w:hAnsi="atpos"/>
+          <w:b w:val="false"/>
+          <w:bCs w:val="false"/>
+          <w:i w:val="false"/>
+          <w:iCs/>
+          <w:caps w:val="false"/>
+          <w:smallCaps w:val="false"/>
+          <w:strike w:val="false"/>
+          <w:dstrike w:val="false"/>
+          <w:color w:val="000000"/>
+          <w:sz w:val="28"/>
+          <w:szCs w:val="28"/>
+          <w:u w:val="none"/>
+          <w:effect w:val="none"/>
+          <w:shd w:fill="auto" w:val="clear"/>
+        </w:rPr>
+        <w:t>avtar</w:t>
+      </w:r>
+      <w:r>
+        <w:rPr>
+          <w:rFonts w:ascii="atpos" w:hAnsi="atpos"/>
+          <w:b w:val="false"/>
+          <w:bCs w:val="false"/>
+          <w:i w:val="false"/>
+          <w:iCs/>
+          <w:caps w:val="false"/>
+          <w:smallCaps w:val="false"/>
+          <w:strike w:val="false"/>
+          <w:dstrike w:val="false"/>
+          <w:color w:val="000000"/>
+          <w:sz w:val="28"/>
+          <w:szCs w:val="28"/>
+          <w:u w:val="none"/>
+          <w:effect w:val="none"/>
+          <w:shd w:fill="auto" w:val="clear"/>
+        </w:rPr>
+        <w:t>.</w:t>
+      </w:r>
+    </w:p>
+    <w:p>
+      <w:pPr>
+        <w:pStyle w:val="TextBody"/>
+        <w:numPr>
+          <w:ilvl w:val="0"/>
+          <w:numId w:val="45"/>
+        </w:numPr>
+        <w:spacing w:before="0" w:after="140"/>
+        <w:jc w:val="both"/>
+        <w:rPr>
+          <w:rFonts w:ascii="atpos" w:hAnsi="atpos"/>
+          <w:b w:val="false"/>
+          <w:b w:val="false"/>
+          <w:bCs w:val="false"/>
+        </w:rPr>
+      </w:pPr>
+      <w:r>
+        <w:rPr>
+          <w:rFonts w:ascii="atpos" w:hAnsi="atpos"/>
+          <w:b w:val="false"/>
+          <w:bCs w:val="false"/>
+          <w:i w:val="false"/>
+          <w:iCs/>
+          <w:caps w:val="false"/>
+          <w:smallCaps w:val="false"/>
+          <w:strike w:val="false"/>
+          <w:dstrike w:val="false"/>
+          <w:color w:val="000000"/>
+          <w:sz w:val="28"/>
+          <w:szCs w:val="28"/>
+          <w:u w:val="none"/>
+          <w:effect w:val="none"/>
+          <w:shd w:fill="auto" w:val="clear"/>
+        </w:rPr>
+        <w:t>PATCH: it allows  for partial updates. if user only wants to change their name, it allows to change.</w:t>
+      </w:r>
+    </w:p>
+    <w:p>
+      <w:pPr>
+        <w:pStyle w:val="TextBody"/>
+        <w:numPr>
+          <w:ilvl w:val="0"/>
+          <w:numId w:val="45"/>
+        </w:numPr>
+        <w:spacing w:before="0" w:after="140"/>
+        <w:jc w:val="both"/>
+        <w:rPr>
+          <w:rFonts w:ascii="atpos" w:hAnsi="atpos"/>
+          <w:b w:val="false"/>
+          <w:b w:val="false"/>
+          <w:bCs w:val="false"/>
+        </w:rPr>
+      </w:pPr>
+      <w:r>
+        <w:rPr>
+          <w:rFonts w:ascii="atpos" w:hAnsi="atpos"/>
+          <w:b w:val="false"/>
+          <w:bCs w:val="false"/>
+          <w:i w:val="false"/>
+          <w:iCs/>
+          <w:caps w:val="false"/>
+          <w:smallCaps w:val="false"/>
+          <w:strike w:val="false"/>
+          <w:dstrike w:val="false"/>
+          <w:color w:val="000000"/>
+          <w:sz w:val="28"/>
+          <w:szCs w:val="28"/>
+          <w:u w:val="none"/>
+          <w:effect w:val="none"/>
+          <w:shd w:fill="auto" w:val="clear"/>
+        </w:rPr>
+        <w:t>PUT: it replacing the entire resource, meaning must always send the name,bio,avtar together.</w:t>
+      </w:r>
+    </w:p>
+    <w:p>
+      <w:pPr>
+        <w:pStyle w:val="TextBody"/>
+        <w:spacing w:before="0" w:after="140"/>
+        <w:jc w:val="both"/>
+        <w:rPr>
+          <w:rFonts w:ascii="atpos" w:hAnsi="atpos"/>
+          <w:b w:val="false"/>
+          <w:b w:val="false"/>
+          <w:bCs w:val="false"/>
+        </w:rPr>
+      </w:pPr>
+      <w:r>
+        <w:rPr>
+          <w:rFonts w:ascii="atpos" w:hAnsi="atpos"/>
+          <w:b w:val="false"/>
+          <w:bCs w:val="false"/>
+          <w:i w:val="false"/>
+          <w:iCs/>
+          <w:caps w:val="false"/>
+          <w:smallCaps w:val="false"/>
+          <w:strike w:val="false"/>
+          <w:dstrike w:val="false"/>
+          <w:color w:val="000000"/>
+          <w:sz w:val="28"/>
+          <w:szCs w:val="28"/>
+          <w:u w:val="none"/>
+          <w:effect w:val="none"/>
+          <w:shd w:fill="auto" w:val="clear"/>
+        </w:rPr>
+        <w:t>Upload avtar:</w:t>
+      </w:r>
+    </w:p>
+    <w:p>
+      <w:pPr>
+        <w:pStyle w:val="TextBody"/>
+        <w:numPr>
+          <w:ilvl w:val="0"/>
+          <w:numId w:val="47"/>
+        </w:numPr>
+        <w:spacing w:before="0" w:after="140"/>
+        <w:jc w:val="both"/>
+        <w:rPr>
+          <w:sz w:val="28"/>
+          <w:szCs w:val="28"/>
+        </w:rPr>
+      </w:pPr>
+      <w:r>
+        <w:rPr>
+          <w:sz w:val="28"/>
+          <w:szCs w:val="28"/>
+        </w:rPr>
+        <w:t>Method: POST</w:t>
+      </w:r>
+    </w:p>
+    <w:p>
+      <w:pPr>
+        <w:pStyle w:val="TextBody"/>
+        <w:numPr>
+          <w:ilvl w:val="0"/>
+          <w:numId w:val="47"/>
+        </w:numPr>
+        <w:spacing w:before="0" w:after="140"/>
+        <w:jc w:val="both"/>
+        <w:rPr/>
+      </w:pPr>
+      <w:r>
+        <w:rPr>
+          <w:sz w:val="28"/>
+          <w:szCs w:val="28"/>
+        </w:rPr>
+        <w:t xml:space="preserve">URL: POST </w:t>
+      </w:r>
+      <w:hyperlink r:id="rId9">
+        <w:r>
+          <w:rPr>
+            <w:rStyle w:val="InternetLink"/>
+            <w:rFonts w:ascii="atpos" w:hAnsi="atpos"/>
+            <w:b w:val="false"/>
+            <w:bCs w:val="false"/>
+            <w:i w:val="false"/>
+            <w:iCs/>
+            <w:caps w:val="false"/>
+            <w:smallCaps w:val="false"/>
+            <w:strike w:val="false"/>
+            <w:dstrike w:val="false"/>
+            <w:color w:val="000000"/>
+            <w:sz w:val="28"/>
+            <w:szCs w:val="28"/>
+            <w:u w:val="none"/>
+            <w:effect w:val="none"/>
+            <w:shd w:fill="auto" w:val="clear"/>
+          </w:rPr>
+          <w:t>http://localhost:8080/users/</w:t>
+        </w:r>
+      </w:hyperlink>
+      <w:hyperlink r:id="rId10">
+        <w:r>
+          <w:rPr>
+            <w:rStyle w:val="InternetLink"/>
+            <w:rFonts w:ascii="atpos" w:hAnsi="atpos"/>
+            <w:b w:val="false"/>
+            <w:bCs w:val="false"/>
+            <w:i w:val="false"/>
+            <w:iCs/>
+            <w:caps w:val="false"/>
+            <w:smallCaps w:val="false"/>
+            <w:strike w:val="false"/>
+            <w:dstrike w:val="false"/>
+            <w:color w:val="000000"/>
+            <w:sz w:val="28"/>
+            <w:szCs w:val="28"/>
+            <w:u w:val="none"/>
+            <w:effect w:val="none"/>
+            <w:shd w:fill="auto" w:val="clear"/>
+          </w:rPr>
+          <w:t>{user-id}/upload-avtar</w:t>
+        </w:r>
+      </w:hyperlink>
+    </w:p>
+    <w:p>
+      <w:pPr>
+        <w:pStyle w:val="TextBody"/>
+        <w:numPr>
+          <w:ilvl w:val="0"/>
+          <w:numId w:val="47"/>
+        </w:numPr>
+        <w:spacing w:before="0" w:after="140"/>
+        <w:jc w:val="both"/>
+        <w:rPr/>
+      </w:pPr>
+      <w:r>
+        <w:rPr>
+          <w:rFonts w:ascii="atpos" w:hAnsi="atpos"/>
+          <w:b w:val="false"/>
+          <w:bCs w:val="false"/>
+          <w:i w:val="false"/>
+          <w:iCs/>
+          <w:caps w:val="false"/>
+          <w:smallCaps w:val="false"/>
+          <w:strike w:val="false"/>
+          <w:dstrike w:val="false"/>
+          <w:color w:val="000000"/>
+          <w:sz w:val="28"/>
+          <w:szCs w:val="28"/>
+          <w:u w:val="none"/>
+          <w:effect w:val="none"/>
+          <w:shd w:fill="auto" w:val="clear"/>
+        </w:rPr>
+        <w:t>What we send: Upload a valid image</w:t>
+      </w:r>
+    </w:p>
+    <w:p>
+      <w:pPr>
+        <w:pStyle w:val="TextBody"/>
+        <w:numPr>
+          <w:ilvl w:val="0"/>
+          <w:numId w:val="47"/>
+        </w:numPr>
+        <w:spacing w:before="0" w:after="140"/>
+        <w:jc w:val="both"/>
+        <w:rPr/>
+      </w:pPr>
+      <w:r>
+        <w:rPr>
+          <w:rFonts w:ascii="atpos" w:hAnsi="atpos"/>
+          <w:b w:val="false"/>
+          <w:bCs w:val="false"/>
+          <w:i w:val="false"/>
+          <w:iCs/>
+          <w:caps w:val="false"/>
+          <w:smallCaps w:val="false"/>
+          <w:strike w:val="false"/>
+          <w:dstrike w:val="false"/>
+          <w:color w:val="000000"/>
+          <w:sz w:val="28"/>
+          <w:szCs w:val="28"/>
+          <w:u w:val="none"/>
+          <w:effect w:val="none"/>
+          <w:shd w:fill="auto" w:val="clear"/>
+        </w:rPr>
+        <w:t>What you expect back: The image which is selected is uploaded as an avtar</w:t>
+      </w:r>
+    </w:p>
+    <w:p>
+      <w:pPr>
+        <w:pStyle w:val="TextBody"/>
+        <w:spacing w:before="0" w:after="140"/>
+        <w:jc w:val="both"/>
+        <w:rPr>
+          <w:rFonts w:ascii="atpos" w:hAnsi="atpos"/>
+          <w:b w:val="false"/>
+          <w:b w:val="false"/>
+          <w:bCs w:val="false"/>
+        </w:rPr>
+      </w:pPr>
+      <w:r>
+        <w:rPr>
+          <w:rFonts w:ascii="atpos" w:hAnsi="atpos"/>
+          <w:b w:val="false"/>
+          <w:bCs w:val="false"/>
+          <w:i w:val="false"/>
+          <w:iCs/>
+          <w:caps w:val="false"/>
+          <w:smallCaps w:val="false"/>
+          <w:strike w:val="false"/>
+          <w:dstrike w:val="false"/>
+          <w:color w:val="000000"/>
+          <w:sz w:val="28"/>
+          <w:szCs w:val="28"/>
+          <w:u w:val="none"/>
+          <w:effect w:val="none"/>
+          <w:shd w:fill="auto" w:val="clear"/>
+        </w:rPr>
+        <w:t>Get user’s actions:</w:t>
+      </w:r>
+    </w:p>
+    <w:p>
+      <w:pPr>
+        <w:pStyle w:val="TextBody"/>
+        <w:numPr>
+          <w:ilvl w:val="0"/>
+          <w:numId w:val="46"/>
+        </w:numPr>
+        <w:spacing w:before="0" w:after="140"/>
+        <w:jc w:val="both"/>
+        <w:rPr>
+          <w:rFonts w:ascii="atpos" w:hAnsi="atpos"/>
+          <w:b w:val="false"/>
+          <w:b w:val="false"/>
+          <w:bCs w:val="false"/>
+        </w:rPr>
+      </w:pPr>
+      <w:r>
+        <w:rPr>
+          <w:rFonts w:ascii="atpos" w:hAnsi="atpos"/>
+          <w:b w:val="false"/>
+          <w:bCs w:val="false"/>
+          <w:i w:val="false"/>
+          <w:iCs/>
+          <w:caps w:val="false"/>
+          <w:smallCaps w:val="false"/>
+          <w:strike w:val="false"/>
+          <w:dstrike w:val="false"/>
+          <w:color w:val="000000"/>
+          <w:sz w:val="28"/>
+          <w:szCs w:val="28"/>
+          <w:u w:val="none"/>
+          <w:effect w:val="none"/>
+          <w:shd w:fill="auto" w:val="clear"/>
+        </w:rPr>
+        <w:t>Method: GET</w:t>
+      </w:r>
+    </w:p>
+    <w:p>
+      <w:pPr>
+        <w:pStyle w:val="TextBody"/>
+        <w:numPr>
+          <w:ilvl w:val="0"/>
+          <w:numId w:val="46"/>
+        </w:numPr>
+        <w:spacing w:before="0" w:after="140"/>
+        <w:jc w:val="both"/>
+        <w:rPr>
+          <w:rFonts w:ascii="atpos" w:hAnsi="atpos"/>
+          <w:b w:val="false"/>
+          <w:b w:val="false"/>
+          <w:bCs w:val="false"/>
+        </w:rPr>
+      </w:pPr>
+      <w:r>
+        <w:rPr>
+          <w:rFonts w:ascii="atpos" w:hAnsi="atpos"/>
+          <w:b w:val="false"/>
+          <w:bCs w:val="false"/>
+          <w:i w:val="false"/>
+          <w:iCs/>
+          <w:caps w:val="false"/>
+          <w:smallCaps w:val="false"/>
+          <w:strike w:val="false"/>
+          <w:dstrike w:val="false"/>
+          <w:color w:val="000000"/>
+          <w:sz w:val="28"/>
+          <w:szCs w:val="28"/>
+          <w:u w:val="none"/>
+          <w:effect w:val="none"/>
+          <w:shd w:fill="auto" w:val="clear"/>
+        </w:rPr>
         <w:t xml:space="preserve">URL: GET </w:t>
       </w:r>
+      <w:hyperlink r:id="rId11">
+        <w:r>
+          <w:rPr>
+            <w:rStyle w:val="InternetLink"/>
+            <w:rFonts w:ascii="atpos" w:hAnsi="atpos"/>
+            <w:b w:val="false"/>
+            <w:bCs w:val="false"/>
+            <w:i w:val="false"/>
+            <w:iCs/>
+            <w:caps w:val="false"/>
+            <w:smallCaps w:val="false"/>
+            <w:strike w:val="false"/>
+            <w:dstrike w:val="false"/>
+            <w:color w:val="000000"/>
+            <w:sz w:val="28"/>
+            <w:szCs w:val="28"/>
+            <w:u w:val="none"/>
+            <w:effect w:val="none"/>
+            <w:shd w:fill="auto" w:val="clear"/>
+          </w:rPr>
+          <w:t>http://localhost:8080</w:t>
+        </w:r>
+      </w:hyperlink>
       <w:r>
         <w:rPr>
           <w:rFonts w:ascii="atpos" w:hAnsi="atpos"/>
@@ -16978,7 +17276,47 @@
           <w:effect w:val="none"/>
           <w:shd w:fill="auto" w:val="clear"/>
         </w:rPr>
-        <w:t>/ api/users/my-profile/actions?limit=20</w:t>
+        <w:t>/users/</w:t>
+      </w:r>
+      <w:r>
+        <w:rPr>
+          <w:rFonts w:ascii="atpos" w:hAnsi="atpos"/>
+          <w:b w:val="false"/>
+          <w:bCs w:val="false"/>
+          <w:i w:val="false"/>
+          <w:iCs/>
+          <w:caps w:val="false"/>
+          <w:smallCaps w:val="false"/>
+          <w:strike w:val="false"/>
+          <w:dstrike w:val="false"/>
+          <w:color w:val="000000"/>
+          <w:sz w:val="28"/>
+          <w:szCs w:val="28"/>
+          <w:u w:val="none"/>
+          <w:effect w:val="none"/>
+          <w:shd w:fill="auto" w:val="clear"/>
+        </w:rPr>
+        <w:t>{user-id}</w:t>
+      </w:r>
+      <w:r>
+        <w:rPr>
+          <w:rFonts w:ascii="atpos" w:hAnsi="atpos"/>
+          <w:b w:val="false"/>
+          <w:bCs w:val="false"/>
+          <w:i/>
+          <w:iCs/>
+          <w:caps w:val="false"/>
+          <w:smallCaps w:val="false"/>
+          <w:strike w:val="false"/>
+          <w:dstrike w:val="false"/>
+          <w:color w:val="000000"/>
+          <w:sz w:val="28"/>
+          <w:szCs w:val="28"/>
+          <w:u w:val="none"/>
+          <w:effect w:val="none"/>
+          <w:shd w:fill="auto" w:val="clear"/>
+        </w:rPr>
+        <w:t>/actions?limit=20</w:t>
       </w:r>
     </w:p>
     <w:p>
@@ -16992,7 +17330,7 @@
         <w:jc w:val="both"/>
         <w:rPr>
           <w:rFonts w:ascii="atpos" w:hAnsi="atpos"/>
-          <w:b/>
+          <w:b w:val="false"/>
           <w:b w:val="false"/>
           <w:bCs w:val="false"/>
           <w:i w:val="false"/>
@@ -17032,7 +17370,7 @@
         <w:jc w:val="both"/>
         <w:rPr>
           <w:rFonts w:ascii="atpos" w:hAnsi="atpos"/>
-          <w:b/>
+          <w:b w:val="false"/>
           <w:b w:val="false"/>
           <w:bCs w:val="false"/>
           <w:i w:val="false"/>
@@ -17085,9 +17423,17 @@
       </w:pPr>
       <w:r>
         <w:rPr>
-          <w:rFonts w:ascii="atpos" w:hAnsi="atpos"/>
-          <w:b w:val="false"/>
-          <w:bCs w:val="false"/>
+          <w:i w:val="false"/>
+          <w:caps w:val="false"/>
+          <w:smallCaps w:val="false"/>
+          <w:strike w:val="false"/>
+          <w:dstrike w:val="false"/>
+          <w:color w:val="000000"/>
+          <w:sz w:val="28"/>
+          <w:szCs w:val="28"/>
+          <w:u w:val="none"/>
+          <w:effect w:val="none"/>
+          <w:shd w:fill="auto" w:val="clear"/>
         </w:rPr>
       </w:r>
     </w:p>
@@ -17146,24 +17492,7 @@
         </w:rPr>
       </w:pPr>
       <w:r>
-        <w:rPr>
-          <w:rFonts w:ascii="atpos" w:hAnsi="atpos"/>
-        </w:rPr>
-      </w:r>
-    </w:p>
-    <w:p>
-      <w:pPr>
-        <w:pStyle w:val="TextBody"/>
-        <w:spacing w:before="0" w:after="140"/>
-        <w:jc w:val="both"/>
-        <w:rPr>
-          <w:rFonts w:ascii="atpos" w:hAnsi="atpos"/>
-        </w:rPr>
-      </w:pPr>
-      <w:r>
-        <w:rPr>
-          <w:rFonts w:ascii="atpos" w:hAnsi="atpos"/>
-        </w:rPr>
+        <w:rPr/>
       </w:r>
     </w:p>
     <w:sectPr>
@@ -23210,6 +23539,129 @@
     </w:lvl>
   </w:abstractNum>
   <w:abstractNum w:abstractNumId="47">
+    <w:lvl w:ilvl="0">
+      <w:start w:val="1"/>
+      <w:numFmt w:val="bullet"/>
+      <w:lvlText w:val=""/>
+      <w:lvlJc w:val="left"/>
+      <w:pPr>
+        <w:tabs>
+          <w:tab w:val="num" w:pos="720"/>
+        </w:tabs>
+        <w:ind w:left="720" w:hanging="360"/>
+      </w:pPr>
+      <w:rPr>
+        <w:rFonts w:ascii="Symbol" w:hAnsi="Symbol" w:cs="Symbol" w:hint="default"/>
+        <w:sz w:val="24"/>
+        <w:szCs w:val="24"/>
+      </w:rPr>
+    </w:lvl>
+    <w:lvl w:ilvl="1">
+      <w:start w:val="1"/>
+      <w:numFmt w:val="decimal"/>
+      <w:lvlText w:val="%2."/>
+      <w:lvlJc w:val="left"/>
+      <w:pPr>
+        <w:tabs>
+          <w:tab w:val="num" w:pos="1080"/>
+        </w:tabs>
+        <w:ind w:left="1080" w:hanging="360"/>
+      </w:pPr>
+      <w:rPr/>
+    </w:lvl>
+    <w:lvl w:ilvl="2">
+      <w:start w:val="1"/>
+      <w:numFmt w:val="decimal"/>
+      <w:lvlText w:val="%3."/>
+      <w:lvlJc w:val="left"/>
+      <w:pPr>
+        <w:tabs>
+          <w:tab w:val="num" w:pos="1440"/>
+        </w:tabs>
+        <w:ind w:left="1440" w:hanging="360"/>
+      </w:pPr>
+      <w:rPr/>
+    </w:lvl>
+    <w:lvl w:ilvl="3">
+      <w:start w:val="1"/>
+      <w:numFmt w:val="decimal"/>
+      <w:lvlText w:val="%4."/>
+      <w:lvlJc w:val="left"/>
+      <w:pPr>
+        <w:tabs>
+          <w:tab w:val="num" w:pos="1800"/>
+        </w:tabs>
+        <w:ind w:left="1800" w:hanging="360"/>
+      </w:pPr>
+      <w:rPr/>
+    </w:lvl>
+    <w:lvl w:ilvl="4">
+      <w:start w:val="1"/>
+      <w:numFmt w:val="decimal"/>
+      <w:lvlText w:val="%5."/>
+      <w:lvlJc w:val="left"/>
+      <w:pPr>
+        <w:tabs>
+          <w:tab w:val="num" w:pos="2160"/>
+        </w:tabs>
+        <w:ind w:left="2160" w:hanging="360"/>
+      </w:pPr>
+      <w:rPr/>
+    </w:lvl>
+    <w:lvl w:ilvl="5">
+      <w:start w:val="1"/>
+      <w:numFmt w:val="decimal"/>
+      <w:lvlText w:val="%6."/>
+      <w:lvlJc w:val="left"/>
+      <w:pPr>
+        <w:tabs>
+          <w:tab w:val="num" w:pos="2520"/>
+        </w:tabs>
+        <w:ind w:left="2520" w:hanging="360"/>
+      </w:pPr>
+      <w:rPr/>
+    </w:lvl>
+    <w:lvl w:ilvl="6">
+      <w:start w:val="1"/>
+      <w:numFmt w:val="decimal"/>
+      <w:lvlText w:val="%7."/>
+      <w:lvlJc w:val="left"/>
+      <w:pPr>
+        <w:tabs>
+          <w:tab w:val="num" w:pos="2880"/>
+        </w:tabs>
+        <w:ind w:left="2880" w:hanging="360"/>
+      </w:pPr>
+      <w:rPr/>
+    </w:lvl>
+    <w:lvl w:ilvl="7">
+      <w:start w:val="1"/>
+      <w:numFmt w:val="decimal"/>
+      <w:lvlText w:val="%8."/>
+      <w:lvlJc w:val="left"/>
+      <w:pPr>
+        <w:tabs>
+          <w:tab w:val="num" w:pos="3240"/>
+        </w:tabs>
+        <w:ind w:left="3240" w:hanging="360"/>
+      </w:pPr>
+      <w:rPr/>
+    </w:lvl>
+    <w:lvl w:ilvl="8">
+      <w:start w:val="1"/>
+      <w:numFmt w:val="decimal"/>
+      <w:lvlText w:val="%9."/>
+      <w:lvlJc w:val="left"/>
+      <w:pPr>
+        <w:tabs>
+          <w:tab w:val="num" w:pos="3600"/>
+        </w:tabs>
+        <w:ind w:left="3600" w:hanging="360"/>
+      </w:pPr>
+      <w:rPr/>
+    </w:lvl>
+  </w:abstractNum>
+  <w:abstractNum w:abstractNumId="48">
     <w:lvl w:ilvl="0">
       <w:start w:val="1"/>
       <w:numFmt w:val="none"/>
@@ -23468,6 +23920,9 @@
   </w:num>
   <w:num w:numId="47">
     <w:abstractNumId w:val="47"/>
+  </w:num>
+  <w:num w:numId="48">
+    <w:abstractNumId w:val="48"/>
   </w:num>
 </w:numbering>
 </file>
@@ -23917,6 +24372,13 @@
     <w:qFormat/>
     <w:rPr/>
   </w:style>
+  <w:style w:type="character" w:styleId="InternetLink">
+    <w:name w:val="Hyperlink"/>
+    <w:rPr>
+      <w:color w:val="000080"/>
+      <w:u w:val="single"/>
+    </w:rPr>
+  </w:style>
   <w:style w:type="paragraph" w:styleId="Heading">
     <w:name w:val="Heading"/>
     <w:basedOn w:val="Normal"/>

--- a/WEEK 4.1.docx
+++ b/WEEK 4.1.docx
@@ -16561,26 +16561,382 @@
           <w:sz w:val="28"/>
           <w:szCs w:val="28"/>
         </w:rPr>
-        <w:t>First in service</w:t>
-      </w:r>
-    </w:p>
-    <w:p>
-      <w:pPr>
-        <w:pStyle w:val="TextBody"/>
-        <w:jc w:val="both"/>
-        <w:rPr>
-          <w:rFonts w:ascii="atpos" w:hAnsi="atpos"/>
-          <w:b w:val="false"/>
-          <w:b w:val="false"/>
-          <w:bCs w:val="false"/>
-        </w:rPr>
-      </w:pPr>
-      <w:r>
-        <w:rPr>
-          <w:rFonts w:ascii="atpos" w:hAnsi="atpos"/>
-          <w:b w:val="false"/>
-          <w:bCs w:val="false"/>
-        </w:rPr>
+        <w:t xml:space="preserve">we can feth the api in the api/ folder then include it with interseptor also, then we can easily </w:t>
+      </w:r>
+      <w:r>
+        <w:rPr>
+          <w:rFonts w:ascii="atpos" w:hAnsi="atpos"/>
+          <w:b w:val="false"/>
+          <w:bCs w:val="false"/>
+          <w:sz w:val="28"/>
+          <w:szCs w:val="28"/>
+        </w:rPr>
+        <w:t>pass the header or bearer token to the other different multiple end points.</w:t>
+      </w:r>
+    </w:p>
+    <w:p>
+      <w:pPr>
+        <w:pStyle w:val="TextBody"/>
+        <w:numPr>
+          <w:ilvl w:val="0"/>
+          <w:numId w:val="49"/>
+        </w:numPr>
+        <w:jc w:val="both"/>
+        <w:rPr>
+          <w:rFonts w:ascii="atpos" w:hAnsi="atpos"/>
+          <w:b w:val="false"/>
+          <w:b w:val="false"/>
+          <w:bCs w:val="false"/>
+        </w:rPr>
+      </w:pPr>
+      <w:r>
+        <w:rPr>
+          <w:rFonts w:ascii="atpos" w:hAnsi="atpos"/>
+          <w:b w:val="false"/>
+          <w:bCs w:val="false"/>
+          <w:sz w:val="28"/>
+          <w:szCs w:val="28"/>
+        </w:rPr>
+        <w:t xml:space="preserve">Why </w:t>
+      </w:r>
+      <w:r>
+        <w:rPr>
+          <w:rFonts w:ascii="atpos" w:hAnsi="atpos"/>
+          <w:b w:val="false"/>
+          <w:bCs w:val="false"/>
+          <w:sz w:val="28"/>
+          <w:szCs w:val="28"/>
+        </w:rPr>
+        <w:t xml:space="preserve">Interceptor: </w:t>
+      </w:r>
+    </w:p>
+    <w:p>
+      <w:pPr>
+        <w:pStyle w:val="TextBody"/>
+        <w:numPr>
+          <w:ilvl w:val="0"/>
+          <w:numId w:val="49"/>
+        </w:numPr>
+        <w:jc w:val="both"/>
+        <w:rPr>
+          <w:rFonts w:ascii="atpos" w:hAnsi="atpos"/>
+          <w:b w:val="false"/>
+          <w:b w:val="false"/>
+          <w:bCs w:val="false"/>
+        </w:rPr>
+      </w:pPr>
+      <w:r>
+        <w:rPr>
+          <w:rStyle w:val="StrongEmphasis"/>
+          <w:rFonts w:ascii="source-serif-pro;Georgia;Cambria;Times New Roman;Times;serif" w:hAnsi="source-serif-pro;Georgia;Cambria;Times New Roman;Times;serif"/>
+          <w:b w:val="false"/>
+          <w:i w:val="false"/>
+          <w:caps w:val="false"/>
+          <w:smallCaps w:val="false"/>
+          <w:color w:val="auto"/>
+          <w:spacing w:val="0"/>
+          <w:sz w:val="30"/>
+          <w:szCs w:val="28"/>
+        </w:rPr>
+        <w:t>Centralized request handling:</w:t>
+      </w:r>
+      <w:r>
+        <w:rPr>
+          <w:rFonts w:ascii="atpos" w:hAnsi="atpos"/>
+          <w:b w:val="false"/>
+          <w:bCs w:val="false"/>
+          <w:sz w:val="28"/>
+          <w:szCs w:val="28"/>
+        </w:rPr>
+        <w:t>With the interceptor, it provides developers to define global request hadlers that intercept outgoing HTTP requests. This helps when adding headers, logging, handling errors across multiple requests.</w:t>
+      </w:r>
+    </w:p>
+    <w:p>
+      <w:pPr>
+        <w:pStyle w:val="TextBody"/>
+        <w:numPr>
+          <w:ilvl w:val="0"/>
+          <w:numId w:val="49"/>
+        </w:numPr>
+        <w:jc w:val="both"/>
+        <w:rPr>
+          <w:rFonts w:ascii="aptos" w:hAnsi="aptos"/>
+          <w:b w:val="false"/>
+          <w:color w:val="auto"/>
+        </w:rPr>
+      </w:pPr>
+      <w:r>
+        <w:rPr>
+          <w:rFonts w:ascii="aptos" w:hAnsi="aptos"/>
+          <w:b w:val="false"/>
+          <w:bCs w:val="false"/>
+          <w:color w:val="auto"/>
+          <w:sz w:val="28"/>
+          <w:szCs w:val="28"/>
+        </w:rPr>
+        <w:t xml:space="preserve">Global error handling: </w:t>
+      </w:r>
+      <w:r>
+        <w:rPr>
+          <w:rFonts w:ascii="aptos" w:hAnsi="aptos"/>
+          <w:b w:val="false"/>
+          <w:i w:val="false"/>
+          <w:caps w:val="false"/>
+          <w:smallCaps w:val="false"/>
+          <w:color w:val="auto"/>
+          <w:spacing w:val="0"/>
+          <w:sz w:val="28"/>
+          <w:szCs w:val="28"/>
+        </w:rPr>
+        <w:t xml:space="preserve">By defining response interceptors </w:t>
+      </w:r>
+      <w:r>
+        <w:rPr>
+          <w:rFonts w:ascii="aptos" w:hAnsi="aptos"/>
+          <w:b w:val="false"/>
+          <w:i w:val="false"/>
+          <w:caps w:val="false"/>
+          <w:smallCaps w:val="false"/>
+          <w:color w:val="auto"/>
+          <w:spacing w:val="0"/>
+          <w:sz w:val="28"/>
+          <w:szCs w:val="28"/>
+        </w:rPr>
+        <w:t>we</w:t>
+      </w:r>
+      <w:r>
+        <w:rPr>
+          <w:rFonts w:ascii="aptos" w:hAnsi="aptos"/>
+          <w:b w:val="false"/>
+          <w:i w:val="false"/>
+          <w:caps w:val="false"/>
+          <w:smallCaps w:val="false"/>
+          <w:color w:val="auto"/>
+          <w:spacing w:val="0"/>
+          <w:sz w:val="28"/>
+          <w:szCs w:val="28"/>
+        </w:rPr>
+        <w:t xml:space="preserve"> can intercept error responses from the server </w:t>
+      </w:r>
+      <w:r>
+        <w:rPr>
+          <w:rFonts w:ascii="aptos" w:hAnsi="aptos"/>
+          <w:b w:val="false"/>
+          <w:i w:val="false"/>
+          <w:caps w:val="false"/>
+          <w:smallCaps w:val="false"/>
+          <w:color w:val="auto"/>
+          <w:spacing w:val="0"/>
+          <w:sz w:val="28"/>
+          <w:szCs w:val="28"/>
+        </w:rPr>
+        <w:t>and implement the error logic to show the error to user.</w:t>
+      </w:r>
+    </w:p>
+    <w:p>
+      <w:pPr>
+        <w:pStyle w:val="TextBody"/>
+        <w:numPr>
+          <w:ilvl w:val="0"/>
+          <w:numId w:val="49"/>
+        </w:numPr>
+        <w:jc w:val="both"/>
+        <w:rPr>
+          <w:rFonts w:ascii="aptos" w:hAnsi="aptos"/>
+          <w:b w:val="false"/>
+          <w:color w:val="auto"/>
+        </w:rPr>
+      </w:pPr>
+      <w:r>
+        <w:rPr>
+          <w:rFonts w:ascii="aptos" w:hAnsi="aptos"/>
+          <w:b w:val="false"/>
+          <w:i w:val="false"/>
+          <w:caps w:val="false"/>
+          <w:smallCaps w:val="false"/>
+          <w:color w:val="auto"/>
+          <w:spacing w:val="0"/>
+          <w:sz w:val="28"/>
+          <w:szCs w:val="28"/>
+        </w:rPr>
+        <w:t>R</w:t>
+      </w:r>
+      <w:r>
+        <w:rPr>
+          <w:rFonts w:ascii="aptos" w:hAnsi="aptos"/>
+          <w:b w:val="false"/>
+          <w:i w:val="false"/>
+          <w:caps w:val="false"/>
+          <w:smallCaps w:val="false"/>
+          <w:color w:val="auto"/>
+          <w:spacing w:val="0"/>
+          <w:sz w:val="28"/>
+          <w:szCs w:val="28"/>
+        </w:rPr>
+        <w:t>equest transformation: enables developers to modify the request before they are sent to the server, allow to perform action like adding authentication tokens, transforming request data.</w:t>
+      </w:r>
+    </w:p>
+    <w:p>
+      <w:pPr>
+        <w:pStyle w:val="TextBody"/>
+        <w:numPr>
+          <w:ilvl w:val="0"/>
+          <w:numId w:val="49"/>
+        </w:numPr>
+        <w:jc w:val="both"/>
+        <w:rPr>
+          <w:rFonts w:ascii="aptos" w:hAnsi="aptos"/>
+          <w:b w:val="false"/>
+          <w:color w:val="auto"/>
+        </w:rPr>
+      </w:pPr>
+      <w:r>
+        <w:rPr>
+          <w:rFonts w:ascii="aptos" w:hAnsi="aptos"/>
+          <w:b w:val="false"/>
+          <w:i w:val="false"/>
+          <w:caps w:val="false"/>
+          <w:smallCaps w:val="false"/>
+          <w:color w:val="auto"/>
+          <w:spacing w:val="0"/>
+          <w:sz w:val="28"/>
+          <w:szCs w:val="28"/>
+        </w:rPr>
+        <w:t>Response transformation: modify response data or configure before the passing to the browser. This used for tasks like parsing response data, handling specification response condition.</w:t>
+      </w:r>
+    </w:p>
+    <w:p>
+      <w:pPr>
+        <w:pStyle w:val="TextBody"/>
+        <w:numPr>
+          <w:ilvl w:val="0"/>
+          <w:numId w:val="49"/>
+        </w:numPr>
+        <w:jc w:val="both"/>
+        <w:rPr>
+          <w:color w:val="auto"/>
+        </w:rPr>
+      </w:pPr>
+      <w:r>
+        <w:rPr>
+          <w:rFonts w:ascii="source-serif-pro;Georgia;Cambria;Times New Roman;Times;serif" w:hAnsi="source-serif-pro;Georgia;Cambria;Times New Roman;Times;serif"/>
+          <w:b w:val="false"/>
+          <w:i w:val="false"/>
+          <w:caps w:val="false"/>
+          <w:smallCaps w:val="false"/>
+          <w:color w:val="auto"/>
+          <w:spacing w:val="0"/>
+          <w:sz w:val="30"/>
+          <w:szCs w:val="28"/>
+        </w:rPr>
+        <w:t>A</w:t>
+      </w:r>
+      <w:r>
+        <w:rPr>
+          <w:rFonts w:ascii="source-serif-pro;Georgia;Cambria;Times New Roman;Times;serif" w:hAnsi="source-serif-pro;Georgia;Cambria;Times New Roman;Times;serif"/>
+          <w:b w:val="false"/>
+          <w:i w:val="false"/>
+          <w:caps w:val="false"/>
+          <w:smallCaps w:val="false"/>
+          <w:color w:val="auto"/>
+          <w:spacing w:val="0"/>
+          <w:sz w:val="30"/>
+          <w:szCs w:val="28"/>
+        </w:rPr>
+        <w:t>uthorization handle: used for managing authorization logic. By intercepting outgoing requests, developer can check for authorization token or credentials and add them into headers, ensuring authorization request sent to the user.</w:t>
+      </w:r>
+    </w:p>
+    <w:p>
+      <w:pPr>
+        <w:pStyle w:val="TextBody"/>
+        <w:numPr>
+          <w:ilvl w:val="0"/>
+          <w:numId w:val="49"/>
+        </w:numPr>
+        <w:jc w:val="both"/>
+        <w:rPr>
+          <w:rFonts w:ascii="aptos" w:hAnsi="aptos"/>
+          <w:b w:val="false"/>
+          <w:color w:val="auto"/>
+        </w:rPr>
+      </w:pPr>
+      <w:hyperlink r:id="rId15">
+        <w:r>
+          <w:rPr>
+            <w:rStyle w:val="InternetLink"/>
+            <w:rFonts w:ascii="aptos" w:hAnsi="aptos"/>
+            <w:b w:val="false"/>
+            <w:i w:val="false"/>
+            <w:caps w:val="false"/>
+            <w:smallCaps w:val="false"/>
+            <w:color w:val="auto"/>
+            <w:spacing w:val="0"/>
+            <w:sz w:val="28"/>
+            <w:szCs w:val="28"/>
+          </w:rPr>
+          <w:t>https://uthpala-isiru.medium.com/rest-api-interceptors-in-react-26662e8b6b56</w:t>
+        </w:r>
+      </w:hyperlink>
+      <w:hyperlink r:id="rId16">
+        <w:r>
+          <w:rPr>
+            <w:rFonts w:ascii="aptos" w:hAnsi="aptos"/>
+            <w:b w:val="false"/>
+            <w:i w:val="false"/>
+            <w:caps w:val="false"/>
+            <w:smallCaps w:val="false"/>
+            <w:color w:val="auto"/>
+            <w:spacing w:val="0"/>
+            <w:sz w:val="28"/>
+            <w:szCs w:val="28"/>
+          </w:rPr>
+          <w:t xml:space="preserve"> </w:t>
+        </w:r>
+      </w:hyperlink>
+    </w:p>
+    <w:p>
+      <w:pPr>
+        <w:pStyle w:val="TextBody"/>
+        <w:numPr>
+          <w:ilvl w:val="0"/>
+          <w:numId w:val="49"/>
+        </w:numPr>
+        <w:jc w:val="both"/>
+        <w:rPr>
+          <w:rFonts w:ascii="aptos" w:hAnsi="aptos"/>
+          <w:b w:val="false"/>
+        </w:rPr>
+      </w:pPr>
+      <w:hyperlink r:id="rId17">
+        <w:r>
+          <w:rPr>
+            <w:rStyle w:val="InternetLink"/>
+            <w:rFonts w:ascii="aptos" w:hAnsi="aptos"/>
+            <w:b w:val="false"/>
+            <w:i w:val="false"/>
+            <w:caps w:val="false"/>
+            <w:smallCaps w:val="false"/>
+            <w:color w:val="auto"/>
+            <w:spacing w:val="0"/>
+            <w:sz w:val="28"/>
+            <w:szCs w:val="28"/>
+          </w:rPr>
+          <w:t>https://medium.com/@gahrmicc/basic-implementation-of-interceptors-in-react-js-using-axios-222bf0db6c3f</w:t>
+        </w:r>
+      </w:hyperlink>
+      <w:r>
+        <w:rPr>
+          <w:rFonts w:ascii="aptos" w:hAnsi="aptos"/>
+          <w:b w:val="false"/>
+          <w:i w:val="false"/>
+          <w:caps w:val="false"/>
+          <w:smallCaps w:val="false"/>
+          <w:color w:val="auto"/>
+          <w:spacing w:val="0"/>
+          <w:sz w:val="28"/>
+          <w:szCs w:val="28"/>
+        </w:rPr>
+        <w:t xml:space="preserve"> </w:t>
       </w:r>
     </w:p>
     <w:p>
@@ -16811,7 +17167,49 @@
           <w:sz w:val="28"/>
           <w:szCs w:val="28"/>
         </w:rPr>
-        <w:t>4. If multiple task</w:t>
+        <w:t xml:space="preserve">4. If multiple task </w:t>
+      </w:r>
+      <w:r>
+        <w:rPr>
+          <w:rFonts w:ascii="atpos" w:hAnsi="atpos"/>
+          <w:b w:val="false"/>
+          <w:bCs w:val="false"/>
+          <w:sz w:val="28"/>
+          <w:szCs w:val="28"/>
+        </w:rPr>
+        <w:t>are there how to show on the ui?</w:t>
+      </w:r>
+    </w:p>
+    <w:p>
+      <w:pPr>
+        <w:pStyle w:val="TextBody"/>
+        <w:jc w:val="both"/>
+        <w:rPr>
+          <w:rFonts w:ascii="atpos" w:hAnsi="atpos"/>
+          <w:b w:val="false"/>
+          <w:b w:val="false"/>
+          <w:bCs w:val="false"/>
+        </w:rPr>
+      </w:pPr>
+      <w:r>
+        <w:rPr>
+          <w:rFonts w:ascii="atpos" w:hAnsi="atpos"/>
+          <w:b w:val="false"/>
+          <w:bCs w:val="false"/>
+          <w:sz w:val="28"/>
+          <w:szCs w:val="28"/>
+        </w:rPr>
+        <w:t>A</w:t>
+      </w:r>
+      <w:r>
+        <w:rPr>
+          <w:rFonts w:ascii="atpos" w:hAnsi="atpos"/>
+          <w:b w:val="false"/>
+          <w:bCs w:val="false"/>
+          <w:sz w:val="28"/>
+          <w:szCs w:val="28"/>
+        </w:rPr>
+        <w:t xml:space="preserve">ns: </w:t>
       </w:r>
     </w:p>
     <w:p>
@@ -16904,7 +17302,90 @@
           <w:sz w:val="28"/>
           <w:szCs w:val="28"/>
         </w:rPr>
-        <w:t>&lt;input type=”date” min={today}&gt;</w:t>
+        <w:t>const today = new Date()</w:t>
+      </w:r>
+    </w:p>
+    <w:p>
+      <w:pPr>
+        <w:pStyle w:val="TextBody"/>
+        <w:numPr>
+          <w:ilvl w:val="0"/>
+          <w:numId w:val="59"/>
+        </w:numPr>
+        <w:jc w:val="both"/>
+        <w:rPr>
+          <w:rFonts w:ascii="atpos" w:hAnsi="atpos"/>
+          <w:b w:val="false"/>
+          <w:b w:val="false"/>
+          <w:bCs w:val="false"/>
+        </w:rPr>
+      </w:pPr>
+      <w:r>
+        <w:rPr>
+          <w:rFonts w:ascii="atpos" w:hAnsi="atpos"/>
+          <w:b w:val="false"/>
+          <w:bCs w:val="false"/>
+          <w:sz w:val="28"/>
+          <w:szCs w:val="28"/>
+        </w:rPr>
+        <w:t>&lt;input type=”date” min={today} //</w:t>
+      </w:r>
+      <w:r>
+        <w:rPr>
+          <w:rFonts w:ascii="atpos" w:hAnsi="atpos"/>
+          <w:b w:val="false"/>
+          <w:bCs w:val="false"/>
+          <w:sz w:val="28"/>
+          <w:szCs w:val="28"/>
+        </w:rPr>
+        <w:t>it handles the calendar, greying all past dates. //</w:t>
+      </w:r>
+    </w:p>
+    <w:p>
+      <w:pPr>
+        <w:pStyle w:val="TextBody"/>
+        <w:numPr>
+          <w:ilvl w:val="0"/>
+          <w:numId w:val="0"/>
+        </w:numPr>
+        <w:ind w:left="1080" w:hanging="0"/>
+        <w:jc w:val="both"/>
+        <w:rPr>
+          <w:rFonts w:ascii="atpos" w:hAnsi="atpos"/>
+          <w:b w:val="false"/>
+          <w:b w:val="false"/>
+          <w:bCs w:val="false"/>
+        </w:rPr>
+      </w:pPr>
+      <w:r>
+        <w:rPr>
+          <w:rFonts w:ascii="atpos" w:hAnsi="atpos"/>
+          <w:b w:val="false"/>
+          <w:bCs w:val="false"/>
+          <w:sz w:val="28"/>
+          <w:szCs w:val="28"/>
+        </w:rPr>
+        <w:t>onKeyDown = {(e) =&gt; e.preventDefault()}</w:t>
+      </w:r>
+      <w:r>
+        <w:rPr>
+          <w:rFonts w:ascii="atpos" w:hAnsi="atpos"/>
+          <w:b w:val="false"/>
+          <w:bCs w:val="false"/>
+          <w:sz w:val="28"/>
+          <w:szCs w:val="28"/>
+        </w:rPr>
+        <w:t>&gt; //</w:t>
+      </w:r>
+      <w:r>
+        <w:rPr>
+          <w:rFonts w:ascii="atpos" w:hAnsi="atpos"/>
+          <w:b w:val="false"/>
+          <w:bCs w:val="false"/>
+          <w:sz w:val="28"/>
+          <w:szCs w:val="28"/>
+        </w:rPr>
+        <w:t>turns off keyboard entry, user must open the calendar to select the date //</w:t>
       </w:r>
     </w:p>
     <w:p>
@@ -16979,7 +17460,7 @@
         <w:pStyle w:val="TextBody"/>
         <w:numPr>
           <w:ilvl w:val="0"/>
-          <w:numId w:val="59"/>
+          <w:numId w:val="58"/>
         </w:numPr>
         <w:jc w:val="both"/>
         <w:rPr>
@@ -17005,7 +17486,7 @@
         <w:pStyle w:val="TextBody"/>
         <w:numPr>
           <w:ilvl w:val="0"/>
-          <w:numId w:val="59"/>
+          <w:numId w:val="58"/>
         </w:numPr>
         <w:jc w:val="both"/>
         <w:rPr>
@@ -17031,7 +17512,7 @@
         <w:pStyle w:val="TextBody"/>
         <w:numPr>
           <w:ilvl w:val="0"/>
-          <w:numId w:val="59"/>
+          <w:numId w:val="58"/>
         </w:numPr>
         <w:jc w:val="both"/>
         <w:rPr>
@@ -17124,7 +17605,7 @@
         <w:pStyle w:val="TextBody"/>
         <w:numPr>
           <w:ilvl w:val="0"/>
-          <w:numId w:val="57"/>
+          <w:numId w:val="56"/>
         </w:numPr>
         <w:jc w:val="both"/>
         <w:rPr>
@@ -17150,7 +17631,7 @@
         <w:pStyle w:val="TextBody"/>
         <w:numPr>
           <w:ilvl w:val="0"/>
-          <w:numId w:val="57"/>
+          <w:numId w:val="56"/>
         </w:numPr>
         <w:jc w:val="both"/>
         <w:rPr>
@@ -17176,7 +17657,7 @@
         <w:pStyle w:val="TextBody"/>
         <w:numPr>
           <w:ilvl w:val="0"/>
-          <w:numId w:val="57"/>
+          <w:numId w:val="56"/>
         </w:numPr>
         <w:jc w:val="both"/>
         <w:rPr>
@@ -17202,7 +17683,7 @@
         <w:pStyle w:val="TextBody"/>
         <w:numPr>
           <w:ilvl w:val="0"/>
-          <w:numId w:val="57"/>
+          <w:numId w:val="56"/>
         </w:numPr>
         <w:jc w:val="both"/>
         <w:rPr>
@@ -17228,7 +17709,7 @@
         <w:pStyle w:val="TextBody"/>
         <w:numPr>
           <w:ilvl w:val="0"/>
-          <w:numId w:val="57"/>
+          <w:numId w:val="56"/>
         </w:numPr>
         <w:jc w:val="both"/>
         <w:rPr>
@@ -17254,7 +17735,7 @@
         <w:pStyle w:val="TextBody"/>
         <w:numPr>
           <w:ilvl w:val="0"/>
-          <w:numId w:val="57"/>
+          <w:numId w:val="56"/>
         </w:numPr>
         <w:jc w:val="both"/>
         <w:rPr>
@@ -17280,7 +17761,7 @@
         <w:pStyle w:val="TextBody"/>
         <w:numPr>
           <w:ilvl w:val="0"/>
-          <w:numId w:val="57"/>
+          <w:numId w:val="56"/>
         </w:numPr>
         <w:jc w:val="both"/>
         <w:rPr>
@@ -17306,6 +17787,176 @@
         <w:pStyle w:val="TextBody"/>
         <w:numPr>
           <w:ilvl w:val="0"/>
+          <w:numId w:val="56"/>
+        </w:numPr>
+        <w:jc w:val="both"/>
+        <w:rPr>
+          <w:rFonts w:ascii="atpos" w:hAnsi="atpos"/>
+          <w:b w:val="false"/>
+          <w:b w:val="false"/>
+          <w:bCs w:val="false"/>
+        </w:rPr>
+      </w:pPr>
+      <w:r>
+        <w:rPr>
+          <w:rFonts w:ascii="atpos" w:hAnsi="atpos"/>
+          <w:b w:val="false"/>
+          <w:bCs w:val="false"/>
+          <w:sz w:val="28"/>
+          <w:szCs w:val="28"/>
+        </w:rPr>
+        <w:t>It have active developement and actively updated or not.</w:t>
+      </w:r>
+    </w:p>
+    <w:p>
+      <w:pPr>
+        <w:pStyle w:val="TextBody"/>
+        <w:numPr>
+          <w:ilvl w:val="0"/>
+          <w:numId w:val="56"/>
+        </w:numPr>
+        <w:jc w:val="both"/>
+        <w:rPr>
+          <w:rFonts w:ascii="atpos" w:hAnsi="atpos"/>
+          <w:b w:val="false"/>
+          <w:b w:val="false"/>
+          <w:bCs w:val="false"/>
+        </w:rPr>
+      </w:pPr>
+      <w:r>
+        <w:rPr>
+          <w:rFonts w:ascii="atpos" w:hAnsi="atpos"/>
+          <w:b w:val="false"/>
+          <w:bCs w:val="false"/>
+          <w:sz w:val="28"/>
+          <w:szCs w:val="28"/>
+        </w:rPr>
+        <w:t>How many people download it.</w:t>
+      </w:r>
+    </w:p>
+    <w:p>
+      <w:pPr>
+        <w:pStyle w:val="TextBody"/>
+        <w:numPr>
+          <w:ilvl w:val="0"/>
+          <w:numId w:val="56"/>
+        </w:numPr>
+        <w:jc w:val="both"/>
+        <w:rPr>
+          <w:rFonts w:ascii="atpos" w:hAnsi="atpos"/>
+          <w:b w:val="false"/>
+          <w:b w:val="false"/>
+          <w:bCs w:val="false"/>
+        </w:rPr>
+      </w:pPr>
+      <w:r>
+        <w:rPr>
+          <w:rFonts w:ascii="atpos" w:hAnsi="atpos"/>
+          <w:b w:val="false"/>
+          <w:bCs w:val="false"/>
+          <w:sz w:val="28"/>
+          <w:szCs w:val="28"/>
+        </w:rPr>
+        <w:t>Is this current version or old version.</w:t>
+      </w:r>
+    </w:p>
+    <w:p>
+      <w:pPr>
+        <w:pStyle w:val="TextBody"/>
+        <w:numPr>
+          <w:ilvl w:val="0"/>
+          <w:numId w:val="56"/>
+        </w:numPr>
+        <w:jc w:val="both"/>
+        <w:rPr/>
+      </w:pPr>
+      <w:r>
+        <w:rPr>
+          <w:rFonts w:ascii="atpos" w:hAnsi="atpos"/>
+          <w:b w:val="false"/>
+          <w:bCs w:val="false"/>
+          <w:sz w:val="28"/>
+          <w:szCs w:val="28"/>
+        </w:rPr>
+        <w:t xml:space="preserve">It have professional licesne or not. </w:t>
+      </w:r>
+      <w:r>
+        <w:rPr>
+          <w:rFonts w:ascii="atpos" w:hAnsi="atpos"/>
+          <w:b w:val="false"/>
+          <w:bCs w:val="false"/>
+          <w:sz w:val="28"/>
+          <w:szCs w:val="28"/>
+        </w:rPr>
+        <w:t>(</w:t>
+      </w:r>
+      <w:r>
+        <w:rPr>
+          <w:sz w:val="28"/>
+          <w:szCs w:val="28"/>
+        </w:rPr>
+        <w:t>MIT license gives developers and companies total freedom to use them without legal risks.</w:t>
+      </w:r>
+      <w:r>
+        <w:rPr>
+          <w:rFonts w:ascii="atpos" w:hAnsi="atpos"/>
+          <w:b w:val="false"/>
+          <w:bCs w:val="false"/>
+          <w:sz w:val="28"/>
+          <w:szCs w:val="28"/>
+        </w:rPr>
+        <w:t>)</w:t>
+      </w:r>
+    </w:p>
+    <w:p>
+      <w:pPr>
+        <w:pStyle w:val="TextBody"/>
+        <w:jc w:val="both"/>
+        <w:rPr>
+          <w:rFonts w:ascii="atpos" w:hAnsi="atpos"/>
+          <w:b w:val="false"/>
+          <w:b w:val="false"/>
+          <w:bCs w:val="false"/>
+        </w:rPr>
+      </w:pPr>
+      <w:r>
+        <w:rPr>
+          <w:rFonts w:ascii="atpos" w:hAnsi="atpos"/>
+          <w:b w:val="false"/>
+          <w:bCs w:val="false"/>
+          <w:sz w:val="28"/>
+          <w:szCs w:val="28"/>
+        </w:rPr>
+        <w:t xml:space="preserve">8. Test cases for login: </w:t>
+      </w:r>
+    </w:p>
+    <w:p>
+      <w:pPr>
+        <w:pStyle w:val="TextBody"/>
+        <w:jc w:val="both"/>
+        <w:rPr>
+          <w:rFonts w:ascii="atpos" w:hAnsi="atpos"/>
+          <w:b w:val="false"/>
+          <w:b w:val="false"/>
+          <w:bCs w:val="false"/>
+        </w:rPr>
+      </w:pPr>
+      <w:r>
+        <w:rPr>
+          <w:rFonts w:ascii="atpos" w:hAnsi="atpos"/>
+          <w:b w:val="false"/>
+          <w:bCs w:val="false"/>
+          <w:sz w:val="28"/>
+          <w:szCs w:val="28"/>
+        </w:rPr>
+        <w:t>Ans:</w:t>
+      </w:r>
+    </w:p>
+    <w:p>
+      <w:pPr>
+        <w:pStyle w:val="TextBody"/>
+        <w:numPr>
+          <w:ilvl w:val="0"/>
           <w:numId w:val="51"/>
         </w:numPr>
         <w:jc w:val="both"/>
@@ -17314,77 +17965,6 @@
           <w:b w:val="false"/>
           <w:b w:val="false"/>
           <w:bCs w:val="false"/>
-          <w:sz w:val="28"/>
-          <w:szCs w:val="28"/>
-        </w:rPr>
-      </w:pPr>
-      <w:r>
-        <w:rPr>
-          <w:rFonts w:ascii="atpos" w:hAnsi="atpos"/>
-          <w:b w:val="false"/>
-          <w:bCs w:val="false"/>
-          <w:sz w:val="28"/>
-          <w:szCs w:val="28"/>
-        </w:rPr>
-      </w:r>
-    </w:p>
-    <w:p>
-      <w:pPr>
-        <w:pStyle w:val="TextBody"/>
-        <w:jc w:val="both"/>
-        <w:rPr>
-          <w:rFonts w:ascii="atpos" w:hAnsi="atpos"/>
-          <w:b w:val="false"/>
-          <w:b w:val="false"/>
-          <w:bCs w:val="false"/>
-        </w:rPr>
-      </w:pPr>
-      <w:r>
-        <w:rPr>
-          <w:rFonts w:ascii="atpos" w:hAnsi="atpos"/>
-          <w:b w:val="false"/>
-          <w:bCs w:val="false"/>
-          <w:sz w:val="28"/>
-          <w:szCs w:val="28"/>
-        </w:rPr>
-        <w:t xml:space="preserve">8. Test cases for login: </w:t>
-      </w:r>
-    </w:p>
-    <w:p>
-      <w:pPr>
-        <w:pStyle w:val="TextBody"/>
-        <w:jc w:val="both"/>
-        <w:rPr>
-          <w:rFonts w:ascii="atpos" w:hAnsi="atpos"/>
-          <w:b w:val="false"/>
-          <w:b w:val="false"/>
-          <w:bCs w:val="false"/>
-        </w:rPr>
-      </w:pPr>
-      <w:r>
-        <w:rPr>
-          <w:rFonts w:ascii="atpos" w:hAnsi="atpos"/>
-          <w:b w:val="false"/>
-          <w:bCs w:val="false"/>
-          <w:sz w:val="28"/>
-          <w:szCs w:val="28"/>
-        </w:rPr>
-        <w:t>Ans:</w:t>
-      </w:r>
-    </w:p>
-    <w:p>
-      <w:pPr>
-        <w:pStyle w:val="TextBody"/>
-        <w:numPr>
-          <w:ilvl w:val="0"/>
-          <w:numId w:val="52"/>
-        </w:numPr>
-        <w:jc w:val="both"/>
-        <w:rPr>
-          <w:rFonts w:ascii="atpos" w:hAnsi="atpos"/>
-          <w:b w:val="false"/>
-          <w:b w:val="false"/>
-          <w:bCs w:val="false"/>
         </w:rPr>
       </w:pPr>
       <w:r>
@@ -17421,7 +18001,7 @@
         <w:pStyle w:val="TextBody"/>
         <w:numPr>
           <w:ilvl w:val="0"/>
-          <w:numId w:val="52"/>
+          <w:numId w:val="51"/>
         </w:numPr>
         <w:jc w:val="both"/>
         <w:rPr>
@@ -17447,7 +18027,7 @@
         <w:pStyle w:val="TextBody"/>
         <w:numPr>
           <w:ilvl w:val="0"/>
-          <w:numId w:val="52"/>
+          <w:numId w:val="51"/>
         </w:numPr>
         <w:jc w:val="both"/>
         <w:rPr>
@@ -17473,7 +18053,7 @@
         <w:pStyle w:val="TextBody"/>
         <w:numPr>
           <w:ilvl w:val="0"/>
-          <w:numId w:val="52"/>
+          <w:numId w:val="51"/>
         </w:numPr>
         <w:jc w:val="both"/>
         <w:rPr>
@@ -17499,7 +18079,7 @@
         <w:pStyle w:val="TextBody"/>
         <w:numPr>
           <w:ilvl w:val="0"/>
-          <w:numId w:val="52"/>
+          <w:numId w:val="51"/>
         </w:numPr>
         <w:jc w:val="both"/>
         <w:rPr>
@@ -17525,7 +18105,7 @@
         <w:pStyle w:val="TextBody"/>
         <w:numPr>
           <w:ilvl w:val="0"/>
-          <w:numId w:val="52"/>
+          <w:numId w:val="51"/>
         </w:numPr>
         <w:jc w:val="both"/>
         <w:rPr>
@@ -17553,41 +18133,120 @@
     <w:p>
       <w:pPr>
         <w:pStyle w:val="TextBody"/>
-        <w:jc w:val="both"/>
-        <w:rPr>
-          <w:sz w:val="28"/>
-          <w:szCs w:val="26"/>
-        </w:rPr>
-      </w:pPr>
-      <w:r>
-        <w:rPr>
-          <w:rFonts w:ascii="atpos" w:hAnsi="atpos"/>
+        <w:numPr>
+          <w:ilvl w:val="0"/>
+          <w:numId w:val="51"/>
+        </w:numPr>
+        <w:jc w:val="both"/>
+        <w:rPr>
+          <w:rFonts w:ascii="atpos" w:hAnsi="atpos"/>
+          <w:b w:val="false"/>
           <w:b w:val="false"/>
           <w:bCs w:val="false"/>
           <w:strike w:val="false"/>
           <w:dstrike w:val="false"/>
         </w:rPr>
-      </w:r>
-    </w:p>
-    <w:p>
-      <w:pPr>
-        <w:pStyle w:val="TextBody"/>
-        <w:jc w:val="both"/>
-        <w:rPr>
-          <w:rFonts w:ascii="atpos" w:hAnsi="atpos"/>
-          <w:b w:val="false"/>
-          <w:b w:val="false"/>
-          <w:bCs w:val="false"/>
-        </w:rPr>
-      </w:pPr>
-      <w:r>
-        <w:rPr>
-          <w:rFonts w:ascii="atpos" w:hAnsi="atpos"/>
-          <w:b w:val="false"/>
-          <w:bCs w:val="false"/>
+      </w:pPr>
+      <w:r>
+        <w:rPr>
+          <w:rFonts w:ascii="atpos" w:hAnsi="atpos"/>
+          <w:b w:val="false"/>
+          <w:bCs w:val="false"/>
+          <w:strike w:val="false"/>
+          <w:dstrike w:val="false"/>
           <w:sz w:val="28"/>
           <w:szCs w:val="26"/>
         </w:rPr>
+        <w:t>Password or email does not match: Show message “Enter valid email or password.”</w:t>
+      </w:r>
+    </w:p>
+    <w:p>
+      <w:pPr>
+        <w:pStyle w:val="TextBody"/>
+        <w:numPr>
+          <w:ilvl w:val="0"/>
+          <w:numId w:val="51"/>
+        </w:numPr>
+        <w:jc w:val="both"/>
+        <w:rPr>
+          <w:rFonts w:ascii="atpos" w:hAnsi="atpos"/>
+          <w:b w:val="false"/>
+          <w:b w:val="false"/>
+          <w:bCs w:val="false"/>
+          <w:strike w:val="false"/>
+          <w:dstrike w:val="false"/>
+        </w:rPr>
+      </w:pPr>
+      <w:r>
+        <w:rPr>
+          <w:rFonts w:ascii="atpos" w:hAnsi="atpos"/>
+          <w:b w:val="false"/>
+          <w:bCs w:val="false"/>
+          <w:strike w:val="false"/>
+          <w:dstrike w:val="false"/>
+          <w:sz w:val="28"/>
+          <w:szCs w:val="26"/>
+        </w:rPr>
+        <w:t>Show/ Hide password in password field.</w:t>
+      </w:r>
+    </w:p>
+    <w:p>
+      <w:pPr>
+        <w:pStyle w:val="TextBody"/>
+        <w:jc w:val="both"/>
+        <w:rPr>
+          <w:sz w:val="28"/>
+          <w:szCs w:val="26"/>
+        </w:rPr>
+      </w:pPr>
+      <w:r>
+        <w:rPr>
+          <w:rFonts w:ascii="atpos" w:hAnsi="atpos"/>
+          <w:b w:val="false"/>
+          <w:bCs w:val="false"/>
+          <w:strike w:val="false"/>
+          <w:dstrike w:val="false"/>
+        </w:rPr>
+      </w:r>
+    </w:p>
+    <w:p>
+      <w:pPr>
+        <w:pStyle w:val="TextBody"/>
+        <w:jc w:val="both"/>
+        <w:rPr>
+          <w:sz w:val="28"/>
+          <w:szCs w:val="26"/>
+        </w:rPr>
+      </w:pPr>
+      <w:r>
+        <w:rPr>
+          <w:rFonts w:ascii="atpos" w:hAnsi="atpos"/>
+          <w:b w:val="false"/>
+          <w:bCs w:val="false"/>
+          <w:strike w:val="false"/>
+          <w:dstrike w:val="false"/>
+        </w:rPr>
+      </w:r>
+    </w:p>
+    <w:p>
+      <w:pPr>
+        <w:pStyle w:val="TextBody"/>
+        <w:jc w:val="both"/>
+        <w:rPr>
+          <w:rFonts w:ascii="atpos" w:hAnsi="atpos"/>
+          <w:b w:val="false"/>
+          <w:b w:val="false"/>
+          <w:bCs w:val="false"/>
+        </w:rPr>
+      </w:pPr>
+      <w:r>
+        <w:rPr>
+          <w:rFonts w:ascii="atpos" w:hAnsi="atpos"/>
+          <w:b w:val="false"/>
+          <w:bCs w:val="false"/>
+          <w:sz w:val="28"/>
+          <w:szCs w:val="26"/>
+        </w:rPr>
         <w:t>9. If backend sends the error how to show it on frontend?</w:t>
       </w:r>
     </w:p>
@@ -17628,7 +18287,7 @@
         <w:pStyle w:val="TextBody"/>
         <w:numPr>
           <w:ilvl w:val="0"/>
-          <w:numId w:val="58"/>
+          <w:numId w:val="57"/>
         </w:numPr>
         <w:jc w:val="both"/>
         <w:rPr>
@@ -17654,7 +18313,7 @@
         <w:pStyle w:val="TextBody"/>
         <w:numPr>
           <w:ilvl w:val="0"/>
-          <w:numId w:val="58"/>
+          <w:numId w:val="57"/>
         </w:numPr>
         <w:jc w:val="both"/>
         <w:rPr>
@@ -17747,7 +18406,7 @@
         <w:pStyle w:val="TextBody"/>
         <w:numPr>
           <w:ilvl w:val="0"/>
-          <w:numId w:val="56"/>
+          <w:numId w:val="55"/>
         </w:numPr>
         <w:jc w:val="both"/>
         <w:rPr>
@@ -17773,7 +18432,7 @@
         <w:pStyle w:val="TextBody"/>
         <w:numPr>
           <w:ilvl w:val="0"/>
-          <w:numId w:val="56"/>
+          <w:numId w:val="55"/>
         </w:numPr>
         <w:jc w:val="both"/>
         <w:rPr>
@@ -17846,7 +18505,7 @@
         <w:pStyle w:val="TextBody"/>
         <w:numPr>
           <w:ilvl w:val="0"/>
-          <w:numId w:val="53"/>
+          <w:numId w:val="52"/>
         </w:numPr>
         <w:jc w:val="both"/>
         <w:rPr>
@@ -17872,7 +18531,7 @@
         <w:pStyle w:val="TextBody"/>
         <w:numPr>
           <w:ilvl w:val="0"/>
-          <w:numId w:val="53"/>
+          <w:numId w:val="52"/>
         </w:numPr>
         <w:jc w:val="both"/>
         <w:rPr>
@@ -17898,7 +18557,7 @@
         <w:pStyle w:val="TextBody"/>
         <w:numPr>
           <w:ilvl w:val="0"/>
-          <w:numId w:val="53"/>
+          <w:numId w:val="52"/>
         </w:numPr>
         <w:jc w:val="both"/>
         <w:rPr>
@@ -17924,7 +18583,7 @@
         <w:pStyle w:val="TextBody"/>
         <w:numPr>
           <w:ilvl w:val="0"/>
-          <w:numId w:val="53"/>
+          <w:numId w:val="52"/>
         </w:numPr>
         <w:jc w:val="both"/>
         <w:rPr>
@@ -17950,7 +18609,7 @@
         <w:pStyle w:val="TextBody"/>
         <w:numPr>
           <w:ilvl w:val="0"/>
-          <w:numId w:val="53"/>
+          <w:numId w:val="52"/>
         </w:numPr>
         <w:jc w:val="both"/>
         <w:rPr>
@@ -17976,7 +18635,7 @@
         <w:pStyle w:val="TextBody"/>
         <w:numPr>
           <w:ilvl w:val="0"/>
-          <w:numId w:val="53"/>
+          <w:numId w:val="52"/>
         </w:numPr>
         <w:jc w:val="both"/>
         <w:rPr>
@@ -18002,7 +18661,7 @@
         <w:pStyle w:val="TextBody"/>
         <w:numPr>
           <w:ilvl w:val="0"/>
-          <w:numId w:val="53"/>
+          <w:numId w:val="52"/>
         </w:numPr>
         <w:jc w:val="both"/>
         <w:rPr>
@@ -18075,6 +18734,178 @@
         <w:pStyle w:val="TextBody"/>
         <w:numPr>
           <w:ilvl w:val="0"/>
+          <w:numId w:val="53"/>
+        </w:numPr>
+        <w:jc w:val="both"/>
+        <w:rPr>
+          <w:rFonts w:ascii="atpos" w:hAnsi="atpos"/>
+          <w:b w:val="false"/>
+          <w:b w:val="false"/>
+          <w:bCs w:val="false"/>
+        </w:rPr>
+      </w:pPr>
+      <w:r>
+        <w:rPr>
+          <w:rFonts w:ascii="atpos" w:hAnsi="atpos"/>
+          <w:b w:val="false"/>
+          <w:bCs w:val="false"/>
+          <w:sz w:val="28"/>
+          <w:szCs w:val="26"/>
+        </w:rPr>
+        <w:t>We have to catch the error and show it on the frontend.</w:t>
+      </w:r>
+    </w:p>
+    <w:p>
+      <w:pPr>
+        <w:pStyle w:val="TextBody"/>
+        <w:numPr>
+          <w:ilvl w:val="0"/>
+          <w:numId w:val="53"/>
+        </w:numPr>
+        <w:jc w:val="both"/>
+        <w:rPr>
+          <w:rFonts w:ascii="atpos" w:hAnsi="atpos"/>
+          <w:b w:val="false"/>
+          <w:b w:val="false"/>
+          <w:bCs w:val="false"/>
+        </w:rPr>
+      </w:pPr>
+      <w:r>
+        <w:rPr>
+          <w:rFonts w:ascii="atpos" w:hAnsi="atpos"/>
+          <w:b w:val="false"/>
+          <w:bCs w:val="false"/>
+          <w:sz w:val="28"/>
+          <w:szCs w:val="26"/>
+        </w:rPr>
+        <w:t>Wrap the action in try/catch, if the api sends an error catch  will catch the error and we can show it in the ui.</w:t>
+      </w:r>
+    </w:p>
+    <w:p>
+      <w:pPr>
+        <w:pStyle w:val="TextBody"/>
+        <w:numPr>
+          <w:ilvl w:val="0"/>
+          <w:numId w:val="53"/>
+        </w:numPr>
+        <w:jc w:val="both"/>
+        <w:rPr>
+          <w:rFonts w:ascii="atpos" w:hAnsi="atpos"/>
+          <w:b w:val="false"/>
+          <w:b w:val="false"/>
+          <w:bCs w:val="false"/>
+        </w:rPr>
+      </w:pPr>
+      <w:r>
+        <w:rPr>
+          <w:rFonts w:ascii="atpos" w:hAnsi="atpos"/>
+          <w:b w:val="false"/>
+          <w:bCs w:val="false"/>
+          <w:sz w:val="28"/>
+          <w:szCs w:val="26"/>
+        </w:rPr>
+        <w:t>After showing the message to user, from frontend we can perform refetch state(in catch) for showing the updated tasks to the user so that user don’t have to do manually refresh the page..</w:t>
+      </w:r>
+    </w:p>
+    <w:p>
+      <w:pPr>
+        <w:pStyle w:val="TextBody"/>
+        <w:numPr>
+          <w:ilvl w:val="0"/>
+          <w:numId w:val="53"/>
+        </w:numPr>
+        <w:jc w:val="both"/>
+        <w:rPr>
+          <w:rFonts w:ascii="atpos" w:hAnsi="atpos"/>
+          <w:b w:val="false"/>
+          <w:b w:val="false"/>
+          <w:bCs w:val="false"/>
+        </w:rPr>
+      </w:pPr>
+      <w:r>
+        <w:rPr>
+          <w:rFonts w:ascii="atpos" w:hAnsi="atpos"/>
+          <w:b w:val="false"/>
+          <w:bCs w:val="false"/>
+          <w:sz w:val="28"/>
+          <w:szCs w:val="26"/>
+        </w:rPr>
+        <w:t>By using the error.response.data we can get error message from the backend</w:t>
+      </w:r>
+    </w:p>
+    <w:p>
+      <w:pPr>
+        <w:pStyle w:val="TextBody"/>
+        <w:ind w:left="720" w:hanging="0"/>
+        <w:jc w:val="both"/>
+        <w:rPr>
+          <w:rFonts w:ascii="atpos" w:hAnsi="atpos"/>
+          <w:b w:val="false"/>
+          <w:b w:val="false"/>
+          <w:bCs w:val="false"/>
+          <w:sz w:val="28"/>
+          <w:szCs w:val="26"/>
+        </w:rPr>
+      </w:pPr>
+      <w:r>
+        <w:rPr>
+          <w:rFonts w:ascii="atpos" w:hAnsi="atpos"/>
+          <w:b w:val="false"/>
+          <w:bCs w:val="false"/>
+          <w:sz w:val="28"/>
+          <w:szCs w:val="26"/>
+        </w:rPr>
+      </w:r>
+    </w:p>
+    <w:p>
+      <w:pPr>
+        <w:pStyle w:val="TextBody"/>
+        <w:jc w:val="both"/>
+        <w:rPr>
+          <w:rFonts w:ascii="atpos" w:hAnsi="atpos"/>
+          <w:b w:val="false"/>
+          <w:b w:val="false"/>
+          <w:bCs w:val="false"/>
+        </w:rPr>
+      </w:pPr>
+      <w:r>
+        <w:rPr>
+          <w:rFonts w:ascii="atpos" w:hAnsi="atpos"/>
+          <w:b w:val="false"/>
+          <w:bCs w:val="false"/>
+          <w:sz w:val="28"/>
+          <w:szCs w:val="26"/>
+        </w:rPr>
+        <w:t>13. Manage page navigation:</w:t>
+      </w:r>
+    </w:p>
+    <w:p>
+      <w:pPr>
+        <w:pStyle w:val="TextBody"/>
+        <w:jc w:val="both"/>
+        <w:rPr>
+          <w:rFonts w:ascii="atpos" w:hAnsi="atpos"/>
+          <w:b w:val="false"/>
+          <w:b w:val="false"/>
+          <w:bCs w:val="false"/>
+        </w:rPr>
+      </w:pPr>
+      <w:r>
+        <w:rPr>
+          <w:rFonts w:ascii="atpos" w:hAnsi="atpos"/>
+          <w:b w:val="false"/>
+          <w:bCs w:val="false"/>
+          <w:sz w:val="28"/>
+          <w:szCs w:val="26"/>
+        </w:rPr>
+        <w:t>Ans: for the store filter, we can store them in sessionStorage.</w:t>
+      </w:r>
+    </w:p>
+    <w:p>
+      <w:pPr>
+        <w:pStyle w:val="TextBody"/>
+        <w:numPr>
+          <w:ilvl w:val="0"/>
           <w:numId w:val="54"/>
         </w:numPr>
         <w:jc w:val="both"/>
@@ -18093,7 +18924,7 @@
           <w:sz w:val="28"/>
           <w:szCs w:val="26"/>
         </w:rPr>
-        <w:t>We have to catch the error and show it on the frontend.</w:t>
+        <w:t>(sessionStorage keep the data save till the browser is open.)</w:t>
       </w:r>
     </w:p>
     <w:p>
@@ -18119,7 +18950,7 @@
           <w:sz w:val="28"/>
           <w:szCs w:val="26"/>
         </w:rPr>
-        <w:t>Wrap the action in try/catch, if the api sends an error catch  will catch the error and we can show it in the ui.</w:t>
+        <w:t>When user apply filter, save the filter state as a JSON string.</w:t>
       </w:r>
     </w:p>
     <w:p>
@@ -18145,7 +18976,7 @@
           <w:sz w:val="28"/>
           <w:szCs w:val="26"/>
         </w:rPr>
-        <w:t>After showing the message to user, from frontend we can perform refetch state(in catch) for showing the updated tasks to the user so that user don’t have to do manually refresh the page..</w:t>
+        <w:t>We can store the data in session storage using sessionStorage.setItem(‘task_filter’, JSON.stringify(filters)).</w:t>
       </w:r>
     </w:p>
     <w:p>
@@ -18154,178 +18985,6 @@
         <w:numPr>
           <w:ilvl w:val="0"/>
           <w:numId w:val="54"/>
-        </w:numPr>
-        <w:jc w:val="both"/>
-        <w:rPr>
-          <w:rFonts w:ascii="atpos" w:hAnsi="atpos"/>
-          <w:b w:val="false"/>
-          <w:b w:val="false"/>
-          <w:bCs w:val="false"/>
-        </w:rPr>
-      </w:pPr>
-      <w:r>
-        <w:rPr>
-          <w:rFonts w:ascii="atpos" w:hAnsi="atpos"/>
-          <w:b w:val="false"/>
-          <w:bCs w:val="false"/>
-          <w:sz w:val="28"/>
-          <w:szCs w:val="26"/>
-        </w:rPr>
-        <w:t>By using the error.response.data we can get error message from the backend</w:t>
-      </w:r>
-    </w:p>
-    <w:p>
-      <w:pPr>
-        <w:pStyle w:val="TextBody"/>
-        <w:ind w:left="720" w:hanging="0"/>
-        <w:jc w:val="both"/>
-        <w:rPr>
-          <w:rFonts w:ascii="atpos" w:hAnsi="atpos"/>
-          <w:b w:val="false"/>
-          <w:b w:val="false"/>
-          <w:bCs w:val="false"/>
-          <w:sz w:val="28"/>
-          <w:szCs w:val="26"/>
-        </w:rPr>
-      </w:pPr>
-      <w:r>
-        <w:rPr>
-          <w:rFonts w:ascii="atpos" w:hAnsi="atpos"/>
-          <w:b w:val="false"/>
-          <w:bCs w:val="false"/>
-          <w:sz w:val="28"/>
-          <w:szCs w:val="26"/>
-        </w:rPr>
-      </w:r>
-    </w:p>
-    <w:p>
-      <w:pPr>
-        <w:pStyle w:val="TextBody"/>
-        <w:jc w:val="both"/>
-        <w:rPr>
-          <w:rFonts w:ascii="atpos" w:hAnsi="atpos"/>
-          <w:b w:val="false"/>
-          <w:b w:val="false"/>
-          <w:bCs w:val="false"/>
-        </w:rPr>
-      </w:pPr>
-      <w:r>
-        <w:rPr>
-          <w:rFonts w:ascii="atpos" w:hAnsi="atpos"/>
-          <w:b w:val="false"/>
-          <w:bCs w:val="false"/>
-          <w:sz w:val="28"/>
-          <w:szCs w:val="26"/>
-        </w:rPr>
-        <w:t>13. Manage page navigation:</w:t>
-      </w:r>
-    </w:p>
-    <w:p>
-      <w:pPr>
-        <w:pStyle w:val="TextBody"/>
-        <w:jc w:val="both"/>
-        <w:rPr>
-          <w:rFonts w:ascii="atpos" w:hAnsi="atpos"/>
-          <w:b w:val="false"/>
-          <w:b w:val="false"/>
-          <w:bCs w:val="false"/>
-        </w:rPr>
-      </w:pPr>
-      <w:r>
-        <w:rPr>
-          <w:rFonts w:ascii="atpos" w:hAnsi="atpos"/>
-          <w:b w:val="false"/>
-          <w:bCs w:val="false"/>
-          <w:sz w:val="28"/>
-          <w:szCs w:val="26"/>
-        </w:rPr>
-        <w:t>Ans: for the store filter, we can store them in sessionStorage.</w:t>
-      </w:r>
-    </w:p>
-    <w:p>
-      <w:pPr>
-        <w:pStyle w:val="TextBody"/>
-        <w:numPr>
-          <w:ilvl w:val="0"/>
-          <w:numId w:val="55"/>
-        </w:numPr>
-        <w:jc w:val="both"/>
-        <w:rPr>
-          <w:rFonts w:ascii="atpos" w:hAnsi="atpos"/>
-          <w:b w:val="false"/>
-          <w:b w:val="false"/>
-          <w:bCs w:val="false"/>
-        </w:rPr>
-      </w:pPr>
-      <w:r>
-        <w:rPr>
-          <w:rFonts w:ascii="atpos" w:hAnsi="atpos"/>
-          <w:b w:val="false"/>
-          <w:bCs w:val="false"/>
-          <w:sz w:val="28"/>
-          <w:szCs w:val="26"/>
-        </w:rPr>
-        <w:t>(sessionStorage keep the data save till the browser is open.)</w:t>
-      </w:r>
-    </w:p>
-    <w:p>
-      <w:pPr>
-        <w:pStyle w:val="TextBody"/>
-        <w:numPr>
-          <w:ilvl w:val="0"/>
-          <w:numId w:val="55"/>
-        </w:numPr>
-        <w:jc w:val="both"/>
-        <w:rPr>
-          <w:rFonts w:ascii="atpos" w:hAnsi="atpos"/>
-          <w:b w:val="false"/>
-          <w:b w:val="false"/>
-          <w:bCs w:val="false"/>
-        </w:rPr>
-      </w:pPr>
-      <w:r>
-        <w:rPr>
-          <w:rFonts w:ascii="atpos" w:hAnsi="atpos"/>
-          <w:b w:val="false"/>
-          <w:bCs w:val="false"/>
-          <w:sz w:val="28"/>
-          <w:szCs w:val="26"/>
-        </w:rPr>
-        <w:t>When user apply filter, save the filter state as a JSON string.</w:t>
-      </w:r>
-    </w:p>
-    <w:p>
-      <w:pPr>
-        <w:pStyle w:val="TextBody"/>
-        <w:numPr>
-          <w:ilvl w:val="0"/>
-          <w:numId w:val="55"/>
-        </w:numPr>
-        <w:jc w:val="both"/>
-        <w:rPr>
-          <w:rFonts w:ascii="atpos" w:hAnsi="atpos"/>
-          <w:b w:val="false"/>
-          <w:b w:val="false"/>
-          <w:bCs w:val="false"/>
-        </w:rPr>
-      </w:pPr>
-      <w:r>
-        <w:rPr>
-          <w:rFonts w:ascii="atpos" w:hAnsi="atpos"/>
-          <w:b w:val="false"/>
-          <w:bCs w:val="false"/>
-          <w:sz w:val="28"/>
-          <w:szCs w:val="26"/>
-        </w:rPr>
-        <w:t>We can store the data in session storage using sessionStorage.setItem(‘task_filter’, JSON.stringify(filters)).</w:t>
-      </w:r>
-    </w:p>
-    <w:p>
-      <w:pPr>
-        <w:pStyle w:val="TextBody"/>
-        <w:numPr>
-          <w:ilvl w:val="0"/>
-          <w:numId w:val="55"/>
         </w:numPr>
         <w:spacing w:before="0" w:after="140"/>
         <w:jc w:val="both"/>
@@ -24886,129 +25545,140 @@
   <w:abstractNum w:abstractNumId="51">
     <w:lvl w:ilvl="0">
       <w:start w:val="1"/>
-      <w:numFmt w:val="none"/>
-      <w:suff w:val="nothing"/>
-      <w:lvlText w:val=""/>
+      <w:numFmt w:val="bullet"/>
+      <w:lvlText w:val=""/>
       <w:lvlJc w:val="left"/>
       <w:pPr>
         <w:tabs>
           <w:tab w:val="num" w:pos="0"/>
         </w:tabs>
-        <w:ind w:left="0" w:hanging="0"/>
-      </w:pPr>
-      <w:rPr/>
+        <w:ind w:left="720" w:hanging="360"/>
+      </w:pPr>
+      <w:rPr>
+        <w:rFonts w:ascii="Symbol" w:hAnsi="Symbol" w:cs="Symbol" w:hint="default"/>
+        <w:sz w:val="24"/>
+        <w:szCs w:val="24"/>
+      </w:rPr>
     </w:lvl>
     <w:lvl w:ilvl="1">
       <w:start w:val="1"/>
-      <w:numFmt w:val="none"/>
-      <w:suff w:val="nothing"/>
-      <w:lvlText w:val=""/>
+      <w:numFmt w:val="bullet"/>
+      <w:lvlText w:val="o"/>
       <w:lvlJc w:val="left"/>
       <w:pPr>
         <w:tabs>
           <w:tab w:val="num" w:pos="0"/>
         </w:tabs>
-        <w:ind w:left="0" w:hanging="0"/>
-      </w:pPr>
-      <w:rPr/>
+        <w:ind w:left="1440" w:hanging="360"/>
+      </w:pPr>
+      <w:rPr>
+        <w:rFonts w:ascii="Courier New" w:hAnsi="Courier New" w:cs="Courier New" w:hint="default"/>
+      </w:rPr>
     </w:lvl>
     <w:lvl w:ilvl="2">
       <w:start w:val="1"/>
-      <w:numFmt w:val="none"/>
-      <w:suff w:val="nothing"/>
-      <w:lvlText w:val=""/>
+      <w:numFmt w:val="bullet"/>
+      <w:lvlText w:val=""/>
       <w:lvlJc w:val="left"/>
       <w:pPr>
         <w:tabs>
           <w:tab w:val="num" w:pos="0"/>
         </w:tabs>
-        <w:ind w:left="0" w:hanging="0"/>
-      </w:pPr>
-      <w:rPr/>
+        <w:ind w:left="2160" w:hanging="360"/>
+      </w:pPr>
+      <w:rPr>
+        <w:rFonts w:ascii="Wingdings" w:hAnsi="Wingdings" w:cs="Wingdings" w:hint="default"/>
+      </w:rPr>
     </w:lvl>
     <w:lvl w:ilvl="3">
       <w:start w:val="1"/>
-      <w:numFmt w:val="none"/>
-      <w:suff w:val="nothing"/>
-      <w:lvlText w:val=""/>
+      <w:numFmt w:val="bullet"/>
+      <w:lvlText w:val=""/>
       <w:lvlJc w:val="left"/>
       <w:pPr>
         <w:tabs>
           <w:tab w:val="num" w:pos="0"/>
         </w:tabs>
-        <w:ind w:left="0" w:hanging="0"/>
-      </w:pPr>
-      <w:rPr/>
+        <w:ind w:left="2880" w:hanging="360"/>
+      </w:pPr>
+      <w:rPr>
+        <w:rFonts w:ascii="Symbol" w:hAnsi="Symbol" w:cs="Symbol" w:hint="default"/>
+      </w:rPr>
     </w:lvl>
     <w:lvl w:ilvl="4">
       <w:start w:val="1"/>
-      <w:numFmt w:val="none"/>
-      <w:suff w:val="nothing"/>
-      <w:lvlText w:val=""/>
+      <w:numFmt w:val="bullet"/>
+      <w:lvlText w:val="o"/>
       <w:lvlJc w:val="left"/>
       <w:pPr>
         <w:tabs>
           <w:tab w:val="num" w:pos="0"/>
         </w:tabs>
-        <w:ind w:left="0" w:hanging="0"/>
-      </w:pPr>
-      <w:rPr/>
+        <w:ind w:left="3600" w:hanging="360"/>
+      </w:pPr>
+      <w:rPr>
+        <w:rFonts w:ascii="Courier New" w:hAnsi="Courier New" w:cs="Courier New" w:hint="default"/>
+      </w:rPr>
     </w:lvl>
     <w:lvl w:ilvl="5">
       <w:start w:val="1"/>
-      <w:numFmt w:val="none"/>
-      <w:suff w:val="nothing"/>
-      <w:lvlText w:val=""/>
+      <w:numFmt w:val="bullet"/>
+      <w:lvlText w:val=""/>
       <w:lvlJc w:val="left"/>
       <w:pPr>
         <w:tabs>
           <w:tab w:val="num" w:pos="0"/>
         </w:tabs>
-        <w:ind w:left="0" w:hanging="0"/>
-      </w:pPr>
-      <w:rPr/>
+        <w:ind w:left="4320" w:hanging="360"/>
+      </w:pPr>
+      <w:rPr>
+        <w:rFonts w:ascii="Wingdings" w:hAnsi="Wingdings" w:cs="Wingdings" w:hint="default"/>
+      </w:rPr>
     </w:lvl>
     <w:lvl w:ilvl="6">
       <w:start w:val="1"/>
-      <w:numFmt w:val="none"/>
-      <w:suff w:val="nothing"/>
-      <w:lvlText w:val=""/>
+      <w:numFmt w:val="bullet"/>
+      <w:lvlText w:val=""/>
       <w:lvlJc w:val="left"/>
       <w:pPr>
         <w:tabs>
           <w:tab w:val="num" w:pos="0"/>
         </w:tabs>
-        <w:ind w:left="0" w:hanging="0"/>
-      </w:pPr>
-      <w:rPr/>
+        <w:ind w:left="5040" w:hanging="360"/>
+      </w:pPr>
+      <w:rPr>
+        <w:rFonts w:ascii="Symbol" w:hAnsi="Symbol" w:cs="Symbol" w:hint="default"/>
+      </w:rPr>
     </w:lvl>
     <w:lvl w:ilvl="7">
       <w:start w:val="1"/>
-      <w:numFmt w:val="none"/>
-      <w:suff w:val="nothing"/>
-      <w:lvlText w:val=""/>
+      <w:numFmt w:val="bullet"/>
+      <w:lvlText w:val="o"/>
       <w:lvlJc w:val="left"/>
       <w:pPr>
         <w:tabs>
           <w:tab w:val="num" w:pos="0"/>
         </w:tabs>
-        <w:ind w:left="0" w:hanging="0"/>
-      </w:pPr>
-      <w:rPr/>
+        <w:ind w:left="5760" w:hanging="360"/>
+      </w:pPr>
+      <w:rPr>
+        <w:rFonts w:ascii="Courier New" w:hAnsi="Courier New" w:cs="Courier New" w:hint="default"/>
+      </w:rPr>
     </w:lvl>
     <w:lvl w:ilvl="8">
       <w:start w:val="1"/>
-      <w:numFmt w:val="none"/>
-      <w:suff w:val="nothing"/>
-      <w:lvlText w:val=""/>
+      <w:numFmt w:val="bullet"/>
+      <w:lvlText w:val=""/>
       <w:lvlJc w:val="left"/>
       <w:pPr>
         <w:tabs>
           <w:tab w:val="num" w:pos="0"/>
         </w:tabs>
-        <w:ind w:left="0" w:hanging="0"/>
-      </w:pPr>
-      <w:rPr/>
+        <w:ind w:left="6480" w:hanging="360"/>
+      </w:pPr>
+      <w:rPr>
+        <w:rFonts w:ascii="Wingdings" w:hAnsi="Wingdings" w:cs="Wingdings" w:hint="default"/>
+      </w:rPr>
     </w:lvl>
   </w:abstractNum>
   <w:abstractNum w:abstractNumId="52">
@@ -25297,7 +25967,7 @@
       <w:lvlJc w:val="left"/>
       <w:pPr>
         <w:tabs>
-          <w:tab w:val="num" w:pos="0"/>
+          <w:tab w:val="num" w:pos="720"/>
         </w:tabs>
         <w:ind w:left="720" w:hanging="360"/>
       </w:pPr>
@@ -25310,121 +25980,137 @@
     <w:lvl w:ilvl="1">
       <w:start w:val="1"/>
       <w:numFmt w:val="bullet"/>
-      <w:lvlText w:val="o"/>
-      <w:lvlJc w:val="left"/>
-      <w:pPr>
-        <w:tabs>
-          <w:tab w:val="num" w:pos="0"/>
+      <w:lvlText w:val="◦"/>
+      <w:lvlJc w:val="left"/>
+      <w:pPr>
+        <w:tabs>
+          <w:tab w:val="num" w:pos="1080"/>
+        </w:tabs>
+        <w:ind w:left="1080" w:hanging="360"/>
+      </w:pPr>
+      <w:rPr>
+        <w:rFonts w:ascii="OpenSymbol" w:hAnsi="OpenSymbol" w:cs="OpenSymbol" w:hint="default"/>
+        <w:sz w:val="24"/>
+        <w:szCs w:val="24"/>
+      </w:rPr>
+    </w:lvl>
+    <w:lvl w:ilvl="2">
+      <w:start w:val="1"/>
+      <w:numFmt w:val="bullet"/>
+      <w:lvlText w:val="▪"/>
+      <w:lvlJc w:val="left"/>
+      <w:pPr>
+        <w:tabs>
+          <w:tab w:val="num" w:pos="1440"/>
         </w:tabs>
         <w:ind w:left="1440" w:hanging="360"/>
       </w:pPr>
       <w:rPr>
-        <w:rFonts w:ascii="Courier New" w:hAnsi="Courier New" w:cs="Courier New" w:hint="default"/>
-      </w:rPr>
-    </w:lvl>
-    <w:lvl w:ilvl="2">
-      <w:start w:val="1"/>
-      <w:numFmt w:val="bullet"/>
-      <w:lvlText w:val=""/>
-      <w:lvlJc w:val="left"/>
-      <w:pPr>
-        <w:tabs>
-          <w:tab w:val="num" w:pos="0"/>
+        <w:rFonts w:ascii="OpenSymbol" w:hAnsi="OpenSymbol" w:cs="OpenSymbol" w:hint="default"/>
+        <w:sz w:val="24"/>
+        <w:szCs w:val="24"/>
+      </w:rPr>
+    </w:lvl>
+    <w:lvl w:ilvl="3">
+      <w:start w:val="1"/>
+      <w:numFmt w:val="bullet"/>
+      <w:lvlText w:val=""/>
+      <w:lvlJc w:val="left"/>
+      <w:pPr>
+        <w:tabs>
+          <w:tab w:val="num" w:pos="1800"/>
+        </w:tabs>
+        <w:ind w:left="1800" w:hanging="360"/>
+      </w:pPr>
+      <w:rPr>
+        <w:rFonts w:ascii="Symbol" w:hAnsi="Symbol" w:cs="Symbol" w:hint="default"/>
+        <w:sz w:val="24"/>
+        <w:szCs w:val="24"/>
+      </w:rPr>
+    </w:lvl>
+    <w:lvl w:ilvl="4">
+      <w:start w:val="1"/>
+      <w:numFmt w:val="bullet"/>
+      <w:lvlText w:val="◦"/>
+      <w:lvlJc w:val="left"/>
+      <w:pPr>
+        <w:tabs>
+          <w:tab w:val="num" w:pos="2160"/>
         </w:tabs>
         <w:ind w:left="2160" w:hanging="360"/>
       </w:pPr>
       <w:rPr>
-        <w:rFonts w:ascii="Wingdings" w:hAnsi="Wingdings" w:cs="Wingdings" w:hint="default"/>
-      </w:rPr>
-    </w:lvl>
-    <w:lvl w:ilvl="3">
+        <w:rFonts w:ascii="OpenSymbol" w:hAnsi="OpenSymbol" w:cs="OpenSymbol" w:hint="default"/>
+        <w:sz w:val="24"/>
+        <w:szCs w:val="24"/>
+      </w:rPr>
+    </w:lvl>
+    <w:lvl w:ilvl="5">
+      <w:start w:val="1"/>
+      <w:numFmt w:val="bullet"/>
+      <w:lvlText w:val="▪"/>
+      <w:lvlJc w:val="left"/>
+      <w:pPr>
+        <w:tabs>
+          <w:tab w:val="num" w:pos="2520"/>
+        </w:tabs>
+        <w:ind w:left="2520" w:hanging="360"/>
+      </w:pPr>
+      <w:rPr>
+        <w:rFonts w:ascii="OpenSymbol" w:hAnsi="OpenSymbol" w:cs="OpenSymbol" w:hint="default"/>
+        <w:sz w:val="24"/>
+        <w:szCs w:val="24"/>
+      </w:rPr>
+    </w:lvl>
+    <w:lvl w:ilvl="6">
       <w:start w:val="1"/>
       <w:numFmt w:val="bullet"/>
       <w:lvlText w:val=""/>
       <w:lvlJc w:val="left"/>
       <w:pPr>
         <w:tabs>
-          <w:tab w:val="num" w:pos="0"/>
+          <w:tab w:val="num" w:pos="2880"/>
         </w:tabs>
         <w:ind w:left="2880" w:hanging="360"/>
       </w:pPr>
       <w:rPr>
         <w:rFonts w:ascii="Symbol" w:hAnsi="Symbol" w:cs="Symbol" w:hint="default"/>
-      </w:rPr>
-    </w:lvl>
-    <w:lvl w:ilvl="4">
-      <w:start w:val="1"/>
-      <w:numFmt w:val="bullet"/>
-      <w:lvlText w:val="o"/>
-      <w:lvlJc w:val="left"/>
-      <w:pPr>
-        <w:tabs>
-          <w:tab w:val="num" w:pos="0"/>
+        <w:sz w:val="24"/>
+        <w:szCs w:val="24"/>
+      </w:rPr>
+    </w:lvl>
+    <w:lvl w:ilvl="7">
+      <w:start w:val="1"/>
+      <w:numFmt w:val="bullet"/>
+      <w:lvlText w:val="◦"/>
+      <w:lvlJc w:val="left"/>
+      <w:pPr>
+        <w:tabs>
+          <w:tab w:val="num" w:pos="3240"/>
+        </w:tabs>
+        <w:ind w:left="3240" w:hanging="360"/>
+      </w:pPr>
+      <w:rPr>
+        <w:rFonts w:ascii="OpenSymbol" w:hAnsi="OpenSymbol" w:cs="OpenSymbol" w:hint="default"/>
+        <w:sz w:val="24"/>
+        <w:szCs w:val="24"/>
+      </w:rPr>
+    </w:lvl>
+    <w:lvl w:ilvl="8">
+      <w:start w:val="1"/>
+      <w:numFmt w:val="bullet"/>
+      <w:lvlText w:val="▪"/>
+      <w:lvlJc w:val="left"/>
+      <w:pPr>
+        <w:tabs>
+          <w:tab w:val="num" w:pos="3600"/>
         </w:tabs>
         <w:ind w:left="3600" w:hanging="360"/>
       </w:pPr>
       <w:rPr>
-        <w:rFonts w:ascii="Courier New" w:hAnsi="Courier New" w:cs="Courier New" w:hint="default"/>
-      </w:rPr>
-    </w:lvl>
-    <w:lvl w:ilvl="5">
-      <w:start w:val="1"/>
-      <w:numFmt w:val="bullet"/>
-      <w:lvlText w:val=""/>
-      <w:lvlJc w:val="left"/>
-      <w:pPr>
-        <w:tabs>
-          <w:tab w:val="num" w:pos="0"/>
-        </w:tabs>
-        <w:ind w:left="4320" w:hanging="360"/>
-      </w:pPr>
-      <w:rPr>
-        <w:rFonts w:ascii="Wingdings" w:hAnsi="Wingdings" w:cs="Wingdings" w:hint="default"/>
-      </w:rPr>
-    </w:lvl>
-    <w:lvl w:ilvl="6">
-      <w:start w:val="1"/>
-      <w:numFmt w:val="bullet"/>
-      <w:lvlText w:val=""/>
-      <w:lvlJc w:val="left"/>
-      <w:pPr>
-        <w:tabs>
-          <w:tab w:val="num" w:pos="0"/>
-        </w:tabs>
-        <w:ind w:left="5040" w:hanging="360"/>
-      </w:pPr>
-      <w:rPr>
-        <w:rFonts w:ascii="Symbol" w:hAnsi="Symbol" w:cs="Symbol" w:hint="default"/>
-      </w:rPr>
-    </w:lvl>
-    <w:lvl w:ilvl="7">
-      <w:start w:val="1"/>
-      <w:numFmt w:val="bullet"/>
-      <w:lvlText w:val="o"/>
-      <w:lvlJc w:val="left"/>
-      <w:pPr>
-        <w:tabs>
-          <w:tab w:val="num" w:pos="0"/>
-        </w:tabs>
-        <w:ind w:left="5760" w:hanging="360"/>
-      </w:pPr>
-      <w:rPr>
-        <w:rFonts w:ascii="Courier New" w:hAnsi="Courier New" w:cs="Courier New" w:hint="default"/>
-      </w:rPr>
-    </w:lvl>
-    <w:lvl w:ilvl="8">
-      <w:start w:val="1"/>
-      <w:numFmt w:val="bullet"/>
-      <w:lvlText w:val=""/>
-      <w:lvlJc w:val="left"/>
-      <w:pPr>
-        <w:tabs>
-          <w:tab w:val="num" w:pos="0"/>
-        </w:tabs>
-        <w:ind w:left="6480" w:hanging="360"/>
-      </w:pPr>
-      <w:rPr>
-        <w:rFonts w:ascii="Wingdings" w:hAnsi="Wingdings" w:cs="Wingdings" w:hint="default"/>
+        <w:rFonts w:ascii="OpenSymbol" w:hAnsi="OpenSymbol" w:cs="OpenSymbol" w:hint="default"/>
+        <w:sz w:val="24"/>
+        <w:szCs w:val="24"/>
       </w:rPr>
     </w:lvl>
   </w:abstractNum>
@@ -25449,6 +26135,161 @@
     <w:lvl w:ilvl="1">
       <w:start w:val="1"/>
       <w:numFmt w:val="bullet"/>
+      <w:lvlText w:val=""/>
+      <w:lvlJc w:val="left"/>
+      <w:pPr>
+        <w:tabs>
+          <w:tab w:val="num" w:pos="1080"/>
+        </w:tabs>
+        <w:ind w:left="1080" w:hanging="360"/>
+      </w:pPr>
+      <w:rPr>
+        <w:rFonts w:ascii="Symbol" w:hAnsi="Symbol" w:cs="Symbol" w:hint="default"/>
+        <w:sz w:val="24"/>
+        <w:szCs w:val="24"/>
+      </w:rPr>
+    </w:lvl>
+    <w:lvl w:ilvl="2">
+      <w:start w:val="1"/>
+      <w:numFmt w:val="bullet"/>
+      <w:lvlText w:val=""/>
+      <w:lvlJc w:val="left"/>
+      <w:pPr>
+        <w:tabs>
+          <w:tab w:val="num" w:pos="1440"/>
+        </w:tabs>
+        <w:ind w:left="1440" w:hanging="360"/>
+      </w:pPr>
+      <w:rPr>
+        <w:rFonts w:ascii="Symbol" w:hAnsi="Symbol" w:cs="Symbol" w:hint="default"/>
+        <w:sz w:val="24"/>
+        <w:szCs w:val="24"/>
+      </w:rPr>
+    </w:lvl>
+    <w:lvl w:ilvl="3">
+      <w:start w:val="1"/>
+      <w:numFmt w:val="bullet"/>
+      <w:lvlText w:val=""/>
+      <w:lvlJc w:val="left"/>
+      <w:pPr>
+        <w:tabs>
+          <w:tab w:val="num" w:pos="1800"/>
+        </w:tabs>
+        <w:ind w:left="1800" w:hanging="360"/>
+      </w:pPr>
+      <w:rPr>
+        <w:rFonts w:ascii="Symbol" w:hAnsi="Symbol" w:cs="Symbol" w:hint="default"/>
+        <w:sz w:val="24"/>
+        <w:szCs w:val="24"/>
+      </w:rPr>
+    </w:lvl>
+    <w:lvl w:ilvl="4">
+      <w:start w:val="1"/>
+      <w:numFmt w:val="bullet"/>
+      <w:lvlText w:val=""/>
+      <w:lvlJc w:val="left"/>
+      <w:pPr>
+        <w:tabs>
+          <w:tab w:val="num" w:pos="2160"/>
+        </w:tabs>
+        <w:ind w:left="2160" w:hanging="360"/>
+      </w:pPr>
+      <w:rPr>
+        <w:rFonts w:ascii="Symbol" w:hAnsi="Symbol" w:cs="Symbol" w:hint="default"/>
+        <w:sz w:val="24"/>
+        <w:szCs w:val="24"/>
+      </w:rPr>
+    </w:lvl>
+    <w:lvl w:ilvl="5">
+      <w:start w:val="1"/>
+      <w:numFmt w:val="bullet"/>
+      <w:lvlText w:val=""/>
+      <w:lvlJc w:val="left"/>
+      <w:pPr>
+        <w:tabs>
+          <w:tab w:val="num" w:pos="2520"/>
+        </w:tabs>
+        <w:ind w:left="2520" w:hanging="360"/>
+      </w:pPr>
+      <w:rPr>
+        <w:rFonts w:ascii="Symbol" w:hAnsi="Symbol" w:cs="Symbol" w:hint="default"/>
+        <w:sz w:val="24"/>
+        <w:szCs w:val="24"/>
+      </w:rPr>
+    </w:lvl>
+    <w:lvl w:ilvl="6">
+      <w:start w:val="1"/>
+      <w:numFmt w:val="bullet"/>
+      <w:lvlText w:val=""/>
+      <w:lvlJc w:val="left"/>
+      <w:pPr>
+        <w:tabs>
+          <w:tab w:val="num" w:pos="2880"/>
+        </w:tabs>
+        <w:ind w:left="2880" w:hanging="360"/>
+      </w:pPr>
+      <w:rPr>
+        <w:rFonts w:ascii="Symbol" w:hAnsi="Symbol" w:cs="Symbol" w:hint="default"/>
+        <w:sz w:val="24"/>
+        <w:szCs w:val="24"/>
+      </w:rPr>
+    </w:lvl>
+    <w:lvl w:ilvl="7">
+      <w:start w:val="1"/>
+      <w:numFmt w:val="bullet"/>
+      <w:lvlText w:val=""/>
+      <w:lvlJc w:val="left"/>
+      <w:pPr>
+        <w:tabs>
+          <w:tab w:val="num" w:pos="3240"/>
+        </w:tabs>
+        <w:ind w:left="3240" w:hanging="360"/>
+      </w:pPr>
+      <w:rPr>
+        <w:rFonts w:ascii="Symbol" w:hAnsi="Symbol" w:cs="Symbol" w:hint="default"/>
+        <w:sz w:val="24"/>
+        <w:szCs w:val="24"/>
+      </w:rPr>
+    </w:lvl>
+    <w:lvl w:ilvl="8">
+      <w:start w:val="1"/>
+      <w:numFmt w:val="bullet"/>
+      <w:lvlText w:val=""/>
+      <w:lvlJc w:val="left"/>
+      <w:pPr>
+        <w:tabs>
+          <w:tab w:val="num" w:pos="3600"/>
+        </w:tabs>
+        <w:ind w:left="3600" w:hanging="360"/>
+      </w:pPr>
+      <w:rPr>
+        <w:rFonts w:ascii="Symbol" w:hAnsi="Symbol" w:cs="Symbol" w:hint="default"/>
+        <w:sz w:val="24"/>
+        <w:szCs w:val="24"/>
+      </w:rPr>
+    </w:lvl>
+  </w:abstractNum>
+  <w:abstractNum w:abstractNumId="56">
+    <w:lvl w:ilvl="0">
+      <w:start w:val="1"/>
+      <w:numFmt w:val="bullet"/>
+      <w:lvlText w:val=""/>
+      <w:lvlJc w:val="left"/>
+      <w:pPr>
+        <w:tabs>
+          <w:tab w:val="num" w:pos="720"/>
+        </w:tabs>
+        <w:ind w:left="720" w:hanging="360"/>
+      </w:pPr>
+      <w:rPr>
+        <w:rFonts w:ascii="Symbol" w:hAnsi="Symbol" w:cs="Symbol" w:hint="default"/>
+        <w:sz w:val="24"/>
+        <w:szCs w:val="24"/>
+      </w:rPr>
+    </w:lvl>
+    <w:lvl w:ilvl="1">
+      <w:start w:val="1"/>
+      <w:numFmt w:val="bullet"/>
       <w:lvlText w:val="◦"/>
       <w:lvlJc w:val="left"/>
       <w:pPr>
@@ -25583,7 +26424,7 @@
       </w:rPr>
     </w:lvl>
   </w:abstractNum>
-  <w:abstractNum w:abstractNumId="56">
+  <w:abstractNum w:abstractNumId="57">
     <w:lvl w:ilvl="0">
       <w:start w:val="1"/>
       <w:numFmt w:val="bullet"/>
@@ -25603,14 +26444,120 @@
     </w:lvl>
     <w:lvl w:ilvl="1">
       <w:start w:val="1"/>
+      <w:numFmt w:val="decimal"/>
+      <w:lvlText w:val="%2."/>
+      <w:lvlJc w:val="left"/>
+      <w:pPr>
+        <w:tabs>
+          <w:tab w:val="num" w:pos="1080"/>
+        </w:tabs>
+        <w:ind w:left="1080" w:hanging="360"/>
+      </w:pPr>
+      <w:rPr/>
+    </w:lvl>
+    <w:lvl w:ilvl="2">
+      <w:start w:val="1"/>
+      <w:numFmt w:val="decimal"/>
+      <w:lvlText w:val="%3."/>
+      <w:lvlJc w:val="left"/>
+      <w:pPr>
+        <w:tabs>
+          <w:tab w:val="num" w:pos="1440"/>
+        </w:tabs>
+        <w:ind w:left="1440" w:hanging="360"/>
+      </w:pPr>
+      <w:rPr/>
+    </w:lvl>
+    <w:lvl w:ilvl="3">
+      <w:start w:val="1"/>
+      <w:numFmt w:val="decimal"/>
+      <w:lvlText w:val="%4."/>
+      <w:lvlJc w:val="left"/>
+      <w:pPr>
+        <w:tabs>
+          <w:tab w:val="num" w:pos="1800"/>
+        </w:tabs>
+        <w:ind w:left="1800" w:hanging="360"/>
+      </w:pPr>
+      <w:rPr/>
+    </w:lvl>
+    <w:lvl w:ilvl="4">
+      <w:start w:val="1"/>
+      <w:numFmt w:val="decimal"/>
+      <w:lvlText w:val="%5."/>
+      <w:lvlJc w:val="left"/>
+      <w:pPr>
+        <w:tabs>
+          <w:tab w:val="num" w:pos="2160"/>
+        </w:tabs>
+        <w:ind w:left="2160" w:hanging="360"/>
+      </w:pPr>
+      <w:rPr/>
+    </w:lvl>
+    <w:lvl w:ilvl="5">
+      <w:start w:val="1"/>
+      <w:numFmt w:val="decimal"/>
+      <w:lvlText w:val="%6."/>
+      <w:lvlJc w:val="left"/>
+      <w:pPr>
+        <w:tabs>
+          <w:tab w:val="num" w:pos="2520"/>
+        </w:tabs>
+        <w:ind w:left="2520" w:hanging="360"/>
+      </w:pPr>
+      <w:rPr/>
+    </w:lvl>
+    <w:lvl w:ilvl="6">
+      <w:start w:val="1"/>
+      <w:numFmt w:val="decimal"/>
+      <w:lvlText w:val="%7."/>
+      <w:lvlJc w:val="left"/>
+      <w:pPr>
+        <w:tabs>
+          <w:tab w:val="num" w:pos="2880"/>
+        </w:tabs>
+        <w:ind w:left="2880" w:hanging="360"/>
+      </w:pPr>
+      <w:rPr/>
+    </w:lvl>
+    <w:lvl w:ilvl="7">
+      <w:start w:val="1"/>
+      <w:numFmt w:val="decimal"/>
+      <w:lvlText w:val="%8."/>
+      <w:lvlJc w:val="left"/>
+      <w:pPr>
+        <w:tabs>
+          <w:tab w:val="num" w:pos="3240"/>
+        </w:tabs>
+        <w:ind w:left="3240" w:hanging="360"/>
+      </w:pPr>
+      <w:rPr/>
+    </w:lvl>
+    <w:lvl w:ilvl="8">
+      <w:start w:val="1"/>
+      <w:numFmt w:val="decimal"/>
+      <w:lvlText w:val="%9."/>
+      <w:lvlJc w:val="left"/>
+      <w:pPr>
+        <w:tabs>
+          <w:tab w:val="num" w:pos="3600"/>
+        </w:tabs>
+        <w:ind w:left="3600" w:hanging="360"/>
+      </w:pPr>
+      <w:rPr/>
+    </w:lvl>
+  </w:abstractNum>
+  <w:abstractNum w:abstractNumId="58">
+    <w:lvl w:ilvl="0">
+      <w:start w:val="1"/>
       <w:numFmt w:val="bullet"/>
       <w:lvlText w:val=""/>
       <w:lvlJc w:val="left"/>
       <w:pPr>
         <w:tabs>
-          <w:tab w:val="num" w:pos="1080"/>
-        </w:tabs>
-        <w:ind w:left="1080" w:hanging="360"/>
+          <w:tab w:val="num" w:pos="720"/>
+        </w:tabs>
+        <w:ind w:left="720" w:hanging="360"/>
       </w:pPr>
       <w:rPr>
         <w:rFonts w:ascii="Symbol" w:hAnsi="Symbol" w:cs="Symbol" w:hint="default"/>
@@ -25618,16 +26565,50 @@
         <w:szCs w:val="24"/>
       </w:rPr>
     </w:lvl>
+    <w:lvl w:ilvl="1">
+      <w:start w:val="1"/>
+      <w:numFmt w:val="bullet"/>
+      <w:lvlText w:val="◦"/>
+      <w:lvlJc w:val="left"/>
+      <w:pPr>
+        <w:tabs>
+          <w:tab w:val="num" w:pos="1080"/>
+        </w:tabs>
+        <w:ind w:left="1080" w:hanging="360"/>
+      </w:pPr>
+      <w:rPr>
+        <w:rFonts w:ascii="OpenSymbol" w:hAnsi="OpenSymbol" w:cs="OpenSymbol" w:hint="default"/>
+        <w:sz w:val="24"/>
+        <w:szCs w:val="24"/>
+      </w:rPr>
+    </w:lvl>
     <w:lvl w:ilvl="2">
       <w:start w:val="1"/>
       <w:numFmt w:val="bullet"/>
+      <w:lvlText w:val="▪"/>
+      <w:lvlJc w:val="left"/>
+      <w:pPr>
+        <w:tabs>
+          <w:tab w:val="num" w:pos="1440"/>
+        </w:tabs>
+        <w:ind w:left="1440" w:hanging="360"/>
+      </w:pPr>
+      <w:rPr>
+        <w:rFonts w:ascii="OpenSymbol" w:hAnsi="OpenSymbol" w:cs="OpenSymbol" w:hint="default"/>
+        <w:sz w:val="24"/>
+        <w:szCs w:val="24"/>
+      </w:rPr>
+    </w:lvl>
+    <w:lvl w:ilvl="3">
+      <w:start w:val="1"/>
+      <w:numFmt w:val="bullet"/>
       <w:lvlText w:val=""/>
       <w:lvlJc w:val="left"/>
       <w:pPr>
         <w:tabs>
-          <w:tab w:val="num" w:pos="1440"/>
-        </w:tabs>
-        <w:ind w:left="1440" w:hanging="360"/>
+          <w:tab w:val="num" w:pos="1800"/>
+        </w:tabs>
+        <w:ind w:left="1800" w:hanging="360"/>
       </w:pPr>
       <w:rPr>
         <w:rFonts w:ascii="Symbol" w:hAnsi="Symbol" w:cs="Symbol" w:hint="default"/>
@@ -25635,16 +26616,50 @@
         <w:szCs w:val="24"/>
       </w:rPr>
     </w:lvl>
-    <w:lvl w:ilvl="3">
+    <w:lvl w:ilvl="4">
+      <w:start w:val="1"/>
+      <w:numFmt w:val="bullet"/>
+      <w:lvlText w:val="◦"/>
+      <w:lvlJc w:val="left"/>
+      <w:pPr>
+        <w:tabs>
+          <w:tab w:val="num" w:pos="2160"/>
+        </w:tabs>
+        <w:ind w:left="2160" w:hanging="360"/>
+      </w:pPr>
+      <w:rPr>
+        <w:rFonts w:ascii="OpenSymbol" w:hAnsi="OpenSymbol" w:cs="OpenSymbol" w:hint="default"/>
+        <w:sz w:val="24"/>
+        <w:szCs w:val="24"/>
+      </w:rPr>
+    </w:lvl>
+    <w:lvl w:ilvl="5">
+      <w:start w:val="1"/>
+      <w:numFmt w:val="bullet"/>
+      <w:lvlText w:val="▪"/>
+      <w:lvlJc w:val="left"/>
+      <w:pPr>
+        <w:tabs>
+          <w:tab w:val="num" w:pos="2520"/>
+        </w:tabs>
+        <w:ind w:left="2520" w:hanging="360"/>
+      </w:pPr>
+      <w:rPr>
+        <w:rFonts w:ascii="OpenSymbol" w:hAnsi="OpenSymbol" w:cs="OpenSymbol" w:hint="default"/>
+        <w:sz w:val="24"/>
+        <w:szCs w:val="24"/>
+      </w:rPr>
+    </w:lvl>
+    <w:lvl w:ilvl="6">
       <w:start w:val="1"/>
       <w:numFmt w:val="bullet"/>
       <w:lvlText w:val=""/>
       <w:lvlJc w:val="left"/>
       <w:pPr>
         <w:tabs>
-          <w:tab w:val="num" w:pos="1800"/>
-        </w:tabs>
-        <w:ind w:left="1800" w:hanging="360"/>
+          <w:tab w:val="num" w:pos="2880"/>
+        </w:tabs>
+        <w:ind w:left="2880" w:hanging="360"/>
       </w:pPr>
       <w:rPr>
         <w:rFonts w:ascii="Symbol" w:hAnsi="Symbol" w:cs="Symbol" w:hint="default"/>
@@ -25652,120 +26667,16 @@
         <w:szCs w:val="24"/>
       </w:rPr>
     </w:lvl>
-    <w:lvl w:ilvl="4">
-      <w:start w:val="1"/>
-      <w:numFmt w:val="bullet"/>
-      <w:lvlText w:val=""/>
-      <w:lvlJc w:val="left"/>
-      <w:pPr>
-        <w:tabs>
-          <w:tab w:val="num" w:pos="2160"/>
-        </w:tabs>
-        <w:ind w:left="2160" w:hanging="360"/>
-      </w:pPr>
-      <w:rPr>
-        <w:rFonts w:ascii="Symbol" w:hAnsi="Symbol" w:cs="Symbol" w:hint="default"/>
-        <w:sz w:val="24"/>
-        <w:szCs w:val="24"/>
-      </w:rPr>
-    </w:lvl>
-    <w:lvl w:ilvl="5">
-      <w:start w:val="1"/>
-      <w:numFmt w:val="bullet"/>
-      <w:lvlText w:val=""/>
-      <w:lvlJc w:val="left"/>
-      <w:pPr>
-        <w:tabs>
-          <w:tab w:val="num" w:pos="2520"/>
-        </w:tabs>
-        <w:ind w:left="2520" w:hanging="360"/>
-      </w:pPr>
-      <w:rPr>
-        <w:rFonts w:ascii="Symbol" w:hAnsi="Symbol" w:cs="Symbol" w:hint="default"/>
-        <w:sz w:val="24"/>
-        <w:szCs w:val="24"/>
-      </w:rPr>
-    </w:lvl>
-    <w:lvl w:ilvl="6">
-      <w:start w:val="1"/>
-      <w:numFmt w:val="bullet"/>
-      <w:lvlText w:val=""/>
-      <w:lvlJc w:val="left"/>
-      <w:pPr>
-        <w:tabs>
-          <w:tab w:val="num" w:pos="2880"/>
-        </w:tabs>
-        <w:ind w:left="2880" w:hanging="360"/>
-      </w:pPr>
-      <w:rPr>
-        <w:rFonts w:ascii="Symbol" w:hAnsi="Symbol" w:cs="Symbol" w:hint="default"/>
-        <w:sz w:val="24"/>
-        <w:szCs w:val="24"/>
-      </w:rPr>
-    </w:lvl>
     <w:lvl w:ilvl="7">
       <w:start w:val="1"/>
       <w:numFmt w:val="bullet"/>
-      <w:lvlText w:val=""/>
+      <w:lvlText w:val="◦"/>
       <w:lvlJc w:val="left"/>
       <w:pPr>
         <w:tabs>
           <w:tab w:val="num" w:pos="3240"/>
         </w:tabs>
         <w:ind w:left="3240" w:hanging="360"/>
-      </w:pPr>
-      <w:rPr>
-        <w:rFonts w:ascii="Symbol" w:hAnsi="Symbol" w:cs="Symbol" w:hint="default"/>
-        <w:sz w:val="24"/>
-        <w:szCs w:val="24"/>
-      </w:rPr>
-    </w:lvl>
-    <w:lvl w:ilvl="8">
-      <w:start w:val="1"/>
-      <w:numFmt w:val="bullet"/>
-      <w:lvlText w:val=""/>
-      <w:lvlJc w:val="left"/>
-      <w:pPr>
-        <w:tabs>
-          <w:tab w:val="num" w:pos="3600"/>
-        </w:tabs>
-        <w:ind w:left="3600" w:hanging="360"/>
-      </w:pPr>
-      <w:rPr>
-        <w:rFonts w:ascii="Symbol" w:hAnsi="Symbol" w:cs="Symbol" w:hint="default"/>
-        <w:sz w:val="24"/>
-        <w:szCs w:val="24"/>
-      </w:rPr>
-    </w:lvl>
-  </w:abstractNum>
-  <w:abstractNum w:abstractNumId="57">
-    <w:lvl w:ilvl="0">
-      <w:start w:val="1"/>
-      <w:numFmt w:val="bullet"/>
-      <w:lvlText w:val=""/>
-      <w:lvlJc w:val="left"/>
-      <w:pPr>
-        <w:tabs>
-          <w:tab w:val="num" w:pos="720"/>
-        </w:tabs>
-        <w:ind w:left="720" w:hanging="360"/>
-      </w:pPr>
-      <w:rPr>
-        <w:rFonts w:ascii="Symbol" w:hAnsi="Symbol" w:cs="Symbol" w:hint="default"/>
-        <w:sz w:val="24"/>
-        <w:szCs w:val="24"/>
-      </w:rPr>
-    </w:lvl>
-    <w:lvl w:ilvl="1">
-      <w:start w:val="1"/>
-      <w:numFmt w:val="bullet"/>
-      <w:lvlText w:val="◦"/>
-      <w:lvlJc w:val="left"/>
-      <w:pPr>
-        <w:tabs>
-          <w:tab w:val="num" w:pos="1080"/>
-        </w:tabs>
-        <w:ind w:left="1080" w:hanging="360"/>
       </w:pPr>
       <w:rPr>
         <w:rFonts w:ascii="OpenSymbol" w:hAnsi="OpenSymbol" w:cs="OpenSymbol" w:hint="default"/>
@@ -25773,247 +26684,22 @@
         <w:szCs w:val="24"/>
       </w:rPr>
     </w:lvl>
-    <w:lvl w:ilvl="2">
+    <w:lvl w:ilvl="8">
       <w:start w:val="1"/>
       <w:numFmt w:val="bullet"/>
       <w:lvlText w:val="▪"/>
       <w:lvlJc w:val="left"/>
       <w:pPr>
         <w:tabs>
-          <w:tab w:val="num" w:pos="1440"/>
-        </w:tabs>
-        <w:ind w:left="1440" w:hanging="360"/>
+          <w:tab w:val="num" w:pos="3600"/>
+        </w:tabs>
+        <w:ind w:left="3600" w:hanging="360"/>
       </w:pPr>
       <w:rPr>
         <w:rFonts w:ascii="OpenSymbol" w:hAnsi="OpenSymbol" w:cs="OpenSymbol" w:hint="default"/>
         <w:sz w:val="24"/>
         <w:szCs w:val="24"/>
       </w:rPr>
-    </w:lvl>
-    <w:lvl w:ilvl="3">
-      <w:start w:val="1"/>
-      <w:numFmt w:val="bullet"/>
-      <w:lvlText w:val=""/>
-      <w:lvlJc w:val="left"/>
-      <w:pPr>
-        <w:tabs>
-          <w:tab w:val="num" w:pos="1800"/>
-        </w:tabs>
-        <w:ind w:left="1800" w:hanging="360"/>
-      </w:pPr>
-      <w:rPr>
-        <w:rFonts w:ascii="Symbol" w:hAnsi="Symbol" w:cs="Symbol" w:hint="default"/>
-        <w:sz w:val="24"/>
-        <w:szCs w:val="24"/>
-      </w:rPr>
-    </w:lvl>
-    <w:lvl w:ilvl="4">
-      <w:start w:val="1"/>
-      <w:numFmt w:val="bullet"/>
-      <w:lvlText w:val="◦"/>
-      <w:lvlJc w:val="left"/>
-      <w:pPr>
-        <w:tabs>
-          <w:tab w:val="num" w:pos="2160"/>
-        </w:tabs>
-        <w:ind w:left="2160" w:hanging="360"/>
-      </w:pPr>
-      <w:rPr>
-        <w:rFonts w:ascii="OpenSymbol" w:hAnsi="OpenSymbol" w:cs="OpenSymbol" w:hint="default"/>
-        <w:sz w:val="24"/>
-        <w:szCs w:val="24"/>
-      </w:rPr>
-    </w:lvl>
-    <w:lvl w:ilvl="5">
-      <w:start w:val="1"/>
-      <w:numFmt w:val="bullet"/>
-      <w:lvlText w:val="▪"/>
-      <w:lvlJc w:val="left"/>
-      <w:pPr>
-        <w:tabs>
-          <w:tab w:val="num" w:pos="2520"/>
-        </w:tabs>
-        <w:ind w:left="2520" w:hanging="360"/>
-      </w:pPr>
-      <w:rPr>
-        <w:rFonts w:ascii="OpenSymbol" w:hAnsi="OpenSymbol" w:cs="OpenSymbol" w:hint="default"/>
-        <w:sz w:val="24"/>
-        <w:szCs w:val="24"/>
-      </w:rPr>
-    </w:lvl>
-    <w:lvl w:ilvl="6">
-      <w:start w:val="1"/>
-      <w:numFmt w:val="bullet"/>
-      <w:lvlText w:val=""/>
-      <w:lvlJc w:val="left"/>
-      <w:pPr>
-        <w:tabs>
-          <w:tab w:val="num" w:pos="2880"/>
-        </w:tabs>
-        <w:ind w:left="2880" w:hanging="360"/>
-      </w:pPr>
-      <w:rPr>
-        <w:rFonts w:ascii="Symbol" w:hAnsi="Symbol" w:cs="Symbol" w:hint="default"/>
-        <w:sz w:val="24"/>
-        <w:szCs w:val="24"/>
-      </w:rPr>
-    </w:lvl>
-    <w:lvl w:ilvl="7">
-      <w:start w:val="1"/>
-      <w:numFmt w:val="bullet"/>
-      <w:lvlText w:val="◦"/>
-      <w:lvlJc w:val="left"/>
-      <w:pPr>
-        <w:tabs>
-          <w:tab w:val="num" w:pos="3240"/>
-        </w:tabs>
-        <w:ind w:left="3240" w:hanging="360"/>
-      </w:pPr>
-      <w:rPr>
-        <w:rFonts w:ascii="OpenSymbol" w:hAnsi="OpenSymbol" w:cs="OpenSymbol" w:hint="default"/>
-        <w:sz w:val="24"/>
-        <w:szCs w:val="24"/>
-      </w:rPr>
-    </w:lvl>
-    <w:lvl w:ilvl="8">
-      <w:start w:val="1"/>
-      <w:numFmt w:val="bullet"/>
-      <w:lvlText w:val="▪"/>
-      <w:lvlJc w:val="left"/>
-      <w:pPr>
-        <w:tabs>
-          <w:tab w:val="num" w:pos="3600"/>
-        </w:tabs>
-        <w:ind w:left="3600" w:hanging="360"/>
-      </w:pPr>
-      <w:rPr>
-        <w:rFonts w:ascii="OpenSymbol" w:hAnsi="OpenSymbol" w:cs="OpenSymbol" w:hint="default"/>
-        <w:sz w:val="24"/>
-        <w:szCs w:val="24"/>
-      </w:rPr>
-    </w:lvl>
-  </w:abstractNum>
-  <w:abstractNum w:abstractNumId="58">
-    <w:lvl w:ilvl="0">
-      <w:start w:val="1"/>
-      <w:numFmt w:val="bullet"/>
-      <w:lvlText w:val=""/>
-      <w:lvlJc w:val="left"/>
-      <w:pPr>
-        <w:tabs>
-          <w:tab w:val="num" w:pos="720"/>
-        </w:tabs>
-        <w:ind w:left="720" w:hanging="360"/>
-      </w:pPr>
-      <w:rPr>
-        <w:rFonts w:ascii="Symbol" w:hAnsi="Symbol" w:cs="Symbol" w:hint="default"/>
-        <w:sz w:val="24"/>
-        <w:szCs w:val="24"/>
-      </w:rPr>
-    </w:lvl>
-    <w:lvl w:ilvl="1">
-      <w:start w:val="1"/>
-      <w:numFmt w:val="decimal"/>
-      <w:lvlText w:val="%2."/>
-      <w:lvlJc w:val="left"/>
-      <w:pPr>
-        <w:tabs>
-          <w:tab w:val="num" w:pos="1080"/>
-        </w:tabs>
-        <w:ind w:left="1080" w:hanging="360"/>
-      </w:pPr>
-      <w:rPr/>
-    </w:lvl>
-    <w:lvl w:ilvl="2">
-      <w:start w:val="1"/>
-      <w:numFmt w:val="decimal"/>
-      <w:lvlText w:val="%3."/>
-      <w:lvlJc w:val="left"/>
-      <w:pPr>
-        <w:tabs>
-          <w:tab w:val="num" w:pos="1440"/>
-        </w:tabs>
-        <w:ind w:left="1440" w:hanging="360"/>
-      </w:pPr>
-      <w:rPr/>
-    </w:lvl>
-    <w:lvl w:ilvl="3">
-      <w:start w:val="1"/>
-      <w:numFmt w:val="decimal"/>
-      <w:lvlText w:val="%4."/>
-      <w:lvlJc w:val="left"/>
-      <w:pPr>
-        <w:tabs>
-          <w:tab w:val="num" w:pos="1800"/>
-        </w:tabs>
-        <w:ind w:left="1800" w:hanging="360"/>
-      </w:pPr>
-      <w:rPr/>
-    </w:lvl>
-    <w:lvl w:ilvl="4">
-      <w:start w:val="1"/>
-      <w:numFmt w:val="decimal"/>
-      <w:lvlText w:val="%5."/>
-      <w:lvlJc w:val="left"/>
-      <w:pPr>
-        <w:tabs>
-          <w:tab w:val="num" w:pos="2160"/>
-        </w:tabs>
-        <w:ind w:left="2160" w:hanging="360"/>
-      </w:pPr>
-      <w:rPr/>
-    </w:lvl>
-    <w:lvl w:ilvl="5">
-      <w:start w:val="1"/>
-      <w:numFmt w:val="decimal"/>
-      <w:lvlText w:val="%6."/>
-      <w:lvlJc w:val="left"/>
-      <w:pPr>
-        <w:tabs>
-          <w:tab w:val="num" w:pos="2520"/>
-        </w:tabs>
-        <w:ind w:left="2520" w:hanging="360"/>
-      </w:pPr>
-      <w:rPr/>
-    </w:lvl>
-    <w:lvl w:ilvl="6">
-      <w:start w:val="1"/>
-      <w:numFmt w:val="decimal"/>
-      <w:lvlText w:val="%7."/>
-      <w:lvlJc w:val="left"/>
-      <w:pPr>
-        <w:tabs>
-          <w:tab w:val="num" w:pos="2880"/>
-        </w:tabs>
-        <w:ind w:left="2880" w:hanging="360"/>
-      </w:pPr>
-      <w:rPr/>
-    </w:lvl>
-    <w:lvl w:ilvl="7">
-      <w:start w:val="1"/>
-      <w:numFmt w:val="decimal"/>
-      <w:lvlText w:val="%8."/>
-      <w:lvlJc w:val="left"/>
-      <w:pPr>
-        <w:tabs>
-          <w:tab w:val="num" w:pos="3240"/>
-        </w:tabs>
-        <w:ind w:left="3240" w:hanging="360"/>
-      </w:pPr>
-      <w:rPr/>
-    </w:lvl>
-    <w:lvl w:ilvl="8">
-      <w:start w:val="1"/>
-      <w:numFmt w:val="decimal"/>
-      <w:lvlText w:val="%9."/>
-      <w:lvlJc w:val="left"/>
-      <w:pPr>
-        <w:tabs>
-          <w:tab w:val="num" w:pos="3600"/>
-        </w:tabs>
-        <w:ind w:left="3600" w:hanging="360"/>
-      </w:pPr>
-      <w:rPr/>
     </w:lvl>
   </w:abstractNum>
   <w:abstractNum w:abstractNumId="59">

--- a/WEEK 4.1.docx
+++ b/WEEK 4.1.docx
@@ -16097,6 +16097,428 @@
         <w:spacing w:before="0" w:after="140"/>
         <w:jc w:val="both"/>
         <w:rPr>
+          <w:rFonts w:ascii="atpos" w:hAnsi="atpos"/>
+          <w:b w:val="false"/>
+          <w:b w:val="false"/>
+          <w:bCs w:val="false"/>
+          <w:i w:val="false"/>
+          <w:i w:val="false"/>
+          <w:iCs w:val="false"/>
+          <w:caps w:val="false"/>
+          <w:smallCaps w:val="false"/>
+          <w:strike w:val="false"/>
+          <w:dstrike w:val="false"/>
+          <w:color w:val="000000"/>
+          <w:sz w:val="28"/>
+          <w:szCs w:val="28"/>
+          <w:u w:val="none"/>
+          <w:effect w:val="none"/>
+          <w:shd w:fill="auto" w:val="clear"/>
+        </w:rPr>
+      </w:pPr>
+      <w:r>
+        <w:rPr/>
+      </w:r>
+    </w:p>
+    <w:p>
+      <w:pPr>
+        <w:pStyle w:val="TextBody"/>
+        <w:spacing w:before="0" w:after="140"/>
+        <w:jc w:val="both"/>
+        <w:rPr>
+          <w:rFonts w:ascii="atpos" w:hAnsi="atpos"/>
+          <w:b w:val="false"/>
+          <w:b w:val="false"/>
+          <w:bCs w:val="false"/>
+          <w:i w:val="false"/>
+          <w:i w:val="false"/>
+          <w:iCs w:val="false"/>
+          <w:caps w:val="false"/>
+          <w:smallCaps w:val="false"/>
+          <w:strike w:val="false"/>
+          <w:dstrike w:val="false"/>
+          <w:color w:val="000000"/>
+          <w:sz w:val="28"/>
+          <w:szCs w:val="28"/>
+          <w:u w:val="none"/>
+          <w:effect w:val="none"/>
+          <w:shd w:fill="auto" w:val="clear"/>
+        </w:rPr>
+      </w:pPr>
+      <w:r>
+        <w:rPr/>
+      </w:r>
+    </w:p>
+    <w:p>
+      <w:pPr>
+        <w:pStyle w:val="TextBody"/>
+        <w:spacing w:before="0" w:after="140"/>
+        <w:jc w:val="both"/>
+        <w:rPr>
+          <w:rFonts w:ascii="atpos" w:hAnsi="atpos"/>
+          <w:b w:val="false"/>
+          <w:b w:val="false"/>
+          <w:bCs w:val="false"/>
+          <w:i w:val="false"/>
+          <w:i w:val="false"/>
+          <w:iCs w:val="false"/>
+          <w:caps w:val="false"/>
+          <w:smallCaps w:val="false"/>
+          <w:strike w:val="false"/>
+          <w:dstrike w:val="false"/>
+          <w:color w:val="000000"/>
+          <w:sz w:val="28"/>
+          <w:szCs w:val="28"/>
+          <w:u w:val="none"/>
+          <w:effect w:val="none"/>
+          <w:shd w:fill="auto" w:val="clear"/>
+        </w:rPr>
+      </w:pPr>
+      <w:r>
+        <w:rPr/>
+      </w:r>
+    </w:p>
+    <w:p>
+      <w:pPr>
+        <w:pStyle w:val="TextBody"/>
+        <w:spacing w:before="0" w:after="140"/>
+        <w:jc w:val="both"/>
+        <w:rPr>
+          <w:rFonts w:ascii="atpos" w:hAnsi="atpos"/>
+          <w:b w:val="false"/>
+          <w:b w:val="false"/>
+          <w:bCs w:val="false"/>
+          <w:i w:val="false"/>
+          <w:i w:val="false"/>
+          <w:iCs w:val="false"/>
+          <w:caps w:val="false"/>
+          <w:smallCaps w:val="false"/>
+          <w:strike w:val="false"/>
+          <w:dstrike w:val="false"/>
+          <w:color w:val="000000"/>
+          <w:sz w:val="28"/>
+          <w:szCs w:val="28"/>
+          <w:u w:val="none"/>
+          <w:effect w:val="none"/>
+          <w:shd w:fill="auto" w:val="clear"/>
+        </w:rPr>
+      </w:pPr>
+      <w:r>
+        <w:rPr/>
+      </w:r>
+    </w:p>
+    <w:p>
+      <w:pPr>
+        <w:pStyle w:val="TextBody"/>
+        <w:spacing w:before="0" w:after="140"/>
+        <w:jc w:val="both"/>
+        <w:rPr>
+          <w:rFonts w:ascii="atpos" w:hAnsi="atpos"/>
+          <w:b w:val="false"/>
+          <w:b w:val="false"/>
+          <w:bCs w:val="false"/>
+          <w:i w:val="false"/>
+          <w:i w:val="false"/>
+          <w:iCs w:val="false"/>
+          <w:caps w:val="false"/>
+          <w:smallCaps w:val="false"/>
+          <w:strike w:val="false"/>
+          <w:dstrike w:val="false"/>
+          <w:color w:val="000000"/>
+          <w:sz w:val="28"/>
+          <w:szCs w:val="28"/>
+          <w:u w:val="none"/>
+          <w:effect w:val="none"/>
+          <w:shd w:fill="auto" w:val="clear"/>
+        </w:rPr>
+      </w:pPr>
+      <w:r>
+        <w:rPr/>
+      </w:r>
+    </w:p>
+    <w:p>
+      <w:pPr>
+        <w:pStyle w:val="TextBody"/>
+        <w:spacing w:before="0" w:after="140"/>
+        <w:jc w:val="both"/>
+        <w:rPr>
+          <w:rFonts w:ascii="atpos" w:hAnsi="atpos"/>
+          <w:b w:val="false"/>
+          <w:b w:val="false"/>
+          <w:bCs w:val="false"/>
+          <w:i w:val="false"/>
+          <w:i w:val="false"/>
+          <w:iCs w:val="false"/>
+          <w:caps w:val="false"/>
+          <w:smallCaps w:val="false"/>
+          <w:strike w:val="false"/>
+          <w:dstrike w:val="false"/>
+          <w:color w:val="000000"/>
+          <w:sz w:val="28"/>
+          <w:szCs w:val="28"/>
+          <w:u w:val="none"/>
+          <w:effect w:val="none"/>
+          <w:shd w:fill="auto" w:val="clear"/>
+        </w:rPr>
+      </w:pPr>
+      <w:r>
+        <w:rPr/>
+      </w:r>
+    </w:p>
+    <w:p>
+      <w:pPr>
+        <w:pStyle w:val="TextBody"/>
+        <w:spacing w:before="0" w:after="140"/>
+        <w:jc w:val="both"/>
+        <w:rPr>
+          <w:rFonts w:ascii="atpos" w:hAnsi="atpos"/>
+          <w:b w:val="false"/>
+          <w:b w:val="false"/>
+          <w:bCs w:val="false"/>
+          <w:i w:val="false"/>
+          <w:i w:val="false"/>
+          <w:iCs w:val="false"/>
+          <w:caps w:val="false"/>
+          <w:smallCaps w:val="false"/>
+          <w:strike w:val="false"/>
+          <w:dstrike w:val="false"/>
+          <w:color w:val="000000"/>
+          <w:sz w:val="28"/>
+          <w:szCs w:val="28"/>
+          <w:u w:val="none"/>
+          <w:effect w:val="none"/>
+          <w:shd w:fill="auto" w:val="clear"/>
+        </w:rPr>
+      </w:pPr>
+      <w:r>
+        <w:rPr/>
+      </w:r>
+    </w:p>
+    <w:p>
+      <w:pPr>
+        <w:pStyle w:val="TextBody"/>
+        <w:spacing w:before="0" w:after="140"/>
+        <w:jc w:val="both"/>
+        <w:rPr>
+          <w:rFonts w:ascii="atpos" w:hAnsi="atpos"/>
+          <w:b w:val="false"/>
+          <w:b w:val="false"/>
+          <w:bCs w:val="false"/>
+          <w:i w:val="false"/>
+          <w:i w:val="false"/>
+          <w:iCs w:val="false"/>
+          <w:caps w:val="false"/>
+          <w:smallCaps w:val="false"/>
+          <w:strike w:val="false"/>
+          <w:dstrike w:val="false"/>
+          <w:color w:val="000000"/>
+          <w:sz w:val="28"/>
+          <w:szCs w:val="28"/>
+          <w:u w:val="none"/>
+          <w:effect w:val="none"/>
+          <w:shd w:fill="auto" w:val="clear"/>
+        </w:rPr>
+      </w:pPr>
+      <w:r>
+        <w:rPr/>
+      </w:r>
+    </w:p>
+    <w:p>
+      <w:pPr>
+        <w:pStyle w:val="TextBody"/>
+        <w:spacing w:before="0" w:after="140"/>
+        <w:jc w:val="both"/>
+        <w:rPr>
+          <w:rFonts w:ascii="atpos" w:hAnsi="atpos"/>
+          <w:b w:val="false"/>
+          <w:b w:val="false"/>
+          <w:bCs w:val="false"/>
+          <w:i w:val="false"/>
+          <w:i w:val="false"/>
+          <w:iCs w:val="false"/>
+          <w:caps w:val="false"/>
+          <w:smallCaps w:val="false"/>
+          <w:strike w:val="false"/>
+          <w:dstrike w:val="false"/>
+          <w:color w:val="000000"/>
+          <w:sz w:val="28"/>
+          <w:szCs w:val="28"/>
+          <w:u w:val="none"/>
+          <w:effect w:val="none"/>
+          <w:shd w:fill="auto" w:val="clear"/>
+        </w:rPr>
+      </w:pPr>
+      <w:r>
+        <w:rPr/>
+      </w:r>
+    </w:p>
+    <w:p>
+      <w:pPr>
+        <w:pStyle w:val="TextBody"/>
+        <w:spacing w:before="0" w:after="140"/>
+        <w:jc w:val="both"/>
+        <w:rPr>
+          <w:rFonts w:ascii="atpos" w:hAnsi="atpos"/>
+          <w:b w:val="false"/>
+          <w:b w:val="false"/>
+          <w:bCs w:val="false"/>
+          <w:i w:val="false"/>
+          <w:i w:val="false"/>
+          <w:iCs w:val="false"/>
+          <w:caps w:val="false"/>
+          <w:smallCaps w:val="false"/>
+          <w:strike w:val="false"/>
+          <w:dstrike w:val="false"/>
+          <w:color w:val="000000"/>
+          <w:sz w:val="28"/>
+          <w:szCs w:val="28"/>
+          <w:u w:val="none"/>
+          <w:effect w:val="none"/>
+          <w:shd w:fill="auto" w:val="clear"/>
+        </w:rPr>
+      </w:pPr>
+      <w:r>
+        <w:rPr/>
+      </w:r>
+    </w:p>
+    <w:p>
+      <w:pPr>
+        <w:pStyle w:val="TextBody"/>
+        <w:spacing w:before="0" w:after="140"/>
+        <w:jc w:val="both"/>
+        <w:rPr>
+          <w:rFonts w:ascii="atpos" w:hAnsi="atpos"/>
+          <w:b w:val="false"/>
+          <w:b w:val="false"/>
+          <w:bCs w:val="false"/>
+          <w:i w:val="false"/>
+          <w:i w:val="false"/>
+          <w:iCs w:val="false"/>
+          <w:caps w:val="false"/>
+          <w:smallCaps w:val="false"/>
+          <w:strike w:val="false"/>
+          <w:dstrike w:val="false"/>
+          <w:color w:val="000000"/>
+          <w:sz w:val="28"/>
+          <w:szCs w:val="28"/>
+          <w:u w:val="none"/>
+          <w:effect w:val="none"/>
+          <w:shd w:fill="auto" w:val="clear"/>
+        </w:rPr>
+      </w:pPr>
+      <w:r>
+        <w:rPr/>
+      </w:r>
+    </w:p>
+    <w:p>
+      <w:pPr>
+        <w:pStyle w:val="TextBody"/>
+        <w:spacing w:before="0" w:after="140"/>
+        <w:jc w:val="both"/>
+        <w:rPr>
+          <w:rFonts w:ascii="atpos" w:hAnsi="atpos"/>
+          <w:b w:val="false"/>
+          <w:b w:val="false"/>
+          <w:bCs w:val="false"/>
+          <w:i w:val="false"/>
+          <w:i w:val="false"/>
+          <w:iCs w:val="false"/>
+          <w:caps w:val="false"/>
+          <w:smallCaps w:val="false"/>
+          <w:strike w:val="false"/>
+          <w:dstrike w:val="false"/>
+          <w:color w:val="000000"/>
+          <w:sz w:val="28"/>
+          <w:szCs w:val="28"/>
+          <w:u w:val="none"/>
+          <w:effect w:val="none"/>
+          <w:shd w:fill="auto" w:val="clear"/>
+        </w:rPr>
+      </w:pPr>
+      <w:r>
+        <w:rPr/>
+      </w:r>
+    </w:p>
+    <w:p>
+      <w:pPr>
+        <w:pStyle w:val="TextBody"/>
+        <w:spacing w:before="0" w:after="140"/>
+        <w:jc w:val="both"/>
+        <w:rPr>
+          <w:rFonts w:ascii="atpos" w:hAnsi="atpos"/>
+          <w:b w:val="false"/>
+          <w:b w:val="false"/>
+          <w:bCs w:val="false"/>
+          <w:i w:val="false"/>
+          <w:i w:val="false"/>
+          <w:iCs w:val="false"/>
+          <w:caps w:val="false"/>
+          <w:smallCaps w:val="false"/>
+          <w:strike w:val="false"/>
+          <w:dstrike w:val="false"/>
+          <w:color w:val="000000"/>
+          <w:sz w:val="28"/>
+          <w:szCs w:val="28"/>
+          <w:u w:val="none"/>
+          <w:effect w:val="none"/>
+          <w:shd w:fill="auto" w:val="clear"/>
+        </w:rPr>
+      </w:pPr>
+      <w:r>
+        <w:rPr/>
+        <w:drawing>
+          <wp:anchor behindDoc="0" distT="0" distB="0" distL="0" distR="0" simplePos="0" locked="0" layoutInCell="0" allowOverlap="1" relativeHeight="19">
+            <wp:simplePos x="0" y="0"/>
+            <wp:positionH relativeFrom="column">
+              <wp:posOffset>45720</wp:posOffset>
+            </wp:positionH>
+            <wp:positionV relativeFrom="paragraph">
+              <wp:posOffset>146050</wp:posOffset>
+            </wp:positionV>
+            <wp:extent cx="2321560" cy="4671060"/>
+            <wp:effectExtent l="0" t="0" r="0" b="0"/>
+            <wp:wrapTopAndBottom/>
+            <wp:docPr id="18" name="Image10" descr=""/>
+            <wp:cNvGraphicFramePr>
+              <a:graphicFrameLocks xmlns:a="http://schemas.openxmlformats.org/drawingml/2006/main" noChangeAspect="1"/>
+            </wp:cNvGraphicFramePr>
+            <a:graphic xmlns:a="http://schemas.openxmlformats.org/drawingml/2006/main">
+              <a:graphicData uri="http://schemas.openxmlformats.org/drawingml/2006/picture">
+                <pic:pic xmlns:pic="http://schemas.openxmlformats.org/drawingml/2006/picture">
+                  <pic:nvPicPr>
+                    <pic:cNvPr id="18" name="Image10" descr=""/>
+                    <pic:cNvPicPr>
+                      <a:picLocks noChangeAspect="1" noChangeArrowheads="1"/>
+                    </pic:cNvPicPr>
+                  </pic:nvPicPr>
+                  <pic:blipFill>
+                    <a:blip r:embed="rId15"/>
+                    <a:stretch>
+                      <a:fillRect/>
+                    </a:stretch>
+                  </pic:blipFill>
+                  <pic:spPr bwMode="auto">
+                    <a:xfrm>
+                      <a:off x="0" y="0"/>
+                      <a:ext cx="2321560" cy="4671060"/>
+                    </a:xfrm>
+                    <a:prstGeom prst="rect">
+                      <a:avLst/>
+                    </a:prstGeom>
+                  </pic:spPr>
+                </pic:pic>
+              </a:graphicData>
+            </a:graphic>
+          </wp:anchor>
+        </w:drawing>
+      </w:r>
+    </w:p>
+    <w:p>
+      <w:pPr>
+        <w:pStyle w:val="TextBody"/>
+        <w:spacing w:before="0" w:after="140"/>
+        <w:jc w:val="both"/>
+        <w:rPr>
           <w:i w:val="false"/>
           <w:i w:val="false"/>
           <w:caps w:val="false"/>
@@ -16125,351 +16547,51 @@
           <w:effect w:val="none"/>
           <w:shd w:fill="auto" w:val="clear"/>
         </w:rPr>
-      </w:r>
-    </w:p>
-    <w:p>
-      <w:pPr>
-        <w:pStyle w:val="TextBody"/>
-        <w:spacing w:before="0" w:after="140"/>
-        <w:jc w:val="both"/>
-        <w:rPr>
-          <w:rFonts w:ascii="atpos" w:hAnsi="atpos"/>
-        </w:rPr>
-      </w:pPr>
-      <w:r>
-        <w:rPr>
-          <w:rFonts w:ascii="atpos" w:hAnsi="atpos"/>
-        </w:rPr>
-      </w:r>
-    </w:p>
-    <w:p>
-      <w:pPr>
-        <w:pStyle w:val="TextBody"/>
-        <w:spacing w:before="0" w:after="140"/>
-        <w:jc w:val="both"/>
-        <w:rPr>
-          <w:rFonts w:ascii="atpos" w:hAnsi="atpos"/>
-        </w:rPr>
-      </w:pPr>
-      <w:r>
-        <w:rPr>
-          <w:rFonts w:ascii="atpos" w:hAnsi="atpos"/>
-        </w:rPr>
-      </w:r>
-    </w:p>
-    <w:p>
-      <w:pPr>
-        <w:pStyle w:val="TextBody"/>
-        <w:spacing w:before="0" w:after="140"/>
-        <w:jc w:val="both"/>
-        <w:rPr>
-          <w:rFonts w:ascii="atpos" w:hAnsi="atpos"/>
-        </w:rPr>
-      </w:pPr>
-      <w:r>
-        <w:rPr>
-          <w:rFonts w:ascii="atpos" w:hAnsi="atpos"/>
-        </w:rPr>
-      </w:r>
-    </w:p>
-    <w:p>
-      <w:pPr>
-        <w:pStyle w:val="TextBody"/>
-        <w:spacing w:before="0" w:after="140"/>
-        <w:jc w:val="both"/>
-        <w:rPr>
-          <w:rFonts w:ascii="atpos" w:hAnsi="atpos"/>
-        </w:rPr>
-      </w:pPr>
-      <w:r>
-        <w:rPr>
-          <w:rFonts w:ascii="atpos" w:hAnsi="atpos"/>
-        </w:rPr>
-      </w:r>
-    </w:p>
-    <w:p>
-      <w:pPr>
-        <w:pStyle w:val="TextBody"/>
-        <w:spacing w:before="0" w:after="140"/>
-        <w:jc w:val="both"/>
-        <w:rPr>
-          <w:rFonts w:ascii="atpos" w:hAnsi="atpos"/>
-        </w:rPr>
-      </w:pPr>
-      <w:r>
-        <w:rPr>
-          <w:rFonts w:ascii="atpos" w:hAnsi="atpos"/>
-        </w:rPr>
-      </w:r>
-    </w:p>
-    <w:p>
-      <w:pPr>
-        <w:pStyle w:val="TextBody"/>
-        <w:spacing w:before="0" w:after="140"/>
-        <w:jc w:val="both"/>
-        <w:rPr>
-          <w:rFonts w:ascii="atpos" w:hAnsi="atpos"/>
-        </w:rPr>
-      </w:pPr>
-      <w:r>
-        <w:rPr>
-          <w:rFonts w:ascii="atpos" w:hAnsi="atpos"/>
-        </w:rPr>
-      </w:r>
-    </w:p>
-    <w:p>
-      <w:pPr>
-        <w:pStyle w:val="TextBody"/>
-        <w:spacing w:before="0" w:after="140"/>
-        <w:jc w:val="both"/>
-        <w:rPr>
-          <w:rFonts w:ascii="atpos" w:hAnsi="atpos"/>
-        </w:rPr>
-      </w:pPr>
-      <w:r>
-        <w:rPr>
-          <w:rFonts w:ascii="atpos" w:hAnsi="atpos"/>
-        </w:rPr>
-      </w:r>
-    </w:p>
-    <w:p>
-      <w:pPr>
-        <w:pStyle w:val="TextBody"/>
-        <w:spacing w:before="0" w:after="140"/>
-        <w:jc w:val="both"/>
-        <w:rPr>
-          <w:rFonts w:ascii="atpos" w:hAnsi="atpos"/>
-        </w:rPr>
-      </w:pPr>
-      <w:r>
-        <w:rPr>
-          <w:rFonts w:ascii="atpos" w:hAnsi="atpos"/>
-        </w:rPr>
-      </w:r>
-    </w:p>
-    <w:p>
-      <w:pPr>
-        <w:pStyle w:val="TextBody"/>
-        <w:spacing w:before="0" w:after="140"/>
-        <w:jc w:val="both"/>
-        <w:rPr>
-          <w:rFonts w:ascii="atpos" w:hAnsi="atpos"/>
-        </w:rPr>
-      </w:pPr>
-      <w:r>
-        <w:rPr>
-          <w:rFonts w:ascii="atpos" w:hAnsi="atpos"/>
-        </w:rPr>
-      </w:r>
-    </w:p>
-    <w:p>
-      <w:pPr>
-        <w:pStyle w:val="TextBody"/>
-        <w:spacing w:before="0" w:after="140"/>
-        <w:jc w:val="both"/>
-        <w:rPr>
-          <w:rFonts w:ascii="atpos" w:hAnsi="atpos"/>
-        </w:rPr>
-      </w:pPr>
-      <w:r>
-        <w:rPr>
-          <w:rFonts w:ascii="atpos" w:hAnsi="atpos"/>
-        </w:rPr>
-      </w:r>
-    </w:p>
-    <w:p>
-      <w:pPr>
-        <w:pStyle w:val="TextBody"/>
-        <w:spacing w:before="0" w:after="140"/>
-        <w:jc w:val="both"/>
-        <w:rPr>
-          <w:rFonts w:ascii="atpos" w:hAnsi="atpos"/>
-        </w:rPr>
-      </w:pPr>
-      <w:r>
-        <w:rPr>
-          <w:rFonts w:ascii="atpos" w:hAnsi="atpos"/>
-        </w:rPr>
-      </w:r>
-    </w:p>
-    <w:p>
-      <w:pPr>
-        <w:pStyle w:val="TextBody"/>
-        <w:spacing w:before="0" w:after="140"/>
-        <w:jc w:val="both"/>
-        <w:rPr>
-          <w:rFonts w:ascii="atpos" w:hAnsi="atpos"/>
-        </w:rPr>
-      </w:pPr>
-      <w:r>
-        <w:rPr>
-          <w:rFonts w:ascii="atpos" w:hAnsi="atpos"/>
-        </w:rPr>
-      </w:r>
-    </w:p>
-    <w:p>
-      <w:pPr>
-        <w:pStyle w:val="TextBody"/>
-        <w:spacing w:before="0" w:after="140"/>
-        <w:jc w:val="both"/>
-        <w:rPr>
-          <w:rFonts w:ascii="atpos" w:hAnsi="atpos"/>
-        </w:rPr>
-      </w:pPr>
-      <w:r>
-        <w:rPr>
-          <w:rFonts w:ascii="atpos" w:hAnsi="atpos"/>
-        </w:rPr>
-      </w:r>
-    </w:p>
-    <w:p>
-      <w:pPr>
-        <w:pStyle w:val="TextBody"/>
-        <w:spacing w:before="0" w:after="140"/>
-        <w:jc w:val="both"/>
-        <w:rPr>
-          <w:rFonts w:ascii="atpos" w:hAnsi="atpos"/>
-        </w:rPr>
-      </w:pPr>
-      <w:r>
-        <w:rPr>
-          <w:rFonts w:ascii="atpos" w:hAnsi="atpos"/>
-        </w:rPr>
-      </w:r>
-    </w:p>
-    <w:p>
-      <w:pPr>
-        <w:pStyle w:val="TextBody"/>
-        <w:spacing w:before="0" w:after="140"/>
-        <w:jc w:val="both"/>
-        <w:rPr>
-          <w:rFonts w:ascii="atpos" w:hAnsi="atpos"/>
-        </w:rPr>
-      </w:pPr>
-      <w:r>
-        <w:rPr>
-          <w:rFonts w:ascii="atpos" w:hAnsi="atpos"/>
-        </w:rPr>
-      </w:r>
-    </w:p>
-    <w:p>
-      <w:pPr>
-        <w:pStyle w:val="TextBody"/>
-        <w:spacing w:before="0" w:after="140"/>
-        <w:jc w:val="both"/>
-        <w:rPr>
-          <w:rFonts w:ascii="atpos" w:hAnsi="atpos"/>
-        </w:rPr>
-      </w:pPr>
-      <w:r>
-        <w:rPr>
-          <w:rFonts w:ascii="atpos" w:hAnsi="atpos"/>
-        </w:rPr>
-      </w:r>
-    </w:p>
-    <w:p>
-      <w:pPr>
-        <w:pStyle w:val="TextBody"/>
-        <w:spacing w:before="0" w:after="140"/>
-        <w:jc w:val="both"/>
-        <w:rPr>
-          <w:rFonts w:ascii="atpos" w:hAnsi="atpos"/>
-        </w:rPr>
-      </w:pPr>
-      <w:r>
-        <w:rPr>
-          <w:rFonts w:ascii="atpos" w:hAnsi="atpos"/>
-        </w:rPr>
-      </w:r>
-    </w:p>
-    <w:p>
-      <w:pPr>
-        <w:pStyle w:val="TextBody"/>
-        <w:spacing w:before="0" w:after="140"/>
-        <w:jc w:val="both"/>
-        <w:rPr>
-          <w:rFonts w:ascii="atpos" w:hAnsi="atpos"/>
-        </w:rPr>
-      </w:pPr>
-      <w:r>
-        <w:rPr>
-          <w:rFonts w:ascii="atpos" w:hAnsi="atpos"/>
-        </w:rPr>
-      </w:r>
-    </w:p>
-    <w:p>
-      <w:pPr>
-        <w:pStyle w:val="TextBody"/>
-        <w:spacing w:before="0" w:after="140"/>
-        <w:jc w:val="both"/>
-        <w:rPr>
-          <w:rFonts w:ascii="atpos" w:hAnsi="atpos"/>
-        </w:rPr>
-      </w:pPr>
-      <w:r>
-        <w:rPr>
-          <w:rFonts w:ascii="atpos" w:hAnsi="atpos"/>
-        </w:rPr>
-      </w:r>
-    </w:p>
-    <w:p>
-      <w:pPr>
-        <w:pStyle w:val="TextBody"/>
-        <w:spacing w:before="0" w:after="140"/>
-        <w:jc w:val="both"/>
-        <w:rPr>
-          <w:rFonts w:ascii="atpos" w:hAnsi="atpos"/>
-        </w:rPr>
-      </w:pPr>
-      <w:r>
-        <w:rPr>
-          <w:rFonts w:ascii="atpos" w:hAnsi="atpos"/>
-        </w:rPr>
-      </w:r>
-    </w:p>
-    <w:p>
-      <w:pPr>
-        <w:pStyle w:val="TextBody"/>
-        <w:spacing w:before="0" w:after="140"/>
-        <w:jc w:val="both"/>
-        <w:rPr>
-          <w:rFonts w:ascii="atpos" w:hAnsi="atpos"/>
-        </w:rPr>
-      </w:pPr>
-      <w:r>
-        <w:rPr>
-          <w:rFonts w:ascii="atpos" w:hAnsi="atpos"/>
-        </w:rPr>
-      </w:r>
-    </w:p>
-    <w:p>
-      <w:pPr>
-        <w:pStyle w:val="TextBody"/>
-        <w:spacing w:before="0" w:after="140"/>
-        <w:jc w:val="both"/>
-        <w:rPr>
-          <w:rFonts w:ascii="atpos" w:hAnsi="atpos"/>
-        </w:rPr>
-      </w:pPr>
-      <w:r>
-        <w:rPr>
-          <w:rFonts w:ascii="atpos" w:hAnsi="atpos"/>
-        </w:rPr>
-      </w:r>
-    </w:p>
-    <w:p>
-      <w:pPr>
-        <w:pStyle w:val="TextBody"/>
-        <w:spacing w:before="0" w:after="140"/>
-        <w:jc w:val="both"/>
-        <w:rPr>
-          <w:rFonts w:ascii="atpos" w:hAnsi="atpos"/>
-        </w:rPr>
-      </w:pPr>
-      <w:r>
-        <w:rPr>
-          <w:rFonts w:ascii="atpos" w:hAnsi="atpos"/>
-        </w:rPr>
+        <w:drawing>
+          <wp:anchor behindDoc="0" distT="0" distB="0" distL="0" distR="0" simplePos="0" locked="0" layoutInCell="0" allowOverlap="1" relativeHeight="20">
+            <wp:simplePos x="0" y="0"/>
+            <wp:positionH relativeFrom="column">
+              <wp:posOffset>45720</wp:posOffset>
+            </wp:positionH>
+            <wp:positionV relativeFrom="paragraph">
+              <wp:posOffset>659765</wp:posOffset>
+            </wp:positionV>
+            <wp:extent cx="1837055" cy="4303395"/>
+            <wp:effectExtent l="0" t="0" r="0" b="0"/>
+            <wp:wrapTopAndBottom/>
+            <wp:docPr id="19" name="Image11" descr=""/>
+            <wp:cNvGraphicFramePr>
+              <a:graphicFrameLocks xmlns:a="http://schemas.openxmlformats.org/drawingml/2006/main" noChangeAspect="1"/>
+            </wp:cNvGraphicFramePr>
+            <a:graphic xmlns:a="http://schemas.openxmlformats.org/drawingml/2006/main">
+              <a:graphicData uri="http://schemas.openxmlformats.org/drawingml/2006/picture">
+                <pic:pic xmlns:pic="http://schemas.openxmlformats.org/drawingml/2006/picture">
+                  <pic:nvPicPr>
+                    <pic:cNvPr id="19" name="Image11" descr=""/>
+                    <pic:cNvPicPr>
+                      <a:picLocks noChangeAspect="1" noChangeArrowheads="1"/>
+                    </pic:cNvPicPr>
+                  </pic:nvPicPr>
+                  <pic:blipFill>
+                    <a:blip r:embed="rId16"/>
+                    <a:stretch>
+                      <a:fillRect/>
+                    </a:stretch>
+                  </pic:blipFill>
+                  <pic:spPr bwMode="auto">
+                    <a:xfrm>
+                      <a:off x="0" y="0"/>
+                      <a:ext cx="1837055" cy="4303395"/>
+                    </a:xfrm>
+                    <a:prstGeom prst="rect">
+                      <a:avLst/>
+                    </a:prstGeom>
+                  </pic:spPr>
+                </pic:pic>
+              </a:graphicData>
+            </a:graphic>
+          </wp:anchor>
+        </w:drawing>
       </w:r>
     </w:p>
     <w:p>
@@ -16548,30 +16670,15 @@
         <w:jc w:val="both"/>
         <w:rPr>
           <w:rFonts w:ascii="atpos" w:hAnsi="atpos"/>
-          <w:b w:val="false"/>
-          <w:b w:val="false"/>
-          <w:bCs w:val="false"/>
-        </w:rPr>
-      </w:pPr>
-      <w:r>
-        <w:rPr>
-          <w:rFonts w:ascii="atpos" w:hAnsi="atpos"/>
-          <w:b w:val="false"/>
-          <w:bCs w:val="false"/>
-          <w:sz w:val="28"/>
-          <w:szCs w:val="28"/>
-        </w:rPr>
-        <w:t xml:space="preserve">we can feth the api in the api/ folder then include it with interseptor also, then we can easily </w:t>
-      </w:r>
-      <w:r>
-        <w:rPr>
-          <w:rFonts w:ascii="atpos" w:hAnsi="atpos"/>
-          <w:b w:val="false"/>
-          <w:bCs w:val="false"/>
-          <w:sz w:val="28"/>
-          <w:szCs w:val="28"/>
-        </w:rPr>
-        <w:t>pass the header or bearer token to the other different multiple end points.</w:t>
+        </w:rPr>
+      </w:pPr>
+      <w:r>
+        <w:rPr>
+          <w:rFonts w:ascii="atpos" w:hAnsi="atpos"/>
+          <w:sz w:val="28"/>
+          <w:szCs w:val="28"/>
+        </w:rPr>
+        <w:t>we can feth the api in the api/ folder by using axios.</w:t>
       </w:r>
     </w:p>
     <w:p>
@@ -16584,30 +16691,15 @@
         <w:jc w:val="both"/>
         <w:rPr>
           <w:rFonts w:ascii="atpos" w:hAnsi="atpos"/>
-          <w:b w:val="false"/>
-          <w:b w:val="false"/>
-          <w:bCs w:val="false"/>
-        </w:rPr>
-      </w:pPr>
-      <w:r>
-        <w:rPr>
-          <w:rFonts w:ascii="atpos" w:hAnsi="atpos"/>
-          <w:b w:val="false"/>
-          <w:bCs w:val="false"/>
-          <w:sz w:val="28"/>
-          <w:szCs w:val="28"/>
-        </w:rPr>
-        <w:t xml:space="preserve">Why </w:t>
-      </w:r>
-      <w:r>
-        <w:rPr>
-          <w:rFonts w:ascii="atpos" w:hAnsi="atpos"/>
-          <w:b w:val="false"/>
-          <w:bCs w:val="false"/>
-          <w:sz w:val="28"/>
-          <w:szCs w:val="28"/>
-        </w:rPr>
-        <w:t xml:space="preserve">Interceptor: </w:t>
+        </w:rPr>
+      </w:pPr>
+      <w:r>
+        <w:rPr>
+          <w:rFonts w:ascii="atpos" w:hAnsi="atpos"/>
+          <w:sz w:val="28"/>
+          <w:szCs w:val="28"/>
+        </w:rPr>
+        <w:t>Install  axios and then by axios.create, we can fetch the api.</w:t>
       </w:r>
     </w:p>
     <w:p>
@@ -16620,35 +16712,15 @@
         <w:jc w:val="both"/>
         <w:rPr>
           <w:rFonts w:ascii="atpos" w:hAnsi="atpos"/>
-          <w:b w:val="false"/>
-          <w:b w:val="false"/>
-          <w:bCs w:val="false"/>
-        </w:rPr>
-      </w:pPr>
-      <w:r>
-        <w:rPr>
-          <w:rStyle w:val="StrongEmphasis"/>
-          <w:rFonts w:ascii="source-serif-pro;Georgia;Cambria;Times New Roman;Times;serif" w:hAnsi="source-serif-pro;Georgia;Cambria;Times New Roman;Times;serif"/>
-          <w:b w:val="false"/>
-          <w:i w:val="false"/>
-          <w:caps w:val="false"/>
-          <w:smallCaps w:val="false"/>
-          <w:color w:val="auto"/>
-          <w:spacing w:val="0"/>
-          <w:sz w:val="30"/>
-          <w:szCs w:val="28"/>
-        </w:rPr>
-        <w:t>Centralized request handling:</w:t>
-      </w:r>
-      <w:r>
-        <w:rPr>
-          <w:rFonts w:ascii="atpos" w:hAnsi="atpos"/>
-          <w:b w:val="false"/>
-          <w:bCs w:val="false"/>
-          <w:sz w:val="28"/>
-          <w:szCs w:val="28"/>
-        </w:rPr>
-        <w:t>With the interceptor, it provides developers to define global request hadlers that intercept outgoing HTTP requests. This helps when adding headers, logging, handling errors across multiple requests.</w:t>
+        </w:rPr>
+      </w:pPr>
+      <w:r>
+        <w:rPr>
+          <w:rFonts w:ascii="atpos" w:hAnsi="atpos"/>
+          <w:sz w:val="28"/>
+          <w:szCs w:val="28"/>
+        </w:rPr>
+        <w:t xml:space="preserve">By using the axios, we can easily include all the details like baseURL, headers and other configurations. </w:t>
       </w:r>
     </w:p>
     <w:p>
@@ -16660,239 +16732,223 @@
         </w:numPr>
         <w:jc w:val="both"/>
         <w:rPr>
-          <w:rFonts w:ascii="aptos" w:hAnsi="aptos"/>
-          <w:b w:val="false"/>
-          <w:color w:val="auto"/>
-        </w:rPr>
-      </w:pPr>
-      <w:r>
-        <w:rPr>
-          <w:rFonts w:ascii="aptos" w:hAnsi="aptos"/>
-          <w:b w:val="false"/>
-          <w:bCs w:val="false"/>
-          <w:color w:val="auto"/>
-          <w:sz w:val="28"/>
-          <w:szCs w:val="28"/>
-        </w:rPr>
-        <w:t xml:space="preserve">Global error handling: </w:t>
-      </w:r>
-      <w:r>
-        <w:rPr>
-          <w:rFonts w:ascii="aptos" w:hAnsi="aptos"/>
-          <w:b w:val="false"/>
-          <w:i w:val="false"/>
-          <w:caps w:val="false"/>
-          <w:smallCaps w:val="false"/>
-          <w:color w:val="auto"/>
-          <w:spacing w:val="0"/>
-          <w:sz w:val="28"/>
-          <w:szCs w:val="28"/>
-        </w:rPr>
-        <w:t xml:space="preserve">By defining response interceptors </w:t>
-      </w:r>
-      <w:r>
-        <w:rPr>
-          <w:rFonts w:ascii="aptos" w:hAnsi="aptos"/>
-          <w:b w:val="false"/>
-          <w:i w:val="false"/>
-          <w:caps w:val="false"/>
-          <w:smallCaps w:val="false"/>
-          <w:color w:val="auto"/>
-          <w:spacing w:val="0"/>
-          <w:sz w:val="28"/>
-          <w:szCs w:val="28"/>
-        </w:rPr>
-        <w:t>we</w:t>
-      </w:r>
-      <w:r>
-        <w:rPr>
-          <w:rFonts w:ascii="aptos" w:hAnsi="aptos"/>
-          <w:b w:val="false"/>
-          <w:i w:val="false"/>
-          <w:caps w:val="false"/>
-          <w:smallCaps w:val="false"/>
-          <w:color w:val="auto"/>
-          <w:spacing w:val="0"/>
-          <w:sz w:val="28"/>
-          <w:szCs w:val="28"/>
-        </w:rPr>
-        <w:t xml:space="preserve"> can intercept error responses from the server </w:t>
-      </w:r>
-      <w:r>
-        <w:rPr>
-          <w:rFonts w:ascii="aptos" w:hAnsi="aptos"/>
-          <w:b w:val="false"/>
-          <w:i w:val="false"/>
-          <w:caps w:val="false"/>
-          <w:smallCaps w:val="false"/>
-          <w:color w:val="auto"/>
-          <w:spacing w:val="0"/>
-          <w:sz w:val="28"/>
-          <w:szCs w:val="28"/>
-        </w:rPr>
-        <w:t>and implement the error logic to show the error to user.</w:t>
-      </w:r>
-    </w:p>
-    <w:p>
-      <w:pPr>
-        <w:pStyle w:val="TextBody"/>
-        <w:numPr>
-          <w:ilvl w:val="0"/>
-          <w:numId w:val="49"/>
-        </w:numPr>
-        <w:jc w:val="both"/>
-        <w:rPr>
-          <w:rFonts w:ascii="aptos" w:hAnsi="aptos"/>
-          <w:b w:val="false"/>
-          <w:color w:val="auto"/>
-        </w:rPr>
-      </w:pPr>
-      <w:r>
-        <w:rPr>
-          <w:rFonts w:ascii="aptos" w:hAnsi="aptos"/>
-          <w:b w:val="false"/>
-          <w:i w:val="false"/>
-          <w:caps w:val="false"/>
-          <w:smallCaps w:val="false"/>
-          <w:color w:val="auto"/>
-          <w:spacing w:val="0"/>
-          <w:sz w:val="28"/>
-          <w:szCs w:val="28"/>
-        </w:rPr>
-        <w:t>R</w:t>
-      </w:r>
-      <w:r>
-        <w:rPr>
-          <w:rFonts w:ascii="aptos" w:hAnsi="aptos"/>
-          <w:b w:val="false"/>
-          <w:i w:val="false"/>
-          <w:caps w:val="false"/>
-          <w:smallCaps w:val="false"/>
-          <w:color w:val="auto"/>
-          <w:spacing w:val="0"/>
-          <w:sz w:val="28"/>
-          <w:szCs w:val="28"/>
-        </w:rPr>
-        <w:t>equest transformation: enables developers to modify the request before they are sent to the server, allow to perform action like adding authentication tokens, transforming request data.</w:t>
-      </w:r>
-    </w:p>
-    <w:p>
-      <w:pPr>
-        <w:pStyle w:val="TextBody"/>
-        <w:numPr>
-          <w:ilvl w:val="0"/>
-          <w:numId w:val="49"/>
-        </w:numPr>
-        <w:jc w:val="both"/>
-        <w:rPr>
-          <w:rFonts w:ascii="aptos" w:hAnsi="aptos"/>
-          <w:b w:val="false"/>
-          <w:color w:val="auto"/>
-        </w:rPr>
-      </w:pPr>
-      <w:r>
-        <w:rPr>
-          <w:rFonts w:ascii="aptos" w:hAnsi="aptos"/>
-          <w:b w:val="false"/>
-          <w:i w:val="false"/>
-          <w:caps w:val="false"/>
-          <w:smallCaps w:val="false"/>
-          <w:color w:val="auto"/>
-          <w:spacing w:val="0"/>
-          <w:sz w:val="28"/>
-          <w:szCs w:val="28"/>
-        </w:rPr>
-        <w:t>Response transformation: modify response data or configure before the passing to the browser. This used for tasks like parsing response data, handling specification response condition.</w:t>
-      </w:r>
-    </w:p>
-    <w:p>
-      <w:pPr>
-        <w:pStyle w:val="TextBody"/>
-        <w:numPr>
-          <w:ilvl w:val="0"/>
-          <w:numId w:val="49"/>
-        </w:numPr>
-        <w:jc w:val="both"/>
-        <w:rPr>
-          <w:color w:val="auto"/>
-        </w:rPr>
-      </w:pPr>
-      <w:r>
-        <w:rPr>
-          <w:rFonts w:ascii="source-serif-pro;Georgia;Cambria;Times New Roman;Times;serif" w:hAnsi="source-serif-pro;Georgia;Cambria;Times New Roman;Times;serif"/>
-          <w:b w:val="false"/>
-          <w:i w:val="false"/>
-          <w:caps w:val="false"/>
-          <w:smallCaps w:val="false"/>
-          <w:color w:val="auto"/>
-          <w:spacing w:val="0"/>
-          <w:sz w:val="30"/>
-          <w:szCs w:val="28"/>
-        </w:rPr>
-        <w:t>A</w:t>
-      </w:r>
-      <w:r>
-        <w:rPr>
-          <w:rFonts w:ascii="source-serif-pro;Georgia;Cambria;Times New Roman;Times;serif" w:hAnsi="source-serif-pro;Georgia;Cambria;Times New Roman;Times;serif"/>
-          <w:b w:val="false"/>
-          <w:i w:val="false"/>
-          <w:caps w:val="false"/>
-          <w:smallCaps w:val="false"/>
-          <w:color w:val="auto"/>
-          <w:spacing w:val="0"/>
-          <w:sz w:val="30"/>
-          <w:szCs w:val="28"/>
-        </w:rPr>
-        <w:t>uthorization handle: used for managing authorization logic. By intercepting outgoing requests, developer can check for authorization token or credentials and add them into headers, ensuring authorization request sent to the user.</w:t>
-      </w:r>
-    </w:p>
-    <w:p>
-      <w:pPr>
-        <w:pStyle w:val="TextBody"/>
-        <w:numPr>
-          <w:ilvl w:val="0"/>
-          <w:numId w:val="49"/>
-        </w:numPr>
-        <w:jc w:val="both"/>
-        <w:rPr>
-          <w:rFonts w:ascii="aptos" w:hAnsi="aptos"/>
-          <w:b w:val="false"/>
-          <w:color w:val="auto"/>
-        </w:rPr>
-      </w:pPr>
-      <w:hyperlink r:id="rId15">
+          <w:rFonts w:ascii="atpos" w:hAnsi="atpos"/>
+        </w:rPr>
+      </w:pPr>
+      <w:hyperlink r:id="rId17">
         <w:r>
           <w:rPr>
             <w:rStyle w:val="InternetLink"/>
-            <w:rFonts w:ascii="aptos" w:hAnsi="aptos"/>
-            <w:b w:val="false"/>
-            <w:i w:val="false"/>
-            <w:caps w:val="false"/>
-            <w:smallCaps w:val="false"/>
+            <w:rFonts w:ascii="atpos" w:hAnsi="atpos"/>
+            <w:sz w:val="28"/>
+            <w:szCs w:val="28"/>
+          </w:rPr>
+          <w:t>https://www.npmjs.com/search?q=axios</w:t>
+        </w:r>
+      </w:hyperlink>
+      <w:r>
+        <w:rPr>
+          <w:rFonts w:ascii="atpos" w:hAnsi="atpos"/>
+        </w:rPr>
+        <w:t xml:space="preserve"> </w:t>
+      </w:r>
+    </w:p>
+    <w:p>
+      <w:pPr>
+        <w:pStyle w:val="TextBody"/>
+        <w:numPr>
+          <w:ilvl w:val="0"/>
+          <w:numId w:val="49"/>
+        </w:numPr>
+        <w:jc w:val="both"/>
+        <w:rPr>
+          <w:rFonts w:ascii="atpos" w:hAnsi="atpos"/>
+        </w:rPr>
+      </w:pPr>
+      <w:r>
+        <w:rPr>
+          <w:rFonts w:ascii="atpos" w:hAnsi="atpos"/>
+          <w:sz w:val="28"/>
+          <w:szCs w:val="28"/>
+        </w:rPr>
+        <w:t>we include it with interceptor also, then we can easily pass the header or bearer token to the other different multiple end points.</w:t>
+      </w:r>
+    </w:p>
+    <w:p>
+      <w:pPr>
+        <w:pStyle w:val="TextBody"/>
+        <w:numPr>
+          <w:ilvl w:val="0"/>
+          <w:numId w:val="49"/>
+        </w:numPr>
+        <w:rPr>
+          <w:rFonts w:ascii="atpos" w:hAnsi="atpos"/>
+          <w:sz w:val="28"/>
+          <w:szCs w:val="28"/>
+        </w:rPr>
+      </w:pPr>
+      <w:r>
+        <w:rPr>
+          <w:rFonts w:ascii="atpos" w:hAnsi="atpos"/>
+          <w:sz w:val="28"/>
+          <w:szCs w:val="28"/>
+        </w:rPr>
+        <w:t>after this simply in all other files, just apply the endpoints no need to include the token and headers. (api.get(), api.post())</w:t>
+      </w:r>
+    </w:p>
+    <w:p>
+      <w:pPr>
+        <w:pStyle w:val="TextBody"/>
+        <w:numPr>
+          <w:ilvl w:val="0"/>
+          <w:numId w:val="49"/>
+        </w:numPr>
+        <w:jc w:val="both"/>
+        <w:rPr>
+          <w:rFonts w:ascii="atpos" w:hAnsi="atpos"/>
+        </w:rPr>
+      </w:pPr>
+      <w:r>
+        <w:rPr>
+          <w:rFonts w:ascii="atpos" w:hAnsi="atpos"/>
+          <w:sz w:val="28"/>
+          <w:szCs w:val="28"/>
+        </w:rPr>
+        <w:t xml:space="preserve">Why Interceptor: </w:t>
+      </w:r>
+    </w:p>
+    <w:p>
+      <w:pPr>
+        <w:pStyle w:val="TextBody"/>
+        <w:numPr>
+          <w:ilvl w:val="0"/>
+          <w:numId w:val="49"/>
+        </w:numPr>
+        <w:jc w:val="both"/>
+        <w:rPr>
+          <w:rFonts w:ascii="atpos" w:hAnsi="atpos"/>
+        </w:rPr>
+      </w:pPr>
+      <w:r>
+        <w:rPr>
+          <w:rStyle w:val="StrongEmphasis"/>
+          <w:rFonts w:ascii="source-serif-pro;Georgia;Cambri" w:hAnsi="source-serif-pro;Georgia;Cambri"/>
+          <w:b w:val="false"/>
+          <w:sz w:val="30"/>
+          <w:szCs w:val="28"/>
+        </w:rPr>
+        <w:t xml:space="preserve">Centralized request handling: </w:t>
+      </w:r>
+      <w:r>
+        <w:rPr>
+          <w:rFonts w:ascii="atpos" w:hAnsi="atpos"/>
+          <w:sz w:val="28"/>
+          <w:szCs w:val="28"/>
+        </w:rPr>
+        <w:t>With the interceptor, it provides developers to define global request handlers that intercept outgoing HTTP requests. This helps when adding headers, logging, handling errors across multiple requests.</w:t>
+      </w:r>
+    </w:p>
+    <w:p>
+      <w:pPr>
+        <w:pStyle w:val="TextBody"/>
+        <w:numPr>
+          <w:ilvl w:val="0"/>
+          <w:numId w:val="49"/>
+        </w:numPr>
+        <w:jc w:val="both"/>
+        <w:rPr/>
+      </w:pPr>
+      <w:r>
+        <w:rPr>
+          <w:sz w:val="28"/>
+          <w:szCs w:val="28"/>
+        </w:rPr>
+        <w:t>Global error handling: By defining response interceptors we can intercept error responses from the server and implement the error logic to show the error to user.</w:t>
+      </w:r>
+    </w:p>
+    <w:p>
+      <w:pPr>
+        <w:pStyle w:val="TextBody"/>
+        <w:numPr>
+          <w:ilvl w:val="0"/>
+          <w:numId w:val="49"/>
+        </w:numPr>
+        <w:jc w:val="both"/>
+        <w:rPr/>
+      </w:pPr>
+      <w:r>
+        <w:rPr>
+          <w:sz w:val="28"/>
+          <w:szCs w:val="28"/>
+        </w:rPr>
+        <w:t>Request transformation: enables developers to modify the request before they are sent to the server, allow to perform action like adding authentication tokens, transforming request data.</w:t>
+      </w:r>
+    </w:p>
+    <w:p>
+      <w:pPr>
+        <w:pStyle w:val="TextBody"/>
+        <w:numPr>
+          <w:ilvl w:val="0"/>
+          <w:numId w:val="49"/>
+        </w:numPr>
+        <w:jc w:val="both"/>
+        <w:rPr/>
+      </w:pPr>
+      <w:r>
+        <w:rPr>
+          <w:sz w:val="28"/>
+          <w:szCs w:val="28"/>
+        </w:rPr>
+        <w:t>Response transformation: modify response data or configure before the passing to the browser. This used for tasks like parsing response data, handling specification response condition.</w:t>
+      </w:r>
+    </w:p>
+    <w:p>
+      <w:pPr>
+        <w:pStyle w:val="TextBody"/>
+        <w:numPr>
+          <w:ilvl w:val="0"/>
+          <w:numId w:val="49"/>
+        </w:numPr>
+        <w:jc w:val="both"/>
+        <w:rPr/>
+      </w:pPr>
+      <w:r>
+        <w:rPr>
+          <w:rFonts w:ascii="source-serif-pro;Georgia;Cambri" w:hAnsi="source-serif-pro;Georgia;Cambri"/>
+          <w:sz w:val="30"/>
+          <w:szCs w:val="28"/>
+        </w:rPr>
+        <w:t>Authorization handle: used for managing authorization logic. By intercepting outgoing requests, developer can check for authorization token or credentials and add them into headers, ensuring authorization request sent to the user.</w:t>
+      </w:r>
+    </w:p>
+    <w:p>
+      <w:pPr>
+        <w:pStyle w:val="TextBody"/>
+        <w:numPr>
+          <w:ilvl w:val="0"/>
+          <w:numId w:val="49"/>
+        </w:numPr>
+        <w:jc w:val="both"/>
+        <w:rPr/>
+      </w:pPr>
+      <w:hyperlink r:id="rId18">
+        <w:r>
+          <w:rPr>
+            <w:rStyle w:val="InternetLink"/>
             <w:color w:val="auto"/>
-            <w:spacing w:val="0"/>
             <w:sz w:val="28"/>
             <w:szCs w:val="28"/>
           </w:rPr>
           <w:t>https://uthpala-isiru.medium.com/rest-api-interceptors-in-react-26662e8b6b56</w:t>
         </w:r>
       </w:hyperlink>
-      <w:hyperlink r:id="rId16">
-        <w:r>
-          <w:rPr>
-            <w:rFonts w:ascii="aptos" w:hAnsi="aptos"/>
-            <w:b w:val="false"/>
-            <w:i w:val="false"/>
-            <w:caps w:val="false"/>
-            <w:smallCaps w:val="false"/>
-            <w:color w:val="auto"/>
-            <w:spacing w:val="0"/>
-            <w:sz w:val="28"/>
-            <w:szCs w:val="28"/>
-          </w:rPr>
-          <w:t xml:space="preserve"> </w:t>
-        </w:r>
-      </w:hyperlink>
+      <w:r>
+        <w:rPr>
+          <w:sz w:val="28"/>
+          <w:szCs w:val="28"/>
+        </w:rPr>
+        <w:t xml:space="preserve">  </w:t>
+      </w:r>
     </w:p>
     <w:p>
       <w:pPr>
@@ -16903,16 +16959,19 @@
         </w:numPr>
         <w:jc w:val="both"/>
         <w:rPr>
-          <w:rFonts w:ascii="aptos" w:hAnsi="aptos"/>
-          <w:b w:val="false"/>
-        </w:rPr>
-      </w:pPr>
-      <w:hyperlink r:id="rId17">
+          <w:rFonts w:ascii="atpos" w:hAnsi="atpos"/>
+          <w:b w:val="false"/>
+          <w:b w:val="false"/>
+          <w:bCs w:val="false"/>
+        </w:rPr>
+      </w:pPr>
+      <w:hyperlink r:id="rId19">
         <w:r>
           <w:rPr>
             <w:rStyle w:val="InternetLink"/>
-            <w:rFonts w:ascii="aptos" w:hAnsi="aptos"/>
+            <w:rFonts w:ascii="atpos" w:hAnsi="atpos"/>
             <w:b w:val="false"/>
+            <w:bCs w:val="false"/>
             <w:i w:val="false"/>
             <w:caps w:val="false"/>
             <w:smallCaps w:val="false"/>
@@ -16926,8 +16985,9 @@
       </w:hyperlink>
       <w:r>
         <w:rPr>
-          <w:rFonts w:ascii="aptos" w:hAnsi="aptos"/>
-          <w:b w:val="false"/>
+          <w:rFonts w:ascii="atpos" w:hAnsi="atpos"/>
+          <w:b w:val="false"/>
+          <w:bCs w:val="false"/>
           <w:i w:val="false"/>
           <w:caps w:val="false"/>
           <w:smallCaps w:val="false"/>
@@ -16980,7 +17040,502 @@
           <w:sz w:val="28"/>
           <w:szCs w:val="28"/>
         </w:rPr>
-        <w:t>Ans: we can match the fields like email or username to validate the user is same or not.</w:t>
+        <w:t xml:space="preserve">Ans: we can match the fields like email or username to validate the user is same or not.  </w:t>
+      </w:r>
+    </w:p>
+    <w:p>
+      <w:pPr>
+        <w:pStyle w:val="TextBody"/>
+        <w:numPr>
+          <w:ilvl w:val="0"/>
+          <w:numId w:val="61"/>
+        </w:numPr>
+        <w:jc w:val="both"/>
+        <w:rPr/>
+      </w:pPr>
+      <w:r>
+        <w:rPr>
+          <w:rFonts w:ascii="atpos" w:hAnsi="atpos"/>
+          <w:sz w:val="28"/>
+          <w:szCs w:val="28"/>
+        </w:rPr>
+        <w:t>In backend we can set a flag variable for checking that the user is same or not and it return the flag.</w:t>
+      </w:r>
+    </w:p>
+    <w:p>
+      <w:pPr>
+        <w:pStyle w:val="TextBody"/>
+        <w:numPr>
+          <w:ilvl w:val="0"/>
+          <w:numId w:val="61"/>
+        </w:numPr>
+        <w:jc w:val="both"/>
+        <w:rPr>
+          <w:rFonts w:ascii="atpos" w:hAnsi="atpos"/>
+          <w:sz w:val="28"/>
+          <w:szCs w:val="28"/>
+        </w:rPr>
+      </w:pPr>
+      <w:r>
+        <w:rPr>
+          <w:rFonts w:ascii="atpos" w:hAnsi="atpos"/>
+          <w:sz w:val="28"/>
+          <w:szCs w:val="28"/>
+        </w:rPr>
+        <w:t>const canEdit = loggedInUser.id === comment.createdBy;</w:t>
+      </w:r>
+    </w:p>
+    <w:p>
+      <w:pPr>
+        <w:pStyle w:val="TextBody"/>
+        <w:ind w:left="1440" w:hanging="0"/>
+        <w:jc w:val="both"/>
+        <w:rPr>
+          <w:rFonts w:ascii="atpos" w:hAnsi="atpos"/>
+          <w:sz w:val="28"/>
+          <w:szCs w:val="28"/>
+        </w:rPr>
+      </w:pPr>
+      <w:r>
+        <w:rPr>
+          <w:rFonts w:ascii="atpos" w:hAnsi="atpos"/>
+          <w:sz w:val="28"/>
+          <w:szCs w:val="28"/>
+        </w:rPr>
+        <w:t>{</w:t>
+      </w:r>
+    </w:p>
+    <w:p>
+      <w:pPr>
+        <w:pStyle w:val="TextBody"/>
+        <w:ind w:left="1440" w:hanging="0"/>
+        <w:jc w:val="both"/>
+        <w:rPr>
+          <w:rFonts w:ascii="atpos" w:hAnsi="atpos"/>
+          <w:sz w:val="28"/>
+          <w:szCs w:val="28"/>
+        </w:rPr>
+      </w:pPr>
+      <w:r>
+        <w:rPr>
+          <w:rFonts w:ascii="atpos" w:hAnsi="atpos"/>
+          <w:sz w:val="28"/>
+          <w:szCs w:val="28"/>
+        </w:rPr>
+        <w:t xml:space="preserve">  </w:t>
+      </w:r>
+      <w:r>
+        <w:rPr>
+          <w:rFonts w:ascii="atpos" w:hAnsi="atpos"/>
+          <w:sz w:val="28"/>
+          <w:szCs w:val="28"/>
+        </w:rPr>
+        <w:t>"commentId": "c101",</w:t>
+      </w:r>
+    </w:p>
+    <w:p>
+      <w:pPr>
+        <w:pStyle w:val="TextBody"/>
+        <w:ind w:left="1440" w:hanging="0"/>
+        <w:jc w:val="both"/>
+        <w:rPr>
+          <w:rFonts w:ascii="atpos" w:hAnsi="atpos"/>
+          <w:sz w:val="28"/>
+          <w:szCs w:val="28"/>
+        </w:rPr>
+      </w:pPr>
+      <w:r>
+        <w:rPr>
+          <w:rFonts w:ascii="atpos" w:hAnsi="atpos"/>
+          <w:sz w:val="28"/>
+          <w:szCs w:val="28"/>
+        </w:rPr>
+        <w:t xml:space="preserve">  </w:t>
+      </w:r>
+      <w:r>
+        <w:rPr>
+          <w:rFonts w:ascii="atpos" w:hAnsi="atpos"/>
+          <w:sz w:val="28"/>
+          <w:szCs w:val="28"/>
+        </w:rPr>
+        <w:t>"text": "Task completed",</w:t>
+      </w:r>
+    </w:p>
+    <w:p>
+      <w:pPr>
+        <w:pStyle w:val="TextBody"/>
+        <w:ind w:left="1440" w:hanging="0"/>
+        <w:jc w:val="both"/>
+        <w:rPr>
+          <w:rFonts w:ascii="atpos" w:hAnsi="atpos"/>
+          <w:sz w:val="28"/>
+          <w:szCs w:val="28"/>
+        </w:rPr>
+      </w:pPr>
+      <w:r>
+        <w:rPr>
+          <w:rFonts w:ascii="atpos" w:hAnsi="atpos"/>
+          <w:sz w:val="28"/>
+          <w:szCs w:val="28"/>
+        </w:rPr>
+        <w:t xml:space="preserve">  </w:t>
+      </w:r>
+      <w:r>
+        <w:rPr>
+          <w:rFonts w:ascii="atpos" w:hAnsi="atpos"/>
+          <w:sz w:val="28"/>
+          <w:szCs w:val="28"/>
+        </w:rPr>
+        <w:t>"author": {</w:t>
+      </w:r>
+    </w:p>
+    <w:p>
+      <w:pPr>
+        <w:pStyle w:val="TextBody"/>
+        <w:ind w:left="1440" w:hanging="0"/>
+        <w:jc w:val="both"/>
+        <w:rPr>
+          <w:rFonts w:ascii="atpos" w:hAnsi="atpos"/>
+          <w:sz w:val="28"/>
+          <w:szCs w:val="28"/>
+        </w:rPr>
+      </w:pPr>
+      <w:r>
+        <w:rPr>
+          <w:rFonts w:ascii="atpos" w:hAnsi="atpos"/>
+          <w:sz w:val="28"/>
+          <w:szCs w:val="28"/>
+        </w:rPr>
+        <w:t xml:space="preserve">    </w:t>
+      </w:r>
+      <w:r>
+        <w:rPr>
+          <w:rFonts w:ascii="atpos" w:hAnsi="atpos"/>
+          <w:sz w:val="28"/>
+          <w:szCs w:val="28"/>
+        </w:rPr>
+        <w:t>"name": "Om Patel"</w:t>
+      </w:r>
+    </w:p>
+    <w:p>
+      <w:pPr>
+        <w:pStyle w:val="TextBody"/>
+        <w:ind w:left="1440" w:hanging="0"/>
+        <w:jc w:val="both"/>
+        <w:rPr>
+          <w:rFonts w:ascii="atpos" w:hAnsi="atpos"/>
+          <w:sz w:val="28"/>
+          <w:szCs w:val="28"/>
+        </w:rPr>
+      </w:pPr>
+      <w:r>
+        <w:rPr>
+          <w:rFonts w:ascii="atpos" w:hAnsi="atpos"/>
+          <w:sz w:val="28"/>
+          <w:szCs w:val="28"/>
+        </w:rPr>
+        <w:t xml:space="preserve">  </w:t>
+      </w:r>
+      <w:r>
+        <w:rPr>
+          <w:rFonts w:ascii="atpos" w:hAnsi="atpos"/>
+          <w:sz w:val="28"/>
+          <w:szCs w:val="28"/>
+        </w:rPr>
+        <w:t>},</w:t>
+      </w:r>
+    </w:p>
+    <w:p>
+      <w:pPr>
+        <w:pStyle w:val="TextBody"/>
+        <w:ind w:left="1440" w:hanging="0"/>
+        <w:jc w:val="both"/>
+        <w:rPr>
+          <w:rFonts w:ascii="atpos" w:hAnsi="atpos"/>
+          <w:sz w:val="28"/>
+          <w:szCs w:val="28"/>
+        </w:rPr>
+      </w:pPr>
+      <w:r>
+        <w:rPr>
+          <w:rFonts w:ascii="atpos" w:hAnsi="atpos"/>
+          <w:sz w:val="28"/>
+          <w:szCs w:val="28"/>
+        </w:rPr>
+        <w:t xml:space="preserve">  </w:t>
+      </w:r>
+      <w:r>
+        <w:rPr>
+          <w:rFonts w:ascii="atpos" w:hAnsi="atpos"/>
+          <w:sz w:val="28"/>
+          <w:szCs w:val="28"/>
+        </w:rPr>
+        <w:t>"canEdit": true</w:t>
+      </w:r>
+    </w:p>
+    <w:p>
+      <w:pPr>
+        <w:pStyle w:val="TextBody"/>
+        <w:ind w:left="1440" w:hanging="0"/>
+        <w:jc w:val="both"/>
+        <w:rPr>
+          <w:rFonts w:ascii="atpos" w:hAnsi="atpos"/>
+          <w:sz w:val="28"/>
+          <w:szCs w:val="28"/>
+        </w:rPr>
+      </w:pPr>
+      <w:r>
+        <w:rPr>
+          <w:rFonts w:ascii="atpos" w:hAnsi="atpos"/>
+          <w:sz w:val="28"/>
+          <w:szCs w:val="28"/>
+        </w:rPr>
+        <w:t>}</w:t>
+      </w:r>
+    </w:p>
+    <w:p>
+      <w:pPr>
+        <w:pStyle w:val="TextBody"/>
+        <w:numPr>
+          <w:ilvl w:val="0"/>
+          <w:numId w:val="62"/>
+        </w:numPr>
+        <w:jc w:val="both"/>
+        <w:rPr>
+          <w:rFonts w:ascii="atpos" w:hAnsi="atpos"/>
+          <w:sz w:val="28"/>
+          <w:szCs w:val="28"/>
+        </w:rPr>
+      </w:pPr>
+      <w:r>
+        <w:rPr>
+          <w:rFonts w:ascii="atpos" w:hAnsi="atpos"/>
+          <w:sz w:val="28"/>
+          <w:szCs w:val="28"/>
+        </w:rPr>
+        <w:t>This flag can be used in frontend to show on the ui. By using,</w:t>
+      </w:r>
+    </w:p>
+    <w:p>
+      <w:pPr>
+        <w:pStyle w:val="TextBody"/>
+        <w:ind w:left="1440" w:hanging="0"/>
+        <w:jc w:val="both"/>
+        <w:rPr>
+          <w:rFonts w:ascii="atpos" w:hAnsi="atpos"/>
+          <w:sz w:val="28"/>
+          <w:szCs w:val="28"/>
+        </w:rPr>
+      </w:pPr>
+      <w:r>
+        <w:rPr>
+          <w:rFonts w:ascii="atpos" w:hAnsi="atpos"/>
+          <w:sz w:val="28"/>
+          <w:szCs w:val="28"/>
+        </w:rPr>
+        <w:t>{comment.canEdit &amp;&amp; (</w:t>
+      </w:r>
+    </w:p>
+    <w:p>
+      <w:pPr>
+        <w:pStyle w:val="TextBody"/>
+        <w:ind w:left="1440" w:hanging="0"/>
+        <w:jc w:val="both"/>
+        <w:rPr>
+          <w:rFonts w:ascii="atpos" w:hAnsi="atpos"/>
+          <w:sz w:val="28"/>
+          <w:szCs w:val="28"/>
+        </w:rPr>
+      </w:pPr>
+      <w:r>
+        <w:rPr>
+          <w:rFonts w:ascii="atpos" w:hAnsi="atpos"/>
+          <w:sz w:val="28"/>
+          <w:szCs w:val="28"/>
+        </w:rPr>
+        <w:t xml:space="preserve">  </w:t>
+      </w:r>
+      <w:r>
+        <w:rPr>
+          <w:rFonts w:ascii="atpos" w:hAnsi="atpos"/>
+          <w:sz w:val="28"/>
+          <w:szCs w:val="28"/>
+        </w:rPr>
+        <w:t>&lt;button onClick={handleEdit}&gt;</w:t>
+      </w:r>
+    </w:p>
+    <w:p>
+      <w:pPr>
+        <w:pStyle w:val="TextBody"/>
+        <w:ind w:left="1440" w:hanging="0"/>
+        <w:jc w:val="both"/>
+        <w:rPr>
+          <w:rFonts w:ascii="atpos" w:hAnsi="atpos"/>
+          <w:sz w:val="28"/>
+          <w:szCs w:val="28"/>
+        </w:rPr>
+      </w:pPr>
+      <w:r>
+        <w:rPr>
+          <w:rFonts w:ascii="atpos" w:hAnsi="atpos"/>
+          <w:sz w:val="28"/>
+          <w:szCs w:val="28"/>
+        </w:rPr>
+        <w:t xml:space="preserve">    </w:t>
+      </w:r>
+      <w:r>
+        <w:rPr>
+          <w:rFonts w:ascii="atpos" w:hAnsi="atpos"/>
+          <w:sz w:val="28"/>
+          <w:szCs w:val="28"/>
+        </w:rPr>
+        <w:t>Edit</w:t>
+      </w:r>
+    </w:p>
+    <w:p>
+      <w:pPr>
+        <w:pStyle w:val="TextBody"/>
+        <w:ind w:left="1440" w:hanging="0"/>
+        <w:jc w:val="both"/>
+        <w:rPr>
+          <w:rFonts w:ascii="atpos" w:hAnsi="atpos"/>
+          <w:sz w:val="28"/>
+          <w:szCs w:val="28"/>
+        </w:rPr>
+      </w:pPr>
+      <w:r>
+        <w:rPr>
+          <w:rFonts w:ascii="atpos" w:hAnsi="atpos"/>
+          <w:sz w:val="28"/>
+          <w:szCs w:val="28"/>
+        </w:rPr>
+        <w:t xml:space="preserve">  </w:t>
+      </w:r>
+      <w:r>
+        <w:rPr>
+          <w:rFonts w:ascii="atpos" w:hAnsi="atpos"/>
+          <w:sz w:val="28"/>
+          <w:szCs w:val="28"/>
+        </w:rPr>
+        <w:t>&lt;/button&gt;</w:t>
+      </w:r>
+    </w:p>
+    <w:p>
+      <w:pPr>
+        <w:pStyle w:val="TextBody"/>
+        <w:ind w:left="1440" w:hanging="0"/>
+        <w:jc w:val="both"/>
+        <w:rPr>
+          <w:rFonts w:ascii="atpos" w:hAnsi="atpos"/>
+          <w:sz w:val="28"/>
+          <w:szCs w:val="28"/>
+        </w:rPr>
+      </w:pPr>
+      <w:r>
+        <w:rPr>
+          <w:rFonts w:ascii="atpos" w:hAnsi="atpos"/>
+          <w:sz w:val="28"/>
+          <w:szCs w:val="28"/>
+        </w:rPr>
+        <w:t>)}</w:t>
+      </w:r>
+    </w:p>
+    <w:p>
+      <w:pPr>
+        <w:pStyle w:val="TextBody"/>
+        <w:numPr>
+          <w:ilvl w:val="0"/>
+          <w:numId w:val="63"/>
+        </w:numPr>
+        <w:rPr/>
+      </w:pPr>
+      <w:r>
+        <w:rPr>
+          <w:rFonts w:ascii="atpos" w:hAnsi="atpos"/>
+          <w:sz w:val="28"/>
+          <w:szCs w:val="28"/>
+        </w:rPr>
+        <w:t>Instead of using unique id of user, we can also provide public id to each user from backend.</w:t>
+      </w:r>
+    </w:p>
+    <w:p>
+      <w:pPr>
+        <w:pStyle w:val="TextBody"/>
+        <w:numPr>
+          <w:ilvl w:val="0"/>
+          <w:numId w:val="63"/>
+        </w:numPr>
+        <w:rPr/>
+      </w:pPr>
+      <w:r>
+        <w:rPr>
+          <w:rFonts w:ascii="atpos" w:hAnsi="atpos"/>
+          <w:sz w:val="28"/>
+          <w:szCs w:val="28"/>
+        </w:rPr>
+        <w:t>So we can user public id for comparing the user like,</w:t>
+      </w:r>
+    </w:p>
+    <w:p>
+      <w:pPr>
+        <w:pStyle w:val="TextBody"/>
+        <w:numPr>
+          <w:ilvl w:val="0"/>
+          <w:numId w:val="63"/>
+        </w:numPr>
+        <w:rPr/>
+      </w:pPr>
+      <w:r>
+        <w:rPr>
+          <w:rFonts w:ascii="atpos" w:hAnsi="atpos"/>
+          <w:sz w:val="28"/>
+          <w:szCs w:val="28"/>
+        </w:rPr>
+        <w:t>const canEdit = currentUser.publicId === comment.author.publicId</w:t>
+      </w:r>
+    </w:p>
+    <w:p>
+      <w:pPr>
+        <w:pStyle w:val="TextBody"/>
+        <w:numPr>
+          <w:ilvl w:val="0"/>
+          <w:numId w:val="63"/>
+        </w:numPr>
+        <w:rPr/>
+      </w:pPr>
+      <w:r>
+        <w:rPr>
+          <w:rFonts w:ascii="atpos" w:hAnsi="atpos"/>
+          <w:sz w:val="28"/>
+          <w:szCs w:val="28"/>
+        </w:rPr>
+        <w:t>if both id match then we can show the edit button to the user.</w:t>
+      </w:r>
+    </w:p>
+    <w:p>
+      <w:pPr>
+        <w:pStyle w:val="TextBody"/>
+        <w:numPr>
+          <w:ilvl w:val="0"/>
+          <w:numId w:val="63"/>
+        </w:numPr>
+        <w:jc w:val="both"/>
+        <w:rPr>
+          <w:rFonts w:ascii="atpos" w:hAnsi="atpos"/>
+          <w:b w:val="false"/>
+          <w:b w:val="false"/>
+          <w:bCs w:val="false"/>
+        </w:rPr>
+      </w:pPr>
+      <w:r>
+        <w:rPr>
+          <w:rFonts w:ascii="atpos" w:hAnsi="atpos"/>
+          <w:b w:val="false"/>
+          <w:bCs w:val="false"/>
+          <w:sz w:val="28"/>
+          <w:szCs w:val="28"/>
+        </w:rPr>
+        <w:t>{canEdit &amp;&amp; &lt;button&gt;Edit&lt;/button&gt;}</w:t>
       </w:r>
     </w:p>
     <w:p>
@@ -17128,88 +17683,144 @@
     <w:p>
       <w:pPr>
         <w:pStyle w:val="TextBody"/>
-        <w:jc w:val="both"/>
-        <w:rPr>
-          <w:rFonts w:ascii="atpos" w:hAnsi="atpos"/>
-          <w:b w:val="false"/>
-          <w:b w:val="false"/>
-          <w:bCs w:val="false"/>
-          <w:sz w:val="28"/>
-          <w:szCs w:val="28"/>
-        </w:rPr>
-      </w:pPr>
-      <w:r>
-        <w:rPr>
-          <w:rFonts w:ascii="atpos" w:hAnsi="atpos"/>
-          <w:b w:val="false"/>
-          <w:bCs w:val="false"/>
-          <w:sz w:val="28"/>
-          <w:szCs w:val="28"/>
-        </w:rPr>
-      </w:r>
-    </w:p>
-    <w:p>
-      <w:pPr>
-        <w:pStyle w:val="TextBody"/>
-        <w:jc w:val="both"/>
-        <w:rPr>
-          <w:rFonts w:ascii="atpos" w:hAnsi="atpos"/>
-          <w:b w:val="false"/>
-          <w:b w:val="false"/>
-          <w:bCs w:val="false"/>
-        </w:rPr>
-      </w:pPr>
-      <w:r>
-        <w:rPr>
-          <w:rFonts w:ascii="atpos" w:hAnsi="atpos"/>
-          <w:b w:val="false"/>
-          <w:bCs w:val="false"/>
-          <w:sz w:val="28"/>
-          <w:szCs w:val="28"/>
-        </w:rPr>
-        <w:t xml:space="preserve">4. If multiple task </w:t>
-      </w:r>
-      <w:r>
-        <w:rPr>
-          <w:rFonts w:ascii="atpos" w:hAnsi="atpos"/>
-          <w:b w:val="false"/>
-          <w:bCs w:val="false"/>
-          <w:sz w:val="28"/>
-          <w:szCs w:val="28"/>
-        </w:rPr>
-        <w:t>are there how to show on the ui?</w:t>
-      </w:r>
-    </w:p>
-    <w:p>
-      <w:pPr>
-        <w:pStyle w:val="TextBody"/>
-        <w:jc w:val="both"/>
-        <w:rPr>
-          <w:rFonts w:ascii="atpos" w:hAnsi="atpos"/>
-          <w:b w:val="false"/>
-          <w:b w:val="false"/>
-          <w:bCs w:val="false"/>
-        </w:rPr>
-      </w:pPr>
-      <w:r>
-        <w:rPr>
-          <w:rFonts w:ascii="atpos" w:hAnsi="atpos"/>
-          <w:b w:val="false"/>
-          <w:bCs w:val="false"/>
-          <w:sz w:val="28"/>
-          <w:szCs w:val="28"/>
-        </w:rPr>
-        <w:t>A</w:t>
-      </w:r>
-      <w:r>
-        <w:rPr>
-          <w:rFonts w:ascii="atpos" w:hAnsi="atpos"/>
-          <w:b w:val="false"/>
-          <w:bCs w:val="false"/>
-          <w:sz w:val="28"/>
-          <w:szCs w:val="28"/>
-        </w:rPr>
-        <w:t xml:space="preserve">ns: </w:t>
+        <w:numPr>
+          <w:ilvl w:val="0"/>
+          <w:numId w:val="50"/>
+        </w:numPr>
+        <w:jc w:val="both"/>
+        <w:rPr>
+          <w:rFonts w:ascii="atpos" w:hAnsi="atpos"/>
+          <w:sz w:val="28"/>
+          <w:szCs w:val="28"/>
+        </w:rPr>
+      </w:pPr>
+      <w:r>
+        <w:rPr>
+          <w:rFonts w:ascii="atpos" w:hAnsi="atpos"/>
+          <w:b w:val="false"/>
+          <w:bCs w:val="false"/>
+          <w:sz w:val="28"/>
+          <w:szCs w:val="28"/>
+        </w:rPr>
+        <w:t>Less client JavaScript generally means less code for the browser to download, execute.</w:t>
+      </w:r>
+    </w:p>
+    <w:p>
+      <w:pPr>
+        <w:pStyle w:val="TextBody"/>
+        <w:jc w:val="both"/>
+        <w:rPr>
+          <w:rFonts w:ascii="atpos" w:hAnsi="atpos"/>
+          <w:b w:val="false"/>
+          <w:b w:val="false"/>
+          <w:bCs w:val="false"/>
+          <w:sz w:val="28"/>
+          <w:szCs w:val="28"/>
+        </w:rPr>
+      </w:pPr>
+      <w:r>
+        <w:rPr>
+          <w:rFonts w:ascii="atpos" w:hAnsi="atpos"/>
+          <w:b w:val="false"/>
+          <w:bCs w:val="false"/>
+          <w:sz w:val="28"/>
+          <w:szCs w:val="28"/>
+        </w:rPr>
+      </w:r>
+    </w:p>
+    <w:p>
+      <w:pPr>
+        <w:pStyle w:val="TextBody"/>
+        <w:jc w:val="both"/>
+        <w:rPr>
+          <w:rFonts w:ascii="atpos" w:hAnsi="atpos"/>
+          <w:b w:val="false"/>
+          <w:b w:val="false"/>
+          <w:bCs w:val="false"/>
+        </w:rPr>
+      </w:pPr>
+      <w:r>
+        <w:rPr>
+          <w:rFonts w:ascii="atpos" w:hAnsi="atpos"/>
+          <w:b w:val="false"/>
+          <w:bCs w:val="false"/>
+          <w:sz w:val="28"/>
+          <w:szCs w:val="28"/>
+        </w:rPr>
+        <w:t>4. If multiple task are there how to show on the ui?</w:t>
+      </w:r>
+    </w:p>
+    <w:p>
+      <w:pPr>
+        <w:pStyle w:val="TextBody"/>
+        <w:jc w:val="both"/>
+        <w:rPr>
+          <w:rFonts w:ascii="atpos" w:hAnsi="atpos"/>
+          <w:b w:val="false"/>
+          <w:b w:val="false"/>
+          <w:bCs w:val="false"/>
+        </w:rPr>
+      </w:pPr>
+      <w:r>
+        <w:rPr>
+          <w:rFonts w:ascii="atpos" w:hAnsi="atpos"/>
+          <w:b w:val="false"/>
+          <w:bCs w:val="false"/>
+          <w:sz w:val="28"/>
+          <w:szCs w:val="28"/>
+        </w:rPr>
+        <w:t xml:space="preserve">Ans: </w:t>
+      </w:r>
+      <w:r>
+        <w:rPr>
+          <w:rFonts w:ascii="atpos" w:hAnsi="atpos"/>
+          <w:b w:val="false"/>
+          <w:bCs w:val="false"/>
+          <w:sz w:val="28"/>
+          <w:szCs w:val="28"/>
+        </w:rPr>
+        <w:t>The first time when user render the page, it loads some tasks around 20.</w:t>
+      </w:r>
+    </w:p>
+    <w:p>
+      <w:pPr>
+        <w:pStyle w:val="TextBody"/>
+        <w:numPr>
+          <w:ilvl w:val="0"/>
+          <w:numId w:val="64"/>
+        </w:numPr>
+        <w:jc w:val="both"/>
+        <w:rPr>
+          <w:sz w:val="28"/>
+          <w:szCs w:val="28"/>
+        </w:rPr>
+      </w:pPr>
+      <w:r>
+        <w:rPr>
+          <w:sz w:val="28"/>
+          <w:szCs w:val="28"/>
+        </w:rPr>
+        <w:t>at last we can set “load more..” button, after clicking on the button it loads more tasks.</w:t>
+      </w:r>
+    </w:p>
+    <w:p>
+      <w:pPr>
+        <w:pStyle w:val="TextBody"/>
+        <w:numPr>
+          <w:ilvl w:val="0"/>
+          <w:numId w:val="64"/>
+        </w:numPr>
+        <w:jc w:val="both"/>
+        <w:rPr>
+          <w:sz w:val="28"/>
+          <w:szCs w:val="28"/>
+        </w:rPr>
+      </w:pPr>
+      <w:r>
+        <w:rPr>
+          <w:sz w:val="28"/>
+          <w:szCs w:val="28"/>
+        </w:rPr>
       </w:r>
     </w:p>
     <w:p>
@@ -17328,17 +17939,7 @@
           <w:sz w:val="28"/>
           <w:szCs w:val="28"/>
         </w:rPr>
-        <w:t>&lt;input type=”date” min={today} //</w:t>
-      </w:r>
-      <w:r>
-        <w:rPr>
-          <w:rFonts w:ascii="atpos" w:hAnsi="atpos"/>
-          <w:b w:val="false"/>
-          <w:bCs w:val="false"/>
-          <w:sz w:val="28"/>
-          <w:szCs w:val="28"/>
-        </w:rPr>
-        <w:t>it handles the calendar, greying all past dates. //</w:t>
+        <w:t>&lt;input type=”date” min={today} //it handles the calendar, greying all past dates. //</w:t>
       </w:r>
     </w:p>
     <w:p>
@@ -17365,27 +17966,7 @@
           <w:sz w:val="28"/>
           <w:szCs w:val="28"/>
         </w:rPr>
-        <w:t>onKeyDown = {(e) =&gt; e.preventDefault()}</w:t>
-      </w:r>
-      <w:r>
-        <w:rPr>
-          <w:rFonts w:ascii="atpos" w:hAnsi="atpos"/>
-          <w:b w:val="false"/>
-          <w:bCs w:val="false"/>
-          <w:sz w:val="28"/>
-          <w:szCs w:val="28"/>
-        </w:rPr>
-        <w:t>&gt; //</w:t>
-      </w:r>
-      <w:r>
-        <w:rPr>
-          <w:rFonts w:ascii="atpos" w:hAnsi="atpos"/>
-          <w:b w:val="false"/>
-          <w:bCs w:val="false"/>
-          <w:sz w:val="28"/>
-          <w:szCs w:val="28"/>
-        </w:rPr>
-        <w:t>turns off keyboard entry, user must open the calendar to select the date //</w:t>
+        <w:t>onKeyDown = {(e) =&gt; e.preventDefault()}&gt; //turns off keyboard entry, user must open the calendar to select the date //</w:t>
       </w:r>
     </w:p>
     <w:p>
@@ -17575,7 +18156,7 @@
           <w:sz w:val="28"/>
           <w:szCs w:val="28"/>
         </w:rPr>
-        <w:t>7. What are the factors of choosing the specific library- zod or yup?</w:t>
+        <w:t>7. What are the factors of choosing the specific library?</w:t>
       </w:r>
     </w:p>
     <w:p>
@@ -17878,17 +18459,7 @@
           <w:sz w:val="28"/>
           <w:szCs w:val="28"/>
         </w:rPr>
-        <w:t xml:space="preserve">It have professional licesne or not. </w:t>
-      </w:r>
-      <w:r>
-        <w:rPr>
-          <w:rFonts w:ascii="atpos" w:hAnsi="atpos"/>
-          <w:b w:val="false"/>
-          <w:bCs w:val="false"/>
-          <w:sz w:val="28"/>
-          <w:szCs w:val="28"/>
-        </w:rPr>
-        <w:t>(</w:t>
+        <w:t>It have professional licesne or not. (</w:t>
       </w:r>
       <w:r>
         <w:rPr>
@@ -17962,16 +18533,11 @@
         <w:jc w:val="both"/>
         <w:rPr>
           <w:rFonts w:ascii="atpos" w:hAnsi="atpos"/>
-          <w:b w:val="false"/>
-          <w:b w:val="false"/>
-          <w:bCs w:val="false"/>
-        </w:rPr>
-      </w:pPr>
-      <w:r>
-        <w:rPr>
-          <w:rFonts w:ascii="atpos" w:hAnsi="atpos"/>
-          <w:b w:val="false"/>
-          <w:bCs w:val="false"/>
+        </w:rPr>
+      </w:pPr>
+      <w:r>
+        <w:rPr>
+          <w:rFonts w:ascii="atpos" w:hAnsi="atpos"/>
           <w:sz w:val="28"/>
           <w:szCs w:val="28"/>
         </w:rPr>
@@ -17980,16 +18546,12 @@
       <w:r>
         <w:rPr>
           <w:rFonts w:ascii="atpos" w:hAnsi="atpos"/>
-          <w:b w:val="false"/>
-          <w:bCs w:val="false"/>
         </w:rPr>
         <w:t xml:space="preserve"> </w:t>
       </w:r>
       <w:r>
         <w:rPr>
           <w:rFonts w:ascii="atpos" w:hAnsi="atpos"/>
-          <w:b w:val="false"/>
-          <w:bCs w:val="false"/>
           <w:sz w:val="28"/>
           <w:szCs w:val="26"/>
         </w:rPr>
@@ -18006,19 +18568,35 @@
         <w:jc w:val="both"/>
         <w:rPr>
           <w:rFonts w:ascii="atpos" w:hAnsi="atpos"/>
-          <w:b w:val="false"/>
-          <w:b w:val="false"/>
-          <w:bCs w:val="false"/>
-        </w:rPr>
-      </w:pPr>
-      <w:r>
-        <w:rPr>
-          <w:rFonts w:ascii="atpos" w:hAnsi="atpos"/>
-          <w:b w:val="false"/>
-          <w:bCs w:val="false"/>
+        </w:rPr>
+      </w:pPr>
+      <w:r>
+        <w:rPr>
+          <w:rFonts w:ascii="atpos" w:hAnsi="atpos"/>
           <w:sz w:val="28"/>
           <w:szCs w:val="26"/>
         </w:rPr>
+        <w:t>Extra space in email (start/end) – use .trim() method</w:t>
+      </w:r>
+    </w:p>
+    <w:p>
+      <w:pPr>
+        <w:pStyle w:val="TextBody"/>
+        <w:numPr>
+          <w:ilvl w:val="0"/>
+          <w:numId w:val="51"/>
+        </w:numPr>
+        <w:jc w:val="both"/>
+        <w:rPr>
+          <w:rFonts w:ascii="atpos" w:hAnsi="atpos"/>
+        </w:rPr>
+      </w:pPr>
+      <w:r>
+        <w:rPr>
+          <w:rFonts w:ascii="atpos" w:hAnsi="atpos"/>
+          <w:sz w:val="28"/>
+          <w:szCs w:val="26"/>
+        </w:rPr>
         <w:t>Empty password: show message "password is required”</w:t>
       </w:r>
     </w:p>
@@ -18032,20 +18610,15 @@
         <w:jc w:val="both"/>
         <w:rPr>
           <w:rFonts w:ascii="atpos" w:hAnsi="atpos"/>
-          <w:b w:val="false"/>
-          <w:b w:val="false"/>
-          <w:bCs w:val="false"/>
-        </w:rPr>
-      </w:pPr>
-      <w:r>
-        <w:rPr>
-          <w:rFonts w:ascii="atpos" w:hAnsi="atpos"/>
-          <w:b w:val="false"/>
-          <w:bCs w:val="false"/>
+        </w:rPr>
+      </w:pPr>
+      <w:r>
+        <w:rPr>
+          <w:rFonts w:ascii="atpos" w:hAnsi="atpos"/>
           <w:sz w:val="28"/>
           <w:szCs w:val="26"/>
         </w:rPr>
-        <w:t>Direct login(login without email, password): “Enter email &amp; password”.</w:t>
+        <w:t>Direct login (login without email, password): “Enter email &amp; password”.</w:t>
       </w:r>
     </w:p>
     <w:p>
@@ -18058,16 +18631,11 @@
         <w:jc w:val="both"/>
         <w:rPr>
           <w:rFonts w:ascii="atpos" w:hAnsi="atpos"/>
-          <w:b w:val="false"/>
-          <w:b w:val="false"/>
-          <w:bCs w:val="false"/>
-        </w:rPr>
-      </w:pPr>
-      <w:r>
-        <w:rPr>
-          <w:rFonts w:ascii="atpos" w:hAnsi="atpos"/>
-          <w:b w:val="false"/>
-          <w:bCs w:val="false"/>
+        </w:rPr>
+      </w:pPr>
+      <w:r>
+        <w:rPr>
+          <w:rFonts w:ascii="atpos" w:hAnsi="atpos"/>
           <w:sz w:val="28"/>
           <w:szCs w:val="26"/>
         </w:rPr>
@@ -18084,16 +18652,11 @@
         <w:jc w:val="both"/>
         <w:rPr>
           <w:rFonts w:ascii="atpos" w:hAnsi="atpos"/>
-          <w:b w:val="false"/>
-          <w:b w:val="false"/>
-          <w:bCs w:val="false"/>
-        </w:rPr>
-      </w:pPr>
-      <w:r>
-        <w:rPr>
-          <w:rFonts w:ascii="atpos" w:hAnsi="atpos"/>
-          <w:b w:val="false"/>
-          <w:bCs w:val="false"/>
+        </w:rPr>
+      </w:pPr>
+      <w:r>
+        <w:rPr>
+          <w:rFonts w:ascii="atpos" w:hAnsi="atpos"/>
           <w:sz w:val="28"/>
           <w:szCs w:val="26"/>
         </w:rPr>
@@ -18110,20 +18673,11 @@
         <w:jc w:val="both"/>
         <w:rPr>
           <w:rFonts w:ascii="atpos" w:hAnsi="atpos"/>
-          <w:b w:val="false"/>
-          <w:b w:val="false"/>
-          <w:bCs w:val="false"/>
-          <w:strike w:val="false"/>
-          <w:dstrike w:val="false"/>
-        </w:rPr>
-      </w:pPr>
-      <w:r>
-        <w:rPr>
-          <w:rFonts w:ascii="atpos" w:hAnsi="atpos"/>
-          <w:b w:val="false"/>
-          <w:bCs w:val="false"/>
-          <w:strike w:val="false"/>
-          <w:dstrike w:val="false"/>
+        </w:rPr>
+      </w:pPr>
+      <w:r>
+        <w:rPr>
+          <w:rFonts w:ascii="atpos" w:hAnsi="atpos"/>
           <w:sz w:val="28"/>
           <w:szCs w:val="26"/>
         </w:rPr>
@@ -18140,24 +18694,15 @@
         <w:jc w:val="both"/>
         <w:rPr>
           <w:rFonts w:ascii="atpos" w:hAnsi="atpos"/>
-          <w:b w:val="false"/>
-          <w:b w:val="false"/>
-          <w:bCs w:val="false"/>
-          <w:strike w:val="false"/>
-          <w:dstrike w:val="false"/>
-        </w:rPr>
-      </w:pPr>
-      <w:r>
-        <w:rPr>
-          <w:rFonts w:ascii="atpos" w:hAnsi="atpos"/>
-          <w:b w:val="false"/>
-          <w:bCs w:val="false"/>
-          <w:strike w:val="false"/>
-          <w:dstrike w:val="false"/>
+        </w:rPr>
+      </w:pPr>
+      <w:r>
+        <w:rPr>
+          <w:rFonts w:ascii="atpos" w:hAnsi="atpos"/>
           <w:sz w:val="28"/>
           <w:szCs w:val="26"/>
         </w:rPr>
-        <w:t>Password or email does not match: Show message “Enter valid email or password.”</w:t>
+        <w:t>Password or email does not match: Show message “Enter valid email or password.(401 – unauthorized)”</w:t>
       </w:r>
     </w:p>
     <w:p>
@@ -18170,20 +18715,11 @@
         <w:jc w:val="both"/>
         <w:rPr>
           <w:rFonts w:ascii="atpos" w:hAnsi="atpos"/>
-          <w:b w:val="false"/>
-          <w:b w:val="false"/>
-          <w:bCs w:val="false"/>
-          <w:strike w:val="false"/>
-          <w:dstrike w:val="false"/>
-        </w:rPr>
-      </w:pPr>
-      <w:r>
-        <w:rPr>
-          <w:rFonts w:ascii="atpos" w:hAnsi="atpos"/>
-          <w:b w:val="false"/>
-          <w:bCs w:val="false"/>
-          <w:strike w:val="false"/>
-          <w:dstrike w:val="false"/>
+        </w:rPr>
+      </w:pPr>
+      <w:r>
+        <w:rPr>
+          <w:rFonts w:ascii="atpos" w:hAnsi="atpos"/>
           <w:sz w:val="28"/>
           <w:szCs w:val="26"/>
         </w:rPr>
@@ -18193,60 +18729,166 @@
     <w:p>
       <w:pPr>
         <w:pStyle w:val="TextBody"/>
-        <w:jc w:val="both"/>
-        <w:rPr>
+        <w:numPr>
+          <w:ilvl w:val="0"/>
+          <w:numId w:val="51"/>
+        </w:numPr>
+        <w:jc w:val="both"/>
+        <w:rPr>
+          <w:rFonts w:ascii="atpos" w:hAnsi="atpos"/>
+        </w:rPr>
+      </w:pPr>
+      <w:r>
+        <w:rPr>
+          <w:rFonts w:ascii="atpos" w:hAnsi="atpos"/>
           <w:sz w:val="28"/>
           <w:szCs w:val="26"/>
         </w:rPr>
-      </w:pPr>
-      <w:r>
-        <w:rPr>
-          <w:rFonts w:ascii="atpos" w:hAnsi="atpos"/>
-          <w:b w:val="false"/>
-          <w:bCs w:val="false"/>
-          <w:strike w:val="false"/>
-          <w:dstrike w:val="false"/>
-        </w:rPr>
-      </w:r>
-    </w:p>
-    <w:p>
-      <w:pPr>
-        <w:pStyle w:val="TextBody"/>
-        <w:jc w:val="both"/>
-        <w:rPr>
+        <w:t>Multiple time button click – disable button</w:t>
+      </w:r>
+    </w:p>
+    <w:p>
+      <w:pPr>
+        <w:pStyle w:val="TextBody"/>
+        <w:numPr>
+          <w:ilvl w:val="0"/>
+          <w:numId w:val="51"/>
+        </w:numPr>
+        <w:jc w:val="both"/>
+        <w:rPr>
+          <w:rFonts w:ascii="atpos" w:hAnsi="atpos"/>
+        </w:rPr>
+      </w:pPr>
+      <w:r>
+        <w:rPr>
+          <w:rFonts w:ascii="atpos" w:hAnsi="atpos"/>
           <w:sz w:val="28"/>
           <w:szCs w:val="26"/>
         </w:rPr>
-      </w:pPr>
-      <w:r>
-        <w:rPr>
-          <w:rFonts w:ascii="atpos" w:hAnsi="atpos"/>
-          <w:b w:val="false"/>
-          <w:bCs w:val="false"/>
-          <w:strike w:val="false"/>
-          <w:dstrike w:val="false"/>
-        </w:rPr>
-      </w:r>
-    </w:p>
-    <w:p>
-      <w:pPr>
-        <w:pStyle w:val="TextBody"/>
-        <w:jc w:val="both"/>
-        <w:rPr>
-          <w:rFonts w:ascii="atpos" w:hAnsi="atpos"/>
-          <w:b w:val="false"/>
-          <w:b w:val="false"/>
-          <w:bCs w:val="false"/>
-        </w:rPr>
-      </w:pPr>
-      <w:r>
-        <w:rPr>
-          <w:rFonts w:ascii="atpos" w:hAnsi="atpos"/>
-          <w:b w:val="false"/>
-          <w:bCs w:val="false"/>
+        <w:t>Network failure – Network failure error shown</w:t>
+      </w:r>
+    </w:p>
+    <w:p>
+      <w:pPr>
+        <w:pStyle w:val="TextBody"/>
+        <w:numPr>
+          <w:ilvl w:val="0"/>
+          <w:numId w:val="51"/>
+        </w:numPr>
+        <w:jc w:val="both"/>
+        <w:rPr>
+          <w:rFonts w:ascii="atpos" w:hAnsi="atpos"/>
+        </w:rPr>
+      </w:pPr>
+      <w:r>
+        <w:rPr>
+          <w:rFonts w:ascii="atpos" w:hAnsi="atpos"/>
           <w:sz w:val="28"/>
           <w:szCs w:val="26"/>
         </w:rPr>
+        <w:t>Request timeout – action taking longer time than expected</w:t>
+      </w:r>
+    </w:p>
+    <w:p>
+      <w:pPr>
+        <w:pStyle w:val="TextBody"/>
+        <w:numPr>
+          <w:ilvl w:val="0"/>
+          <w:numId w:val="51"/>
+        </w:numPr>
+        <w:jc w:val="both"/>
+        <w:rPr>
+          <w:rFonts w:ascii="atpos" w:hAnsi="atpos"/>
+        </w:rPr>
+      </w:pPr>
+      <w:r>
+        <w:rPr>
+          <w:rFonts w:ascii="atpos" w:hAnsi="atpos"/>
+          <w:sz w:val="28"/>
+          <w:szCs w:val="26"/>
+        </w:rPr>
+        <w:t>Successful login – redirect to dashboard page</w:t>
+      </w:r>
+    </w:p>
+    <w:p>
+      <w:pPr>
+        <w:pStyle w:val="TextBody"/>
+        <w:numPr>
+          <w:ilvl w:val="0"/>
+          <w:numId w:val="51"/>
+        </w:numPr>
+        <w:jc w:val="both"/>
+        <w:rPr>
+          <w:rFonts w:ascii="atpos" w:hAnsi="atpos"/>
+        </w:rPr>
+      </w:pPr>
+      <w:r>
+        <w:rPr>
+          <w:rFonts w:ascii="atpos" w:hAnsi="atpos"/>
+          <w:sz w:val="28"/>
+          <w:szCs w:val="26"/>
+        </w:rPr>
+        <w:t>Logged in user try to log in – redirect to dashboard page</w:t>
+      </w:r>
+    </w:p>
+    <w:p>
+      <w:pPr>
+        <w:pStyle w:val="TextBody"/>
+        <w:numPr>
+          <w:ilvl w:val="0"/>
+          <w:numId w:val="51"/>
+        </w:numPr>
+        <w:jc w:val="both"/>
+        <w:rPr>
+          <w:rFonts w:ascii="atpos" w:hAnsi="atpos"/>
+        </w:rPr>
+      </w:pPr>
+      <w:r>
+        <w:rPr>
+          <w:rFonts w:ascii="atpos" w:hAnsi="atpos"/>
+          <w:b w:val="false"/>
+          <w:bCs w:val="false"/>
+          <w:sz w:val="28"/>
+          <w:szCs w:val="26"/>
+        </w:rPr>
+        <w:t>500-server error – show the message “Something went wrong, please try again.”</w:t>
+      </w:r>
+    </w:p>
+    <w:p>
+      <w:pPr>
+        <w:pStyle w:val="TextBody"/>
+        <w:jc w:val="both"/>
+        <w:rPr>
+          <w:sz w:val="28"/>
+          <w:szCs w:val="26"/>
+        </w:rPr>
+      </w:pPr>
+      <w:r>
+        <w:rPr>
+          <w:sz w:val="28"/>
+          <w:szCs w:val="26"/>
+        </w:rPr>
+      </w:r>
+    </w:p>
+    <w:p>
+      <w:pPr>
+        <w:pStyle w:val="TextBody"/>
+        <w:jc w:val="both"/>
+        <w:rPr>
+          <w:rFonts w:ascii="atpos" w:hAnsi="atpos"/>
+          <w:b w:val="false"/>
+          <w:b w:val="false"/>
+          <w:bCs w:val="false"/>
+        </w:rPr>
+      </w:pPr>
+      <w:r>
+        <w:rPr>
+          <w:rFonts w:ascii="atpos" w:hAnsi="atpos"/>
+          <w:b w:val="false"/>
+          <w:bCs w:val="false"/>
+          <w:sz w:val="28"/>
+          <w:szCs w:val="26"/>
+        </w:rPr>
         <w:t>9. If backend sends the error how to show it on frontend?</w:t>
       </w:r>
     </w:p>
@@ -18269,8 +18911,24 @@
           <w:sz w:val="28"/>
           <w:szCs w:val="26"/>
         </w:rPr>
-        <w:t xml:space="preserve">Ans: </w:t>
-      </w:r>
+        <w:t>Ans: We can call the api in aync function using try/catch.</w:t>
+      </w:r>
+    </w:p>
+    <w:p>
+      <w:pPr>
+        <w:pStyle w:val="TextBody"/>
+        <w:numPr>
+          <w:ilvl w:val="0"/>
+          <w:numId w:val="57"/>
+        </w:numPr>
+        <w:jc w:val="both"/>
+        <w:rPr>
+          <w:rFonts w:ascii="atpos" w:hAnsi="atpos"/>
+          <w:b w:val="false"/>
+          <w:b w:val="false"/>
+          <w:bCs w:val="false"/>
+        </w:rPr>
+      </w:pPr>
       <w:r>
         <w:rPr>
           <w:rFonts w:ascii="atpos" w:hAnsi="atpos"/>
@@ -18279,7 +18937,7 @@
           <w:sz w:val="28"/>
           <w:szCs w:val="26"/>
         </w:rPr>
-        <w:t>We can call the api in aync function using try/catch.</w:t>
+        <w:t>The fetch api called in try and in catch we have to catch the error which is given by the server api.</w:t>
       </w:r>
     </w:p>
     <w:p>
@@ -18305,47 +18963,42 @@
           <w:sz w:val="28"/>
           <w:szCs w:val="26"/>
         </w:rPr>
-        <w:t>The fetch api called in try and in catch we have to catch the error which is given by the server api.</w:t>
-      </w:r>
-    </w:p>
-    <w:p>
-      <w:pPr>
-        <w:pStyle w:val="TextBody"/>
-        <w:numPr>
-          <w:ilvl w:val="0"/>
-          <w:numId w:val="57"/>
-        </w:numPr>
-        <w:jc w:val="both"/>
-        <w:rPr>
-          <w:rFonts w:ascii="atpos" w:hAnsi="atpos"/>
-          <w:b w:val="false"/>
-          <w:b w:val="false"/>
-          <w:bCs w:val="false"/>
-        </w:rPr>
-      </w:pPr>
-      <w:r>
-        <w:rPr>
-          <w:rFonts w:ascii="atpos" w:hAnsi="atpos"/>
+        <w:t>Then by using error.response.data, we can catch the error and set the message using state we can set the message and show on the ui.</w:t>
+      </w:r>
+    </w:p>
+    <w:p>
+      <w:pPr>
+        <w:pStyle w:val="TextBody"/>
+        <w:jc w:val="both"/>
+        <w:rPr>
+          <w:rFonts w:ascii="atpos" w:hAnsi="atpos"/>
+          <w:b w:val="false"/>
           <w:b w:val="false"/>
           <w:bCs w:val="false"/>
           <w:sz w:val="28"/>
           <w:szCs w:val="26"/>
         </w:rPr>
-        <w:t>Then by using error.response.data, we can catch the error and set the message using state we can set the message and show on the ui.</w:t>
-      </w:r>
-    </w:p>
-    <w:p>
-      <w:pPr>
-        <w:pStyle w:val="TextBody"/>
-        <w:jc w:val="both"/>
-        <w:rPr>
-          <w:rFonts w:ascii="atpos" w:hAnsi="atpos"/>
-          <w:b w:val="false"/>
+      </w:pPr>
+      <w:r>
+        <w:rPr>
+          <w:rFonts w:ascii="atpos" w:hAnsi="atpos"/>
           <w:b w:val="false"/>
           <w:bCs w:val="false"/>
           <w:sz w:val="28"/>
           <w:szCs w:val="26"/>
         </w:rPr>
+      </w:r>
+    </w:p>
+    <w:p>
+      <w:pPr>
+        <w:pStyle w:val="TextBody"/>
+        <w:jc w:val="both"/>
+        <w:rPr>
+          <w:rFonts w:ascii="atpos" w:hAnsi="atpos"/>
+          <w:b w:val="false"/>
+          <w:b w:val="false"/>
+          <w:bCs w:val="false"/>
+        </w:rPr>
       </w:pPr>
       <w:r>
         <w:rPr>
@@ -18355,6 +19008,7 @@
           <w:sz w:val="28"/>
           <w:szCs w:val="26"/>
         </w:rPr>
+        <w:t xml:space="preserve">10. If query params are incorrect.what happen in this case? </w:t>
       </w:r>
     </w:p>
     <w:p>
@@ -18376,12 +19030,16 @@
           <w:sz w:val="28"/>
           <w:szCs w:val="26"/>
         </w:rPr>
-        <w:t xml:space="preserve">10. If query params are incorrect..what happen in this case? </w:t>
-      </w:r>
-    </w:p>
-    <w:p>
-      <w:pPr>
-        <w:pStyle w:val="TextBody"/>
+        <w:t>Ans: If the query params are incorrect, then page renders with the correct params and the wrong params are ignored, they are not applied.</w:t>
+      </w:r>
+    </w:p>
+    <w:p>
+      <w:pPr>
+        <w:pStyle w:val="TextBody"/>
+        <w:numPr>
+          <w:ilvl w:val="0"/>
+          <w:numId w:val="55"/>
+        </w:numPr>
         <w:jc w:val="both"/>
         <w:rPr>
           <w:rFonts w:ascii="atpos" w:hAnsi="atpos"/>
@@ -18398,7 +19056,7 @@
           <w:sz w:val="28"/>
           <w:szCs w:val="26"/>
         </w:rPr>
-        <w:t>Ans: If the query params are incorrect, then page renders with the correct params and the wrong params are ignored, they are not applied.</w:t>
+        <w:t>If instead of “search”, it finds “ search” then it is the error, the field is treat as undefined</w:t>
       </w:r>
     </w:p>
     <w:p>
@@ -18424,47 +19082,42 @@
           <w:sz w:val="28"/>
           <w:szCs w:val="26"/>
         </w:rPr>
-        <w:t>If instead of “search”, it finds “ search” then it is the error, the field is treat as undefined</w:t>
-      </w:r>
-    </w:p>
-    <w:p>
-      <w:pPr>
-        <w:pStyle w:val="TextBody"/>
-        <w:numPr>
-          <w:ilvl w:val="0"/>
-          <w:numId w:val="55"/>
-        </w:numPr>
-        <w:jc w:val="both"/>
-        <w:rPr>
-          <w:rFonts w:ascii="atpos" w:hAnsi="atpos"/>
-          <w:b w:val="false"/>
-          <w:b w:val="false"/>
-          <w:bCs w:val="false"/>
-        </w:rPr>
-      </w:pPr>
-      <w:r>
-        <w:rPr>
-          <w:rFonts w:ascii="atpos" w:hAnsi="atpos"/>
+        <w:t>If the backend has strict validation for this, then it shows 400-Bad request message.</w:t>
+      </w:r>
+    </w:p>
+    <w:p>
+      <w:pPr>
+        <w:pStyle w:val="TextBody"/>
+        <w:jc w:val="both"/>
+        <w:rPr>
+          <w:rFonts w:ascii="atpos" w:hAnsi="atpos"/>
+          <w:b w:val="false"/>
           <w:b w:val="false"/>
           <w:bCs w:val="false"/>
           <w:sz w:val="28"/>
           <w:szCs w:val="26"/>
         </w:rPr>
-        <w:t>If the backend has strict validation for this, then it shows 400-Bad request message.</w:t>
-      </w:r>
-    </w:p>
-    <w:p>
-      <w:pPr>
-        <w:pStyle w:val="TextBody"/>
-        <w:jc w:val="both"/>
-        <w:rPr>
-          <w:rFonts w:ascii="atpos" w:hAnsi="atpos"/>
-          <w:b w:val="false"/>
+      </w:pPr>
+      <w:r>
+        <w:rPr>
+          <w:rFonts w:ascii="atpos" w:hAnsi="atpos"/>
           <w:b w:val="false"/>
           <w:bCs w:val="false"/>
           <w:sz w:val="28"/>
           <w:szCs w:val="26"/>
         </w:rPr>
+      </w:r>
+    </w:p>
+    <w:p>
+      <w:pPr>
+        <w:pStyle w:val="TextBody"/>
+        <w:jc w:val="both"/>
+        <w:rPr>
+          <w:rFonts w:ascii="atpos" w:hAnsi="atpos"/>
+          <w:b w:val="false"/>
+          <w:b w:val="false"/>
+          <w:bCs w:val="false"/>
+        </w:rPr>
       </w:pPr>
       <w:r>
         <w:rPr>
@@ -18474,28 +19127,7 @@
           <w:sz w:val="28"/>
           <w:szCs w:val="26"/>
         </w:rPr>
-      </w:r>
-    </w:p>
-    <w:p>
-      <w:pPr>
-        <w:pStyle w:val="TextBody"/>
-        <w:jc w:val="both"/>
-        <w:rPr>
-          <w:rFonts w:ascii="atpos" w:hAnsi="atpos"/>
-          <w:b w:val="false"/>
-          <w:b w:val="false"/>
-          <w:bCs w:val="false"/>
-        </w:rPr>
-      </w:pPr>
-      <w:r>
-        <w:rPr>
-          <w:rFonts w:ascii="atpos" w:hAnsi="atpos"/>
-          <w:b w:val="false"/>
-          <w:bCs w:val="false"/>
-          <w:sz w:val="28"/>
-          <w:szCs w:val="26"/>
-        </w:rPr>
-        <w:t>11. how can we manage if multiple buttons are there and we want to disable them?</w:t>
+        <w:t xml:space="preserve">11. how can we manage if multiple buttons are there and we want to disable them?                                                        </w:t>
         <w:br/>
         <w:t>Ans: The disabling all button action will be performed using one useState.</w:t>
       </w:r>
@@ -27013,6 +27645,626 @@
     </w:lvl>
   </w:abstractNum>
   <w:abstractNum w:abstractNumId="61">
+    <w:lvl w:ilvl="0">
+      <w:start w:val="1"/>
+      <w:numFmt w:val="bullet"/>
+      <w:lvlText w:val=""/>
+      <w:lvlJc w:val="left"/>
+      <w:pPr>
+        <w:tabs>
+          <w:tab w:val="num" w:pos="720"/>
+        </w:tabs>
+        <w:ind w:left="720" w:hanging="360"/>
+      </w:pPr>
+      <w:rPr>
+        <w:rFonts w:ascii="Symbol" w:hAnsi="Symbol" w:cs="Symbol" w:hint="default"/>
+        <w:sz w:val="24"/>
+        <w:szCs w:val="24"/>
+      </w:rPr>
+    </w:lvl>
+    <w:lvl w:ilvl="1">
+      <w:start w:val="1"/>
+      <w:numFmt w:val="bullet"/>
+      <w:lvlText w:val="◦"/>
+      <w:lvlJc w:val="left"/>
+      <w:pPr>
+        <w:tabs>
+          <w:tab w:val="num" w:pos="1080"/>
+        </w:tabs>
+        <w:ind w:left="1080" w:hanging="360"/>
+      </w:pPr>
+      <w:rPr>
+        <w:rFonts w:ascii="OpenSymbol" w:hAnsi="OpenSymbol" w:cs="OpenSymbol" w:hint="default"/>
+        <w:sz w:val="24"/>
+        <w:szCs w:val="24"/>
+      </w:rPr>
+    </w:lvl>
+    <w:lvl w:ilvl="2">
+      <w:start w:val="1"/>
+      <w:numFmt w:val="bullet"/>
+      <w:lvlText w:val="▪"/>
+      <w:lvlJc w:val="left"/>
+      <w:pPr>
+        <w:tabs>
+          <w:tab w:val="num" w:pos="1440"/>
+        </w:tabs>
+        <w:ind w:left="1440" w:hanging="360"/>
+      </w:pPr>
+      <w:rPr>
+        <w:rFonts w:ascii="OpenSymbol" w:hAnsi="OpenSymbol" w:cs="OpenSymbol" w:hint="default"/>
+        <w:sz w:val="24"/>
+        <w:szCs w:val="24"/>
+      </w:rPr>
+    </w:lvl>
+    <w:lvl w:ilvl="3">
+      <w:start w:val="1"/>
+      <w:numFmt w:val="bullet"/>
+      <w:lvlText w:val=""/>
+      <w:lvlJc w:val="left"/>
+      <w:pPr>
+        <w:tabs>
+          <w:tab w:val="num" w:pos="1800"/>
+        </w:tabs>
+        <w:ind w:left="1800" w:hanging="360"/>
+      </w:pPr>
+      <w:rPr>
+        <w:rFonts w:ascii="Symbol" w:hAnsi="Symbol" w:cs="Symbol" w:hint="default"/>
+        <w:sz w:val="24"/>
+        <w:szCs w:val="24"/>
+      </w:rPr>
+    </w:lvl>
+    <w:lvl w:ilvl="4">
+      <w:start w:val="1"/>
+      <w:numFmt w:val="bullet"/>
+      <w:lvlText w:val="◦"/>
+      <w:lvlJc w:val="left"/>
+      <w:pPr>
+        <w:tabs>
+          <w:tab w:val="num" w:pos="2160"/>
+        </w:tabs>
+        <w:ind w:left="2160" w:hanging="360"/>
+      </w:pPr>
+      <w:rPr>
+        <w:rFonts w:ascii="OpenSymbol" w:hAnsi="OpenSymbol" w:cs="OpenSymbol" w:hint="default"/>
+        <w:sz w:val="24"/>
+        <w:szCs w:val="24"/>
+      </w:rPr>
+    </w:lvl>
+    <w:lvl w:ilvl="5">
+      <w:start w:val="1"/>
+      <w:numFmt w:val="bullet"/>
+      <w:lvlText w:val="▪"/>
+      <w:lvlJc w:val="left"/>
+      <w:pPr>
+        <w:tabs>
+          <w:tab w:val="num" w:pos="2520"/>
+        </w:tabs>
+        <w:ind w:left="2520" w:hanging="360"/>
+      </w:pPr>
+      <w:rPr>
+        <w:rFonts w:ascii="OpenSymbol" w:hAnsi="OpenSymbol" w:cs="OpenSymbol" w:hint="default"/>
+        <w:sz w:val="24"/>
+        <w:szCs w:val="24"/>
+      </w:rPr>
+    </w:lvl>
+    <w:lvl w:ilvl="6">
+      <w:start w:val="1"/>
+      <w:numFmt w:val="bullet"/>
+      <w:lvlText w:val=""/>
+      <w:lvlJc w:val="left"/>
+      <w:pPr>
+        <w:tabs>
+          <w:tab w:val="num" w:pos="2880"/>
+        </w:tabs>
+        <w:ind w:left="2880" w:hanging="360"/>
+      </w:pPr>
+      <w:rPr>
+        <w:rFonts w:ascii="Symbol" w:hAnsi="Symbol" w:cs="Symbol" w:hint="default"/>
+        <w:sz w:val="24"/>
+        <w:szCs w:val="24"/>
+      </w:rPr>
+    </w:lvl>
+    <w:lvl w:ilvl="7">
+      <w:start w:val="1"/>
+      <w:numFmt w:val="bullet"/>
+      <w:lvlText w:val="◦"/>
+      <w:lvlJc w:val="left"/>
+      <w:pPr>
+        <w:tabs>
+          <w:tab w:val="num" w:pos="3240"/>
+        </w:tabs>
+        <w:ind w:left="3240" w:hanging="360"/>
+      </w:pPr>
+      <w:rPr>
+        <w:rFonts w:ascii="OpenSymbol" w:hAnsi="OpenSymbol" w:cs="OpenSymbol" w:hint="default"/>
+        <w:sz w:val="24"/>
+        <w:szCs w:val="24"/>
+      </w:rPr>
+    </w:lvl>
+    <w:lvl w:ilvl="8">
+      <w:start w:val="1"/>
+      <w:numFmt w:val="bullet"/>
+      <w:lvlText w:val="▪"/>
+      <w:lvlJc w:val="left"/>
+      <w:pPr>
+        <w:tabs>
+          <w:tab w:val="num" w:pos="3600"/>
+        </w:tabs>
+        <w:ind w:left="3600" w:hanging="360"/>
+      </w:pPr>
+      <w:rPr>
+        <w:rFonts w:ascii="OpenSymbol" w:hAnsi="OpenSymbol" w:cs="OpenSymbol" w:hint="default"/>
+        <w:sz w:val="24"/>
+        <w:szCs w:val="24"/>
+      </w:rPr>
+    </w:lvl>
+  </w:abstractNum>
+  <w:abstractNum w:abstractNumId="62">
+    <w:lvl w:ilvl="0">
+      <w:start w:val="1"/>
+      <w:numFmt w:val="bullet"/>
+      <w:lvlText w:val=""/>
+      <w:lvlJc w:val="left"/>
+      <w:pPr>
+        <w:tabs>
+          <w:tab w:val="num" w:pos="720"/>
+        </w:tabs>
+        <w:ind w:left="720" w:hanging="360"/>
+      </w:pPr>
+      <w:rPr>
+        <w:rFonts w:ascii="Symbol" w:hAnsi="Symbol" w:cs="Symbol" w:hint="default"/>
+        <w:sz w:val="24"/>
+        <w:szCs w:val="24"/>
+      </w:rPr>
+    </w:lvl>
+    <w:lvl w:ilvl="1">
+      <w:start w:val="1"/>
+      <w:numFmt w:val="bullet"/>
+      <w:lvlText w:val="◦"/>
+      <w:lvlJc w:val="left"/>
+      <w:pPr>
+        <w:tabs>
+          <w:tab w:val="num" w:pos="1080"/>
+        </w:tabs>
+        <w:ind w:left="1080" w:hanging="360"/>
+      </w:pPr>
+      <w:rPr>
+        <w:rFonts w:ascii="OpenSymbol" w:hAnsi="OpenSymbol" w:cs="OpenSymbol" w:hint="default"/>
+        <w:sz w:val="24"/>
+        <w:szCs w:val="24"/>
+      </w:rPr>
+    </w:lvl>
+    <w:lvl w:ilvl="2">
+      <w:start w:val="1"/>
+      <w:numFmt w:val="bullet"/>
+      <w:lvlText w:val="▪"/>
+      <w:lvlJc w:val="left"/>
+      <w:pPr>
+        <w:tabs>
+          <w:tab w:val="num" w:pos="1440"/>
+        </w:tabs>
+        <w:ind w:left="1440" w:hanging="360"/>
+      </w:pPr>
+      <w:rPr>
+        <w:rFonts w:ascii="OpenSymbol" w:hAnsi="OpenSymbol" w:cs="OpenSymbol" w:hint="default"/>
+        <w:sz w:val="24"/>
+        <w:szCs w:val="24"/>
+      </w:rPr>
+    </w:lvl>
+    <w:lvl w:ilvl="3">
+      <w:start w:val="1"/>
+      <w:numFmt w:val="bullet"/>
+      <w:lvlText w:val=""/>
+      <w:lvlJc w:val="left"/>
+      <w:pPr>
+        <w:tabs>
+          <w:tab w:val="num" w:pos="1800"/>
+        </w:tabs>
+        <w:ind w:left="1800" w:hanging="360"/>
+      </w:pPr>
+      <w:rPr>
+        <w:rFonts w:ascii="Symbol" w:hAnsi="Symbol" w:cs="Symbol" w:hint="default"/>
+        <w:sz w:val="24"/>
+        <w:szCs w:val="24"/>
+      </w:rPr>
+    </w:lvl>
+    <w:lvl w:ilvl="4">
+      <w:start w:val="1"/>
+      <w:numFmt w:val="bullet"/>
+      <w:lvlText w:val="◦"/>
+      <w:lvlJc w:val="left"/>
+      <w:pPr>
+        <w:tabs>
+          <w:tab w:val="num" w:pos="2160"/>
+        </w:tabs>
+        <w:ind w:left="2160" w:hanging="360"/>
+      </w:pPr>
+      <w:rPr>
+        <w:rFonts w:ascii="OpenSymbol" w:hAnsi="OpenSymbol" w:cs="OpenSymbol" w:hint="default"/>
+        <w:sz w:val="24"/>
+        <w:szCs w:val="24"/>
+      </w:rPr>
+    </w:lvl>
+    <w:lvl w:ilvl="5">
+      <w:start w:val="1"/>
+      <w:numFmt w:val="bullet"/>
+      <w:lvlText w:val="▪"/>
+      <w:lvlJc w:val="left"/>
+      <w:pPr>
+        <w:tabs>
+          <w:tab w:val="num" w:pos="2520"/>
+        </w:tabs>
+        <w:ind w:left="2520" w:hanging="360"/>
+      </w:pPr>
+      <w:rPr>
+        <w:rFonts w:ascii="OpenSymbol" w:hAnsi="OpenSymbol" w:cs="OpenSymbol" w:hint="default"/>
+        <w:sz w:val="24"/>
+        <w:szCs w:val="24"/>
+      </w:rPr>
+    </w:lvl>
+    <w:lvl w:ilvl="6">
+      <w:start w:val="1"/>
+      <w:numFmt w:val="bullet"/>
+      <w:lvlText w:val=""/>
+      <w:lvlJc w:val="left"/>
+      <w:pPr>
+        <w:tabs>
+          <w:tab w:val="num" w:pos="2880"/>
+        </w:tabs>
+        <w:ind w:left="2880" w:hanging="360"/>
+      </w:pPr>
+      <w:rPr>
+        <w:rFonts w:ascii="Symbol" w:hAnsi="Symbol" w:cs="Symbol" w:hint="default"/>
+        <w:sz w:val="24"/>
+        <w:szCs w:val="24"/>
+      </w:rPr>
+    </w:lvl>
+    <w:lvl w:ilvl="7">
+      <w:start w:val="1"/>
+      <w:numFmt w:val="bullet"/>
+      <w:lvlText w:val="◦"/>
+      <w:lvlJc w:val="left"/>
+      <w:pPr>
+        <w:tabs>
+          <w:tab w:val="num" w:pos="3240"/>
+        </w:tabs>
+        <w:ind w:left="3240" w:hanging="360"/>
+      </w:pPr>
+      <w:rPr>
+        <w:rFonts w:ascii="OpenSymbol" w:hAnsi="OpenSymbol" w:cs="OpenSymbol" w:hint="default"/>
+        <w:sz w:val="24"/>
+        <w:szCs w:val="24"/>
+      </w:rPr>
+    </w:lvl>
+    <w:lvl w:ilvl="8">
+      <w:start w:val="1"/>
+      <w:numFmt w:val="bullet"/>
+      <w:lvlText w:val="▪"/>
+      <w:lvlJc w:val="left"/>
+      <w:pPr>
+        <w:tabs>
+          <w:tab w:val="num" w:pos="3600"/>
+        </w:tabs>
+        <w:ind w:left="3600" w:hanging="360"/>
+      </w:pPr>
+      <w:rPr>
+        <w:rFonts w:ascii="OpenSymbol" w:hAnsi="OpenSymbol" w:cs="OpenSymbol" w:hint="default"/>
+        <w:sz w:val="24"/>
+        <w:szCs w:val="24"/>
+      </w:rPr>
+    </w:lvl>
+  </w:abstractNum>
+  <w:abstractNum w:abstractNumId="63">
+    <w:lvl w:ilvl="0">
+      <w:start w:val="1"/>
+      <w:numFmt w:val="bullet"/>
+      <w:lvlText w:val=""/>
+      <w:lvlJc w:val="left"/>
+      <w:pPr>
+        <w:tabs>
+          <w:tab w:val="num" w:pos="720"/>
+        </w:tabs>
+        <w:ind w:left="720" w:hanging="360"/>
+      </w:pPr>
+      <w:rPr>
+        <w:rFonts w:ascii="Symbol" w:hAnsi="Symbol" w:cs="Symbol" w:hint="default"/>
+        <w:sz w:val="24"/>
+        <w:szCs w:val="24"/>
+      </w:rPr>
+    </w:lvl>
+    <w:lvl w:ilvl="1">
+      <w:start w:val="1"/>
+      <w:numFmt w:val="bullet"/>
+      <w:lvlText w:val="◦"/>
+      <w:lvlJc w:val="left"/>
+      <w:pPr>
+        <w:tabs>
+          <w:tab w:val="num" w:pos="1080"/>
+        </w:tabs>
+        <w:ind w:left="1080" w:hanging="360"/>
+      </w:pPr>
+      <w:rPr>
+        <w:rFonts w:ascii="OpenSymbol" w:hAnsi="OpenSymbol" w:cs="OpenSymbol" w:hint="default"/>
+        <w:sz w:val="24"/>
+        <w:szCs w:val="24"/>
+      </w:rPr>
+    </w:lvl>
+    <w:lvl w:ilvl="2">
+      <w:start w:val="1"/>
+      <w:numFmt w:val="bullet"/>
+      <w:lvlText w:val="▪"/>
+      <w:lvlJc w:val="left"/>
+      <w:pPr>
+        <w:tabs>
+          <w:tab w:val="num" w:pos="1440"/>
+        </w:tabs>
+        <w:ind w:left="1440" w:hanging="360"/>
+      </w:pPr>
+      <w:rPr>
+        <w:rFonts w:ascii="OpenSymbol" w:hAnsi="OpenSymbol" w:cs="OpenSymbol" w:hint="default"/>
+        <w:sz w:val="24"/>
+        <w:szCs w:val="24"/>
+      </w:rPr>
+    </w:lvl>
+    <w:lvl w:ilvl="3">
+      <w:start w:val="1"/>
+      <w:numFmt w:val="bullet"/>
+      <w:lvlText w:val=""/>
+      <w:lvlJc w:val="left"/>
+      <w:pPr>
+        <w:tabs>
+          <w:tab w:val="num" w:pos="1800"/>
+        </w:tabs>
+        <w:ind w:left="1800" w:hanging="360"/>
+      </w:pPr>
+      <w:rPr>
+        <w:rFonts w:ascii="Symbol" w:hAnsi="Symbol" w:cs="Symbol" w:hint="default"/>
+        <w:sz w:val="24"/>
+        <w:szCs w:val="24"/>
+      </w:rPr>
+    </w:lvl>
+    <w:lvl w:ilvl="4">
+      <w:start w:val="1"/>
+      <w:numFmt w:val="bullet"/>
+      <w:lvlText w:val="◦"/>
+      <w:lvlJc w:val="left"/>
+      <w:pPr>
+        <w:tabs>
+          <w:tab w:val="num" w:pos="2160"/>
+        </w:tabs>
+        <w:ind w:left="2160" w:hanging="360"/>
+      </w:pPr>
+      <w:rPr>
+        <w:rFonts w:ascii="OpenSymbol" w:hAnsi="OpenSymbol" w:cs="OpenSymbol" w:hint="default"/>
+        <w:sz w:val="24"/>
+        <w:szCs w:val="24"/>
+      </w:rPr>
+    </w:lvl>
+    <w:lvl w:ilvl="5">
+      <w:start w:val="1"/>
+      <w:numFmt w:val="bullet"/>
+      <w:lvlText w:val="▪"/>
+      <w:lvlJc w:val="left"/>
+      <w:pPr>
+        <w:tabs>
+          <w:tab w:val="num" w:pos="2520"/>
+        </w:tabs>
+        <w:ind w:left="2520" w:hanging="360"/>
+      </w:pPr>
+      <w:rPr>
+        <w:rFonts w:ascii="OpenSymbol" w:hAnsi="OpenSymbol" w:cs="OpenSymbol" w:hint="default"/>
+        <w:sz w:val="24"/>
+        <w:szCs w:val="24"/>
+      </w:rPr>
+    </w:lvl>
+    <w:lvl w:ilvl="6">
+      <w:start w:val="1"/>
+      <w:numFmt w:val="bullet"/>
+      <w:lvlText w:val=""/>
+      <w:lvlJc w:val="left"/>
+      <w:pPr>
+        <w:tabs>
+          <w:tab w:val="num" w:pos="2880"/>
+        </w:tabs>
+        <w:ind w:left="2880" w:hanging="360"/>
+      </w:pPr>
+      <w:rPr>
+        <w:rFonts w:ascii="Symbol" w:hAnsi="Symbol" w:cs="Symbol" w:hint="default"/>
+        <w:sz w:val="24"/>
+        <w:szCs w:val="24"/>
+      </w:rPr>
+    </w:lvl>
+    <w:lvl w:ilvl="7">
+      <w:start w:val="1"/>
+      <w:numFmt w:val="bullet"/>
+      <w:lvlText w:val="◦"/>
+      <w:lvlJc w:val="left"/>
+      <w:pPr>
+        <w:tabs>
+          <w:tab w:val="num" w:pos="3240"/>
+        </w:tabs>
+        <w:ind w:left="3240" w:hanging="360"/>
+      </w:pPr>
+      <w:rPr>
+        <w:rFonts w:ascii="OpenSymbol" w:hAnsi="OpenSymbol" w:cs="OpenSymbol" w:hint="default"/>
+        <w:sz w:val="24"/>
+        <w:szCs w:val="24"/>
+      </w:rPr>
+    </w:lvl>
+    <w:lvl w:ilvl="8">
+      <w:start w:val="1"/>
+      <w:numFmt w:val="bullet"/>
+      <w:lvlText w:val="▪"/>
+      <w:lvlJc w:val="left"/>
+      <w:pPr>
+        <w:tabs>
+          <w:tab w:val="num" w:pos="3600"/>
+        </w:tabs>
+        <w:ind w:left="3600" w:hanging="360"/>
+      </w:pPr>
+      <w:rPr>
+        <w:rFonts w:ascii="OpenSymbol" w:hAnsi="OpenSymbol" w:cs="OpenSymbol" w:hint="default"/>
+        <w:sz w:val="24"/>
+        <w:szCs w:val="24"/>
+      </w:rPr>
+    </w:lvl>
+  </w:abstractNum>
+  <w:abstractNum w:abstractNumId="64">
+    <w:lvl w:ilvl="0">
+      <w:start w:val="1"/>
+      <w:numFmt w:val="bullet"/>
+      <w:lvlText w:val=""/>
+      <w:lvlJc w:val="left"/>
+      <w:pPr>
+        <w:tabs>
+          <w:tab w:val="num" w:pos="720"/>
+        </w:tabs>
+        <w:ind w:left="720" w:hanging="360"/>
+      </w:pPr>
+      <w:rPr>
+        <w:rFonts w:ascii="Symbol" w:hAnsi="Symbol" w:cs="Symbol" w:hint="default"/>
+        <w:sz w:val="24"/>
+        <w:szCs w:val="24"/>
+      </w:rPr>
+    </w:lvl>
+    <w:lvl w:ilvl="1">
+      <w:start w:val="1"/>
+      <w:numFmt w:val="bullet"/>
+      <w:lvlText w:val="◦"/>
+      <w:lvlJc w:val="left"/>
+      <w:pPr>
+        <w:tabs>
+          <w:tab w:val="num" w:pos="1080"/>
+        </w:tabs>
+        <w:ind w:left="1080" w:hanging="360"/>
+      </w:pPr>
+      <w:rPr>
+        <w:rFonts w:ascii="OpenSymbol" w:hAnsi="OpenSymbol" w:cs="OpenSymbol" w:hint="default"/>
+        <w:sz w:val="24"/>
+        <w:szCs w:val="24"/>
+      </w:rPr>
+    </w:lvl>
+    <w:lvl w:ilvl="2">
+      <w:start w:val="1"/>
+      <w:numFmt w:val="bullet"/>
+      <w:lvlText w:val="▪"/>
+      <w:lvlJc w:val="left"/>
+      <w:pPr>
+        <w:tabs>
+          <w:tab w:val="num" w:pos="1440"/>
+        </w:tabs>
+        <w:ind w:left="1440" w:hanging="360"/>
+      </w:pPr>
+      <w:rPr>
+        <w:rFonts w:ascii="OpenSymbol" w:hAnsi="OpenSymbol" w:cs="OpenSymbol" w:hint="default"/>
+        <w:sz w:val="24"/>
+        <w:szCs w:val="24"/>
+      </w:rPr>
+    </w:lvl>
+    <w:lvl w:ilvl="3">
+      <w:start w:val="1"/>
+      <w:numFmt w:val="bullet"/>
+      <w:lvlText w:val=""/>
+      <w:lvlJc w:val="left"/>
+      <w:pPr>
+        <w:tabs>
+          <w:tab w:val="num" w:pos="1800"/>
+        </w:tabs>
+        <w:ind w:left="1800" w:hanging="360"/>
+      </w:pPr>
+      <w:rPr>
+        <w:rFonts w:ascii="Symbol" w:hAnsi="Symbol" w:cs="Symbol" w:hint="default"/>
+        <w:sz w:val="24"/>
+        <w:szCs w:val="24"/>
+      </w:rPr>
+    </w:lvl>
+    <w:lvl w:ilvl="4">
+      <w:start w:val="1"/>
+      <w:numFmt w:val="bullet"/>
+      <w:lvlText w:val="◦"/>
+      <w:lvlJc w:val="left"/>
+      <w:pPr>
+        <w:tabs>
+          <w:tab w:val="num" w:pos="2160"/>
+        </w:tabs>
+        <w:ind w:left="2160" w:hanging="360"/>
+      </w:pPr>
+      <w:rPr>
+        <w:rFonts w:ascii="OpenSymbol" w:hAnsi="OpenSymbol" w:cs="OpenSymbol" w:hint="default"/>
+        <w:sz w:val="24"/>
+        <w:szCs w:val="24"/>
+      </w:rPr>
+    </w:lvl>
+    <w:lvl w:ilvl="5">
+      <w:start w:val="1"/>
+      <w:numFmt w:val="bullet"/>
+      <w:lvlText w:val="▪"/>
+      <w:lvlJc w:val="left"/>
+      <w:pPr>
+        <w:tabs>
+          <w:tab w:val="num" w:pos="2520"/>
+        </w:tabs>
+        <w:ind w:left="2520" w:hanging="360"/>
+      </w:pPr>
+      <w:rPr>
+        <w:rFonts w:ascii="OpenSymbol" w:hAnsi="OpenSymbol" w:cs="OpenSymbol" w:hint="default"/>
+        <w:sz w:val="24"/>
+        <w:szCs w:val="24"/>
+      </w:rPr>
+    </w:lvl>
+    <w:lvl w:ilvl="6">
+      <w:start w:val="1"/>
+      <w:numFmt w:val="bullet"/>
+      <w:lvlText w:val=""/>
+      <w:lvlJc w:val="left"/>
+      <w:pPr>
+        <w:tabs>
+          <w:tab w:val="num" w:pos="2880"/>
+        </w:tabs>
+        <w:ind w:left="2880" w:hanging="360"/>
+      </w:pPr>
+      <w:rPr>
+        <w:rFonts w:ascii="Symbol" w:hAnsi="Symbol" w:cs="Symbol" w:hint="default"/>
+        <w:sz w:val="24"/>
+        <w:szCs w:val="24"/>
+      </w:rPr>
+    </w:lvl>
+    <w:lvl w:ilvl="7">
+      <w:start w:val="1"/>
+      <w:numFmt w:val="bullet"/>
+      <w:lvlText w:val="◦"/>
+      <w:lvlJc w:val="left"/>
+      <w:pPr>
+        <w:tabs>
+          <w:tab w:val="num" w:pos="3240"/>
+        </w:tabs>
+        <w:ind w:left="3240" w:hanging="360"/>
+      </w:pPr>
+      <w:rPr>
+        <w:rFonts w:ascii="OpenSymbol" w:hAnsi="OpenSymbol" w:cs="OpenSymbol" w:hint="default"/>
+        <w:sz w:val="24"/>
+        <w:szCs w:val="24"/>
+      </w:rPr>
+    </w:lvl>
+    <w:lvl w:ilvl="8">
+      <w:start w:val="1"/>
+      <w:numFmt w:val="bullet"/>
+      <w:lvlText w:val="▪"/>
+      <w:lvlJc w:val="left"/>
+      <w:pPr>
+        <w:tabs>
+          <w:tab w:val="num" w:pos="3600"/>
+        </w:tabs>
+        <w:ind w:left="3600" w:hanging="360"/>
+      </w:pPr>
+      <w:rPr>
+        <w:rFonts w:ascii="OpenSymbol" w:hAnsi="OpenSymbol" w:cs="OpenSymbol" w:hint="default"/>
+        <w:sz w:val="24"/>
+        <w:szCs w:val="24"/>
+      </w:rPr>
+    </w:lvl>
+  </w:abstractNum>
+  <w:abstractNum w:abstractNumId="65">
     <w:lvl w:ilvl="0">
       <w:start w:val="1"/>
       <w:numFmt w:val="none"/>
@@ -27313,6 +28565,18 @@
   </w:num>
   <w:num w:numId="61">
     <w:abstractNumId w:val="61"/>
+  </w:num>
+  <w:num w:numId="62">
+    <w:abstractNumId w:val="62"/>
+  </w:num>
+  <w:num w:numId="63">
+    <w:abstractNumId w:val="63"/>
+  </w:num>
+  <w:num w:numId="64">
+    <w:abstractNumId w:val="64"/>
+  </w:num>
+  <w:num w:numId="65">
+    <w:abstractNumId w:val="65"/>
   </w:num>
 </w:numbering>
 </file>

--- a/WEEK 4.1.docx
+++ b/WEEK 4.1.docx
@@ -4482,9 +4482,7 @@
         </w:rPr>
       </w:pPr>
       <w:r>
-        <w:rPr>
-          <w:rFonts w:ascii="aptos" w:hAnsi="aptos"/>
-        </w:rPr>
+        <w:rPr/>
         <w:drawing>
           <wp:inline distT="0" distB="0" distL="0" distR="0">
             <wp:extent cx="4578350" cy="7976870"/>
@@ -17007,7 +17005,20 @@
       </w:pPr>
       <w:r>
         <w:rPr>
-          <w:rFonts w:ascii="aptos" w:hAnsi="aptos"/>
+          <w:b w:val="false"/>
+          <w:bCs w:val="false"/>
+          <w:i w:val="false"/>
+          <w:iCs w:val="false"/>
+          <w:caps w:val="false"/>
+          <w:smallCaps w:val="false"/>
+          <w:strike w:val="false"/>
+          <w:dstrike w:val="false"/>
+          <w:color w:val="000000"/>
+          <w:sz w:val="28"/>
+          <w:szCs w:val="28"/>
+          <w:u w:val="none"/>
+          <w:effect w:val="none"/>
+          <w:shd w:fill="auto" w:val="clear"/>
         </w:rPr>
       </w:r>
     </w:p>
@@ -17037,7 +17048,20 @@
       </w:pPr>
       <w:r>
         <w:rPr>
-          <w:rFonts w:ascii="aptos" w:hAnsi="aptos"/>
+          <w:b w:val="false"/>
+          <w:bCs w:val="false"/>
+          <w:i w:val="false"/>
+          <w:iCs w:val="false"/>
+          <w:caps w:val="false"/>
+          <w:smallCaps w:val="false"/>
+          <w:strike w:val="false"/>
+          <w:dstrike w:val="false"/>
+          <w:color w:val="000000"/>
+          <w:sz w:val="28"/>
+          <w:szCs w:val="28"/>
+          <w:u w:val="none"/>
+          <w:effect w:val="none"/>
+          <w:shd w:fill="auto" w:val="clear"/>
         </w:rPr>
       </w:r>
     </w:p>
@@ -17067,7 +17091,20 @@
       </w:pPr>
       <w:r>
         <w:rPr>
-          <w:rFonts w:ascii="aptos" w:hAnsi="aptos"/>
+          <w:b w:val="false"/>
+          <w:bCs w:val="false"/>
+          <w:i w:val="false"/>
+          <w:iCs w:val="false"/>
+          <w:caps w:val="false"/>
+          <w:smallCaps w:val="false"/>
+          <w:strike w:val="false"/>
+          <w:dstrike w:val="false"/>
+          <w:color w:val="000000"/>
+          <w:sz w:val="28"/>
+          <w:szCs w:val="28"/>
+          <w:u w:val="none"/>
+          <w:effect w:val="none"/>
+          <w:shd w:fill="auto" w:val="clear"/>
         </w:rPr>
       </w:r>
     </w:p>
@@ -17097,7 +17134,20 @@
       </w:pPr>
       <w:r>
         <w:rPr>
-          <w:rFonts w:ascii="aptos" w:hAnsi="aptos"/>
+          <w:b w:val="false"/>
+          <w:bCs w:val="false"/>
+          <w:i w:val="false"/>
+          <w:iCs w:val="false"/>
+          <w:caps w:val="false"/>
+          <w:smallCaps w:val="false"/>
+          <w:strike w:val="false"/>
+          <w:dstrike w:val="false"/>
+          <w:color w:val="000000"/>
+          <w:sz w:val="28"/>
+          <w:szCs w:val="28"/>
+          <w:u w:val="none"/>
+          <w:effect w:val="none"/>
+          <w:shd w:fill="auto" w:val="clear"/>
         </w:rPr>
       </w:r>
     </w:p>
@@ -17127,7 +17177,20 @@
       </w:pPr>
       <w:r>
         <w:rPr>
-          <w:rFonts w:ascii="aptos" w:hAnsi="aptos"/>
+          <w:b w:val="false"/>
+          <w:bCs w:val="false"/>
+          <w:i w:val="false"/>
+          <w:iCs w:val="false"/>
+          <w:caps w:val="false"/>
+          <w:smallCaps w:val="false"/>
+          <w:strike w:val="false"/>
+          <w:dstrike w:val="false"/>
+          <w:color w:val="000000"/>
+          <w:sz w:val="28"/>
+          <w:szCs w:val="28"/>
+          <w:u w:val="none"/>
+          <w:effect w:val="none"/>
+          <w:shd w:fill="auto" w:val="clear"/>
         </w:rPr>
       </w:r>
     </w:p>
@@ -17157,7 +17220,20 @@
       </w:pPr>
       <w:r>
         <w:rPr>
-          <w:rFonts w:ascii="aptos" w:hAnsi="aptos"/>
+          <w:b w:val="false"/>
+          <w:bCs w:val="false"/>
+          <w:i w:val="false"/>
+          <w:iCs w:val="false"/>
+          <w:caps w:val="false"/>
+          <w:smallCaps w:val="false"/>
+          <w:strike w:val="false"/>
+          <w:dstrike w:val="false"/>
+          <w:color w:val="000000"/>
+          <w:sz w:val="28"/>
+          <w:szCs w:val="28"/>
+          <w:u w:val="none"/>
+          <w:effect w:val="none"/>
+          <w:shd w:fill="auto" w:val="clear"/>
         </w:rPr>
       </w:r>
     </w:p>
@@ -17187,7 +17263,20 @@
       </w:pPr>
       <w:r>
         <w:rPr>
-          <w:rFonts w:ascii="aptos" w:hAnsi="aptos"/>
+          <w:b w:val="false"/>
+          <w:bCs w:val="false"/>
+          <w:i w:val="false"/>
+          <w:iCs w:val="false"/>
+          <w:caps w:val="false"/>
+          <w:smallCaps w:val="false"/>
+          <w:strike w:val="false"/>
+          <w:dstrike w:val="false"/>
+          <w:color w:val="000000"/>
+          <w:sz w:val="28"/>
+          <w:szCs w:val="28"/>
+          <w:u w:val="none"/>
+          <w:effect w:val="none"/>
+          <w:shd w:fill="auto" w:val="clear"/>
         </w:rPr>
       </w:r>
     </w:p>
@@ -17217,7 +17306,20 @@
       </w:pPr>
       <w:r>
         <w:rPr>
-          <w:rFonts w:ascii="aptos" w:hAnsi="aptos"/>
+          <w:b w:val="false"/>
+          <w:bCs w:val="false"/>
+          <w:i w:val="false"/>
+          <w:iCs w:val="false"/>
+          <w:caps w:val="false"/>
+          <w:smallCaps w:val="false"/>
+          <w:strike w:val="false"/>
+          <w:dstrike w:val="false"/>
+          <w:color w:val="000000"/>
+          <w:sz w:val="28"/>
+          <w:szCs w:val="28"/>
+          <w:u w:val="none"/>
+          <w:effect w:val="none"/>
+          <w:shd w:fill="auto" w:val="clear"/>
         </w:rPr>
       </w:r>
     </w:p>
@@ -17247,7 +17349,20 @@
       </w:pPr>
       <w:r>
         <w:rPr>
-          <w:rFonts w:ascii="aptos" w:hAnsi="aptos"/>
+          <w:b w:val="false"/>
+          <w:bCs w:val="false"/>
+          <w:i w:val="false"/>
+          <w:iCs w:val="false"/>
+          <w:caps w:val="false"/>
+          <w:smallCaps w:val="false"/>
+          <w:strike w:val="false"/>
+          <w:dstrike w:val="false"/>
+          <w:color w:val="000000"/>
+          <w:sz w:val="28"/>
+          <w:szCs w:val="28"/>
+          <w:u w:val="none"/>
+          <w:effect w:val="none"/>
+          <w:shd w:fill="auto" w:val="clear"/>
         </w:rPr>
       </w:r>
     </w:p>
@@ -17277,7 +17392,20 @@
       </w:pPr>
       <w:r>
         <w:rPr>
-          <w:rFonts w:ascii="aptos" w:hAnsi="aptos"/>
+          <w:b w:val="false"/>
+          <w:bCs w:val="false"/>
+          <w:i w:val="false"/>
+          <w:iCs w:val="false"/>
+          <w:caps w:val="false"/>
+          <w:smallCaps w:val="false"/>
+          <w:strike w:val="false"/>
+          <w:dstrike w:val="false"/>
+          <w:color w:val="000000"/>
+          <w:sz w:val="28"/>
+          <w:szCs w:val="28"/>
+          <w:u w:val="none"/>
+          <w:effect w:val="none"/>
+          <w:shd w:fill="auto" w:val="clear"/>
         </w:rPr>
       </w:r>
     </w:p>
@@ -17307,7 +17435,20 @@
       </w:pPr>
       <w:r>
         <w:rPr>
-          <w:rFonts w:ascii="aptos" w:hAnsi="aptos"/>
+          <w:b w:val="false"/>
+          <w:bCs w:val="false"/>
+          <w:i w:val="false"/>
+          <w:iCs w:val="false"/>
+          <w:caps w:val="false"/>
+          <w:smallCaps w:val="false"/>
+          <w:strike w:val="false"/>
+          <w:dstrike w:val="false"/>
+          <w:color w:val="000000"/>
+          <w:sz w:val="28"/>
+          <w:szCs w:val="28"/>
+          <w:u w:val="none"/>
+          <w:effect w:val="none"/>
+          <w:shd w:fill="auto" w:val="clear"/>
         </w:rPr>
       </w:r>
     </w:p>
@@ -17337,7 +17478,20 @@
       </w:pPr>
       <w:r>
         <w:rPr>
-          <w:rFonts w:ascii="aptos" w:hAnsi="aptos"/>
+          <w:b w:val="false"/>
+          <w:bCs w:val="false"/>
+          <w:i w:val="false"/>
+          <w:iCs w:val="false"/>
+          <w:caps w:val="false"/>
+          <w:smallCaps w:val="false"/>
+          <w:strike w:val="false"/>
+          <w:dstrike w:val="false"/>
+          <w:color w:val="000000"/>
+          <w:sz w:val="28"/>
+          <w:szCs w:val="28"/>
+          <w:u w:val="none"/>
+          <w:effect w:val="none"/>
+          <w:shd w:fill="auto" w:val="clear"/>
         </w:rPr>
       </w:r>
     </w:p>
@@ -17368,17 +17522,28 @@
       <w:r>
         <w:rPr>
           <w:rFonts w:ascii="aptos" w:hAnsi="aptos"/>
+          <w:i w:val="false"/>
+          <w:caps w:val="false"/>
+          <w:smallCaps w:val="false"/>
+          <w:strike w:val="false"/>
+          <w:dstrike w:val="false"/>
+          <w:color w:val="000000"/>
+          <w:sz w:val="28"/>
+          <w:szCs w:val="28"/>
+          <w:u w:val="none"/>
+          <w:effect w:val="none"/>
+          <w:shd w:fill="auto" w:val="clear"/>
         </w:rPr>
         <w:drawing>
           <wp:anchor behindDoc="0" distT="0" distB="0" distL="0" distR="0" simplePos="0" locked="0" layoutInCell="0" allowOverlap="1" relativeHeight="19">
             <wp:simplePos x="0" y="0"/>
             <wp:positionH relativeFrom="column">
-              <wp:posOffset>45720</wp:posOffset>
+              <wp:posOffset>-31750</wp:posOffset>
             </wp:positionH>
             <wp:positionV relativeFrom="paragraph">
-              <wp:posOffset>146050</wp:posOffset>
+              <wp:posOffset>-635</wp:posOffset>
             </wp:positionV>
-            <wp:extent cx="2321560" cy="4671060"/>
+            <wp:extent cx="2212340" cy="4450715"/>
             <wp:effectExtent l="0" t="0" r="0" b="0"/>
             <wp:wrapTopAndBottom/>
             <wp:docPr id="18" name="Image10" descr=""/>
@@ -17403,7 +17568,7 @@
                   <pic:spPr bwMode="auto">
                     <a:xfrm>
                       <a:off x="0" y="0"/>
-                      <a:ext cx="2321560" cy="4671060"/>
+                      <a:ext cx="2212340" cy="4450715"/>
                     </a:xfrm>
                     <a:prstGeom prst="rect">
                       <a:avLst/>
@@ -17414,54 +17579,16 @@
             </a:graphic>
           </wp:anchor>
         </w:drawing>
-      </w:r>
-    </w:p>
-    <w:p>
-      <w:pPr>
-        <w:pStyle w:val="TextBody"/>
-        <w:spacing w:before="0" w:after="140"/>
-        <w:jc w:val="both"/>
-        <w:rPr>
-          <w:rFonts w:ascii="aptos" w:hAnsi="aptos"/>
-          <w:i w:val="false"/>
-          <w:i w:val="false"/>
-          <w:caps w:val="false"/>
-          <w:smallCaps w:val="false"/>
-          <w:strike w:val="false"/>
-          <w:dstrike w:val="false"/>
-          <w:color w:val="000000"/>
-          <w:sz w:val="28"/>
-          <w:szCs w:val="28"/>
-          <w:u w:val="none"/>
-          <w:effect w:val="none"/>
-          <w:shd w:fill="auto" w:val="clear"/>
-        </w:rPr>
-      </w:pPr>
-      <w:r>
-        <w:rPr>
-          <w:rFonts w:ascii="aptos" w:hAnsi="aptos"/>
-          <w:i w:val="false"/>
-          <w:caps w:val="false"/>
-          <w:smallCaps w:val="false"/>
-          <w:strike w:val="false"/>
-          <w:dstrike w:val="false"/>
-          <w:color w:val="000000"/>
-          <w:sz w:val="28"/>
-          <w:szCs w:val="28"/>
-          <w:u w:val="none"/>
-          <w:effect w:val="none"/>
-          <w:shd w:fill="auto" w:val="clear"/>
-        </w:rPr>
         <w:drawing>
           <wp:anchor behindDoc="0" distT="0" distB="0" distL="0" distR="0" simplePos="0" locked="0" layoutInCell="0" allowOverlap="1" relativeHeight="20">
             <wp:simplePos x="0" y="0"/>
             <wp:positionH relativeFrom="column">
-              <wp:posOffset>45720</wp:posOffset>
+              <wp:posOffset>-31750</wp:posOffset>
             </wp:positionH>
             <wp:positionV relativeFrom="paragraph">
-              <wp:posOffset>-113030</wp:posOffset>
+              <wp:posOffset>4449445</wp:posOffset>
             </wp:positionV>
-            <wp:extent cx="1837055" cy="4303395"/>
+            <wp:extent cx="1747520" cy="4094480"/>
             <wp:effectExtent l="0" t="0" r="0" b="0"/>
             <wp:wrapTopAndBottom/>
             <wp:docPr id="19" name="Image11" descr=""/>
@@ -17486,7 +17613,7 @@
                   <pic:spPr bwMode="auto">
                     <a:xfrm>
                       <a:off x="0" y="0"/>
-                      <a:ext cx="1837055" cy="4303395"/>
+                      <a:ext cx="1747520" cy="4094480"/>
                     </a:xfrm>
                     <a:prstGeom prst="rect">
                       <a:avLst/>
@@ -17817,22 +17944,33 @@
         </w:rPr>
       </w:pPr>
       <w:r>
-        <w:rPr/>
-      </w:r>
-    </w:p>
-    <w:p>
-      <w:pPr>
-        <w:pStyle w:val="TextBody"/>
-        <w:jc w:val="both"/>
-        <w:rPr>
-          <w:rFonts w:ascii="aptos" w:hAnsi="aptos"/>
-        </w:rPr>
-      </w:pPr>
-      <w:r>
         <w:rPr>
           <w:rFonts w:ascii="aptos" w:hAnsi="aptos"/>
           <w:b w:val="false"/>
           <w:bCs w:val="false"/>
+          <w:i w:val="false"/>
+          <w:caps w:val="false"/>
+          <w:smallCaps w:val="false"/>
+          <w:color w:val="auto"/>
+          <w:spacing w:val="0"/>
+          <w:sz w:val="28"/>
+          <w:szCs w:val="28"/>
+        </w:rPr>
+      </w:r>
+    </w:p>
+    <w:p>
+      <w:pPr>
+        <w:pStyle w:val="TextBody"/>
+        <w:jc w:val="both"/>
+        <w:rPr>
+          <w:rFonts w:ascii="aptos" w:hAnsi="aptos"/>
+        </w:rPr>
+      </w:pPr>
+      <w:r>
+        <w:rPr>
+          <w:rFonts w:ascii="aptos" w:hAnsi="aptos"/>
+          <w:b w:val="false"/>
+          <w:bCs w:val="false"/>
           <w:sz w:val="28"/>
           <w:szCs w:val="28"/>
         </w:rPr>
@@ -18538,17 +18676,7 @@
           <w:sz w:val="28"/>
           <w:szCs w:val="28"/>
         </w:rPr>
-        <w:t xml:space="preserve">Ans: </w:t>
-      </w:r>
-      <w:r>
-        <w:rPr>
-          <w:rFonts w:ascii="aptos" w:hAnsi="aptos"/>
-          <w:b w:val="false"/>
-          <w:bCs w:val="false"/>
-          <w:sz w:val="28"/>
-          <w:szCs w:val="28"/>
-        </w:rPr>
-        <w:t>The first time when user render the page, it loads some tasks around 20.</w:t>
+        <w:t>Ans: The first time when user render the page, it loads some tasks around 20.</w:t>
       </w:r>
     </w:p>
     <w:p>
@@ -19931,67 +20059,7 @@
           <w:sz w:val="28"/>
           <w:szCs w:val="26"/>
         </w:rPr>
-        <w:t>Then show the {isLoading === “</w:t>
-      </w:r>
-      <w:r>
-        <w:rPr>
-          <w:rFonts w:ascii="aptos" w:hAnsi="aptos"/>
-          <w:b w:val="false"/>
-          <w:bCs w:val="false"/>
-          <w:sz w:val="28"/>
-          <w:szCs w:val="26"/>
-        </w:rPr>
-        <w:t>delete</w:t>
-      </w:r>
-      <w:r>
-        <w:rPr>
-          <w:rFonts w:ascii="aptos" w:hAnsi="aptos"/>
-          <w:b w:val="false"/>
-          <w:bCs w:val="false"/>
-          <w:sz w:val="28"/>
-          <w:szCs w:val="26"/>
-        </w:rPr>
-        <w:t>” ?  “</w:t>
-      </w:r>
-      <w:r>
-        <w:rPr>
-          <w:rFonts w:ascii="aptos" w:hAnsi="aptos"/>
-          <w:b w:val="false"/>
-          <w:bCs w:val="false"/>
-          <w:sz w:val="28"/>
-          <w:szCs w:val="26"/>
-        </w:rPr>
-        <w:t>deleting</w:t>
-      </w:r>
-      <w:r>
-        <w:rPr>
-          <w:rFonts w:ascii="aptos" w:hAnsi="aptos"/>
-          <w:b w:val="false"/>
-          <w:bCs w:val="false"/>
-          <w:sz w:val="28"/>
-          <w:szCs w:val="26"/>
-        </w:rPr>
-        <w:t>…” : “</w:t>
-      </w:r>
-      <w:r>
-        <w:rPr>
-          <w:rFonts w:ascii="aptos" w:hAnsi="aptos"/>
-          <w:b w:val="false"/>
-          <w:bCs w:val="false"/>
-          <w:sz w:val="28"/>
-          <w:szCs w:val="26"/>
-        </w:rPr>
-        <w:t>delete</w:t>
-      </w:r>
-      <w:r>
-        <w:rPr>
-          <w:rFonts w:ascii="aptos" w:hAnsi="aptos"/>
-          <w:b w:val="false"/>
-          <w:bCs w:val="false"/>
-          <w:sz w:val="28"/>
-          <w:szCs w:val="26"/>
-        </w:rPr>
-        <w:t>”}</w:t>
+        <w:t>Then show the {isLoading === “delete” ?  “deleting…” : “delete”}</w:t>
       </w:r>
     </w:p>
     <w:p>
@@ -20334,557 +20402,1400 @@
     <w:p>
       <w:pPr>
         <w:pStyle w:val="TextBody"/>
+        <w:jc w:val="both"/>
+        <w:rPr>
+          <w:rFonts w:ascii="aptos" w:hAnsi="aptos"/>
+          <w:sz w:val="28"/>
+          <w:szCs w:val="28"/>
+        </w:rPr>
+      </w:pPr>
+      <w:r>
+        <w:rPr>
+          <w:rFonts w:ascii="aptos" w:hAnsi="aptos"/>
+          <w:sz w:val="28"/>
+          <w:szCs w:val="28"/>
+        </w:rPr>
+        <w:t>1. Multiple interceptor:</w:t>
+      </w:r>
+    </w:p>
+    <w:p>
+      <w:pPr>
+        <w:pStyle w:val="TextBody"/>
+        <w:numPr>
+          <w:ilvl w:val="0"/>
+          <w:numId w:val="65"/>
+        </w:numPr>
+        <w:jc w:val="both"/>
+        <w:rPr>
+          <w:rFonts w:ascii="aptos" w:hAnsi="aptos"/>
+          <w:sz w:val="28"/>
+          <w:szCs w:val="28"/>
+        </w:rPr>
+      </w:pPr>
+      <w:r>
+        <w:rPr>
+          <w:rFonts w:ascii="aptos" w:hAnsi="aptos"/>
+          <w:sz w:val="28"/>
+          <w:szCs w:val="28"/>
+        </w:rPr>
+        <w:t>W</w:t>
+      </w:r>
+      <w:r>
+        <w:rPr>
+          <w:rFonts w:ascii="aptos" w:hAnsi="aptos"/>
+          <w:sz w:val="28"/>
+          <w:szCs w:val="28"/>
+        </w:rPr>
+        <w:t>e can add multiple interceptor for different action.</w:t>
+      </w:r>
+    </w:p>
+    <w:p>
+      <w:pPr>
+        <w:pStyle w:val="TextBody"/>
+        <w:numPr>
+          <w:ilvl w:val="0"/>
+          <w:numId w:val="65"/>
+        </w:numPr>
+        <w:jc w:val="both"/>
+        <w:rPr>
+          <w:rFonts w:ascii="aptos" w:hAnsi="aptos"/>
+          <w:sz w:val="28"/>
+          <w:szCs w:val="28"/>
+        </w:rPr>
+      </w:pPr>
+      <w:r>
+        <w:rPr>
+          <w:rFonts w:ascii="aptos" w:hAnsi="aptos"/>
+          <w:sz w:val="28"/>
+          <w:szCs w:val="28"/>
+        </w:rPr>
+        <w:t>Each interceptor will be executed</w:t>
+      </w:r>
+    </w:p>
+    <w:p>
+      <w:pPr>
+        <w:pStyle w:val="TextBody"/>
+        <w:numPr>
+          <w:ilvl w:val="0"/>
+          <w:numId w:val="65"/>
+        </w:numPr>
+        <w:jc w:val="both"/>
+        <w:rPr>
+          <w:rFonts w:ascii="aptos" w:hAnsi="aptos"/>
+          <w:sz w:val="28"/>
+          <w:szCs w:val="28"/>
+        </w:rPr>
+      </w:pPr>
+      <w:r>
+        <w:rPr>
+          <w:rFonts w:ascii="aptos" w:hAnsi="aptos"/>
+          <w:sz w:val="28"/>
+          <w:szCs w:val="28"/>
+        </w:rPr>
+        <w:t>R</w:t>
+      </w:r>
+      <w:r>
+        <w:rPr>
+          <w:rFonts w:ascii="aptos" w:hAnsi="aptos"/>
+          <w:sz w:val="28"/>
+          <w:szCs w:val="28"/>
+        </w:rPr>
+        <w:t>equest interceptor are executed in reverse order (LIFO).this is done so that default system configuration (by default config) can be overriden by more specific,</w:t>
+      </w:r>
+    </w:p>
+    <w:p>
+      <w:pPr>
+        <w:pStyle w:val="TextBody"/>
+        <w:numPr>
+          <w:ilvl w:val="0"/>
+          <w:numId w:val="65"/>
+        </w:numPr>
+        <w:jc w:val="both"/>
+        <w:rPr>
+          <w:rFonts w:ascii="aptos" w:hAnsi="aptos"/>
+          <w:sz w:val="28"/>
+          <w:szCs w:val="28"/>
+        </w:rPr>
+      </w:pPr>
+      <w:r>
+        <w:rPr>
+          <w:rFonts w:ascii="aptos" w:hAnsi="aptos"/>
+          <w:sz w:val="28"/>
+          <w:szCs w:val="28"/>
+        </w:rPr>
+        <w:t>R</w:t>
+      </w:r>
+      <w:r>
+        <w:rPr>
+          <w:rFonts w:ascii="aptos" w:hAnsi="aptos"/>
+          <w:sz w:val="28"/>
+          <w:szCs w:val="28"/>
+        </w:rPr>
+        <w:t xml:space="preserve">esponse interceptor are executed in same order they were added (FIFO) </w:t>
+      </w:r>
+    </w:p>
+    <w:p>
+      <w:pPr>
+        <w:pStyle w:val="TextBody"/>
+        <w:numPr>
+          <w:ilvl w:val="0"/>
+          <w:numId w:val="65"/>
+        </w:numPr>
+        <w:jc w:val="both"/>
+        <w:rPr>
+          <w:rFonts w:ascii="aptos" w:hAnsi="aptos"/>
+          <w:sz w:val="28"/>
+          <w:szCs w:val="28"/>
+        </w:rPr>
+      </w:pPr>
+      <w:r>
+        <w:rPr>
+          <w:rFonts w:ascii="aptos" w:hAnsi="aptos"/>
+          <w:sz w:val="28"/>
+          <w:szCs w:val="28"/>
+        </w:rPr>
+        <w:t>I</w:t>
+      </w:r>
+      <w:r>
+        <w:rPr>
+          <w:rFonts w:ascii="aptos" w:hAnsi="aptos"/>
+          <w:sz w:val="28"/>
+          <w:szCs w:val="28"/>
+        </w:rPr>
+        <w:t>nterceptor pass the result to the next interceptor.</w:t>
+      </w:r>
+    </w:p>
+    <w:p>
+      <w:pPr>
+        <w:pStyle w:val="TextBody"/>
+        <w:numPr>
+          <w:ilvl w:val="0"/>
+          <w:numId w:val="65"/>
+        </w:numPr>
+        <w:jc w:val="both"/>
+        <w:rPr>
+          <w:rFonts w:ascii="aptos" w:hAnsi="aptos"/>
+          <w:sz w:val="28"/>
+          <w:szCs w:val="28"/>
+        </w:rPr>
+      </w:pPr>
+      <w:r>
+        <w:rPr>
+          <w:rFonts w:ascii="aptos" w:hAnsi="aptos"/>
+          <w:sz w:val="28"/>
+          <w:szCs w:val="28"/>
+        </w:rPr>
+        <w:t>Every interceptor gets the result of its previos interceptor.</w:t>
+      </w:r>
+    </w:p>
+    <w:p>
+      <w:pPr>
+        <w:pStyle w:val="TextBody"/>
+        <w:numPr>
+          <w:ilvl w:val="0"/>
+          <w:numId w:val="65"/>
+        </w:numPr>
+        <w:jc w:val="both"/>
+        <w:rPr>
+          <w:rFonts w:ascii="aptos" w:hAnsi="aptos"/>
+          <w:sz w:val="28"/>
+          <w:szCs w:val="28"/>
+        </w:rPr>
+      </w:pPr>
+      <w:r>
+        <w:rPr>
+          <w:rFonts w:ascii="aptos" w:hAnsi="aptos"/>
+          <w:sz w:val="28"/>
+          <w:szCs w:val="28"/>
+        </w:rPr>
+        <w:t>Only last interceptor is allowed to return result to the component.</w:t>
+      </w:r>
+    </w:p>
+    <w:p>
+      <w:pPr>
+        <w:pStyle w:val="TextBody"/>
+        <w:numPr>
+          <w:ilvl w:val="0"/>
+          <w:numId w:val="65"/>
+        </w:numPr>
+        <w:jc w:val="both"/>
+        <w:rPr>
+          <w:rFonts w:ascii="aptos" w:hAnsi="aptos"/>
+          <w:sz w:val="28"/>
+          <w:szCs w:val="28"/>
+        </w:rPr>
+      </w:pPr>
+      <w:r>
+        <w:rPr>
+          <w:rFonts w:ascii="aptos" w:hAnsi="aptos"/>
+          <w:sz w:val="28"/>
+          <w:szCs w:val="28"/>
+        </w:rPr>
+        <w:t>If 1</w:t>
+      </w:r>
+      <w:r>
+        <w:rPr>
+          <w:rFonts w:ascii="aptos" w:hAnsi="aptos"/>
+          <w:sz w:val="28"/>
+          <w:szCs w:val="28"/>
+          <w:vertAlign w:val="superscript"/>
+        </w:rPr>
+        <w:t>st</w:t>
+      </w:r>
+      <w:r>
+        <w:rPr>
+          <w:rFonts w:ascii="aptos" w:hAnsi="aptos"/>
+          <w:sz w:val="28"/>
+          <w:szCs w:val="28"/>
+        </w:rPr>
+        <w:t xml:space="preserve"> interceptor fails and occur an error then 2</w:t>
+      </w:r>
+      <w:r>
+        <w:rPr>
+          <w:rFonts w:ascii="aptos" w:hAnsi="aptos"/>
+          <w:sz w:val="28"/>
+          <w:szCs w:val="28"/>
+          <w:vertAlign w:val="superscript"/>
+        </w:rPr>
+        <w:t>nd</w:t>
+      </w:r>
+      <w:r>
+        <w:rPr>
+          <w:rFonts w:ascii="aptos" w:hAnsi="aptos"/>
+          <w:sz w:val="28"/>
+          <w:szCs w:val="28"/>
+        </w:rPr>
+        <w:t xml:space="preserve"> interceptor’s rejection part’s handler calls directly, it could not call response part of that interceptor.</w:t>
+      </w:r>
+    </w:p>
+    <w:p>
+      <w:pPr>
+        <w:pStyle w:val="TextBody"/>
+        <w:numPr>
+          <w:ilvl w:val="0"/>
+          <w:numId w:val="65"/>
+        </w:numPr>
+        <w:jc w:val="both"/>
+        <w:rPr>
+          <w:rFonts w:ascii="aptos" w:hAnsi="aptos"/>
+          <w:sz w:val="28"/>
+          <w:szCs w:val="28"/>
+        </w:rPr>
+      </w:pPr>
+      <w:r>
+        <w:rPr>
+          <w:rFonts w:ascii="aptos" w:hAnsi="aptos"/>
+          <w:sz w:val="28"/>
+          <w:szCs w:val="28"/>
+        </w:rPr>
+        <w:t>If interceptor 2 dont resolve the error then if interceptor 2 is the last iinterceptor then the error caught by the catch statement then show on the ui.</w:t>
+      </w:r>
+    </w:p>
+    <w:p>
+      <w:pPr>
+        <w:pStyle w:val="TextBody"/>
+        <w:numPr>
+          <w:ilvl w:val="0"/>
+          <w:numId w:val="65"/>
+        </w:numPr>
+        <w:jc w:val="both"/>
+        <w:rPr>
+          <w:rFonts w:ascii="aptos" w:hAnsi="aptos"/>
+          <w:sz w:val="28"/>
+          <w:szCs w:val="28"/>
+        </w:rPr>
+      </w:pPr>
+      <w:r>
+        <w:rPr>
+          <w:rFonts w:ascii="aptos" w:hAnsi="aptos"/>
+          <w:sz w:val="28"/>
+          <w:szCs w:val="28"/>
+        </w:rPr>
+        <w:t>If interceptor 2 can resolve the error, it resolve and if there is another interceptor 3 then it moves to the interceptor 3 success part otherwise the result returned and pass to the component.</w:t>
+      </w:r>
+    </w:p>
+    <w:p>
+      <w:pPr>
+        <w:pStyle w:val="TextBody"/>
+        <w:jc w:val="both"/>
+        <w:rPr>
+          <w:rFonts w:ascii="aptos" w:hAnsi="aptos"/>
+          <w:sz w:val="28"/>
+          <w:szCs w:val="28"/>
+        </w:rPr>
+      </w:pPr>
+      <w:r>
+        <w:rPr>
+          <w:rFonts w:ascii="aptos" w:hAnsi="aptos"/>
+          <w:sz w:val="28"/>
+          <w:szCs w:val="28"/>
+        </w:rPr>
+      </w:r>
+    </w:p>
+    <w:p>
+      <w:pPr>
+        <w:pStyle w:val="TextBody"/>
+        <w:jc w:val="both"/>
+        <w:rPr>
+          <w:rFonts w:ascii="aptos" w:hAnsi="aptos"/>
+          <w:sz w:val="28"/>
+          <w:szCs w:val="28"/>
+        </w:rPr>
+      </w:pPr>
+      <w:r>
+        <w:rPr>
+          <w:rFonts w:ascii="aptos" w:hAnsi="aptos"/>
+          <w:sz w:val="28"/>
+          <w:szCs w:val="28"/>
+        </w:rPr>
+        <w:t>2. for login functionality, what is server and client component between page.tsx and LoginForm.tsx?</w:t>
+      </w:r>
+    </w:p>
+    <w:p>
+      <w:pPr>
+        <w:pStyle w:val="TextBody"/>
+        <w:jc w:val="both"/>
+        <w:rPr>
+          <w:rFonts w:ascii="aptos" w:hAnsi="aptos"/>
+          <w:sz w:val="28"/>
+          <w:szCs w:val="28"/>
+        </w:rPr>
+      </w:pPr>
+      <w:r>
+        <w:rPr>
+          <w:rFonts w:ascii="aptos" w:hAnsi="aptos"/>
+          <w:sz w:val="28"/>
+          <w:szCs w:val="28"/>
+        </w:rPr>
+        <w:t>Ans: Page.tsx must be server component and LoginForm.tsx is client component only manage the data entered from the user and set the states of mail and password.</w:t>
+      </w:r>
+    </w:p>
+    <w:p>
+      <w:pPr>
+        <w:pStyle w:val="TextBody"/>
+        <w:jc w:val="both"/>
+        <w:rPr>
+          <w:rFonts w:ascii="aptos" w:hAnsi="aptos"/>
+          <w:sz w:val="28"/>
+          <w:szCs w:val="28"/>
+        </w:rPr>
+      </w:pPr>
+      <w:r>
+        <w:rPr>
+          <w:rFonts w:ascii="aptos" w:hAnsi="aptos"/>
+          <w:sz w:val="28"/>
+          <w:szCs w:val="28"/>
+        </w:rPr>
+        <w:t>Then in the specific LoginForm folder, we can create a file named action.ts where we can perform server side action and error message from backend can also render from here.</w:t>
+      </w:r>
+    </w:p>
+    <w:p>
+      <w:pPr>
+        <w:pStyle w:val="TextBody"/>
+        <w:jc w:val="both"/>
+        <w:rPr>
+          <w:rFonts w:ascii="aptos" w:hAnsi="aptos"/>
+          <w:sz w:val="28"/>
+          <w:szCs w:val="28"/>
+        </w:rPr>
+      </w:pPr>
+      <w:r>
+        <w:rPr>
+          <w:rFonts w:ascii="aptos" w:hAnsi="aptos"/>
+          <w:sz w:val="28"/>
+          <w:szCs w:val="28"/>
+        </w:rPr>
+        <w:t>3. Library for date selector and cannot select the old date?</w:t>
+      </w:r>
+    </w:p>
+    <w:p>
+      <w:pPr>
+        <w:pStyle w:val="TextBody"/>
+        <w:jc w:val="both"/>
+        <w:rPr>
+          <w:rFonts w:ascii="aptos" w:hAnsi="aptos"/>
+          <w:sz w:val="28"/>
+          <w:szCs w:val="28"/>
+        </w:rPr>
+      </w:pPr>
+      <w:r>
+        <w:rPr>
+          <w:rFonts w:ascii="aptos" w:hAnsi="aptos"/>
+          <w:sz w:val="28"/>
+          <w:szCs w:val="28"/>
+        </w:rPr>
+        <w:t>Ans: MUI library:</w:t>
+      </w:r>
+    </w:p>
+    <w:p>
+      <w:pPr>
+        <w:pStyle w:val="TextBody"/>
+        <w:jc w:val="both"/>
+        <w:rPr>
+          <w:rFonts w:ascii="aptos" w:hAnsi="aptos"/>
+          <w:sz w:val="28"/>
+          <w:szCs w:val="28"/>
+        </w:rPr>
+      </w:pPr>
+      <w:r>
+        <w:rPr>
+          <w:rFonts w:ascii="aptos" w:hAnsi="aptos"/>
+          <w:sz w:val="28"/>
+          <w:szCs w:val="28"/>
+        </w:rPr>
+        <w:tab/>
+        <w:t>&lt;DatePicker label="Select date" disablePast /&gt;</w:t>
+      </w:r>
+    </w:p>
+    <w:p>
+      <w:pPr>
+        <w:pStyle w:val="TextBody"/>
+        <w:numPr>
+          <w:ilvl w:val="0"/>
+          <w:numId w:val="68"/>
+        </w:numPr>
+        <w:jc w:val="both"/>
+        <w:rPr>
+          <w:rFonts w:ascii="aptos" w:hAnsi="aptos"/>
+          <w:sz w:val="28"/>
+          <w:szCs w:val="28"/>
+        </w:rPr>
+      </w:pPr>
+      <w:r>
+        <w:rPr>
+          <w:rFonts w:ascii="aptos" w:hAnsi="aptos"/>
+          <w:sz w:val="28"/>
+          <w:szCs w:val="28"/>
+        </w:rPr>
+        <w:t>React Date picker</w:t>
+      </w:r>
+    </w:p>
+    <w:p>
+      <w:pPr>
+        <w:pStyle w:val="TextBody"/>
+        <w:ind w:left="720" w:hanging="0"/>
+        <w:jc w:val="both"/>
+        <w:rPr>
+          <w:rFonts w:ascii="aptos" w:hAnsi="aptos"/>
+          <w:sz w:val="28"/>
+          <w:szCs w:val="28"/>
+        </w:rPr>
+      </w:pPr>
+      <w:r>
+        <w:rPr>
+          <w:rFonts w:ascii="aptos" w:hAnsi="aptos"/>
+          <w:sz w:val="28"/>
+          <w:szCs w:val="28"/>
+        </w:rPr>
+        <w:t>&lt;DatePicker minDate = {new Date()}/&gt;</w:t>
+      </w:r>
+    </w:p>
+    <w:p>
+      <w:pPr>
+        <w:pStyle w:val="TextBody"/>
+        <w:numPr>
+          <w:ilvl w:val="0"/>
+          <w:numId w:val="68"/>
+        </w:numPr>
+        <w:jc w:val="both"/>
+        <w:rPr>
+          <w:rFonts w:ascii="aptos" w:hAnsi="aptos"/>
+          <w:sz w:val="28"/>
+          <w:szCs w:val="28"/>
+        </w:rPr>
+      </w:pPr>
+      <w:r>
+        <w:rPr>
+          <w:rFonts w:ascii="aptos" w:hAnsi="aptos"/>
+          <w:sz w:val="28"/>
+          <w:szCs w:val="28"/>
+        </w:rPr>
+        <w:t>Mantine datepicker</w:t>
+      </w:r>
+    </w:p>
+    <w:p>
+      <w:pPr>
+        <w:pStyle w:val="TextBody"/>
+        <w:ind w:firstLine="720"/>
+        <w:jc w:val="both"/>
+        <w:rPr>
+          <w:rFonts w:ascii="aptos" w:hAnsi="aptos"/>
+          <w:sz w:val="28"/>
+          <w:szCs w:val="28"/>
+        </w:rPr>
+      </w:pPr>
+      <w:r>
+        <w:rPr>
+          <w:rFonts w:ascii="aptos" w:hAnsi="aptos"/>
+          <w:sz w:val="28"/>
+          <w:szCs w:val="28"/>
+        </w:rPr>
+        <w:t>&lt;DatePicker minDate = {new Date()}/&gt;</w:t>
+      </w:r>
+    </w:p>
+    <w:p>
+      <w:pPr>
+        <w:pStyle w:val="TextBody"/>
+        <w:numPr>
+          <w:ilvl w:val="0"/>
+          <w:numId w:val="68"/>
+        </w:numPr>
+        <w:jc w:val="both"/>
+        <w:rPr>
+          <w:rFonts w:ascii="aptos" w:hAnsi="aptos"/>
+          <w:sz w:val="28"/>
+          <w:szCs w:val="28"/>
+        </w:rPr>
+      </w:pPr>
+      <w:r>
+        <w:rPr>
+          <w:rFonts w:ascii="aptos" w:hAnsi="aptos"/>
+          <w:sz w:val="28"/>
+          <w:szCs w:val="28"/>
+        </w:rPr>
+        <w:t>React Day picker</w:t>
+      </w:r>
+    </w:p>
+    <w:p>
+      <w:pPr>
+        <w:pStyle w:val="TextBody"/>
+        <w:ind w:left="720" w:hanging="0"/>
+        <w:jc w:val="both"/>
+        <w:rPr>
+          <w:rFonts w:ascii="aptos" w:hAnsi="aptos"/>
+          <w:sz w:val="28"/>
+          <w:szCs w:val="28"/>
+        </w:rPr>
+      </w:pPr>
+      <w:r>
+        <w:rPr>
+          <w:rFonts w:ascii="aptos" w:hAnsi="aptos"/>
+          <w:sz w:val="28"/>
+          <w:szCs w:val="28"/>
+        </w:rPr>
+        <w:t>&lt;DayPicker disabled={{ before: new Date() }} /&gt;</w:t>
+      </w:r>
+    </w:p>
+    <w:p>
+      <w:pPr>
+        <w:pStyle w:val="TextBody"/>
+        <w:ind w:left="720" w:hanging="0"/>
+        <w:jc w:val="both"/>
+        <w:rPr>
+          <w:rFonts w:ascii="aptos" w:hAnsi="aptos"/>
+          <w:sz w:val="28"/>
+          <w:szCs w:val="28"/>
+        </w:rPr>
+      </w:pPr>
+      <w:r>
+        <w:rPr>
+          <w:rFonts w:ascii="aptos" w:hAnsi="aptos"/>
+          <w:sz w:val="28"/>
+          <w:szCs w:val="28"/>
+        </w:rPr>
+      </w:r>
+    </w:p>
+    <w:p>
+      <w:pPr>
+        <w:pStyle w:val="TextBody"/>
+        <w:jc w:val="both"/>
+        <w:rPr>
+          <w:rFonts w:ascii="aptos" w:hAnsi="aptos"/>
+          <w:sz w:val="28"/>
+          <w:szCs w:val="28"/>
+        </w:rPr>
+      </w:pPr>
+      <w:r>
+        <w:rPr>
+          <w:rFonts w:ascii="aptos" w:hAnsi="aptos"/>
+          <w:sz w:val="28"/>
+          <w:szCs w:val="28"/>
+        </w:rPr>
+        <w:t>4. How to fix the size of textarea field without drag option?</w:t>
+      </w:r>
+    </w:p>
+    <w:p>
+      <w:pPr>
+        <w:pStyle w:val="TextBody"/>
+        <w:jc w:val="both"/>
+        <w:rPr>
+          <w:rFonts w:ascii="aptos" w:hAnsi="aptos"/>
+          <w:sz w:val="28"/>
+          <w:szCs w:val="28"/>
+        </w:rPr>
+      </w:pPr>
+      <w:r>
+        <w:rPr>
+          <w:rFonts w:ascii="aptos" w:hAnsi="aptos"/>
+          <w:sz w:val="28"/>
+          <w:szCs w:val="28"/>
+        </w:rPr>
+        <w:t>Ans: Give height and widht / row and column property for size.</w:t>
+      </w:r>
+    </w:p>
+    <w:p>
+      <w:pPr>
+        <w:pStyle w:val="TextBody"/>
+        <w:numPr>
+          <w:ilvl w:val="0"/>
+          <w:numId w:val="66"/>
+        </w:numPr>
+        <w:jc w:val="both"/>
+        <w:rPr>
+          <w:rFonts w:ascii="aptos" w:hAnsi="aptos"/>
+          <w:sz w:val="28"/>
+          <w:szCs w:val="28"/>
+        </w:rPr>
+      </w:pPr>
+      <w:r>
+        <w:rPr>
+          <w:rFonts w:ascii="aptos" w:hAnsi="aptos"/>
+          <w:sz w:val="28"/>
+          <w:szCs w:val="28"/>
+        </w:rPr>
+        <w:t>Then give resize – none :- it fix the size we given and do not show the drag text area box.</w:t>
+      </w:r>
+    </w:p>
+    <w:p>
+      <w:pPr>
+        <w:pStyle w:val="TextBody"/>
+        <w:numPr>
+          <w:ilvl w:val="0"/>
+          <w:numId w:val="66"/>
+        </w:numPr>
+        <w:jc w:val="both"/>
+        <w:rPr>
+          <w:rFonts w:ascii="aptos" w:hAnsi="aptos"/>
+          <w:sz w:val="28"/>
+          <w:szCs w:val="28"/>
+        </w:rPr>
+      </w:pPr>
+      <w:r>
+        <w:rPr>
+          <w:rFonts w:ascii="aptos" w:hAnsi="aptos"/>
+          <w:sz w:val="28"/>
+          <w:szCs w:val="28"/>
+        </w:rPr>
+        <w:t>&lt;textarea placeholder="Write here.." className=" w-full h-20 resize-none "/&gt;</w:t>
+      </w:r>
+    </w:p>
+    <w:p>
+      <w:pPr>
+        <w:pStyle w:val="TextBody"/>
+        <w:jc w:val="both"/>
+        <w:rPr>
+          <w:rFonts w:ascii="aptos" w:hAnsi="aptos"/>
+          <w:sz w:val="28"/>
+          <w:szCs w:val="28"/>
+        </w:rPr>
+      </w:pPr>
+      <w:r>
+        <w:rPr>
+          <w:rFonts w:ascii="aptos" w:hAnsi="aptos"/>
+          <w:sz w:val="28"/>
+          <w:szCs w:val="28"/>
+        </w:rPr>
+      </w:r>
+    </w:p>
+    <w:p>
+      <w:pPr>
+        <w:pStyle w:val="TextBody"/>
+        <w:jc w:val="both"/>
+        <w:rPr>
+          <w:rFonts w:ascii="aptos" w:hAnsi="aptos"/>
+          <w:sz w:val="28"/>
+          <w:szCs w:val="28"/>
+        </w:rPr>
+      </w:pPr>
+      <w:r>
+        <w:rPr>
+          <w:rFonts w:ascii="aptos" w:hAnsi="aptos"/>
+          <w:sz w:val="28"/>
+          <w:szCs w:val="28"/>
+        </w:rPr>
+        <w:t>5. If server send the error, then how can we show the custom error on the ui?</w:t>
+      </w:r>
+    </w:p>
+    <w:p>
+      <w:pPr>
+        <w:pStyle w:val="TextBody"/>
+        <w:jc w:val="both"/>
+        <w:rPr>
+          <w:rFonts w:ascii="aptos" w:hAnsi="aptos"/>
+          <w:sz w:val="28"/>
+          <w:szCs w:val="28"/>
+        </w:rPr>
+      </w:pPr>
+      <w:r>
+        <w:rPr>
+          <w:rFonts w:ascii="aptos" w:hAnsi="aptos"/>
+          <w:sz w:val="28"/>
+          <w:szCs w:val="28"/>
+        </w:rPr>
+        <w:t xml:space="preserve">Ans: </w:t>
+      </w:r>
+      <w:r>
+        <w:rPr>
+          <w:rFonts w:ascii="aptos" w:hAnsi="aptos"/>
+          <w:sz w:val="28"/>
+          <w:szCs w:val="28"/>
+        </w:rPr>
+        <w:t>for customize the specific error message, we can compare it with the status code if(error.response.</w:t>
+      </w:r>
+      <w:r>
+        <w:rPr>
+          <w:rFonts w:ascii="aptos" w:hAnsi="aptos"/>
+          <w:sz w:val="28"/>
+          <w:szCs w:val="28"/>
+        </w:rPr>
+        <w:t>status === 400</w:t>
+      </w:r>
+      <w:r>
+        <w:rPr>
+          <w:rFonts w:ascii="aptos" w:hAnsi="aptos"/>
+          <w:sz w:val="28"/>
+          <w:szCs w:val="28"/>
+        </w:rPr>
+        <w:t>)</w:t>
+      </w:r>
+      <w:r>
+        <w:rPr>
+          <w:rFonts w:ascii="aptos" w:hAnsi="aptos"/>
+          <w:sz w:val="28"/>
+          <w:szCs w:val="28"/>
+        </w:rPr>
+        <w:t xml:space="preserve">  </w:t>
+      </w:r>
+      <w:r>
+        <w:rPr>
+          <w:rFonts w:ascii="aptos" w:hAnsi="aptos"/>
+          <w:sz w:val="28"/>
+          <w:szCs w:val="28"/>
+        </w:rPr>
+        <w:t>and simply return the cutomize error we want to print.</w:t>
+      </w:r>
+    </w:p>
+    <w:p>
+      <w:pPr>
+        <w:pStyle w:val="TextBody"/>
+        <w:numPr>
+          <w:ilvl w:val="0"/>
+          <w:numId w:val="70"/>
+        </w:numPr>
+        <w:jc w:val="both"/>
+        <w:rPr>
+          <w:rFonts w:ascii="aptos" w:hAnsi="aptos"/>
+          <w:sz w:val="28"/>
+          <w:szCs w:val="28"/>
+        </w:rPr>
+      </w:pPr>
+      <w:r>
+        <w:rPr>
+          <w:rFonts w:ascii="aptos" w:hAnsi="aptos"/>
+          <w:sz w:val="28"/>
+          <w:szCs w:val="28"/>
+        </w:rPr>
+        <w:t>For specific field, we can access this field by error.response.data.field then we return the error.</w:t>
+      </w:r>
+    </w:p>
+    <w:p>
+      <w:pPr>
+        <w:pStyle w:val="TextBody"/>
+        <w:jc w:val="both"/>
+        <w:rPr>
+          <w:rFonts w:ascii="aptos" w:hAnsi="aptos"/>
+          <w:sz w:val="28"/>
+          <w:szCs w:val="28"/>
+        </w:rPr>
+      </w:pPr>
+      <w:r>
+        <w:rPr>
+          <w:rFonts w:ascii="aptos" w:hAnsi="aptos"/>
+          <w:sz w:val="28"/>
+          <w:szCs w:val="28"/>
+        </w:rPr>
+      </w:r>
+    </w:p>
+    <w:p>
+      <w:pPr>
+        <w:pStyle w:val="TextBody"/>
+        <w:jc w:val="both"/>
+        <w:rPr>
+          <w:rFonts w:ascii="aptos" w:hAnsi="aptos"/>
+          <w:sz w:val="28"/>
+          <w:szCs w:val="28"/>
+        </w:rPr>
+      </w:pPr>
+      <w:r>
+        <w:rPr>
+          <w:rFonts w:ascii="aptos" w:hAnsi="aptos"/>
+          <w:sz w:val="28"/>
+          <w:szCs w:val="28"/>
+        </w:rPr>
+      </w:r>
+    </w:p>
+    <w:p>
+      <w:pPr>
+        <w:pStyle w:val="TextBody"/>
+        <w:jc w:val="both"/>
+        <w:rPr>
+          <w:rFonts w:ascii="aptos" w:hAnsi="aptos"/>
+          <w:sz w:val="28"/>
+          <w:szCs w:val="28"/>
+        </w:rPr>
+      </w:pPr>
+      <w:r>
+        <w:rPr>
+          <w:rFonts w:ascii="aptos" w:hAnsi="aptos"/>
+          <w:sz w:val="28"/>
+          <w:szCs w:val="28"/>
+        </w:rPr>
+      </w:r>
+    </w:p>
+    <w:p>
+      <w:pPr>
+        <w:pStyle w:val="TextBody"/>
+        <w:jc w:val="both"/>
+        <w:rPr>
+          <w:rFonts w:ascii="aptos" w:hAnsi="aptos"/>
+          <w:sz w:val="28"/>
+          <w:szCs w:val="28"/>
+        </w:rPr>
+      </w:pPr>
+      <w:r>
+        <w:rPr>
+          <w:rFonts w:ascii="aptos" w:hAnsi="aptos"/>
+          <w:sz w:val="28"/>
+          <w:szCs w:val="28"/>
+        </w:rPr>
+      </w:r>
+    </w:p>
+    <w:p>
+      <w:pPr>
+        <w:pStyle w:val="TextBody"/>
+        <w:jc w:val="both"/>
+        <w:rPr>
+          <w:rFonts w:ascii="aptos" w:hAnsi="aptos"/>
+          <w:sz w:val="28"/>
+          <w:szCs w:val="28"/>
+        </w:rPr>
+      </w:pPr>
+      <w:r>
+        <w:rPr>
+          <w:rFonts w:ascii="aptos" w:hAnsi="aptos"/>
+          <w:sz w:val="28"/>
+          <w:szCs w:val="28"/>
+        </w:rPr>
+      </w:r>
+    </w:p>
+    <w:p>
+      <w:pPr>
+        <w:pStyle w:val="TextBody"/>
+        <w:jc w:val="both"/>
+        <w:rPr>
+          <w:rFonts w:ascii="aptos" w:hAnsi="aptos"/>
+          <w:sz w:val="28"/>
+          <w:szCs w:val="28"/>
+        </w:rPr>
+      </w:pPr>
+      <w:r>
+        <w:rPr>
+          <w:rFonts w:ascii="aptos" w:hAnsi="aptos"/>
+          <w:sz w:val="28"/>
+          <w:szCs w:val="28"/>
+        </w:rPr>
+        <w:t>6. If url query params have extra space.</w:t>
+      </w:r>
+    </w:p>
+    <w:p>
+      <w:pPr>
+        <w:pStyle w:val="TextBody"/>
+        <w:jc w:val="both"/>
+        <w:rPr/>
+      </w:pPr>
+      <w:r>
+        <w:rPr>
+          <w:rFonts w:ascii="aptos" w:hAnsi="aptos"/>
+          <w:sz w:val="28"/>
+          <w:szCs w:val="28"/>
+        </w:rPr>
+        <w:t>Ans: If we add a extra space, then pace character in a URL query string is encoded as %</w:t>
+      </w:r>
+      <w:r>
+        <w:rPr>
+          <w:rFonts w:ascii="aptos" w:hAnsi="aptos"/>
+          <w:sz w:val="28"/>
+          <w:szCs w:val="28"/>
+        </w:rPr>
+        <w:t>20 or +.</w:t>
+      </w:r>
+    </w:p>
+    <w:p>
+      <w:pPr>
+        <w:pStyle w:val="TextBody"/>
+        <w:numPr>
+          <w:ilvl w:val="0"/>
+          <w:numId w:val="67"/>
+        </w:numPr>
+        <w:jc w:val="both"/>
+        <w:rPr/>
+      </w:pPr>
+      <w:r>
+        <w:rPr>
+          <w:rStyle w:val="SourceText"/>
+          <w:rFonts w:ascii="aptos" w:hAnsi="aptos"/>
+          <w:sz w:val="28"/>
+          <w:szCs w:val="28"/>
+          <w:bdr w:val="single" w:sz="6" w:space="1" w:color="F0F2F5"/>
+        </w:rPr>
+        <w:t>The page loads mormally and the space does not crash the browser.</w:t>
+      </w:r>
+    </w:p>
+    <w:p>
+      <w:pPr>
+        <w:pStyle w:val="TextBody"/>
+        <w:numPr>
+          <w:ilvl w:val="0"/>
+          <w:numId w:val="67"/>
+        </w:numPr>
+        <w:jc w:val="both"/>
+        <w:rPr/>
+      </w:pPr>
+      <w:r>
+        <w:rPr>
+          <w:rStyle w:val="SourceText"/>
+          <w:rFonts w:ascii="aptos" w:hAnsi="aptos"/>
+          <w:sz w:val="28"/>
+          <w:szCs w:val="28"/>
+          <w:bdr w:val="single" w:sz="6" w:space="1" w:color="F0F2F5"/>
+        </w:rPr>
+        <w:t>When the url paste on the browser then the browser automatically add %20 or + instead of space.</w:t>
+      </w:r>
+    </w:p>
+    <w:p>
+      <w:pPr>
+        <w:pStyle w:val="TextBody"/>
+        <w:numPr>
+          <w:ilvl w:val="0"/>
+          <w:numId w:val="67"/>
+        </w:numPr>
+        <w:jc w:val="both"/>
+        <w:rPr/>
+      </w:pPr>
+      <w:r>
+        <w:rPr>
+          <w:rStyle w:val="SourceText"/>
+          <w:rFonts w:ascii="aptos" w:hAnsi="aptos"/>
+          <w:sz w:val="28"/>
+          <w:szCs w:val="28"/>
+          <w:bdr w:val="single" w:sz="6" w:space="1" w:color="F0F2F5"/>
+        </w:rPr>
+        <w:t>server catch the url and looks at the endpoint /task and understand that load the task page route.</w:t>
+      </w:r>
+    </w:p>
+    <w:p>
+      <w:pPr>
+        <w:pStyle w:val="TextBody"/>
+        <w:numPr>
+          <w:ilvl w:val="0"/>
+          <w:numId w:val="67"/>
+        </w:numPr>
+        <w:jc w:val="both"/>
+        <w:rPr/>
+      </w:pPr>
+      <w:r>
+        <w:rPr>
+          <w:rStyle w:val="SourceText"/>
+          <w:rFonts w:ascii="aptos" w:hAnsi="aptos"/>
+          <w:sz w:val="28"/>
+          <w:szCs w:val="28"/>
+          <w:bdr w:val="single" w:sz="6" w:space="1" w:color="F0F2F5"/>
+        </w:rPr>
+        <w:t>Then server looks at the query parameters of the url and splits them using the &amp; symbol.</w:t>
+      </w:r>
+    </w:p>
+    <w:p>
+      <w:pPr>
+        <w:pStyle w:val="TextBody"/>
+        <w:numPr>
+          <w:ilvl w:val="0"/>
+          <w:numId w:val="67"/>
+        </w:numPr>
+        <w:jc w:val="both"/>
+        <w:rPr/>
+      </w:pPr>
+      <w:r>
+        <w:rPr>
+          <w:rStyle w:val="SourceText"/>
+          <w:rFonts w:ascii="aptos" w:hAnsi="aptos"/>
+          <w:sz w:val="28"/>
+          <w:szCs w:val="28"/>
+          <w:bdr w:val="single" w:sz="6" w:space="1" w:color="F0F2F5"/>
+        </w:rPr>
+        <w:t>Then it convert “%20” to space. Afer this, the key become “ search”.</w:t>
+      </w:r>
+    </w:p>
+    <w:p>
+      <w:pPr>
+        <w:pStyle w:val="TextBody"/>
+        <w:numPr>
+          <w:ilvl w:val="0"/>
+          <w:numId w:val="67"/>
+        </w:numPr>
+        <w:jc w:val="both"/>
+        <w:rPr/>
+      </w:pPr>
+      <w:r>
+        <w:rPr>
+          <w:rStyle w:val="SourceText"/>
+          <w:rFonts w:ascii="aptos" w:hAnsi="aptos"/>
+          <w:sz w:val="28"/>
+          <w:szCs w:val="28"/>
+          <w:bdr w:val="single" w:sz="6" w:space="1" w:color="F0F2F5"/>
+        </w:rPr>
+        <w:t>Then because of the space the search filters in ignored and if backend have strict validation then it give the 400 – Bad request.</w:t>
+      </w:r>
+    </w:p>
+    <w:p>
+      <w:pPr>
+        <w:pStyle w:val="TextBody"/>
+        <w:jc w:val="both"/>
+        <w:rPr>
+          <w:rFonts w:ascii="aptos" w:hAnsi="aptos" w:eastAsia="Aptos" w:cs="DejaVu Sans"/>
+          <w:sz w:val="28"/>
+          <w:szCs w:val="28"/>
+        </w:rPr>
+      </w:pPr>
+      <w:r>
+        <w:rPr>
+          <w:rFonts w:eastAsia="Aptos" w:cs="DejaVu Sans" w:ascii="aptos" w:hAnsi="aptos"/>
+          <w:sz w:val="28"/>
+          <w:szCs w:val="28"/>
+        </w:rPr>
+      </w:r>
+    </w:p>
+    <w:p>
+      <w:pPr>
+        <w:pStyle w:val="TextBody"/>
+        <w:jc w:val="both"/>
+        <w:rPr/>
+      </w:pPr>
+      <w:r>
+        <w:rPr>
+          <w:rStyle w:val="SourceText"/>
+          <w:rFonts w:eastAsia="Aptos" w:cs="DejaVu Sans" w:ascii="aptos" w:hAnsi="aptos"/>
+          <w:sz w:val="28"/>
+          <w:szCs w:val="28"/>
+        </w:rPr>
+        <w:t>7. Handling disable button by using single useState?</w:t>
+      </w:r>
+    </w:p>
+    <w:p>
+      <w:pPr>
+        <w:pStyle w:val="TextBody"/>
+        <w:jc w:val="both"/>
+        <w:rPr/>
+      </w:pPr>
+      <w:r>
+        <w:rPr>
+          <w:rStyle w:val="SourceText"/>
+          <w:rFonts w:eastAsia="Aptos" w:cs="DejaVu Sans" w:ascii="aptos" w:hAnsi="aptos"/>
+          <w:sz w:val="28"/>
+          <w:szCs w:val="28"/>
+        </w:rPr>
+        <w:t>Ans: We can set a useState hook and make different method for different buttons.</w:t>
+      </w:r>
+    </w:p>
+    <w:p>
+      <w:pPr>
+        <w:pStyle w:val="TextBody"/>
+        <w:jc w:val="both"/>
+        <w:rPr/>
+      </w:pPr>
+      <w:r>
+        <w:rPr>
+          <w:rStyle w:val="SourceText"/>
+          <w:rFonts w:eastAsia="Aptos" w:cs="DejaVu Sans" w:ascii="aptos" w:hAnsi="aptos"/>
+          <w:sz w:val="28"/>
+          <w:szCs w:val="28"/>
+        </w:rPr>
+        <w:t>Then first set the valid message related to action perform by the button in the setter method of useState.</w:t>
+      </w:r>
+    </w:p>
+    <w:p>
+      <w:pPr>
+        <w:pStyle w:val="TextBody"/>
+        <w:jc w:val="both"/>
+        <w:rPr/>
+      </w:pPr>
+      <w:r>
+        <w:rPr>
+          <w:rStyle w:val="SourceText"/>
+          <w:rFonts w:eastAsia="Aptos" w:cs="DejaVu Sans" w:ascii="aptos" w:hAnsi="aptos"/>
+          <w:sz w:val="28"/>
+          <w:szCs w:val="28"/>
+        </w:rPr>
+        <w:t>At last in function, also null the useState hook by finally.</w:t>
+      </w:r>
+    </w:p>
+    <w:p>
+      <w:pPr>
+        <w:pStyle w:val="TextBody"/>
+        <w:jc w:val="both"/>
+        <w:rPr/>
+      </w:pPr>
+      <w:r>
+        <w:rPr>
+          <w:rStyle w:val="SourceText"/>
+          <w:rFonts w:eastAsia="Aptos" w:cs="DejaVu Sans" w:ascii="aptos" w:hAnsi="aptos"/>
+          <w:sz w:val="28"/>
+          <w:szCs w:val="28"/>
+        </w:rPr>
+        <w:t>Then simply onClick = {handleDelete} then apply disabled = {isLoading === “delete”}</w:t>
+      </w:r>
+    </w:p>
+    <w:p>
+      <w:pPr>
+        <w:pStyle w:val="TextBody"/>
+        <w:jc w:val="both"/>
+        <w:rPr/>
+      </w:pPr>
+      <w:r>
+        <w:rPr>
+          <w:rStyle w:val="SourceText"/>
+          <w:rFonts w:eastAsia="Aptos" w:cs="DejaVu Sans" w:ascii="aptos" w:hAnsi="aptos"/>
+          <w:sz w:val="28"/>
+          <w:szCs w:val="28"/>
+        </w:rPr>
+        <w:t xml:space="preserve">And {isLoading === “delete” ? “Deleting…” : “Delete”} </w:t>
+      </w:r>
+    </w:p>
+    <w:p>
+      <w:pPr>
+        <w:pStyle w:val="TextBody"/>
+        <w:jc w:val="both"/>
+        <w:rPr>
+          <w:rStyle w:val="SourceText"/>
+          <w:rFonts w:ascii="aptos" w:hAnsi="aptos" w:eastAsia="Aptos" w:cs="DejaVu Sans"/>
+          <w:sz w:val="28"/>
+          <w:szCs w:val="28"/>
+        </w:rPr>
+      </w:pPr>
+      <w:r>
+        <w:rPr/>
+      </w:r>
+    </w:p>
+    <w:p>
+      <w:pPr>
+        <w:pStyle w:val="TextBody"/>
+        <w:jc w:val="both"/>
+        <w:rPr>
+          <w:rStyle w:val="SourceText"/>
+          <w:rFonts w:ascii="aptos" w:hAnsi="aptos" w:eastAsia="Aptos" w:cs="DejaVu Sans"/>
+          <w:sz w:val="28"/>
+          <w:szCs w:val="28"/>
+        </w:rPr>
+      </w:pPr>
+      <w:r>
+        <w:rPr/>
+      </w:r>
+    </w:p>
+    <w:p>
+      <w:pPr>
+        <w:pStyle w:val="TextBody"/>
+        <w:jc w:val="both"/>
+        <w:rPr/>
+      </w:pPr>
+      <w:r>
+        <w:rPr>
+          <w:rStyle w:val="SourceText"/>
+          <w:rFonts w:eastAsia="Aptos" w:cs="DejaVu Sans" w:ascii="aptos" w:hAnsi="aptos"/>
+          <w:sz w:val="28"/>
+          <w:szCs w:val="28"/>
+        </w:rPr>
+        <w:t>8. How to show updated task list without reload/ refetch?</w:t>
+      </w:r>
+    </w:p>
+    <w:p>
+      <w:pPr>
+        <w:pStyle w:val="TextBody"/>
+        <w:jc w:val="both"/>
+        <w:rPr/>
+      </w:pPr>
+      <w:r>
+        <w:rPr>
+          <w:rStyle w:val="SourceText"/>
+          <w:rFonts w:eastAsia="Aptos" w:cs="DejaVu Sans" w:ascii="aptos" w:hAnsi="aptos"/>
+          <w:sz w:val="28"/>
+          <w:szCs w:val="28"/>
+        </w:rPr>
+        <w:t>Ans: after catching the error and show the message to the user, in catch we can filter the task list so it show the updated list after catching the error.</w:t>
+      </w:r>
+    </w:p>
+    <w:p>
+      <w:pPr>
+        <w:pStyle w:val="TextBody"/>
+        <w:numPr>
+          <w:ilvl w:val="0"/>
+          <w:numId w:val="69"/>
+        </w:numPr>
+        <w:jc w:val="both"/>
+        <w:rPr/>
+      </w:pPr>
+      <w:r>
+        <w:rPr>
+          <w:rStyle w:val="SourceText"/>
+          <w:rFonts w:eastAsia="Aptos" w:cs="DejaVu Sans" w:ascii="aptos" w:hAnsi="aptos"/>
+          <w:sz w:val="28"/>
+          <w:szCs w:val="28"/>
+        </w:rPr>
+        <w:t xml:space="preserve">In catch block, </w:t>
+      </w:r>
+      <w:r>
+        <w:rPr>
+          <w:rStyle w:val="SourceText"/>
+          <w:rFonts w:eastAsia="Aptos" w:cs="DejaVu Sans" w:ascii="aptos" w:hAnsi="aptos"/>
+          <w:sz w:val="28"/>
+          <w:szCs w:val="28"/>
+        </w:rPr>
+        <w:t>we set the filter for the specific error (404-not found)</w:t>
+      </w:r>
+    </w:p>
+    <w:p>
+      <w:pPr>
+        <w:pStyle w:val="TextBody"/>
+        <w:numPr>
+          <w:ilvl w:val="0"/>
+          <w:numId w:val="69"/>
+        </w:numPr>
+        <w:jc w:val="left"/>
+        <w:rPr/>
+      </w:pPr>
+      <w:r>
+        <w:rPr>
+          <w:rStyle w:val="SourceText"/>
+          <w:rFonts w:eastAsia="Aptos" w:cs="DejaVu Sans" w:ascii="aptos" w:hAnsi="aptos"/>
+          <w:sz w:val="28"/>
+          <w:szCs w:val="28"/>
+        </w:rPr>
+        <w:t>setTasks(currentTasks =&gt; currentTasks.filter(task =&gt; task.id !== clickedTaskId));</w:t>
+      </w:r>
+    </w:p>
+    <w:p>
+      <w:pPr>
+        <w:pStyle w:val="TextBody"/>
+        <w:jc w:val="both"/>
+        <w:rPr>
+          <w:rFonts w:ascii="aptos" w:hAnsi="aptos"/>
+          <w:sz w:val="28"/>
+          <w:szCs w:val="28"/>
+        </w:rPr>
+      </w:pPr>
+      <w:r>
+        <w:rPr>
+          <w:rFonts w:ascii="aptos" w:hAnsi="aptos"/>
+          <w:sz w:val="28"/>
+          <w:szCs w:val="28"/>
+        </w:rPr>
+      </w:r>
+    </w:p>
+    <w:p>
+      <w:pPr>
+        <w:pStyle w:val="TextBody"/>
+        <w:jc w:val="both"/>
+        <w:rPr>
+          <w:rFonts w:ascii="aptos" w:hAnsi="aptos"/>
+          <w:sz w:val="28"/>
+          <w:szCs w:val="28"/>
+        </w:rPr>
+      </w:pPr>
+      <w:r>
+        <w:rPr>
+          <w:rFonts w:ascii="aptos" w:hAnsi="aptos"/>
+          <w:sz w:val="28"/>
+          <w:szCs w:val="28"/>
+        </w:rPr>
+        <w:t>9. Page navigation survive.</w:t>
+      </w:r>
+    </w:p>
+    <w:p>
+      <w:pPr>
+        <w:pStyle w:val="TextBody"/>
+        <w:jc w:val="both"/>
+        <w:rPr/>
+      </w:pPr>
+      <w:r>
+        <w:rPr>
+          <w:rFonts w:ascii="aptos" w:hAnsi="aptos"/>
+          <w:sz w:val="28"/>
+          <w:szCs w:val="28"/>
+        </w:rPr>
+        <w:t xml:space="preserve">Ans: </w:t>
+      </w:r>
+      <w:r>
+        <w:rPr>
+          <w:rFonts w:ascii="aptos" w:hAnsi="aptos"/>
+          <w:sz w:val="28"/>
+          <w:szCs w:val="28"/>
+        </w:rPr>
+        <w:t>we can store the filtered data in local storage and then we can get the filtered data while page navigation.</w:t>
+      </w:r>
+    </w:p>
+    <w:p>
+      <w:pPr>
+        <w:pStyle w:val="TextBody"/>
+        <w:numPr>
+          <w:ilvl w:val="0"/>
+          <w:numId w:val="71"/>
+        </w:numPr>
+        <w:jc w:val="both"/>
+        <w:rPr/>
+      </w:pPr>
+      <w:r>
+        <w:rPr>
+          <w:rFonts w:ascii="aptos" w:hAnsi="aptos"/>
+          <w:sz w:val="28"/>
+          <w:szCs w:val="28"/>
+        </w:rPr>
+        <w:t>But this is not a proper solution to store the data on localstorage.</w:t>
+      </w:r>
+    </w:p>
+    <w:p>
+      <w:pPr>
+        <w:pStyle w:val="TextBody"/>
+        <w:numPr>
+          <w:ilvl w:val="0"/>
+          <w:numId w:val="71"/>
+        </w:numPr>
+        <w:jc w:val="both"/>
+        <w:rPr/>
+      </w:pPr>
+      <w:r>
+        <w:rPr>
+          <w:rFonts w:ascii="aptos" w:hAnsi="aptos"/>
+          <w:sz w:val="28"/>
+          <w:szCs w:val="28"/>
+        </w:rPr>
+        <w:t xml:space="preserve">So we can use </w:t>
+      </w:r>
+      <w:r>
+        <w:rPr>
+          <w:rFonts w:ascii="aptos" w:hAnsi="aptos"/>
+          <w:sz w:val="28"/>
+          <w:szCs w:val="28"/>
+        </w:rPr>
+        <w:t>global component and set the filtered data in it so we can use it anywhere.</w:t>
+      </w:r>
+    </w:p>
+    <w:p>
+      <w:pPr>
+        <w:pStyle w:val="TextBody"/>
+        <w:numPr>
+          <w:ilvl w:val="0"/>
+          <w:numId w:val="71"/>
+        </w:numPr>
         <w:spacing w:before="0" w:after="140"/>
         <w:jc w:val="both"/>
-        <w:rPr>
-          <w:rFonts w:ascii="aptos" w:hAnsi="aptos"/>
-        </w:rPr>
-      </w:pPr>
-      <w:r>
-        <w:rPr>
-          <w:rFonts w:ascii="aptos" w:hAnsi="aptos"/>
-          <w:b w:val="false"/>
-          <w:bCs w:val="false"/>
-          <w:sz w:val="28"/>
-          <w:szCs w:val="26"/>
-        </w:rPr>
-        <w:t xml:space="preserve">1.  </w:t>
-      </w:r>
-      <w:r>
-        <w:rPr>
-          <w:rFonts w:ascii="aptos" w:hAnsi="aptos"/>
-          <w:b w:val="false"/>
-          <w:bCs w:val="false"/>
-          <w:sz w:val="28"/>
-          <w:szCs w:val="26"/>
-        </w:rPr>
-        <w:t>Multiple interceptor:</w:t>
-      </w:r>
-    </w:p>
-    <w:p>
-      <w:pPr>
-        <w:pStyle w:val="TextBody"/>
-        <w:numPr>
-          <w:ilvl w:val="0"/>
-          <w:numId w:val="65"/>
-        </w:numPr>
-        <w:spacing w:before="0" w:after="140"/>
-        <w:jc w:val="both"/>
-        <w:rPr>
-          <w:rFonts w:ascii="aptos" w:hAnsi="aptos"/>
-        </w:rPr>
-      </w:pPr>
-      <w:r>
-        <w:rPr>
-          <w:rFonts w:ascii="aptos" w:hAnsi="aptos"/>
-          <w:b w:val="false"/>
-          <w:bCs w:val="false"/>
-          <w:sz w:val="28"/>
-          <w:szCs w:val="26"/>
-        </w:rPr>
-        <w:t>we can add multiple interceptor for different action.</w:t>
-      </w:r>
-    </w:p>
-    <w:p>
-      <w:pPr>
-        <w:pStyle w:val="TextBody"/>
-        <w:numPr>
-          <w:ilvl w:val="0"/>
-          <w:numId w:val="65"/>
-        </w:numPr>
-        <w:spacing w:before="0" w:after="140"/>
-        <w:jc w:val="both"/>
-        <w:rPr>
-          <w:rFonts w:ascii="aptos" w:hAnsi="aptos"/>
-        </w:rPr>
-      </w:pPr>
-      <w:r>
-        <w:rPr>
-          <w:rFonts w:ascii="aptos" w:hAnsi="aptos"/>
-          <w:b w:val="false"/>
-          <w:bCs w:val="false"/>
-          <w:sz w:val="28"/>
-          <w:szCs w:val="26"/>
-        </w:rPr>
-        <w:t>Each interceptor will be executed</w:t>
-      </w:r>
-    </w:p>
-    <w:p>
-      <w:pPr>
-        <w:pStyle w:val="TextBody"/>
-        <w:numPr>
-          <w:ilvl w:val="0"/>
-          <w:numId w:val="65"/>
-        </w:numPr>
-        <w:spacing w:before="0" w:after="140"/>
-        <w:jc w:val="both"/>
-        <w:rPr>
-          <w:rFonts w:ascii="aptos" w:hAnsi="aptos"/>
-        </w:rPr>
-      </w:pPr>
-      <w:r>
-        <w:rPr>
-          <w:rFonts w:ascii="aptos" w:hAnsi="aptos"/>
-          <w:b w:val="false"/>
-          <w:bCs w:val="false"/>
-          <w:sz w:val="28"/>
-          <w:szCs w:val="26"/>
-        </w:rPr>
-        <w:t>request interceptor are executed in reverse order (LIFO).</w:t>
-      </w:r>
-      <w:r>
-        <w:rPr>
-          <w:rFonts w:ascii="aptos" w:hAnsi="aptos"/>
-          <w:b w:val="false"/>
-          <w:bCs w:val="false"/>
-          <w:sz w:val="28"/>
-          <w:szCs w:val="26"/>
-        </w:rPr>
-        <w:t>this is done so that default system configuration (by default config) can be overriden by more specific,</w:t>
-      </w:r>
-    </w:p>
-    <w:p>
-      <w:pPr>
-        <w:pStyle w:val="TextBody"/>
-        <w:numPr>
-          <w:ilvl w:val="0"/>
-          <w:numId w:val="65"/>
-        </w:numPr>
-        <w:spacing w:before="0" w:after="140"/>
-        <w:jc w:val="both"/>
-        <w:rPr>
-          <w:rFonts w:ascii="aptos" w:hAnsi="aptos"/>
-        </w:rPr>
-      </w:pPr>
-      <w:r>
-        <w:rPr>
-          <w:rFonts w:ascii="aptos" w:hAnsi="aptos"/>
-          <w:b w:val="false"/>
-          <w:bCs w:val="false"/>
-          <w:sz w:val="28"/>
-          <w:szCs w:val="26"/>
-        </w:rPr>
-        <w:t xml:space="preserve">response interceptor are executed in same order they were added (FIFO) </w:t>
-      </w:r>
-    </w:p>
-    <w:p>
-      <w:pPr>
-        <w:pStyle w:val="TextBody"/>
-        <w:numPr>
-          <w:ilvl w:val="0"/>
-          <w:numId w:val="65"/>
-        </w:numPr>
-        <w:spacing w:before="0" w:after="140"/>
-        <w:jc w:val="both"/>
-        <w:rPr>
-          <w:rFonts w:ascii="aptos" w:hAnsi="aptos"/>
-        </w:rPr>
-      </w:pPr>
-      <w:r>
-        <w:rPr>
-          <w:rFonts w:ascii="aptos" w:hAnsi="aptos"/>
-          <w:b w:val="false"/>
-          <w:bCs w:val="false"/>
-          <w:sz w:val="28"/>
-          <w:szCs w:val="26"/>
-        </w:rPr>
-        <w:t>interceptor pass the result to the next interceptor.</w:t>
-      </w:r>
-    </w:p>
-    <w:p>
-      <w:pPr>
-        <w:pStyle w:val="TextBody"/>
-        <w:numPr>
-          <w:ilvl w:val="0"/>
-          <w:numId w:val="65"/>
-        </w:numPr>
-        <w:spacing w:before="0" w:after="140"/>
-        <w:jc w:val="both"/>
-        <w:rPr>
-          <w:rFonts w:ascii="aptos" w:hAnsi="aptos"/>
-        </w:rPr>
-      </w:pPr>
-      <w:r>
-        <w:rPr>
-          <w:rFonts w:ascii="aptos" w:hAnsi="aptos"/>
-          <w:b w:val="false"/>
-          <w:bCs w:val="false"/>
-          <w:sz w:val="28"/>
-          <w:szCs w:val="26"/>
-        </w:rPr>
-        <w:t>Every interceptor gets the result of its previos interceptor.</w:t>
-      </w:r>
-    </w:p>
-    <w:p>
-      <w:pPr>
-        <w:pStyle w:val="TextBody"/>
-        <w:numPr>
-          <w:ilvl w:val="0"/>
-          <w:numId w:val="65"/>
-        </w:numPr>
-        <w:spacing w:before="0" w:after="140"/>
-        <w:jc w:val="both"/>
-        <w:rPr>
-          <w:rFonts w:ascii="aptos" w:hAnsi="aptos"/>
-        </w:rPr>
-      </w:pPr>
-      <w:r>
-        <w:rPr>
-          <w:rFonts w:ascii="aptos" w:hAnsi="aptos"/>
-          <w:b w:val="false"/>
-          <w:bCs w:val="false"/>
-          <w:sz w:val="28"/>
-          <w:szCs w:val="26"/>
-        </w:rPr>
-        <w:t>Only last interceptor is allowed to return result to the component.</w:t>
-      </w:r>
-    </w:p>
-    <w:p>
-      <w:pPr>
-        <w:pStyle w:val="TextBody"/>
-        <w:numPr>
-          <w:ilvl w:val="0"/>
-          <w:numId w:val="65"/>
-        </w:numPr>
-        <w:spacing w:before="0" w:after="140"/>
-        <w:jc w:val="both"/>
-        <w:rPr>
-          <w:rFonts w:ascii="aptos" w:hAnsi="aptos"/>
-        </w:rPr>
-      </w:pPr>
-      <w:r>
-        <w:rPr>
-          <w:rFonts w:ascii="aptos" w:hAnsi="aptos"/>
-          <w:b w:val="false"/>
-          <w:bCs w:val="false"/>
-          <w:sz w:val="28"/>
-          <w:szCs w:val="26"/>
-        </w:rPr>
-        <w:t>If 1</w:t>
-      </w:r>
-      <w:r>
-        <w:rPr>
-          <w:rFonts w:ascii="aptos" w:hAnsi="aptos"/>
-          <w:b w:val="false"/>
-          <w:bCs w:val="false"/>
-          <w:sz w:val="28"/>
-          <w:szCs w:val="26"/>
-          <w:vertAlign w:val="superscript"/>
-        </w:rPr>
-        <w:t>st</w:t>
-      </w:r>
-      <w:r>
-        <w:rPr>
-          <w:rFonts w:ascii="aptos" w:hAnsi="aptos"/>
-          <w:b w:val="false"/>
-          <w:bCs w:val="false"/>
-          <w:sz w:val="28"/>
-          <w:szCs w:val="26"/>
-        </w:rPr>
-        <w:t xml:space="preserve"> interceptor fails and occur an error then 2</w:t>
-      </w:r>
-      <w:r>
-        <w:rPr>
-          <w:rFonts w:ascii="aptos" w:hAnsi="aptos"/>
-          <w:b w:val="false"/>
-          <w:bCs w:val="false"/>
-          <w:sz w:val="28"/>
-          <w:szCs w:val="26"/>
-          <w:vertAlign w:val="superscript"/>
-        </w:rPr>
-        <w:t>nd</w:t>
-      </w:r>
-      <w:r>
-        <w:rPr>
-          <w:rFonts w:ascii="aptos" w:hAnsi="aptos"/>
-          <w:b w:val="false"/>
-          <w:bCs w:val="false"/>
-          <w:sz w:val="28"/>
-          <w:szCs w:val="26"/>
-        </w:rPr>
-        <w:t xml:space="preserve"> interceptor’s rejection part’s handler calls directly, it could not call response part of that interceptor.</w:t>
-      </w:r>
-    </w:p>
-    <w:p>
-      <w:pPr>
-        <w:pStyle w:val="TextBody"/>
-        <w:numPr>
-          <w:ilvl w:val="0"/>
-          <w:numId w:val="65"/>
-        </w:numPr>
-        <w:spacing w:before="0" w:after="140"/>
-        <w:jc w:val="both"/>
-        <w:rPr>
-          <w:rFonts w:ascii="aptos" w:hAnsi="aptos"/>
-        </w:rPr>
-      </w:pPr>
-      <w:r>
-        <w:rPr>
-          <w:rFonts w:ascii="aptos" w:hAnsi="aptos"/>
-          <w:b w:val="false"/>
-          <w:bCs w:val="false"/>
-          <w:sz w:val="28"/>
-          <w:szCs w:val="26"/>
-        </w:rPr>
-        <w:t>If interceptor 2 dont reso</w:t>
-      </w:r>
-      <w:r>
-        <w:rPr>
-          <w:rFonts w:ascii="aptos" w:hAnsi="aptos"/>
-          <w:b w:val="false"/>
-          <w:bCs w:val="false"/>
-          <w:sz w:val="28"/>
-          <w:szCs w:val="26"/>
-        </w:rPr>
-        <w:t>l</w:t>
-      </w:r>
-      <w:r>
-        <w:rPr>
-          <w:rFonts w:ascii="aptos" w:hAnsi="aptos"/>
-          <w:b w:val="false"/>
-          <w:bCs w:val="false"/>
-          <w:sz w:val="28"/>
-          <w:szCs w:val="26"/>
-        </w:rPr>
-        <w:t>ve the error then if interceptor 2 is the last iinterceptor then the error caught by the catch statement then show on the ui.</w:t>
-      </w:r>
-    </w:p>
-    <w:p>
-      <w:pPr>
-        <w:pStyle w:val="TextBody"/>
-        <w:numPr>
-          <w:ilvl w:val="0"/>
-          <w:numId w:val="65"/>
-        </w:numPr>
-        <w:spacing w:before="0" w:after="140"/>
-        <w:jc w:val="both"/>
-        <w:rPr>
-          <w:rFonts w:ascii="aptos" w:hAnsi="aptos"/>
-        </w:rPr>
-      </w:pPr>
-      <w:r>
-        <w:rPr>
-          <w:rFonts w:ascii="aptos" w:hAnsi="aptos"/>
-          <w:b w:val="false"/>
-          <w:bCs w:val="false"/>
-          <w:sz w:val="28"/>
-          <w:szCs w:val="26"/>
-        </w:rPr>
-        <w:t xml:space="preserve">If interceptor 2 </w:t>
-      </w:r>
-      <w:r>
-        <w:rPr>
-          <w:rFonts w:ascii="aptos" w:hAnsi="aptos"/>
-          <w:b w:val="false"/>
-          <w:bCs w:val="false"/>
-          <w:sz w:val="28"/>
-          <w:szCs w:val="26"/>
-        </w:rPr>
-        <w:t>can resolve the error, it resolve and if there is another interceptor 3 then it moves to the interceptor 3 success part otherwise the result returned and pass to the component.</w:t>
-      </w:r>
-    </w:p>
-    <w:p>
-      <w:pPr>
-        <w:pStyle w:val="TextBody"/>
-        <w:spacing w:before="0" w:after="140"/>
-        <w:jc w:val="both"/>
-        <w:rPr>
-          <w:b w:val="false"/>
-          <w:b w:val="false"/>
-          <w:bCs w:val="false"/>
-          <w:sz w:val="28"/>
-          <w:szCs w:val="26"/>
-        </w:rPr>
-      </w:pPr>
-      <w:r>
-        <w:rPr>
-          <w:rFonts w:ascii="aptos" w:hAnsi="aptos"/>
-        </w:rPr>
-      </w:r>
-    </w:p>
-    <w:p>
-      <w:pPr>
-        <w:pStyle w:val="TextBody"/>
-        <w:spacing w:before="0" w:after="140"/>
-        <w:jc w:val="both"/>
-        <w:rPr>
-          <w:rFonts w:ascii="aptos" w:hAnsi="aptos"/>
-        </w:rPr>
-      </w:pPr>
-      <w:r>
-        <w:rPr>
-          <w:rFonts w:ascii="aptos" w:hAnsi="aptos"/>
-          <w:b w:val="false"/>
-          <w:bCs w:val="false"/>
-          <w:sz w:val="28"/>
-          <w:szCs w:val="26"/>
-        </w:rPr>
-        <w:t xml:space="preserve">4. </w:t>
-      </w:r>
-      <w:r>
-        <w:rPr>
-          <w:rFonts w:ascii="aptos" w:hAnsi="aptos"/>
-          <w:b w:val="false"/>
-          <w:bCs w:val="false"/>
-          <w:sz w:val="28"/>
-          <w:szCs w:val="26"/>
-        </w:rPr>
-        <w:t>How to fix the size of textarea field without drag option?</w:t>
-      </w:r>
-    </w:p>
-    <w:p>
-      <w:pPr>
-        <w:pStyle w:val="TextBody"/>
-        <w:spacing w:before="0" w:after="140"/>
-        <w:jc w:val="both"/>
-        <w:rPr>
-          <w:rFonts w:ascii="aptos" w:hAnsi="aptos"/>
-        </w:rPr>
-      </w:pPr>
-      <w:r>
-        <w:rPr>
-          <w:rFonts w:ascii="aptos" w:hAnsi="aptos"/>
-          <w:b w:val="false"/>
-          <w:bCs w:val="false"/>
-          <w:sz w:val="28"/>
-          <w:szCs w:val="26"/>
-        </w:rPr>
-        <w:t>Ans: Give height and widht / row and column property for size.</w:t>
-      </w:r>
-    </w:p>
-    <w:p>
-      <w:pPr>
-        <w:pStyle w:val="TextBody"/>
-        <w:numPr>
-          <w:ilvl w:val="0"/>
-          <w:numId w:val="66"/>
-        </w:numPr>
-        <w:spacing w:before="0" w:after="140"/>
-        <w:jc w:val="both"/>
-        <w:rPr>
-          <w:rFonts w:ascii="aptos" w:hAnsi="aptos"/>
-        </w:rPr>
-      </w:pPr>
-      <w:r>
-        <w:rPr>
-          <w:rFonts w:ascii="aptos" w:hAnsi="aptos"/>
-          <w:b w:val="false"/>
-          <w:bCs w:val="false"/>
-          <w:sz w:val="28"/>
-          <w:szCs w:val="26"/>
-        </w:rPr>
-        <w:t>Then give resize – none :- it fix the size we given and do not show the drag text area box.</w:t>
-      </w:r>
-    </w:p>
-    <w:p>
-      <w:pPr>
-        <w:pStyle w:val="TextBody"/>
-        <w:numPr>
-          <w:ilvl w:val="0"/>
-          <w:numId w:val="66"/>
-        </w:numPr>
-        <w:spacing w:before="0" w:after="140"/>
-        <w:jc w:val="both"/>
-        <w:rPr>
-          <w:rFonts w:ascii="aptos" w:hAnsi="aptos"/>
-          <w:sz w:val="28"/>
-          <w:szCs w:val="28"/>
-        </w:rPr>
-      </w:pPr>
-      <w:r>
-        <w:rPr>
-          <w:rFonts w:ascii="aptos" w:hAnsi="aptos"/>
-          <w:sz w:val="28"/>
-          <w:szCs w:val="28"/>
-        </w:rPr>
-        <w:t>&lt;textarea placeholder="Write here.." className=" w-full h-20 resize-none "/&gt;</w:t>
-      </w:r>
-    </w:p>
-    <w:p>
-      <w:pPr>
-        <w:pStyle w:val="TextBody"/>
-        <w:spacing w:before="0" w:after="140"/>
-        <w:jc w:val="both"/>
-        <w:rPr>
-          <w:rFonts w:ascii="aptos" w:hAnsi="aptos"/>
-          <w:sz w:val="28"/>
-          <w:szCs w:val="28"/>
-        </w:rPr>
-      </w:pPr>
-      <w:r>
-        <w:rPr>
-          <w:rFonts w:ascii="aptos" w:hAnsi="aptos"/>
-          <w:sz w:val="28"/>
-          <w:szCs w:val="28"/>
-        </w:rPr>
-      </w:r>
-    </w:p>
-    <w:p>
-      <w:pPr>
-        <w:pStyle w:val="TextBody"/>
-        <w:spacing w:before="0" w:after="140"/>
-        <w:jc w:val="both"/>
-        <w:rPr>
-          <w:rFonts w:ascii="aptos" w:hAnsi="aptos"/>
-          <w:sz w:val="28"/>
-          <w:szCs w:val="28"/>
-        </w:rPr>
-      </w:pPr>
-      <w:r>
-        <w:rPr>
-          <w:rFonts w:ascii="aptos" w:hAnsi="aptos"/>
-          <w:sz w:val="28"/>
-          <w:szCs w:val="28"/>
-        </w:rPr>
-      </w:r>
-    </w:p>
-    <w:p>
-      <w:pPr>
-        <w:pStyle w:val="TextBody"/>
-        <w:spacing w:before="0" w:after="140"/>
-        <w:jc w:val="both"/>
-        <w:rPr>
-          <w:rFonts w:ascii="aptos" w:hAnsi="aptos"/>
-          <w:sz w:val="28"/>
-          <w:szCs w:val="28"/>
-        </w:rPr>
-      </w:pPr>
-      <w:r>
-        <w:rPr>
-          <w:rFonts w:ascii="aptos" w:hAnsi="aptos"/>
-          <w:sz w:val="28"/>
-          <w:szCs w:val="28"/>
-        </w:rPr>
-        <w:t>5. If server send the error then how can we show the custom error on the ui?</w:t>
-      </w:r>
-    </w:p>
-    <w:p>
-      <w:pPr>
-        <w:pStyle w:val="TextBody"/>
-        <w:spacing w:before="0" w:after="140"/>
-        <w:jc w:val="both"/>
-        <w:rPr>
-          <w:rFonts w:ascii="aptos" w:hAnsi="aptos"/>
-          <w:sz w:val="28"/>
-          <w:szCs w:val="28"/>
-          <w:u w:val="none"/>
-        </w:rPr>
-      </w:pPr>
-      <w:r>
-        <w:rPr>
-          <w:rFonts w:ascii="aptos" w:hAnsi="aptos"/>
-          <w:sz w:val="28"/>
-          <w:szCs w:val="28"/>
-          <w:u w:val="none"/>
-        </w:rPr>
-        <w:t>6. If url query params have extra space.</w:t>
-      </w:r>
-    </w:p>
-    <w:p>
-      <w:pPr>
-        <w:pStyle w:val="TextBody"/>
-        <w:spacing w:before="0" w:after="140"/>
-        <w:jc w:val="both"/>
         <w:rPr/>
       </w:pPr>
       <w:r>
@@ -20892,277 +21803,16 @@
           <w:rFonts w:ascii="aptos" w:hAnsi="aptos"/>
           <w:sz w:val="28"/>
           <w:szCs w:val="28"/>
-          <w:u w:val="none"/>
-        </w:rPr>
-        <w:t xml:space="preserve">Ans: If we add a extra space, then </w:t>
-      </w:r>
-      <w:r>
-        <w:rPr>
-          <w:rFonts w:ascii="aptos" w:hAnsi="aptos"/>
-          <w:sz w:val="28"/>
-          <w:szCs w:val="28"/>
-          <w:u w:val="none"/>
-        </w:rPr>
-        <w:t xml:space="preserve">pace character in a URL query string is encoded as </w:t>
-      </w:r>
-      <w:r>
-        <w:rPr>
-          <w:rStyle w:val="SourceText"/>
-          <w:rFonts w:ascii="aptos" w:hAnsi="aptos"/>
-          <w:b w:val="false"/>
-          <w:strike w:val="false"/>
-          <w:dstrike w:val="false"/>
-          <w:sz w:val="28"/>
-          <w:szCs w:val="28"/>
-          <w:u w:val="none"/>
-          <w:effect w:val="none"/>
-          <w:bdr w:val="single" w:sz="6" w:space="1" w:color="F0F2F5"/>
-        </w:rPr>
-        <w:t xml:space="preserve">%20 </w:t>
-      </w:r>
-      <w:r>
-        <w:rPr>
-          <w:rStyle w:val="SourceText"/>
-          <w:rFonts w:ascii="aptos" w:hAnsi="aptos"/>
-          <w:b w:val="false"/>
-          <w:strike w:val="false"/>
-          <w:dstrike w:val="false"/>
-          <w:sz w:val="28"/>
-          <w:szCs w:val="28"/>
-          <w:u w:val="none"/>
-          <w:effect w:val="none"/>
-          <w:bdr w:val="single" w:sz="6" w:space="1" w:color="F0F2F5"/>
-        </w:rPr>
-        <w:t>or +.</w:t>
-      </w:r>
-    </w:p>
-    <w:p>
-      <w:pPr>
-        <w:pStyle w:val="TextBody"/>
-        <w:numPr>
-          <w:ilvl w:val="0"/>
-          <w:numId w:val="67"/>
-        </w:numPr>
-        <w:spacing w:before="0" w:after="140"/>
-        <w:jc w:val="both"/>
-        <w:rPr/>
-      </w:pPr>
-      <w:r>
-        <w:rPr>
-          <w:rStyle w:val="SourceText"/>
-          <w:rFonts w:ascii="aptos" w:hAnsi="aptos"/>
-          <w:b w:val="false"/>
-          <w:strike w:val="false"/>
-          <w:dstrike w:val="false"/>
-          <w:sz w:val="28"/>
-          <w:szCs w:val="28"/>
-          <w:u w:val="none"/>
-          <w:effect w:val="none"/>
-          <w:bdr w:val="single" w:sz="6" w:space="1" w:color="F0F2F5"/>
-        </w:rPr>
-        <w:t>The page loads mormally and the space does not crash the browser.</w:t>
-      </w:r>
-    </w:p>
-    <w:p>
-      <w:pPr>
-        <w:pStyle w:val="TextBody"/>
-        <w:numPr>
-          <w:ilvl w:val="0"/>
-          <w:numId w:val="67"/>
-        </w:numPr>
-        <w:spacing w:before="0" w:after="140"/>
-        <w:jc w:val="both"/>
-        <w:rPr/>
-      </w:pPr>
-      <w:r>
-        <w:rPr>
-          <w:rStyle w:val="SourceText"/>
-          <w:rFonts w:ascii="aptos" w:hAnsi="aptos"/>
-          <w:b w:val="false"/>
-          <w:strike w:val="false"/>
-          <w:dstrike w:val="false"/>
-          <w:sz w:val="28"/>
-          <w:szCs w:val="28"/>
-          <w:u w:val="none"/>
-          <w:effect w:val="none"/>
-          <w:bdr w:val="single" w:sz="6" w:space="1" w:color="F0F2F5"/>
-        </w:rPr>
-        <w:t>When the url paste on the browser then the browser automatically add %20 or + instead of space.</w:t>
-      </w:r>
-    </w:p>
-    <w:p>
-      <w:pPr>
-        <w:pStyle w:val="TextBody"/>
-        <w:numPr>
-          <w:ilvl w:val="0"/>
-          <w:numId w:val="67"/>
-        </w:numPr>
-        <w:spacing w:before="0" w:after="140"/>
-        <w:jc w:val="both"/>
-        <w:rPr/>
-      </w:pPr>
-      <w:r>
-        <w:rPr>
-          <w:rStyle w:val="SourceText"/>
-          <w:rFonts w:ascii="aptos" w:hAnsi="aptos"/>
-          <w:b w:val="false"/>
-          <w:strike w:val="false"/>
-          <w:dstrike w:val="false"/>
-          <w:sz w:val="28"/>
-          <w:szCs w:val="28"/>
-          <w:u w:val="none"/>
-          <w:effect w:val="none"/>
-          <w:bdr w:val="single" w:sz="6" w:space="1" w:color="F0F2F5"/>
-        </w:rPr>
-        <w:t>server catch the url and looks at the endpoint /task and understand that load the task page route.</w:t>
-      </w:r>
-    </w:p>
-    <w:p>
-      <w:pPr>
-        <w:pStyle w:val="TextBody"/>
-        <w:numPr>
-          <w:ilvl w:val="0"/>
-          <w:numId w:val="67"/>
-        </w:numPr>
-        <w:spacing w:before="0" w:after="140"/>
-        <w:jc w:val="both"/>
-        <w:rPr/>
-      </w:pPr>
-      <w:r>
-        <w:rPr>
-          <w:rStyle w:val="SourceText"/>
-          <w:rFonts w:ascii="aptos" w:hAnsi="aptos"/>
-          <w:b w:val="false"/>
-          <w:strike w:val="false"/>
-          <w:dstrike w:val="false"/>
-          <w:sz w:val="28"/>
-          <w:szCs w:val="28"/>
-          <w:u w:val="none"/>
-          <w:effect w:val="none"/>
-          <w:bdr w:val="single" w:sz="6" w:space="1" w:color="F0F2F5"/>
-        </w:rPr>
-        <w:t>Then server looks at the query parameters of the url and splits them using the &amp; symbol.</w:t>
-      </w:r>
-    </w:p>
-    <w:p>
-      <w:pPr>
-        <w:pStyle w:val="TextBody"/>
-        <w:numPr>
-          <w:ilvl w:val="0"/>
-          <w:numId w:val="67"/>
-        </w:numPr>
-        <w:spacing w:before="0" w:after="140"/>
-        <w:jc w:val="both"/>
-        <w:rPr/>
-      </w:pPr>
-      <w:r>
-        <w:rPr>
-          <w:rStyle w:val="SourceText"/>
-          <w:rFonts w:ascii="aptos" w:hAnsi="aptos"/>
-          <w:b w:val="false"/>
-          <w:strike w:val="false"/>
-          <w:dstrike w:val="false"/>
-          <w:sz w:val="28"/>
-          <w:szCs w:val="28"/>
-          <w:u w:val="none"/>
-          <w:effect w:val="none"/>
-          <w:bdr w:val="single" w:sz="6" w:space="1" w:color="F0F2F5"/>
-        </w:rPr>
-        <w:t>Then it convert “%20” to space. Afer this, the key become “ search”.</w:t>
-      </w:r>
-    </w:p>
-    <w:p>
-      <w:pPr>
-        <w:pStyle w:val="TextBody"/>
-        <w:numPr>
-          <w:ilvl w:val="0"/>
-          <w:numId w:val="67"/>
-        </w:numPr>
-        <w:spacing w:before="0" w:after="140"/>
-        <w:jc w:val="both"/>
-        <w:rPr/>
-      </w:pPr>
-      <w:r>
-        <w:rPr>
-          <w:rStyle w:val="SourceText"/>
-          <w:rFonts w:ascii="aptos" w:hAnsi="aptos"/>
-          <w:b w:val="false"/>
-          <w:strike w:val="false"/>
-          <w:dstrike w:val="false"/>
-          <w:sz w:val="28"/>
-          <w:szCs w:val="28"/>
-          <w:u w:val="none"/>
-          <w:effect w:val="none"/>
-          <w:bdr w:val="single" w:sz="6" w:space="1" w:color="F0F2F5"/>
-        </w:rPr>
-        <w:t>Then because of the space the search filters in ignored and if backend have strict validation then it give the 400 – Bad request.</w:t>
-      </w:r>
-    </w:p>
-    <w:p>
-      <w:pPr>
-        <w:pStyle w:val="TextBody"/>
-        <w:spacing w:before="0" w:after="140"/>
-        <w:jc w:val="both"/>
-        <w:rPr>
-          <w:rStyle w:val="SourceText"/>
-          <w:rFonts w:ascii="aptos" w:hAnsi="aptos"/>
-          <w:b w:val="false"/>
-          <w:strike w:val="false"/>
-          <w:dstrike w:val="false"/>
-          <w:sz w:val="28"/>
-          <w:szCs w:val="28"/>
-          <w:u w:val="none"/>
-          <w:effect w:val="none"/>
-          <w:bdr w:val="single" w:sz="6" w:space="1" w:color="F0F2F5"/>
-        </w:rPr>
-      </w:pPr>
-      <w:r>
-        <w:rPr/>
-      </w:r>
-    </w:p>
-    <w:p>
-      <w:pPr>
-        <w:pStyle w:val="TextBody"/>
-        <w:spacing w:before="0" w:after="140"/>
-        <w:jc w:val="both"/>
-        <w:rPr>
-          <w:rStyle w:val="SourceText"/>
-          <w:rFonts w:ascii="aptos" w:hAnsi="aptos"/>
-          <w:b w:val="false"/>
-          <w:strike w:val="false"/>
-          <w:dstrike w:val="false"/>
-          <w:sz w:val="28"/>
-          <w:szCs w:val="28"/>
-          <w:u w:val="none"/>
-          <w:effect w:val="none"/>
-          <w:bdr w:val="single" w:sz="6" w:space="1" w:color="F0F2F5"/>
-        </w:rPr>
-      </w:pPr>
-      <w:r>
-        <w:rPr/>
-      </w:r>
-    </w:p>
-    <w:p>
-      <w:pPr>
-        <w:pStyle w:val="TextBody"/>
-        <w:spacing w:before="0" w:after="140"/>
-        <w:jc w:val="both"/>
-        <w:rPr/>
-      </w:pPr>
-      <w:r>
-        <w:rPr>
-          <w:rStyle w:val="SourceText"/>
-          <w:rFonts w:ascii="aptos" w:hAnsi="aptos"/>
-          <w:b w:val="false"/>
-          <w:strike w:val="false"/>
-          <w:dstrike w:val="false"/>
-          <w:sz w:val="28"/>
-          <w:szCs w:val="28"/>
-          <w:u w:val="none"/>
-          <w:effect w:val="none"/>
-          <w:bdr w:val="single" w:sz="6" w:space="1" w:color="F0F2F5"/>
-        </w:rPr>
-        <w:tab/>
+        </w:rPr>
+        <w:t>W</w:t>
+      </w:r>
+      <w:r>
+        <w:rPr>
+          <w:rFonts w:ascii="aptos" w:hAnsi="aptos"/>
+          <w:sz w:val="28"/>
+          <w:szCs w:val="28"/>
+        </w:rPr>
+        <w:t>e can also use zustand and tanstack query to store the data in queryKey and queryFn.</w:t>
       </w:r>
     </w:p>
     <w:sectPr>
@@ -30257,6 +30907,599 @@
     </w:lvl>
   </w:abstractNum>
   <w:abstractNum w:abstractNumId="68">
+    <w:lvl w:ilvl="0">
+      <w:start w:val="1"/>
+      <w:numFmt w:val="none"/>
+      <w:suff w:val="nothing"/>
+      <w:lvlText w:val=""/>
+      <w:lvlJc w:val="left"/>
+      <w:pPr>
+        <w:tabs>
+          <w:tab w:val="num" w:pos="0"/>
+        </w:tabs>
+        <w:ind w:left="0" w:hanging="0"/>
+      </w:pPr>
+      <w:rPr/>
+    </w:lvl>
+    <w:lvl w:ilvl="1">
+      <w:start w:val="1"/>
+      <w:numFmt w:val="none"/>
+      <w:suff w:val="nothing"/>
+      <w:lvlText w:val=""/>
+      <w:lvlJc w:val="left"/>
+      <w:pPr>
+        <w:tabs>
+          <w:tab w:val="num" w:pos="0"/>
+        </w:tabs>
+        <w:ind w:left="0" w:hanging="0"/>
+      </w:pPr>
+      <w:rPr/>
+    </w:lvl>
+    <w:lvl w:ilvl="2">
+      <w:start w:val="1"/>
+      <w:numFmt w:val="none"/>
+      <w:suff w:val="nothing"/>
+      <w:lvlText w:val=""/>
+      <w:lvlJc w:val="left"/>
+      <w:pPr>
+        <w:tabs>
+          <w:tab w:val="num" w:pos="0"/>
+        </w:tabs>
+        <w:ind w:left="0" w:hanging="0"/>
+      </w:pPr>
+      <w:rPr/>
+    </w:lvl>
+    <w:lvl w:ilvl="3">
+      <w:start w:val="1"/>
+      <w:numFmt w:val="none"/>
+      <w:suff w:val="nothing"/>
+      <w:lvlText w:val=""/>
+      <w:lvlJc w:val="left"/>
+      <w:pPr>
+        <w:tabs>
+          <w:tab w:val="num" w:pos="0"/>
+        </w:tabs>
+        <w:ind w:left="0" w:hanging="0"/>
+      </w:pPr>
+      <w:rPr/>
+    </w:lvl>
+    <w:lvl w:ilvl="4">
+      <w:start w:val="1"/>
+      <w:numFmt w:val="none"/>
+      <w:suff w:val="nothing"/>
+      <w:lvlText w:val=""/>
+      <w:lvlJc w:val="left"/>
+      <w:pPr>
+        <w:tabs>
+          <w:tab w:val="num" w:pos="0"/>
+        </w:tabs>
+        <w:ind w:left="0" w:hanging="0"/>
+      </w:pPr>
+      <w:rPr/>
+    </w:lvl>
+    <w:lvl w:ilvl="5">
+      <w:start w:val="1"/>
+      <w:numFmt w:val="none"/>
+      <w:suff w:val="nothing"/>
+      <w:lvlText w:val=""/>
+      <w:lvlJc w:val="left"/>
+      <w:pPr>
+        <w:tabs>
+          <w:tab w:val="num" w:pos="0"/>
+        </w:tabs>
+        <w:ind w:left="0" w:hanging="0"/>
+      </w:pPr>
+      <w:rPr/>
+    </w:lvl>
+    <w:lvl w:ilvl="6">
+      <w:start w:val="1"/>
+      <w:numFmt w:val="none"/>
+      <w:suff w:val="nothing"/>
+      <w:lvlText w:val=""/>
+      <w:lvlJc w:val="left"/>
+      <w:pPr>
+        <w:tabs>
+          <w:tab w:val="num" w:pos="0"/>
+        </w:tabs>
+        <w:ind w:left="0" w:hanging="0"/>
+      </w:pPr>
+      <w:rPr/>
+    </w:lvl>
+    <w:lvl w:ilvl="7">
+      <w:start w:val="1"/>
+      <w:numFmt w:val="none"/>
+      <w:suff w:val="nothing"/>
+      <w:lvlText w:val=""/>
+      <w:lvlJc w:val="left"/>
+      <w:pPr>
+        <w:tabs>
+          <w:tab w:val="num" w:pos="0"/>
+        </w:tabs>
+        <w:ind w:left="0" w:hanging="0"/>
+      </w:pPr>
+      <w:rPr/>
+    </w:lvl>
+    <w:lvl w:ilvl="8">
+      <w:start w:val="1"/>
+      <w:numFmt w:val="none"/>
+      <w:suff w:val="nothing"/>
+      <w:lvlText w:val=""/>
+      <w:lvlJc w:val="left"/>
+      <w:pPr>
+        <w:tabs>
+          <w:tab w:val="num" w:pos="0"/>
+        </w:tabs>
+        <w:ind w:left="0" w:hanging="0"/>
+      </w:pPr>
+      <w:rPr/>
+    </w:lvl>
+  </w:abstractNum>
+  <w:abstractNum w:abstractNumId="69">
+    <w:lvl w:ilvl="0">
+      <w:start w:val="1"/>
+      <w:numFmt w:val="bullet"/>
+      <w:lvlText w:val=""/>
+      <w:lvlJc w:val="left"/>
+      <w:pPr>
+        <w:tabs>
+          <w:tab w:val="num" w:pos="720"/>
+        </w:tabs>
+        <w:ind w:left="720" w:hanging="360"/>
+      </w:pPr>
+      <w:rPr>
+        <w:rFonts w:ascii="Symbol" w:hAnsi="Symbol" w:cs="Symbol" w:hint="default"/>
+        <w:sz w:val="24"/>
+        <w:szCs w:val="24"/>
+      </w:rPr>
+    </w:lvl>
+    <w:lvl w:ilvl="1">
+      <w:start w:val="1"/>
+      <w:numFmt w:val="bullet"/>
+      <w:lvlText w:val="◦"/>
+      <w:lvlJc w:val="left"/>
+      <w:pPr>
+        <w:tabs>
+          <w:tab w:val="num" w:pos="1080"/>
+        </w:tabs>
+        <w:ind w:left="1080" w:hanging="360"/>
+      </w:pPr>
+      <w:rPr>
+        <w:rFonts w:ascii="OpenSymbol" w:hAnsi="OpenSymbol" w:cs="OpenSymbol" w:hint="default"/>
+        <w:sz w:val="24"/>
+        <w:szCs w:val="24"/>
+      </w:rPr>
+    </w:lvl>
+    <w:lvl w:ilvl="2">
+      <w:start w:val="1"/>
+      <w:numFmt w:val="bullet"/>
+      <w:lvlText w:val="▪"/>
+      <w:lvlJc w:val="left"/>
+      <w:pPr>
+        <w:tabs>
+          <w:tab w:val="num" w:pos="1440"/>
+        </w:tabs>
+        <w:ind w:left="1440" w:hanging="360"/>
+      </w:pPr>
+      <w:rPr>
+        <w:rFonts w:ascii="OpenSymbol" w:hAnsi="OpenSymbol" w:cs="OpenSymbol" w:hint="default"/>
+        <w:sz w:val="24"/>
+        <w:szCs w:val="24"/>
+      </w:rPr>
+    </w:lvl>
+    <w:lvl w:ilvl="3">
+      <w:start w:val="1"/>
+      <w:numFmt w:val="bullet"/>
+      <w:lvlText w:val=""/>
+      <w:lvlJc w:val="left"/>
+      <w:pPr>
+        <w:tabs>
+          <w:tab w:val="num" w:pos="1800"/>
+        </w:tabs>
+        <w:ind w:left="1800" w:hanging="360"/>
+      </w:pPr>
+      <w:rPr>
+        <w:rFonts w:ascii="Symbol" w:hAnsi="Symbol" w:cs="Symbol" w:hint="default"/>
+        <w:sz w:val="24"/>
+        <w:szCs w:val="24"/>
+      </w:rPr>
+    </w:lvl>
+    <w:lvl w:ilvl="4">
+      <w:start w:val="1"/>
+      <w:numFmt w:val="bullet"/>
+      <w:lvlText w:val="◦"/>
+      <w:lvlJc w:val="left"/>
+      <w:pPr>
+        <w:tabs>
+          <w:tab w:val="num" w:pos="2160"/>
+        </w:tabs>
+        <w:ind w:left="2160" w:hanging="360"/>
+      </w:pPr>
+      <w:rPr>
+        <w:rFonts w:ascii="OpenSymbol" w:hAnsi="OpenSymbol" w:cs="OpenSymbol" w:hint="default"/>
+        <w:sz w:val="24"/>
+        <w:szCs w:val="24"/>
+      </w:rPr>
+    </w:lvl>
+    <w:lvl w:ilvl="5">
+      <w:start w:val="1"/>
+      <w:numFmt w:val="bullet"/>
+      <w:lvlText w:val="▪"/>
+      <w:lvlJc w:val="left"/>
+      <w:pPr>
+        <w:tabs>
+          <w:tab w:val="num" w:pos="2520"/>
+        </w:tabs>
+        <w:ind w:left="2520" w:hanging="360"/>
+      </w:pPr>
+      <w:rPr>
+        <w:rFonts w:ascii="OpenSymbol" w:hAnsi="OpenSymbol" w:cs="OpenSymbol" w:hint="default"/>
+        <w:sz w:val="24"/>
+        <w:szCs w:val="24"/>
+      </w:rPr>
+    </w:lvl>
+    <w:lvl w:ilvl="6">
+      <w:start w:val="1"/>
+      <w:numFmt w:val="bullet"/>
+      <w:lvlText w:val=""/>
+      <w:lvlJc w:val="left"/>
+      <w:pPr>
+        <w:tabs>
+          <w:tab w:val="num" w:pos="2880"/>
+        </w:tabs>
+        <w:ind w:left="2880" w:hanging="360"/>
+      </w:pPr>
+      <w:rPr>
+        <w:rFonts w:ascii="Symbol" w:hAnsi="Symbol" w:cs="Symbol" w:hint="default"/>
+        <w:sz w:val="24"/>
+        <w:szCs w:val="24"/>
+      </w:rPr>
+    </w:lvl>
+    <w:lvl w:ilvl="7">
+      <w:start w:val="1"/>
+      <w:numFmt w:val="bullet"/>
+      <w:lvlText w:val="◦"/>
+      <w:lvlJc w:val="left"/>
+      <w:pPr>
+        <w:tabs>
+          <w:tab w:val="num" w:pos="3240"/>
+        </w:tabs>
+        <w:ind w:left="3240" w:hanging="360"/>
+      </w:pPr>
+      <w:rPr>
+        <w:rFonts w:ascii="OpenSymbol" w:hAnsi="OpenSymbol" w:cs="OpenSymbol" w:hint="default"/>
+        <w:sz w:val="24"/>
+        <w:szCs w:val="24"/>
+      </w:rPr>
+    </w:lvl>
+    <w:lvl w:ilvl="8">
+      <w:start w:val="1"/>
+      <w:numFmt w:val="bullet"/>
+      <w:lvlText w:val="▪"/>
+      <w:lvlJc w:val="left"/>
+      <w:pPr>
+        <w:tabs>
+          <w:tab w:val="num" w:pos="3600"/>
+        </w:tabs>
+        <w:ind w:left="3600" w:hanging="360"/>
+      </w:pPr>
+      <w:rPr>
+        <w:rFonts w:ascii="OpenSymbol" w:hAnsi="OpenSymbol" w:cs="OpenSymbol" w:hint="default"/>
+        <w:sz w:val="24"/>
+        <w:szCs w:val="24"/>
+      </w:rPr>
+    </w:lvl>
+  </w:abstractNum>
+  <w:abstractNum w:abstractNumId="70">
+    <w:lvl w:ilvl="0">
+      <w:start w:val="1"/>
+      <w:numFmt w:val="bullet"/>
+      <w:lvlText w:val=""/>
+      <w:lvlJc w:val="left"/>
+      <w:pPr>
+        <w:tabs>
+          <w:tab w:val="num" w:pos="720"/>
+        </w:tabs>
+        <w:ind w:left="720" w:hanging="360"/>
+      </w:pPr>
+      <w:rPr>
+        <w:rFonts w:ascii="Symbol" w:hAnsi="Symbol" w:cs="Symbol" w:hint="default"/>
+        <w:sz w:val="24"/>
+        <w:szCs w:val="24"/>
+      </w:rPr>
+    </w:lvl>
+    <w:lvl w:ilvl="1">
+      <w:start w:val="1"/>
+      <w:numFmt w:val="bullet"/>
+      <w:lvlText w:val="◦"/>
+      <w:lvlJc w:val="left"/>
+      <w:pPr>
+        <w:tabs>
+          <w:tab w:val="num" w:pos="1080"/>
+        </w:tabs>
+        <w:ind w:left="1080" w:hanging="360"/>
+      </w:pPr>
+      <w:rPr>
+        <w:rFonts w:ascii="OpenSymbol" w:hAnsi="OpenSymbol" w:cs="OpenSymbol" w:hint="default"/>
+        <w:sz w:val="24"/>
+        <w:szCs w:val="24"/>
+      </w:rPr>
+    </w:lvl>
+    <w:lvl w:ilvl="2">
+      <w:start w:val="1"/>
+      <w:numFmt w:val="bullet"/>
+      <w:lvlText w:val="▪"/>
+      <w:lvlJc w:val="left"/>
+      <w:pPr>
+        <w:tabs>
+          <w:tab w:val="num" w:pos="1440"/>
+        </w:tabs>
+        <w:ind w:left="1440" w:hanging="360"/>
+      </w:pPr>
+      <w:rPr>
+        <w:rFonts w:ascii="OpenSymbol" w:hAnsi="OpenSymbol" w:cs="OpenSymbol" w:hint="default"/>
+        <w:sz w:val="24"/>
+        <w:szCs w:val="24"/>
+      </w:rPr>
+    </w:lvl>
+    <w:lvl w:ilvl="3">
+      <w:start w:val="1"/>
+      <w:numFmt w:val="bullet"/>
+      <w:lvlText w:val=""/>
+      <w:lvlJc w:val="left"/>
+      <w:pPr>
+        <w:tabs>
+          <w:tab w:val="num" w:pos="1800"/>
+        </w:tabs>
+        <w:ind w:left="1800" w:hanging="360"/>
+      </w:pPr>
+      <w:rPr>
+        <w:rFonts w:ascii="Symbol" w:hAnsi="Symbol" w:cs="Symbol" w:hint="default"/>
+        <w:sz w:val="24"/>
+        <w:szCs w:val="24"/>
+      </w:rPr>
+    </w:lvl>
+    <w:lvl w:ilvl="4">
+      <w:start w:val="1"/>
+      <w:numFmt w:val="bullet"/>
+      <w:lvlText w:val="◦"/>
+      <w:lvlJc w:val="left"/>
+      <w:pPr>
+        <w:tabs>
+          <w:tab w:val="num" w:pos="2160"/>
+        </w:tabs>
+        <w:ind w:left="2160" w:hanging="360"/>
+      </w:pPr>
+      <w:rPr>
+        <w:rFonts w:ascii="OpenSymbol" w:hAnsi="OpenSymbol" w:cs="OpenSymbol" w:hint="default"/>
+        <w:sz w:val="24"/>
+        <w:szCs w:val="24"/>
+      </w:rPr>
+    </w:lvl>
+    <w:lvl w:ilvl="5">
+      <w:start w:val="1"/>
+      <w:numFmt w:val="bullet"/>
+      <w:lvlText w:val="▪"/>
+      <w:lvlJc w:val="left"/>
+      <w:pPr>
+        <w:tabs>
+          <w:tab w:val="num" w:pos="2520"/>
+        </w:tabs>
+        <w:ind w:left="2520" w:hanging="360"/>
+      </w:pPr>
+      <w:rPr>
+        <w:rFonts w:ascii="OpenSymbol" w:hAnsi="OpenSymbol" w:cs="OpenSymbol" w:hint="default"/>
+        <w:sz w:val="24"/>
+        <w:szCs w:val="24"/>
+      </w:rPr>
+    </w:lvl>
+    <w:lvl w:ilvl="6">
+      <w:start w:val="1"/>
+      <w:numFmt w:val="bullet"/>
+      <w:lvlText w:val=""/>
+      <w:lvlJc w:val="left"/>
+      <w:pPr>
+        <w:tabs>
+          <w:tab w:val="num" w:pos="2880"/>
+        </w:tabs>
+        <w:ind w:left="2880" w:hanging="360"/>
+      </w:pPr>
+      <w:rPr>
+        <w:rFonts w:ascii="Symbol" w:hAnsi="Symbol" w:cs="Symbol" w:hint="default"/>
+        <w:sz w:val="24"/>
+        <w:szCs w:val="24"/>
+      </w:rPr>
+    </w:lvl>
+    <w:lvl w:ilvl="7">
+      <w:start w:val="1"/>
+      <w:numFmt w:val="bullet"/>
+      <w:lvlText w:val="◦"/>
+      <w:lvlJc w:val="left"/>
+      <w:pPr>
+        <w:tabs>
+          <w:tab w:val="num" w:pos="3240"/>
+        </w:tabs>
+        <w:ind w:left="3240" w:hanging="360"/>
+      </w:pPr>
+      <w:rPr>
+        <w:rFonts w:ascii="OpenSymbol" w:hAnsi="OpenSymbol" w:cs="OpenSymbol" w:hint="default"/>
+        <w:sz w:val="24"/>
+        <w:szCs w:val="24"/>
+      </w:rPr>
+    </w:lvl>
+    <w:lvl w:ilvl="8">
+      <w:start w:val="1"/>
+      <w:numFmt w:val="bullet"/>
+      <w:lvlText w:val="▪"/>
+      <w:lvlJc w:val="left"/>
+      <w:pPr>
+        <w:tabs>
+          <w:tab w:val="num" w:pos="3600"/>
+        </w:tabs>
+        <w:ind w:left="3600" w:hanging="360"/>
+      </w:pPr>
+      <w:rPr>
+        <w:rFonts w:ascii="OpenSymbol" w:hAnsi="OpenSymbol" w:cs="OpenSymbol" w:hint="default"/>
+        <w:sz w:val="24"/>
+        <w:szCs w:val="24"/>
+      </w:rPr>
+    </w:lvl>
+  </w:abstractNum>
+  <w:abstractNum w:abstractNumId="71">
+    <w:lvl w:ilvl="0">
+      <w:start w:val="1"/>
+      <w:numFmt w:val="bullet"/>
+      <w:lvlText w:val=""/>
+      <w:lvlJc w:val="left"/>
+      <w:pPr>
+        <w:tabs>
+          <w:tab w:val="num" w:pos="720"/>
+        </w:tabs>
+        <w:ind w:left="720" w:hanging="360"/>
+      </w:pPr>
+      <w:rPr>
+        <w:rFonts w:ascii="Symbol" w:hAnsi="Symbol" w:cs="Symbol" w:hint="default"/>
+        <w:sz w:val="24"/>
+        <w:szCs w:val="24"/>
+      </w:rPr>
+    </w:lvl>
+    <w:lvl w:ilvl="1">
+      <w:start w:val="1"/>
+      <w:numFmt w:val="bullet"/>
+      <w:lvlText w:val="◦"/>
+      <w:lvlJc w:val="left"/>
+      <w:pPr>
+        <w:tabs>
+          <w:tab w:val="num" w:pos="1080"/>
+        </w:tabs>
+        <w:ind w:left="1080" w:hanging="360"/>
+      </w:pPr>
+      <w:rPr>
+        <w:rFonts w:ascii="OpenSymbol" w:hAnsi="OpenSymbol" w:cs="OpenSymbol" w:hint="default"/>
+        <w:sz w:val="24"/>
+        <w:szCs w:val="24"/>
+      </w:rPr>
+    </w:lvl>
+    <w:lvl w:ilvl="2">
+      <w:start w:val="1"/>
+      <w:numFmt w:val="bullet"/>
+      <w:lvlText w:val="▪"/>
+      <w:lvlJc w:val="left"/>
+      <w:pPr>
+        <w:tabs>
+          <w:tab w:val="num" w:pos="1440"/>
+        </w:tabs>
+        <w:ind w:left="1440" w:hanging="360"/>
+      </w:pPr>
+      <w:rPr>
+        <w:rFonts w:ascii="OpenSymbol" w:hAnsi="OpenSymbol" w:cs="OpenSymbol" w:hint="default"/>
+        <w:sz w:val="24"/>
+        <w:szCs w:val="24"/>
+      </w:rPr>
+    </w:lvl>
+    <w:lvl w:ilvl="3">
+      <w:start w:val="1"/>
+      <w:numFmt w:val="bullet"/>
+      <w:lvlText w:val=""/>
+      <w:lvlJc w:val="left"/>
+      <w:pPr>
+        <w:tabs>
+          <w:tab w:val="num" w:pos="1800"/>
+        </w:tabs>
+        <w:ind w:left="1800" w:hanging="360"/>
+      </w:pPr>
+      <w:rPr>
+        <w:rFonts w:ascii="Symbol" w:hAnsi="Symbol" w:cs="Symbol" w:hint="default"/>
+        <w:sz w:val="24"/>
+        <w:szCs w:val="24"/>
+      </w:rPr>
+    </w:lvl>
+    <w:lvl w:ilvl="4">
+      <w:start w:val="1"/>
+      <w:numFmt w:val="bullet"/>
+      <w:lvlText w:val="◦"/>
+      <w:lvlJc w:val="left"/>
+      <w:pPr>
+        <w:tabs>
+          <w:tab w:val="num" w:pos="2160"/>
+        </w:tabs>
+        <w:ind w:left="2160" w:hanging="360"/>
+      </w:pPr>
+      <w:rPr>
+        <w:rFonts w:ascii="OpenSymbol" w:hAnsi="OpenSymbol" w:cs="OpenSymbol" w:hint="default"/>
+        <w:sz w:val="24"/>
+        <w:szCs w:val="24"/>
+      </w:rPr>
+    </w:lvl>
+    <w:lvl w:ilvl="5">
+      <w:start w:val="1"/>
+      <w:numFmt w:val="bullet"/>
+      <w:lvlText w:val="▪"/>
+      <w:lvlJc w:val="left"/>
+      <w:pPr>
+        <w:tabs>
+          <w:tab w:val="num" w:pos="2520"/>
+        </w:tabs>
+        <w:ind w:left="2520" w:hanging="360"/>
+      </w:pPr>
+      <w:rPr>
+        <w:rFonts w:ascii="OpenSymbol" w:hAnsi="OpenSymbol" w:cs="OpenSymbol" w:hint="default"/>
+        <w:sz w:val="24"/>
+        <w:szCs w:val="24"/>
+      </w:rPr>
+    </w:lvl>
+    <w:lvl w:ilvl="6">
+      <w:start w:val="1"/>
+      <w:numFmt w:val="bullet"/>
+      <w:lvlText w:val=""/>
+      <w:lvlJc w:val="left"/>
+      <w:pPr>
+        <w:tabs>
+          <w:tab w:val="num" w:pos="2880"/>
+        </w:tabs>
+        <w:ind w:left="2880" w:hanging="360"/>
+      </w:pPr>
+      <w:rPr>
+        <w:rFonts w:ascii="Symbol" w:hAnsi="Symbol" w:cs="Symbol" w:hint="default"/>
+        <w:sz w:val="24"/>
+        <w:szCs w:val="24"/>
+      </w:rPr>
+    </w:lvl>
+    <w:lvl w:ilvl="7">
+      <w:start w:val="1"/>
+      <w:numFmt w:val="bullet"/>
+      <w:lvlText w:val="◦"/>
+      <w:lvlJc w:val="left"/>
+      <w:pPr>
+        <w:tabs>
+          <w:tab w:val="num" w:pos="3240"/>
+        </w:tabs>
+        <w:ind w:left="3240" w:hanging="360"/>
+      </w:pPr>
+      <w:rPr>
+        <w:rFonts w:ascii="OpenSymbol" w:hAnsi="OpenSymbol" w:cs="OpenSymbol" w:hint="default"/>
+        <w:sz w:val="24"/>
+        <w:szCs w:val="24"/>
+      </w:rPr>
+    </w:lvl>
+    <w:lvl w:ilvl="8">
+      <w:start w:val="1"/>
+      <w:numFmt w:val="bullet"/>
+      <w:lvlText w:val="▪"/>
+      <w:lvlJc w:val="left"/>
+      <w:pPr>
+        <w:tabs>
+          <w:tab w:val="num" w:pos="3600"/>
+        </w:tabs>
+        <w:ind w:left="3600" w:hanging="360"/>
+      </w:pPr>
+      <w:rPr>
+        <w:rFonts w:ascii="OpenSymbol" w:hAnsi="OpenSymbol" w:cs="OpenSymbol" w:hint="default"/>
+        <w:sz w:val="24"/>
+        <w:szCs w:val="24"/>
+      </w:rPr>
+    </w:lvl>
+  </w:abstractNum>
+  <w:abstractNum w:abstractNumId="72">
     <w:lvl w:ilvl="0">
       <w:start w:val="1"/>
       <w:numFmt w:val="none"/>
@@ -30579,6 +31822,18 @@
   <w:num w:numId="68">
     <w:abstractNumId w:val="68"/>
   </w:num>
+  <w:num w:numId="69">
+    <w:abstractNumId w:val="69"/>
+  </w:num>
+  <w:num w:numId="70">
+    <w:abstractNumId w:val="70"/>
+  </w:num>
+  <w:num w:numId="71">
+    <w:abstractNumId w:val="71"/>
+  </w:num>
+  <w:num w:numId="72">
+    <w:abstractNumId w:val="72"/>
+  </w:num>
 </w:numbering>
 </file>
 
@@ -30606,7 +31861,7 @@
     <w:pPr>
       <w:widowControl/>
       <w:suppressAutoHyphens w:val="true"/>
-      <w:overflowPunct w:val="false"/>
+      <w:overflowPunct w:val="true"/>
       <w:bidi w:val="0"/>
       <w:spacing w:lineRule="auto" w:line="259" w:before="0" w:after="160"/>
       <w:jc w:val="left"/>

--- a/WEEK 4.1.docx
+++ b/WEEK 4.1.docx
@@ -17521,8 +17521,10 @@
       </w:pPr>
       <w:r>
         <w:rPr>
-          <w:rFonts w:ascii="aptos" w:hAnsi="aptos"/>
+          <w:b w:val="false"/>
+          <w:bCs w:val="false"/>
           <w:i w:val="false"/>
+          <w:iCs w:val="false"/>
           <w:caps w:val="false"/>
           <w:smallCaps w:val="false"/>
           <w:strike w:val="false"/>
@@ -20438,15 +20440,7 @@
           <w:sz w:val="28"/>
           <w:szCs w:val="28"/>
         </w:rPr>
-        <w:t>W</w:t>
-      </w:r>
-      <w:r>
-        <w:rPr>
-          <w:rFonts w:ascii="aptos" w:hAnsi="aptos"/>
-          <w:sz w:val="28"/>
-          <w:szCs w:val="28"/>
-        </w:rPr>
-        <w:t>e can add multiple interceptor for different action.</w:t>
+        <w:t>We can add multiple interceptor for different action.</w:t>
       </w:r>
     </w:p>
     <w:p>
@@ -20492,15 +20486,7 @@
           <w:sz w:val="28"/>
           <w:szCs w:val="28"/>
         </w:rPr>
-        <w:t>R</w:t>
-      </w:r>
-      <w:r>
-        <w:rPr>
-          <w:rFonts w:ascii="aptos" w:hAnsi="aptos"/>
-          <w:sz w:val="28"/>
-          <w:szCs w:val="28"/>
-        </w:rPr>
-        <w:t>equest interceptor are executed in reverse order (LIFO).this is done so that default system configuration (by default config) can be overriden by more specific,</w:t>
+        <w:t>Request interceptor are executed in reverse order (LIFO).this is done so that default system configuration (by default config) can be overriden by more specific,</w:t>
       </w:r>
     </w:p>
     <w:p>
@@ -20523,15 +20509,7 @@
           <w:sz w:val="28"/>
           <w:szCs w:val="28"/>
         </w:rPr>
-        <w:t>R</w:t>
-      </w:r>
-      <w:r>
-        <w:rPr>
-          <w:rFonts w:ascii="aptos" w:hAnsi="aptos"/>
-          <w:sz w:val="28"/>
-          <w:szCs w:val="28"/>
-        </w:rPr>
-        <w:t xml:space="preserve">esponse interceptor are executed in same order they were added (FIFO) </w:t>
+        <w:t xml:space="preserve">Response interceptor are executed in same order they were added (FIFO) </w:t>
       </w:r>
     </w:p>
     <w:p>
@@ -20554,15 +20532,7 @@
           <w:sz w:val="28"/>
           <w:szCs w:val="28"/>
         </w:rPr>
-        <w:t>I</w:t>
-      </w:r>
-      <w:r>
-        <w:rPr>
-          <w:rFonts w:ascii="aptos" w:hAnsi="aptos"/>
-          <w:sz w:val="28"/>
-          <w:szCs w:val="28"/>
-        </w:rPr>
-        <w:t>nterceptor pass the result to the next interceptor.</w:t>
+        <w:t>Interceptor pass the result to the next interceptor.</w:t>
       </w:r>
     </w:p>
     <w:p>
@@ -21132,47 +21102,7 @@
           <w:sz w:val="28"/>
           <w:szCs w:val="28"/>
         </w:rPr>
-        <w:t xml:space="preserve">Ans: </w:t>
-      </w:r>
-      <w:r>
-        <w:rPr>
-          <w:rFonts w:ascii="aptos" w:hAnsi="aptos"/>
-          <w:sz w:val="28"/>
-          <w:szCs w:val="28"/>
-        </w:rPr>
-        <w:t>for customize the specific error message, we can compare it with the status code if(error.response.</w:t>
-      </w:r>
-      <w:r>
-        <w:rPr>
-          <w:rFonts w:ascii="aptos" w:hAnsi="aptos"/>
-          <w:sz w:val="28"/>
-          <w:szCs w:val="28"/>
-        </w:rPr>
-        <w:t>status === 400</w:t>
-      </w:r>
-      <w:r>
-        <w:rPr>
-          <w:rFonts w:ascii="aptos" w:hAnsi="aptos"/>
-          <w:sz w:val="28"/>
-          <w:szCs w:val="28"/>
-        </w:rPr>
-        <w:t>)</w:t>
-      </w:r>
-      <w:r>
-        <w:rPr>
-          <w:rFonts w:ascii="aptos" w:hAnsi="aptos"/>
-          <w:sz w:val="28"/>
-          <w:szCs w:val="28"/>
-        </w:rPr>
-        <w:t xml:space="preserve">  </w:t>
-      </w:r>
-      <w:r>
-        <w:rPr>
-          <w:rFonts w:ascii="aptos" w:hAnsi="aptos"/>
-          <w:sz w:val="28"/>
-          <w:szCs w:val="28"/>
-        </w:rPr>
-        <w:t>and simply return the cutomize error we want to print.</w:t>
+        <w:t>Ans: for customize the specific error message, we can compare it with the status code if(error.response.status === 400)  and simply return the cutomize error we want to print.</w:t>
       </w:r>
     </w:p>
     <w:p>
@@ -21319,15 +21249,7 @@
           <w:sz w:val="28"/>
           <w:szCs w:val="28"/>
         </w:rPr>
-        <w:t>Ans: If we add a extra space, then pace character in a URL query string is encoded as %</w:t>
-      </w:r>
-      <w:r>
-        <w:rPr>
-          <w:rFonts w:ascii="aptos" w:hAnsi="aptos"/>
-          <w:sz w:val="28"/>
-          <w:szCs w:val="28"/>
-        </w:rPr>
-        <w:t>20 or +.</w:t>
+        <w:t>Ans: If we add a extra space, then pace character in a URL query string is encoded as %20 or +.</w:t>
       </w:r>
     </w:p>
     <w:p>
@@ -21582,7 +21504,11 @@
         </w:rPr>
       </w:pPr>
       <w:r>
-        <w:rPr/>
+        <w:rPr>
+          <w:rFonts w:eastAsia="Aptos" w:cs="DejaVu Sans" w:ascii="aptos" w:hAnsi="aptos"/>
+          <w:sz w:val="28"/>
+          <w:szCs w:val="28"/>
+        </w:rPr>
       </w:r>
     </w:p>
     <w:p>
@@ -21597,7 +21523,11 @@
         </w:rPr>
       </w:pPr>
       <w:r>
-        <w:rPr/>
+        <w:rPr>
+          <w:rFonts w:eastAsia="Aptos" w:cs="DejaVu Sans" w:ascii="aptos" w:hAnsi="aptos"/>
+          <w:sz w:val="28"/>
+          <w:szCs w:val="28"/>
+        </w:rPr>
       </w:r>
     </w:p>
     <w:p>
@@ -21649,8 +21579,19 @@
           <w:sz w:val="28"/>
           <w:szCs w:val="28"/>
         </w:rPr>
-        <w:t xml:space="preserve">In catch block, </w:t>
-      </w:r>
+        <w:t>In catch block, we set the filter for the specific error (404-not found)</w:t>
+      </w:r>
+    </w:p>
+    <w:p>
+      <w:pPr>
+        <w:pStyle w:val="TextBody"/>
+        <w:numPr>
+          <w:ilvl w:val="0"/>
+          <w:numId w:val="69"/>
+        </w:numPr>
+        <w:jc w:val="left"/>
+        <w:rPr/>
+      </w:pPr>
       <w:r>
         <w:rPr>
           <w:rStyle w:val="SourceText"/>
@@ -21658,87 +21599,59 @@
           <w:sz w:val="28"/>
           <w:szCs w:val="28"/>
         </w:rPr>
-        <w:t>we set the filter for the specific error (404-not found)</w:t>
-      </w:r>
-    </w:p>
-    <w:p>
-      <w:pPr>
-        <w:pStyle w:val="TextBody"/>
-        <w:numPr>
-          <w:ilvl w:val="0"/>
-          <w:numId w:val="69"/>
-        </w:numPr>
-        <w:jc w:val="left"/>
+        <w:t>setTasks(currentTasks =&gt; currentTasks.filter(task =&gt; task.id !== clickedTaskId));</w:t>
+      </w:r>
+    </w:p>
+    <w:p>
+      <w:pPr>
+        <w:pStyle w:val="TextBody"/>
+        <w:jc w:val="both"/>
+        <w:rPr>
+          <w:rFonts w:ascii="aptos" w:hAnsi="aptos"/>
+          <w:sz w:val="28"/>
+          <w:szCs w:val="28"/>
+        </w:rPr>
+      </w:pPr>
+      <w:r>
+        <w:rPr>
+          <w:rFonts w:ascii="aptos" w:hAnsi="aptos"/>
+          <w:sz w:val="28"/>
+          <w:szCs w:val="28"/>
+        </w:rPr>
+      </w:r>
+    </w:p>
+    <w:p>
+      <w:pPr>
+        <w:pStyle w:val="TextBody"/>
+        <w:jc w:val="both"/>
+        <w:rPr>
+          <w:rFonts w:ascii="aptos" w:hAnsi="aptos"/>
+          <w:sz w:val="28"/>
+          <w:szCs w:val="28"/>
+        </w:rPr>
+      </w:pPr>
+      <w:r>
+        <w:rPr>
+          <w:rFonts w:ascii="aptos" w:hAnsi="aptos"/>
+          <w:sz w:val="28"/>
+          <w:szCs w:val="28"/>
+        </w:rPr>
+        <w:t>9. Page navigation survive.</w:t>
+      </w:r>
+    </w:p>
+    <w:p>
+      <w:pPr>
+        <w:pStyle w:val="TextBody"/>
+        <w:jc w:val="both"/>
         <w:rPr/>
       </w:pPr>
       <w:r>
         <w:rPr>
-          <w:rStyle w:val="SourceText"/>
-          <w:rFonts w:eastAsia="Aptos" w:cs="DejaVu Sans" w:ascii="aptos" w:hAnsi="aptos"/>
-          <w:sz w:val="28"/>
-          <w:szCs w:val="28"/>
-        </w:rPr>
-        <w:t>setTasks(currentTasks =&gt; currentTasks.filter(task =&gt; task.id !== clickedTaskId));</w:t>
-      </w:r>
-    </w:p>
-    <w:p>
-      <w:pPr>
-        <w:pStyle w:val="TextBody"/>
-        <w:jc w:val="both"/>
-        <w:rPr>
-          <w:rFonts w:ascii="aptos" w:hAnsi="aptos"/>
-          <w:sz w:val="28"/>
-          <w:szCs w:val="28"/>
-        </w:rPr>
-      </w:pPr>
-      <w:r>
-        <w:rPr>
-          <w:rFonts w:ascii="aptos" w:hAnsi="aptos"/>
-          <w:sz w:val="28"/>
-          <w:szCs w:val="28"/>
-        </w:rPr>
-      </w:r>
-    </w:p>
-    <w:p>
-      <w:pPr>
-        <w:pStyle w:val="TextBody"/>
-        <w:jc w:val="both"/>
-        <w:rPr>
-          <w:rFonts w:ascii="aptos" w:hAnsi="aptos"/>
-          <w:sz w:val="28"/>
-          <w:szCs w:val="28"/>
-        </w:rPr>
-      </w:pPr>
-      <w:r>
-        <w:rPr>
-          <w:rFonts w:ascii="aptos" w:hAnsi="aptos"/>
-          <w:sz w:val="28"/>
-          <w:szCs w:val="28"/>
-        </w:rPr>
-        <w:t>9. Page navigation survive.</w:t>
-      </w:r>
-    </w:p>
-    <w:p>
-      <w:pPr>
-        <w:pStyle w:val="TextBody"/>
-        <w:jc w:val="both"/>
-        <w:rPr/>
-      </w:pPr>
-      <w:r>
-        <w:rPr>
-          <w:rFonts w:ascii="aptos" w:hAnsi="aptos"/>
-          <w:sz w:val="28"/>
-          <w:szCs w:val="28"/>
-        </w:rPr>
-        <w:t xml:space="preserve">Ans: </w:t>
-      </w:r>
-      <w:r>
-        <w:rPr>
-          <w:rFonts w:ascii="aptos" w:hAnsi="aptos"/>
-          <w:sz w:val="28"/>
-          <w:szCs w:val="28"/>
-        </w:rPr>
-        <w:t>we can store the filtered data in local storage and then we can get the filtered data while page navigation.</w:t>
+          <w:rFonts w:ascii="aptos" w:hAnsi="aptos"/>
+          <w:sz w:val="28"/>
+          <w:szCs w:val="28"/>
+        </w:rPr>
+        <w:t>Ans:  we can store the filtered data in local storage and then we can get the filtered data while page navigation.</w:t>
       </w:r>
     </w:p>
     <w:p>
@@ -21749,7 +21662,10 @@
           <w:numId w:val="71"/>
         </w:numPr>
         <w:jc w:val="both"/>
-        <w:rPr/>
+        <w:rPr>
+          <w:sz w:val="28"/>
+          <w:szCs w:val="28"/>
+        </w:rPr>
       </w:pPr>
       <w:r>
         <w:rPr>
@@ -21768,23 +21684,18 @@
           <w:numId w:val="71"/>
         </w:numPr>
         <w:jc w:val="both"/>
-        <w:rPr/>
-      </w:pPr>
-      <w:r>
-        <w:rPr>
-          <w:rFonts w:ascii="aptos" w:hAnsi="aptos"/>
-          <w:sz w:val="28"/>
-          <w:szCs w:val="28"/>
-        </w:rPr>
-        <w:t xml:space="preserve">So we can use </w:t>
-      </w:r>
-      <w:r>
-        <w:rPr>
-          <w:rFonts w:ascii="aptos" w:hAnsi="aptos"/>
-          <w:sz w:val="28"/>
-          <w:szCs w:val="28"/>
-        </w:rPr>
-        <w:t>global component and set the filtered data in it so we can use it anywhere.</w:t>
+        <w:rPr>
+          <w:sz w:val="28"/>
+          <w:szCs w:val="28"/>
+        </w:rPr>
+      </w:pPr>
+      <w:r>
+        <w:rPr>
+          <w:rFonts w:ascii="aptos" w:hAnsi="aptos"/>
+          <w:sz w:val="28"/>
+          <w:szCs w:val="28"/>
+        </w:rPr>
+        <w:t>So we can use global component and set the filtered data in it so we can use it anywhere.</w:t>
       </w:r>
     </w:p>
     <w:p>
@@ -21794,25 +21705,150 @@
           <w:ilvl w:val="0"/>
           <w:numId w:val="71"/>
         </w:numPr>
+        <w:jc w:val="both"/>
+        <w:rPr>
+          <w:sz w:val="28"/>
+          <w:szCs w:val="28"/>
+        </w:rPr>
+      </w:pPr>
+      <w:r>
+        <w:rPr>
+          <w:rFonts w:ascii="aptos" w:hAnsi="aptos"/>
+          <w:sz w:val="28"/>
+          <w:szCs w:val="28"/>
+        </w:rPr>
+        <w:t>We can also tanstack query to store the data in queryKey and queryFn.</w:t>
+      </w:r>
+    </w:p>
+    <w:p>
+      <w:pPr>
+        <w:pStyle w:val="TextBody"/>
+        <w:numPr>
+          <w:ilvl w:val="0"/>
+          <w:numId w:val="71"/>
+        </w:numPr>
+        <w:jc w:val="both"/>
+        <w:rPr>
+          <w:sz w:val="28"/>
+          <w:szCs w:val="28"/>
+        </w:rPr>
+      </w:pPr>
+      <w:r>
+        <w:rPr>
+          <w:sz w:val="28"/>
+          <w:szCs w:val="28"/>
+        </w:rPr>
+        <w:t>Tanstack query stored the data in its cache. When we navigate the pages, the queryClient stays alive, so the cached data is still available.</w:t>
+      </w:r>
+    </w:p>
+    <w:p>
+      <w:pPr>
+        <w:pStyle w:val="TextBody"/>
+        <w:numPr>
+          <w:ilvl w:val="0"/>
+          <w:numId w:val="71"/>
+        </w:numPr>
+        <w:jc w:val="both"/>
+        <w:rPr>
+          <w:sz w:val="28"/>
+          <w:szCs w:val="28"/>
+        </w:rPr>
+      </w:pPr>
+      <w:r>
+        <w:rPr>
+          <w:sz w:val="28"/>
+          <w:szCs w:val="28"/>
+        </w:rPr>
+        <w:t>And also tanstack query send the cached data to all the components which request the queryKey.</w:t>
+      </w:r>
+    </w:p>
+    <w:p>
+      <w:pPr>
+        <w:pStyle w:val="TextBody"/>
+        <w:numPr>
+          <w:ilvl w:val="0"/>
+          <w:numId w:val="71"/>
+        </w:numPr>
+        <w:jc w:val="both"/>
+        <w:rPr>
+          <w:sz w:val="28"/>
+          <w:szCs w:val="28"/>
+        </w:rPr>
+      </w:pPr>
+      <w:r>
+        <w:rPr>
+          <w:rFonts w:ascii="aptos" w:hAnsi="aptos"/>
+          <w:sz w:val="28"/>
+          <w:szCs w:val="28"/>
+        </w:rPr>
+        <w:t>Tanstack query is used for the manage the data that comes from the server.</w:t>
+      </w:r>
+    </w:p>
+    <w:p>
+      <w:pPr>
+        <w:pStyle w:val="TextBody"/>
+        <w:numPr>
+          <w:ilvl w:val="0"/>
+          <w:numId w:val="71"/>
+        </w:numPr>
+        <w:jc w:val="both"/>
+        <w:rPr>
+          <w:sz w:val="28"/>
+          <w:szCs w:val="28"/>
+        </w:rPr>
+      </w:pPr>
+      <w:r>
+        <w:rPr>
+          <w:rFonts w:ascii="aptos" w:hAnsi="aptos"/>
+          <w:sz w:val="28"/>
+          <w:szCs w:val="28"/>
+        </w:rPr>
+        <w:t>There are two main thing in tanstack.</w:t>
+      </w:r>
+    </w:p>
+    <w:p>
+      <w:pPr>
+        <w:pStyle w:val="TextBody"/>
+        <w:numPr>
+          <w:ilvl w:val="0"/>
+          <w:numId w:val="71"/>
+        </w:numPr>
+        <w:jc w:val="both"/>
+        <w:rPr>
+          <w:sz w:val="28"/>
+          <w:szCs w:val="28"/>
+        </w:rPr>
+      </w:pPr>
+      <w:r>
+        <w:rPr>
+          <w:rFonts w:ascii="aptos" w:hAnsi="aptos"/>
+          <w:sz w:val="28"/>
+          <w:szCs w:val="28"/>
+        </w:rPr>
+        <w:t>QueryFn: it is the function that actually fetch the data (how to get the data).</w:t>
+      </w:r>
+    </w:p>
+    <w:p>
+      <w:pPr>
+        <w:pStyle w:val="TextBody"/>
+        <w:numPr>
+          <w:ilvl w:val="0"/>
+          <w:numId w:val="71"/>
+        </w:numPr>
         <w:spacing w:before="0" w:after="140"/>
         <w:jc w:val="both"/>
-        <w:rPr/>
-      </w:pPr>
-      <w:r>
-        <w:rPr>
-          <w:rFonts w:ascii="aptos" w:hAnsi="aptos"/>
-          <w:sz w:val="28"/>
-          <w:szCs w:val="28"/>
-        </w:rPr>
-        <w:t>W</w:t>
-      </w:r>
-      <w:r>
-        <w:rPr>
-          <w:rFonts w:ascii="aptos" w:hAnsi="aptos"/>
-          <w:sz w:val="28"/>
-          <w:szCs w:val="28"/>
-        </w:rPr>
-        <w:t>e can also use zustand and tanstack query to store the data in queryKey and queryFn.</w:t>
+        <w:rPr>
+          <w:sz w:val="28"/>
+          <w:szCs w:val="28"/>
+        </w:rPr>
+      </w:pPr>
+      <w:r>
+        <w:rPr>
+          <w:rFonts w:ascii="aptos" w:hAnsi="aptos"/>
+          <w:sz w:val="28"/>
+          <w:szCs w:val="28"/>
+        </w:rPr>
+        <w:t>QueryKey: This is unique name for the data.(What data is this?)</w:t>
       </w:r>
     </w:p>
     <w:sectPr>
@@ -31861,7 +31897,7 @@
     <w:pPr>
       <w:widowControl/>
       <w:suppressAutoHyphens w:val="true"/>
-      <w:overflowPunct w:val="true"/>
+      <w:overflowPunct w:val="false"/>
       <w:bidi w:val="0"/>
       <w:spacing w:lineRule="auto" w:line="259" w:before="0" w:after="160"/>
       <w:jc w:val="left"/>
@@ -32469,6 +32505,46 @@
       <w:bCs/>
     </w:rPr>
   </w:style>
+  <w:style w:type="paragraph" w:styleId="PreformattedText">
+    <w:name w:val="Preformatted Text"/>
+    <w:basedOn w:val="Normal"/>
+    <w:qFormat/>
+    <w:pPr>
+      <w:spacing w:before="0" w:after="0"/>
+    </w:pPr>
+    <w:rPr>
+      <w:rFonts w:ascii="Liberation Mono" w:hAnsi="Liberation Mono" w:eastAsia="Liberation Mono" w:cs="Liberation Mono"/>
+      <w:sz w:val="20"/>
+      <w:szCs w:val="20"/>
+    </w:rPr>
+  </w:style>
+  <w:style w:type="paragraph" w:styleId="Quotations">
+    <w:name w:val="Quotations"/>
+    <w:basedOn w:val="Normal"/>
+    <w:qFormat/>
+    <w:pPr>
+      <w:spacing w:before="0" w:after="283"/>
+      <w:ind w:left="567" w:right="567" w:hanging="0"/>
+    </w:pPr>
+    <w:rPr/>
+  </w:style>
+  <w:style w:type="paragraph" w:styleId="HorizontalLine">
+    <w:name w:val="Horizontal Line"/>
+    <w:basedOn w:val="Normal"/>
+    <w:next w:val="TextBody"/>
+    <w:qFormat/>
+    <w:pPr>
+      <w:suppressLineNumbers/>
+      <w:pBdr>
+        <w:bottom w:val="double" w:sz="2" w:space="0" w:color="808080"/>
+      </w:pBdr>
+      <w:spacing w:before="0" w:after="283"/>
+    </w:pPr>
+    <w:rPr>
+      <w:sz w:val="12"/>
+      <w:szCs w:val="12"/>
+    </w:rPr>
+  </w:style>
   <w:style w:type="numbering" w:styleId="NoList">
     <w:name w:val="No List"/>
     <w:qFormat/>

--- a/WEEK 4.1.docx
+++ b/WEEK 4.1.docx
@@ -31897,7 +31897,7 @@
     <w:pPr>
       <w:widowControl/>
       <w:suppressAutoHyphens w:val="true"/>
-      <w:overflowPunct w:val="false"/>
+      <w:overflowPunct w:val="true"/>
       <w:bidi w:val="0"/>
       <w:spacing w:lineRule="auto" w:line="259" w:before="0" w:after="160"/>
       <w:jc w:val="left"/>

--- a/WEEK 4.1.docx
+++ b/WEEK 4.1.docx
@@ -31897,7 +31897,7 @@
     <w:pPr>
       <w:widowControl/>
       <w:suppressAutoHyphens w:val="true"/>
-      <w:overflowPunct w:val="true"/>
+      <w:overflowPunct w:val="false"/>
       <w:bidi w:val="0"/>
       <w:spacing w:lineRule="auto" w:line="259" w:before="0" w:after="160"/>
       <w:jc w:val="left"/>

--- a/WEEK 4.1.docx
+++ b/WEEK 4.1.docx
@@ -21851,6 +21851,20 @@
         <w:t>QueryKey: This is unique name for the data.(What data is this?)</w:t>
       </w:r>
     </w:p>
+    <w:p>
+      <w:pPr>
+        <w:pStyle w:val="TextBody"/>
+        <w:spacing w:before="0" w:after="140"/>
+        <w:jc w:val="both"/>
+        <w:rPr>
+          <w:sz w:val="28"/>
+          <w:szCs w:val="28"/>
+        </w:rPr>
+      </w:pPr>
+      <w:r>
+        <w:rPr/>
+      </w:r>
+    </w:p>
     <w:sectPr>
       <w:type w:val="nextPage"/>
       <w:pgSz w:w="11906" w:h="16838"/>
